--- a/gulp-mu-css/docs/microCSS-en.docx
+++ b/gulp-mu-css/docs/microCSS-en.docx
@@ -136,7 +136,7 @@
           <w:sz w:val="24"/>
           <w:szCs w:val="24"/>
         </w:rPr>
-        <w:t>Version 2.5.7</w:t>
+        <w:t>Version 2.5.8</w:t>
       </w:r>
     </w:p>
     <w:p>
@@ -151,7 +151,7 @@
           <w:sz w:val="24"/>
           <w:szCs w:val="24"/>
         </w:rPr>
-        <w:t>2026-06-20</w:t>
+        <w:t>2026-07-02</w:t>
       </w:r>
     </w:p>
     <w:p>
@@ -215,7 +215,7 @@
             </w:rPr>
             <w:fldChar w:fldCharType="separate"/>
           </w:r>
-          <w:hyperlink w:anchor="__RefHeading___Toc5058_1659553824" w:tooltip="1 Introduction">
+          <w:hyperlink w:anchor="__RefHeading___Toc5348_3649171182" w:tooltip="1 Introduction">
             <w:r>
               <w:rPr>
                 <w:rStyle w:val="Verzeichnissprung"/>
@@ -235,7 +235,7 @@
             </w:tabs>
             <w:rPr/>
           </w:pPr>
-          <w:hyperlink w:anchor="__RefHeading___Toc5060_1659553824" w:tooltip="1.1 Tooling and cost">
+          <w:hyperlink w:anchor="__RefHeading___Toc5350_3649171182" w:tooltip="1.1 Tooling and cost">
             <w:r>
               <w:rPr>
                 <w:rStyle w:val="Verzeichnissprung"/>
@@ -255,7 +255,7 @@
             </w:tabs>
             <w:rPr/>
           </w:pPr>
-          <w:hyperlink w:anchor="__RefHeading___Toc5062_1659553824" w:tooltip="1.2 Draft workflow (authoring + watch)">
+          <w:hyperlink w:anchor="__RefHeading___Toc5352_3649171182" w:tooltip="1.2 Draft workflow (authoring + watch)">
             <w:r>
               <w:rPr>
                 <w:rStyle w:val="Verzeichnissprung"/>
@@ -275,7 +275,7 @@
             </w:tabs>
             <w:rPr/>
           </w:pPr>
-          <w:hyperlink w:anchor="__RefHeading___Toc5064_1659553824" w:tooltip="1.2.1 Photopea (browser, optional)">
+          <w:hyperlink w:anchor="__RefHeading___Toc5354_3649171182" w:tooltip="1.2.1 Photopea (browser, optional)">
             <w:r>
               <w:rPr>
                 <w:rStyle w:val="Verzeichnissprung"/>
@@ -295,7 +295,7 @@
             </w:tabs>
             <w:rPr/>
           </w:pPr>
-          <w:hyperlink w:anchor="__RefHeading___Toc5066_1659553824" w:tooltip="1.3 Context: Why µCSS™?">
+          <w:hyperlink w:anchor="__RefHeading___Toc5356_3649171182" w:tooltip="1.3 Context: Why µCSS™?">
             <w:r>
               <w:rPr>
                 <w:rStyle w:val="Verzeichnissprung"/>
@@ -315,7 +315,7 @@
             </w:tabs>
             <w:rPr/>
           </w:pPr>
-          <w:hyperlink w:anchor="__RefHeading___Toc5068_1659553824" w:tooltip="2 Installation and getting started">
+          <w:hyperlink w:anchor="__RefHeading___Toc5358_3649171182" w:tooltip="2 Installation and getting started">
             <w:r>
               <w:rPr>
                 <w:rStyle w:val="Verzeichnissprung"/>
@@ -335,7 +335,7 @@
             </w:tabs>
             <w:rPr/>
           </w:pPr>
-          <w:hyperlink w:anchor="__RefHeading___Toc5070_1659553824" w:tooltip="3 Use cases">
+          <w:hyperlink w:anchor="__RefHeading___Toc5360_3649171182" w:tooltip="3 Use cases">
             <w:r>
               <w:rPr>
                 <w:rStyle w:val="Verzeichnissprung"/>
@@ -355,7 +355,7 @@
             </w:tabs>
             <w:rPr/>
           </w:pPr>
-          <w:hyperlink w:anchor="__RefHeading___Toc5072_1659553824" w:tooltip="3.1 Named properties (variables)">
+          <w:hyperlink w:anchor="__RefHeading___Toc5362_3649171182" w:tooltip="3.1 Named properties (variables)">
             <w:r>
               <w:rPr>
                 <w:rStyle w:val="Verzeichnissprung"/>
@@ -375,7 +375,7 @@
             </w:tabs>
             <w:rPr/>
           </w:pPr>
-          <w:hyperlink w:anchor="__RefHeading___Toc5074_1659553824" w:tooltip="3.2 Calculations and expressions">
+          <w:hyperlink w:anchor="__RefHeading___Toc5364_3649171182" w:tooltip="3.2 Calculations and expressions">
             <w:r>
               <w:rPr>
                 <w:rStyle w:val="Verzeichnissprung"/>
@@ -395,7 +395,7 @@
             </w:tabs>
             <w:rPr/>
           </w:pPr>
-          <w:hyperlink w:anchor="__RefHeading___Toc5076_1659553824" w:tooltip="3.3 Multiple layouts via skin manifests">
+          <w:hyperlink w:anchor="__RefHeading___Toc5366_3649171182" w:tooltip="3.3 Multiple layouts via skin manifests">
             <w:r>
               <w:rPr>
                 <w:rStyle w:val="Verzeichnissprung"/>
@@ -415,7 +415,7 @@
             </w:tabs>
             <w:rPr/>
           </w:pPr>
-          <w:hyperlink w:anchor="__RefHeading___Toc5078_1659553824" w:tooltip="3.4 Automatic sprite generation">
+          <w:hyperlink w:anchor="__RefHeading___Toc5368_3649171182" w:tooltip="3.4 Automatic sprite generation">
             <w:r>
               <w:rPr>
                 <w:rStyle w:val="Verzeichnissprung"/>
@@ -435,12 +435,12 @@
             </w:tabs>
             <w:rPr/>
           </w:pPr>
-          <w:hyperlink w:anchor="__RefHeading___Toc5080_1659553824" w:tooltip="3.5 Preloading images (preload)">
+          <w:hyperlink w:anchor="__RefHeading___Toc5370_3649171182" w:tooltip="3.5 Inlining images (DataUri)">
             <w:r>
               <w:rPr>
                 <w:rStyle w:val="Verzeichnissprung"/>
               </w:rPr>
-              <w:t>3.5 Preloading images (preload)</w:t>
+              <w:t>3.5 Inlining images (DataUri)</w:t>
               <w:tab/>
               <w:t>11</w:t>
             </w:r>
@@ -455,14 +455,14 @@
             </w:tabs>
             <w:rPr/>
           </w:pPr>
-          <w:hyperlink w:anchor="__RefHeading___Toc5082_1659553824" w:tooltip="3.6 Cursors with hotspot and fallback">
+          <w:hyperlink w:anchor="__RefHeading___Toc5372_3649171182" w:tooltip="3.6 Preloading images (preload)">
             <w:r>
               <w:rPr>
                 <w:rStyle w:val="Verzeichnissprung"/>
               </w:rPr>
-              <w:t>3.6 Cursors with hotspot and fallback</w:t>
+              <w:t>3.6 Preloading images (preload)</w:t>
               <w:tab/>
-              <w:t>11</w:t>
+              <w:t>12</w:t>
             </w:r>
           </w:hyperlink>
         </w:p>
@@ -475,14 +475,34 @@
             </w:tabs>
             <w:rPr/>
           </w:pPr>
-          <w:hyperlink w:anchor="__RefHeading___Toc5084_1659553824" w:tooltip="3.7 Automatic image generation (media steps)">
+          <w:hyperlink w:anchor="__RefHeading___Toc5374_3649171182" w:tooltip="3.7 Cursors with hotspot and fallback">
             <w:r>
               <w:rPr>
                 <w:rStyle w:val="Verzeichnissprung"/>
               </w:rPr>
-              <w:t>3.7 Automatic image generation (media steps)</w:t>
+              <w:t>3.7 Cursors with hotspot and fallback</w:t>
               <w:tab/>
-              <w:t>11</w:t>
+              <w:t>12</w:t>
+            </w:r>
+          </w:hyperlink>
+        </w:p>
+        <w:p>
+          <w:pPr>
+            <w:pStyle w:val="TOC2"/>
+            <w:tabs>
+              <w:tab w:val="clear" w:pos="8743"/>
+              <w:tab w:val="right" w:pos="9025" w:leader="dot"/>
+            </w:tabs>
+            <w:rPr/>
+          </w:pPr>
+          <w:hyperlink w:anchor="__RefHeading___Toc5376_3649171182" w:tooltip="3.8 Automatic image generation (media steps)">
+            <w:r>
+              <w:rPr>
+                <w:rStyle w:val="Verzeichnissprung"/>
+              </w:rPr>
+              <w:t>3.8 Automatic image generation (media steps)</w:t>
+              <w:tab/>
+              <w:t>12</w:t>
             </w:r>
           </w:hyperlink>
         </w:p>
@@ -495,14 +515,14 @@
             </w:tabs>
             <w:rPr/>
           </w:pPr>
-          <w:hyperlink w:anchor="__RefHeading___Toc5086_1659553824" w:tooltip="3.7.1 Custom media steps (plugins)">
+          <w:hyperlink w:anchor="__RefHeading___Toc5378_3649171182" w:tooltip="3.8.1 Custom media steps (plugins)">
             <w:r>
               <w:rPr>
                 <w:rStyle w:val="Verzeichnissprung"/>
               </w:rPr>
-              <w:t>3.7.1 Custom media steps (plugins)</w:t>
+              <w:t>3.8.1 Custom media steps (plugins)</w:t>
               <w:tab/>
-              <w:t>12</w:t>
+              <w:t>13</w:t>
             </w:r>
           </w:hyperlink>
         </w:p>
@@ -515,14 +535,14 @@
             </w:tabs>
             <w:rPr/>
           </w:pPr>
-          <w:hyperlink w:anchor="__RefHeading___Toc5088_1659553824" w:tooltip="4 microPS (µPS) — image generators">
+          <w:hyperlink w:anchor="__RefHeading___Toc5380_3649171182" w:tooltip="4 microPS (µPS) — image generators">
             <w:r>
               <w:rPr>
                 <w:rStyle w:val="Verzeichnissprung"/>
               </w:rPr>
               <w:t>4 microPS (µPS) — image generators</w:t>
               <w:tab/>
-              <w:t>15</w:t>
+              <w:t>16</w:t>
             </w:r>
           </w:hyperlink>
         </w:p>
@@ -535,14 +555,14 @@
             </w:tabs>
             <w:rPr/>
           </w:pPr>
-          <w:hyperlink w:anchor="__RefHeading___Toc5090_1659553824" w:tooltip="4.1 API overview">
+          <w:hyperlink w:anchor="__RefHeading___Toc5382_3649171182" w:tooltip="4.1 API overview">
             <w:r>
               <w:rPr>
                 <w:rStyle w:val="Verzeichnissprung"/>
               </w:rPr>
               <w:t>4.1 API overview</w:t>
               <w:tab/>
-              <w:t>15</w:t>
+              <w:t>16</w:t>
             </w:r>
           </w:hyperlink>
         </w:p>
@@ -555,14 +575,14 @@
             </w:tabs>
             <w:rPr/>
           </w:pPr>
-          <w:hyperlink w:anchor="__RefHeading___Toc5092_1659553824" w:tooltip="4.2 ButtonAndIconCreator">
+          <w:hyperlink w:anchor="__RefHeading___Toc5384_3649171182" w:tooltip="4.2 ButtonAndIconCreator">
             <w:r>
               <w:rPr>
                 <w:rStyle w:val="Verzeichnissprung"/>
               </w:rPr>
               <w:t>4.2 ButtonAndIconCreator</w:t>
               <w:tab/>
-              <w:t>15</w:t>
+              <w:t>16</w:t>
             </w:r>
           </w:hyperlink>
         </w:p>
@@ -575,14 +595,14 @@
             </w:tabs>
             <w:rPr/>
           </w:pPr>
-          <w:hyperlink w:anchor="__RefHeading___Toc5094_1659553824" w:tooltip="4.2.1 CreateByTopLayerSets — one image per group">
+          <w:hyperlink w:anchor="__RefHeading___Toc5386_3649171182" w:tooltip="4.2.1 CreateByTopLayerSets — one image per group">
             <w:r>
               <w:rPr>
                 <w:rStyle w:val="Verzeichnissprung"/>
               </w:rPr>
               <w:t>4.2.1 CreateByTopLayerSets — one image per group</w:t>
               <w:tab/>
-              <w:t>16</w:t>
+              <w:t>17</w:t>
             </w:r>
           </w:hyperlink>
         </w:p>
@@ -595,14 +615,14 @@
             </w:tabs>
             <w:rPr/>
           </w:pPr>
-          <w:hyperlink w:anchor="__RefHeading___Toc5096_1659553824" w:tooltip="4.3 AppIconMaker">
+          <w:hyperlink w:anchor="__RefHeading___Toc5388_3649171182" w:tooltip="4.3 AppIconMaker">
             <w:r>
               <w:rPr>
                 <w:rStyle w:val="Verzeichnissprung"/>
               </w:rPr>
               <w:t>4.3 AppIconMaker</w:t>
               <w:tab/>
-              <w:t>16</w:t>
+              <w:t>17</w:t>
             </w:r>
           </w:hyperlink>
         </w:p>
@@ -615,14 +635,14 @@
             </w:tabs>
             <w:rPr/>
           </w:pPr>
-          <w:hyperlink w:anchor="__RefHeading___Toc5098_1659553824" w:tooltip="4.4 SpriteAtlas and TileSheet">
+          <w:hyperlink w:anchor="__RefHeading___Toc5390_3649171182" w:tooltip="4.4 SpriteAtlas and TileSheet">
             <w:r>
               <w:rPr>
                 <w:rStyle w:val="Verzeichnissprung"/>
               </w:rPr>
               <w:t>4.4 SpriteAtlas and TileSheet</w:t>
               <w:tab/>
-              <w:t>17</w:t>
+              <w:t>18</w:t>
             </w:r>
           </w:hyperlink>
         </w:p>
@@ -635,14 +655,14 @@
             </w:tabs>
             <w:rPr/>
           </w:pPr>
-          <w:hyperlink w:anchor="__RefHeading___Toc5100_1659553824" w:tooltip="4.5 SequenceStrip and DSD format">
+          <w:hyperlink w:anchor="__RefHeading___Toc5392_3649171182" w:tooltip="4.5 SequenceStrip and DSD format">
             <w:r>
               <w:rPr>
                 <w:rStyle w:val="Verzeichnissprung"/>
               </w:rPr>
               <w:t>4.5 SequenceStrip and DSD format</w:t>
               <w:tab/>
-              <w:t>17</w:t>
+              <w:t>18</w:t>
             </w:r>
           </w:hyperlink>
         </w:p>
@@ -655,14 +675,14 @@
             </w:tabs>
             <w:rPr/>
           </w:pPr>
-          <w:hyperlink w:anchor="__RefHeading___Toc5102_1659553824" w:tooltip="4.5.1 Authoring DSD (`CreateDsdFromImages`)">
+          <w:hyperlink w:anchor="__RefHeading___Toc5394_3649171182" w:tooltip="4.5.1 Authoring DSD (`CreateDsdFromImages`)">
             <w:r>
               <w:rPr>
                 <w:rStyle w:val="Verzeichnissprung"/>
               </w:rPr>
               <w:t>4.5.1 Authoring DSD (`CreateDsdFromImages`)</w:t>
               <w:tab/>
-              <w:t>18</w:t>
+              <w:t>19</w:t>
             </w:r>
           </w:hyperlink>
         </w:p>
@@ -675,14 +695,14 @@
             </w:tabs>
             <w:rPr/>
           </w:pPr>
-          <w:hyperlink w:anchor="__RefHeading___Toc5104_1659553824" w:tooltip="4.5.2 PSD sequence groups">
+          <w:hyperlink w:anchor="__RefHeading___Toc5396_3649171182" w:tooltip="4.5.2 PSD sequence groups">
             <w:r>
               <w:rPr>
                 <w:rStyle w:val="Verzeichnissprung"/>
               </w:rPr>
               <w:t>4.5.2 PSD sequence groups</w:t>
               <w:tab/>
-              <w:t>18</w:t>
+              <w:t>19</w:t>
             </w:r>
           </w:hyperlink>
         </w:p>
@@ -695,14 +715,14 @@
             </w:tabs>
             <w:rPr/>
           </w:pPr>
-          <w:hyperlink w:anchor="__RefHeading___Toc5106_1659553824" w:tooltip="4.6 Raster model, I/O and canvas size">
+          <w:hyperlink w:anchor="__RefHeading___Toc5398_3649171182" w:tooltip="4.6 Raster model, I/O and canvas size">
             <w:r>
               <w:rPr>
                 <w:rStyle w:val="Verzeichnissprung"/>
               </w:rPr>
               <w:t>4.6 Raster model, I/O and canvas size</w:t>
               <w:tab/>
-              <w:t>19</w:t>
+              <w:t>20</w:t>
             </w:r>
           </w:hyperlink>
         </w:p>
@@ -715,14 +735,14 @@
             </w:tabs>
             <w:rPr/>
           </w:pPr>
-          <w:hyperlink w:anchor="__RefHeading___Toc5108_1659553824" w:tooltip="4.7 Adjustments and masks">
+          <w:hyperlink w:anchor="__RefHeading___Toc5400_3649171182" w:tooltip="4.7 Adjustments and masks">
             <w:r>
               <w:rPr>
                 <w:rStyle w:val="Verzeichnissprung"/>
               </w:rPr>
               <w:t>4.7 Adjustments and masks</w:t>
               <w:tab/>
-              <w:t>19</w:t>
+              <w:t>20</w:t>
             </w:r>
           </w:hyperlink>
         </w:p>
@@ -735,14 +755,14 @@
             </w:tabs>
             <w:rPr/>
           </w:pPr>
-          <w:hyperlink w:anchor="__RefHeading___Toc5110_1659553824" w:tooltip="4.7.1 Masks">
+          <w:hyperlink w:anchor="__RefHeading___Toc5402_3649171182" w:tooltip="4.7.1 Masks">
             <w:r>
               <w:rPr>
                 <w:rStyle w:val="Verzeichnissprung"/>
               </w:rPr>
               <w:t>4.7.1 Masks</w:t>
               <w:tab/>
-              <w:t>19</w:t>
+              <w:t>20</w:t>
             </w:r>
           </w:hyperlink>
         </w:p>
@@ -755,14 +775,14 @@
             </w:tabs>
             <w:rPr/>
           </w:pPr>
-          <w:hyperlink w:anchor="__RefHeading___Toc5112_1659553824" w:tooltip="4.7.2 Selection engine">
+          <w:hyperlink w:anchor="__RefHeading___Toc5404_3649171182" w:tooltip="4.7.2 Selection engine">
             <w:r>
               <w:rPr>
                 <w:rStyle w:val="Verzeichnissprung"/>
               </w:rPr>
               <w:t>4.7.2 Selection engine</w:t>
               <w:tab/>
-              <w:t>20</w:t>
+              <w:t>21</w:t>
             </w:r>
           </w:hyperlink>
         </w:p>
@@ -775,14 +795,14 @@
             </w:tabs>
             <w:rPr/>
           </w:pPr>
-          <w:hyperlink w:anchor="__RefHeading___Toc5114_1659553824" w:tooltip="4.7.3 ApplyGamma">
+          <w:hyperlink w:anchor="__RefHeading___Toc5406_3649171182" w:tooltip="4.7.3 ApplyGamma">
             <w:r>
               <w:rPr>
                 <w:rStyle w:val="Verzeichnissprung"/>
               </w:rPr>
               <w:t>4.7.3 ApplyGamma</w:t>
               <w:tab/>
-              <w:t>20</w:t>
+              <w:t>21</w:t>
             </w:r>
           </w:hyperlink>
         </w:p>
@@ -795,14 +815,14 @@
             </w:tabs>
             <w:rPr/>
           </w:pPr>
-          <w:hyperlink w:anchor="__RefHeading___Toc5116_1659553824" w:tooltip="4.7.4 ApplyBrightnessContrast">
+          <w:hyperlink w:anchor="__RefHeading___Toc5408_3649171182" w:tooltip="4.7.4 ApplyBrightnessContrast">
             <w:r>
               <w:rPr>
                 <w:rStyle w:val="Verzeichnissprung"/>
               </w:rPr>
               <w:t>4.7.4 ApplyBrightnessContrast</w:t>
               <w:tab/>
-              <w:t>20</w:t>
+              <w:t>21</w:t>
             </w:r>
           </w:hyperlink>
         </w:p>
@@ -815,14 +835,14 @@
             </w:tabs>
             <w:rPr/>
           </w:pPr>
-          <w:hyperlink w:anchor="__RefHeading___Toc5118_1659553824" w:tooltip="4.7.5 ApplyHueSaturation">
+          <w:hyperlink w:anchor="__RefHeading___Toc5410_3649171182" w:tooltip="4.7.5 ApplyHueSaturation">
             <w:r>
               <w:rPr>
                 <w:rStyle w:val="Verzeichnissprung"/>
               </w:rPr>
               <w:t>4.7.5 ApplyHueSaturation</w:t>
               <w:tab/>
-              <w:t>20</w:t>
+              <w:t>21</w:t>
             </w:r>
           </w:hyperlink>
         </w:p>
@@ -835,14 +855,14 @@
             </w:tabs>
             <w:rPr/>
           </w:pPr>
-          <w:hyperlink w:anchor="__RefHeading___Toc5120_1659553824" w:tooltip="4.7.6 ApplyAdjustmentStack">
+          <w:hyperlink w:anchor="__RefHeading___Toc5412_3649171182" w:tooltip="4.7.6 ApplyAdjustmentStack">
             <w:r>
               <w:rPr>
                 <w:rStyle w:val="Verzeichnissprung"/>
               </w:rPr>
               <w:t>4.7.6 ApplyAdjustmentStack</w:t>
               <w:tab/>
-              <w:t>20</w:t>
+              <w:t>21</w:t>
             </w:r>
           </w:hyperlink>
         </w:p>
@@ -855,14 +875,14 @@
             </w:tabs>
             <w:rPr/>
           </w:pPr>
-          <w:hyperlink w:anchor="__RefHeading___Toc5122_1659553824" w:tooltip="4.8 Raster transforms">
+          <w:hyperlink w:anchor="__RefHeading___Toc5414_3649171182" w:tooltip="4.8 Raster transforms">
             <w:r>
               <w:rPr>
                 <w:rStyle w:val="Verzeichnissprung"/>
               </w:rPr>
               <w:t>4.8 Raster transforms</w:t>
               <w:tab/>
-              <w:t>21</w:t>
+              <w:t>22</w:t>
             </w:r>
           </w:hyperlink>
         </w:p>
@@ -875,14 +895,14 @@
             </w:tabs>
             <w:rPr/>
           </w:pPr>
-          <w:hyperlink w:anchor="__RefHeading___Toc5124_1659553824" w:tooltip="4.9 ExtendScript entry point (`MuPsDoc`)">
+          <w:hyperlink w:anchor="__RefHeading___Toc5416_3649171182" w:tooltip="4.9 ExtendScript entry point (`MuPsDoc`)">
             <w:r>
               <w:rPr>
                 <w:rStyle w:val="Verzeichnissprung"/>
               </w:rPr>
               <w:t>4.9 ExtendScript entry point (`MuPsDoc`)</w:t>
               <w:tab/>
-              <w:t>21</w:t>
+              <w:t>22</w:t>
             </w:r>
           </w:hyperlink>
         </w:p>
@@ -895,14 +915,14 @@
             </w:tabs>
             <w:rPr/>
           </w:pPr>
-          <w:hyperlink w:anchor="__RefHeading___Toc5126_1659553824" w:tooltip="4.10 PSD compositor and layer compositing">
+          <w:hyperlink w:anchor="__RefHeading___Toc5418_3649171182" w:tooltip="4.10 PSD compositor and layer compositing">
             <w:r>
               <w:rPr>
                 <w:rStyle w:val="Verzeichnissprung"/>
               </w:rPr>
               <w:t>4.10 PSD compositor and layer compositing</w:t>
               <w:tab/>
-              <w:t>22</w:t>
+              <w:t>23</w:t>
             </w:r>
           </w:hyperlink>
         </w:p>
@@ -915,14 +935,14 @@
             </w:tabs>
             <w:rPr/>
           </w:pPr>
-          <w:hyperlink w:anchor="__RefHeading___Toc5128_1659553824" w:tooltip="4.10.1 Reproduced layer effects (layer styles)">
+          <w:hyperlink w:anchor="__RefHeading___Toc5420_3649171182" w:tooltip="4.10.1 Reproduced layer effects (layer styles)">
             <w:r>
               <w:rPr>
                 <w:rStyle w:val="Verzeichnissprung"/>
               </w:rPr>
               <w:t>4.10.1 Reproduced layer effects (layer styles)</w:t>
               <w:tab/>
-              <w:t>22</w:t>
+              <w:t>23</w:t>
             </w:r>
           </w:hyperlink>
         </w:p>
@@ -935,14 +955,14 @@
             </w:tabs>
             <w:rPr/>
           </w:pPr>
-          <w:hyperlink w:anchor="__RefHeading___Toc5130_1659553824" w:tooltip="4.10.2 Style transfer (ButtonAndIconCreator) vs. layer links">
+          <w:hyperlink w:anchor="__RefHeading___Toc5422_3649171182" w:tooltip="4.10.2 Style transfer (ButtonAndIconCreator) vs. layer links">
             <w:r>
               <w:rPr>
                 <w:rStyle w:val="Verzeichnissprung"/>
               </w:rPr>
               <w:t>4.10.2 Style transfer (ButtonAndIconCreator) vs. layer links</w:t>
               <w:tab/>
-              <w:t>24</w:t>
+              <w:t>25</w:t>
             </w:r>
           </w:hyperlink>
         </w:p>
@@ -955,14 +975,14 @@
             </w:tabs>
             <w:rPr/>
           </w:pPr>
-          <w:hyperlink w:anchor="__RefHeading___Toc5132_1659553824" w:tooltip="4.10.3 Opacity model (three independent controls)">
+          <w:hyperlink w:anchor="__RefHeading___Toc5424_3649171182" w:tooltip="4.10.3 Opacity model (three independent controls)">
             <w:r>
               <w:rPr>
                 <w:rStyle w:val="Verzeichnissprung"/>
               </w:rPr>
               <w:t>4.10.3 Opacity model (three independent controls)</w:t>
               <w:tab/>
-              <w:t>24</w:t>
+              <w:t>25</w:t>
             </w:r>
           </w:hyperlink>
         </w:p>
@@ -975,14 +995,14 @@
             </w:tabs>
             <w:rPr/>
           </w:pPr>
-          <w:hyperlink w:anchor="__RefHeading___Toc5134_1659553824" w:tooltip="4.10.4 Reference PSD and Adobe ground truth">
+          <w:hyperlink w:anchor="__RefHeading___Toc5426_3649171182" w:tooltip="4.10.4 Reference PSD and Adobe ground truth">
             <w:r>
               <w:rPr>
                 <w:rStyle w:val="Verzeichnissprung"/>
               </w:rPr>
               <w:t>4.10.4 Reference PSD and Adobe ground truth</w:t>
               <w:tab/>
-              <w:t>25</w:t>
+              <w:t>26</w:t>
             </w:r>
           </w:hyperlink>
         </w:p>
@@ -995,14 +1015,14 @@
             </w:tabs>
             <w:rPr/>
           </w:pPr>
-          <w:hyperlink w:anchor="__RefHeading___Toc5136_1659553824" w:tooltip="4.10.5 Tools (µPS development)">
+          <w:hyperlink w:anchor="__RefHeading___Toc5428_3649171182" w:tooltip="4.10.5 Tools (µPS development)">
             <w:r>
               <w:rPr>
                 <w:rStyle w:val="Verzeichnissprung"/>
               </w:rPr>
               <w:t>4.10.5 Tools (µPS development)</w:t>
               <w:tab/>
-              <w:t>25</w:t>
+              <w:t>26</w:t>
             </w:r>
           </w:hyperlink>
         </w:p>
@@ -1015,14 +1035,14 @@
             </w:tabs>
             <w:rPr/>
           </w:pPr>
-          <w:hyperlink w:anchor="__RefHeading___Toc5138_1659553824" w:tooltip="4.11 Draft workflow (authoring + watch)">
+          <w:hyperlink w:anchor="__RefHeading___Toc5430_3649171182" w:tooltip="4.11 Draft workflow (authoring + watch)">
             <w:r>
               <w:rPr>
                 <w:rStyle w:val="Verzeichnissprung"/>
               </w:rPr>
               <w:t>4.11 Draft workflow (authoring + watch)</w:t>
               <w:tab/>
-              <w:t>25</w:t>
+              <w:t>26</w:t>
             </w:r>
           </w:hyperlink>
         </w:p>
@@ -1035,14 +1055,14 @@
             </w:tabs>
             <w:rPr/>
           </w:pPr>
-          <w:hyperlink w:anchor="__RefHeading___Toc5140_1659553824" w:tooltip="4.11.1 Intermediate steps raw → final (`outputBase`)">
+          <w:hyperlink w:anchor="__RefHeading___Toc5432_3649171182" w:tooltip="4.11.1 Intermediate steps raw → final (`outputBase`)">
             <w:r>
               <w:rPr>
                 <w:rStyle w:val="Verzeichnissprung"/>
               </w:rPr>
               <w:t>4.11.1 Intermediate steps raw → final (`outputBase`)</w:t>
               <w:tab/>
-              <w:t>26</w:t>
+              <w:t>27</w:t>
             </w:r>
           </w:hyperlink>
         </w:p>
@@ -1055,14 +1075,14 @@
             </w:tabs>
             <w:rPr/>
           </w:pPr>
-          <w:hyperlink w:anchor="__RefHeading___Toc5142_1659553824" w:tooltip="5 microAU (µAU) — sound atlas">
+          <w:hyperlink w:anchor="__RefHeading___Toc5434_3649171182" w:tooltip="5 microAU (µAU) — sound atlas">
             <w:r>
               <w:rPr>
                 <w:rStyle w:val="Verzeichnissprung"/>
               </w:rPr>
               <w:t>5 microAU (µAU) — sound atlas</w:t>
               <w:tab/>
-              <w:t>27</w:t>
+              <w:t>28</w:t>
             </w:r>
           </w:hyperlink>
         </w:p>
@@ -1075,14 +1095,14 @@
             </w:tabs>
             <w:rPr/>
           </w:pPr>
-          <w:hyperlink w:anchor="__RefHeading___Toc5144_1659553824" w:tooltip="5.1 API overview">
+          <w:hyperlink w:anchor="__RefHeading___Toc5436_3649171182" w:tooltip="5.1 API overview">
             <w:r>
               <w:rPr>
                 <w:rStyle w:val="Verzeichnissprung"/>
               </w:rPr>
               <w:t>5.1 API overview</w:t>
               <w:tab/>
-              <w:t>27</w:t>
+              <w:t>28</w:t>
             </w:r>
           </w:hyperlink>
         </w:p>
@@ -1095,14 +1115,14 @@
             </w:tabs>
             <w:rPr/>
           </w:pPr>
-          <w:hyperlink w:anchor="__RefHeading___Toc5146_1659553824" w:tooltip="5.2 SoundAtlasMaker">
+          <w:hyperlink w:anchor="__RefHeading___Toc5438_3649171182" w:tooltip="5.2 SoundAtlasMaker">
             <w:r>
               <w:rPr>
                 <w:rStyle w:val="Verzeichnissprung"/>
               </w:rPr>
               <w:t>5.2 SoundAtlasMaker</w:t>
               <w:tab/>
-              <w:t>27</w:t>
+              <w:t>28</w:t>
             </w:r>
           </w:hyperlink>
         </w:p>
@@ -1115,14 +1135,14 @@
             </w:tabs>
             <w:rPr/>
           </w:pPr>
-          <w:hyperlink w:anchor="__RefHeading___Toc5148_1659553824" w:tooltip="5.2.1 Loop points in file names">
+          <w:hyperlink w:anchor="__RefHeading___Toc5440_3649171182" w:tooltip="5.2.1 Loop points in file names">
             <w:r>
               <w:rPr>
                 <w:rStyle w:val="Verzeichnissprung"/>
               </w:rPr>
               <w:t>5.2.1 Loop points in file names</w:t>
               <w:tab/>
-              <w:t>27</w:t>
+              <w:t>28</w:t>
             </w:r>
           </w:hyperlink>
         </w:p>
@@ -1135,14 +1155,14 @@
             </w:tabs>
             <w:rPr/>
           </w:pPr>
-          <w:hyperlink w:anchor="__RefHeading___Toc5150_1659553824" w:tooltip="5.2.2 JSON format">
+          <w:hyperlink w:anchor="__RefHeading___Toc5442_3649171182" w:tooltip="5.2.2 JSON format">
             <w:r>
               <w:rPr>
                 <w:rStyle w:val="Verzeichnissprung"/>
               </w:rPr>
               <w:t>5.2.2 JSON format</w:t>
               <w:tab/>
-              <w:t>28</w:t>
+              <w:t>29</w:t>
             </w:r>
           </w:hyperlink>
         </w:p>
@@ -1155,14 +1175,14 @@
             </w:tabs>
             <w:rPr/>
           </w:pPr>
-          <w:hyperlink w:anchor="__RefHeading___Toc5152_1659553824" w:tooltip="5.2.3 MP3 inputs">
+          <w:hyperlink w:anchor="__RefHeading___Toc5444_3649171182" w:tooltip="5.2.3 MP3 inputs">
             <w:r>
               <w:rPr>
                 <w:rStyle w:val="Verzeichnissprung"/>
               </w:rPr>
               <w:t>5.2.3 MP3 inputs</w:t>
               <w:tab/>
-              <w:t>28</w:t>
+              <w:t>29</w:t>
             </w:r>
           </w:hyperlink>
         </w:p>
@@ -1175,14 +1195,14 @@
             </w:tabs>
             <w:rPr/>
           </w:pPr>
-          <w:hyperlink w:anchor="__RefHeading___Toc5154_1659553824" w:tooltip="5.3 µCSS™ integration (manifest `sounds`)">
+          <w:hyperlink w:anchor="__RefHeading___Toc5446_3649171182" w:tooltip="5.3 µCSS™ integration (manifest `sounds`)">
             <w:r>
               <w:rPr>
                 <w:rStyle w:val="Verzeichnissprung"/>
               </w:rPr>
               <w:t>5.3 µCSS™ integration (manifest `sounds`)</w:t>
               <w:tab/>
-              <w:t>28</w:t>
+              <w:t>29</w:t>
             </w:r>
           </w:hyperlink>
         </w:p>
@@ -1195,14 +1215,14 @@
             </w:tabs>
             <w:rPr/>
           </w:pPr>
-          <w:hyperlink w:anchor="__RefHeading___Toc5156_1659553824" w:tooltip="5.3.1 Planned: CSS sounds, auto-wiring &amp; handler overrides">
+          <w:hyperlink w:anchor="__RefHeading___Toc5448_3649171182" w:tooltip="5.3.1 Planned: CSS sounds, auto-wiring &amp; handler overrides">
             <w:r>
               <w:rPr>
                 <w:rStyle w:val="Verzeichnissprung"/>
               </w:rPr>
               <w:t>5.3.1 Planned: CSS sounds, auto-wiring &amp; handler overrides</w:t>
               <w:tab/>
-              <w:t>28</w:t>
+              <w:t>29</w:t>
             </w:r>
           </w:hyperlink>
         </w:p>
@@ -1215,14 +1235,14 @@
             </w:tabs>
             <w:rPr/>
           </w:pPr>
-          <w:hyperlink w:anchor="__RefHeading___Toc5158_1659553824" w:tooltip="6 microFT (µFT) — icon font">
+          <w:hyperlink w:anchor="__RefHeading___Toc5450_3649171182" w:tooltip="6 microFT (µFT) — icon font">
             <w:r>
               <w:rPr>
                 <w:rStyle w:val="Verzeichnissprung"/>
               </w:rPr>
               <w:t>6 microFT (µFT) — icon font</w:t>
               <w:tab/>
-              <w:t>29</w:t>
+              <w:t>30</w:t>
             </w:r>
           </w:hyperlink>
         </w:p>
@@ -1235,14 +1255,14 @@
             </w:tabs>
             <w:rPr/>
           </w:pPr>
-          <w:hyperlink w:anchor="__RefHeading___Toc5160_1659553824" w:tooltip="6.1 Glyph naming">
+          <w:hyperlink w:anchor="__RefHeading___Toc5452_3649171182" w:tooltip="6.1 Glyph naming">
             <w:r>
               <w:rPr>
                 <w:rStyle w:val="Verzeichnissprung"/>
               </w:rPr>
               <w:t>6.1 Glyph naming</w:t>
               <w:tab/>
-              <w:t>29</w:t>
+              <w:t>30</w:t>
             </w:r>
           </w:hyperlink>
         </w:p>
@@ -1255,14 +1275,14 @@
             </w:tabs>
             <w:rPr/>
           </w:pPr>
-          <w:hyperlink w:anchor="__RefHeading___Toc5162_1659553824" w:tooltip="6.2 FontGenerator">
+          <w:hyperlink w:anchor="__RefHeading___Toc5454_3649171182" w:tooltip="6.2 FontGenerator">
             <w:r>
               <w:rPr>
                 <w:rStyle w:val="Verzeichnissprung"/>
               </w:rPr>
               <w:t>6.2 FontGenerator</w:t>
               <w:tab/>
-              <w:t>29</w:t>
+              <w:t>30</w:t>
             </w:r>
           </w:hyperlink>
         </w:p>
@@ -1275,14 +1295,14 @@
             </w:tabs>
             <w:rPr/>
           </w:pPr>
-          <w:hyperlink w:anchor="__RefHeading___Toc5164_1659553824" w:tooltip="6.3 API building blocks">
+          <w:hyperlink w:anchor="__RefHeading___Toc5456_3649171182" w:tooltip="6.3 API building blocks">
             <w:r>
               <w:rPr>
                 <w:rStyle w:val="Verzeichnissprung"/>
               </w:rPr>
               <w:t>6.3 API building blocks</w:t>
               <w:tab/>
-              <w:t>30</w:t>
+              <w:t>31</w:t>
             </w:r>
           </w:hyperlink>
         </w:p>
@@ -1295,14 +1315,14 @@
             </w:tabs>
             <w:rPr/>
           </w:pPr>
-          <w:hyperlink w:anchor="__RefHeading___Toc5166_1659553824" w:tooltip="6.4 µCSS™ integration">
+          <w:hyperlink w:anchor="__RefHeading___Toc5458_3649171182" w:tooltip="6.4 µCSS™ integration">
             <w:r>
               <w:rPr>
                 <w:rStyle w:val="Verzeichnissprung"/>
               </w:rPr>
               <w:t>6.4 µCSS™ integration</w:t>
               <w:tab/>
-              <w:t>30</w:t>
+              <w:t>31</w:t>
             </w:r>
           </w:hyperlink>
         </w:p>
@@ -1315,14 +1335,14 @@
             </w:tabs>
             <w:rPr/>
           </w:pPr>
-          <w:hyperlink w:anchor="__RefHeading___Toc5168_1659553824" w:tooltip="7 Vue and component co-location">
+          <w:hyperlink w:anchor="__RefHeading___Toc5460_3649171182" w:tooltip="7 Vue and component co-location">
             <w:r>
               <w:rPr>
                 <w:rStyle w:val="Verzeichnissprung"/>
               </w:rPr>
               <w:t>7 Vue and component co-location</w:t>
               <w:tab/>
-              <w:t>31</w:t>
+              <w:t>32</w:t>
             </w:r>
           </w:hyperlink>
         </w:p>
@@ -1335,14 +1355,14 @@
             </w:tabs>
             <w:rPr/>
           </w:pPr>
-          <w:hyperlink w:anchor="__RefHeading___Toc5170_1659553824" w:tooltip="7.1 Workflow">
+          <w:hyperlink w:anchor="__RefHeading___Toc5462_3649171182" w:tooltip="7.1 Workflow">
             <w:r>
               <w:rPr>
                 <w:rStyle w:val="Verzeichnissprung"/>
               </w:rPr>
               <w:t>7.1 Workflow</w:t>
               <w:tab/>
-              <w:t>31</w:t>
+              <w:t>32</w:t>
             </w:r>
           </w:hyperlink>
         </w:p>
@@ -1355,14 +1375,14 @@
             </w:tabs>
             <w:rPr/>
           </w:pPr>
-          <w:hyperlink w:anchor="__RefHeading___Toc5172_1659553824" w:tooltip="7.2 Namespaces and global state classes">
+          <w:hyperlink w:anchor="__RefHeading___Toc5464_3649171182" w:tooltip="7.2 Namespaces and global state classes">
             <w:r>
               <w:rPr>
                 <w:rStyle w:val="Verzeichnissprung"/>
               </w:rPr>
               <w:t>7.2 Namespaces and global state classes</w:t>
               <w:tab/>
-              <w:t>31</w:t>
+              <w:t>32</w:t>
             </w:r>
           </w:hyperlink>
         </w:p>
@@ -1375,14 +1395,14 @@
             </w:tabs>
             <w:rPr/>
           </w:pPr>
-          <w:hyperlink w:anchor="__RefHeading___Toc5174_1659553824" w:tooltip="7.3 Migrating existing Vue SFCs">
+          <w:hyperlink w:anchor="__RefHeading___Toc5466_3649171182" w:tooltip="7.3 Migrating existing Vue SFCs">
             <w:r>
               <w:rPr>
                 <w:rStyle w:val="Verzeichnissprung"/>
               </w:rPr>
               <w:t>7.3 Migrating existing Vue SFCs</w:t>
               <w:tab/>
-              <w:t>31</w:t>
+              <w:t>32</w:t>
             </w:r>
           </w:hyperlink>
         </w:p>
@@ -1395,14 +1415,14 @@
             </w:tabs>
             <w:rPr/>
           </w:pPr>
-          <w:hyperlink w:anchor="__RefHeading___Toc5176_1659553824" w:tooltip="8 Core ideas of µCSS™">
+          <w:hyperlink w:anchor="__RefHeading___Toc5468_3649171182" w:tooltip="8 Core ideas of µCSS™">
             <w:r>
               <w:rPr>
                 <w:rStyle w:val="Verzeichnissprung"/>
               </w:rPr>
               <w:t>8 Core ideas of µCSS™</w:t>
               <w:tab/>
-              <w:t>32</w:t>
+              <w:t>33</w:t>
             </w:r>
           </w:hyperlink>
         </w:p>
@@ -1415,14 +1435,14 @@
             </w:tabs>
             <w:rPr/>
           </w:pPr>
-          <w:hyperlink w:anchor="__RefHeading___Toc5178_1659553824" w:tooltip="8.1 The .µ.css format">
+          <w:hyperlink w:anchor="__RefHeading___Toc5470_3649171182" w:tooltip="8.1 The .µ.css format">
             <w:r>
               <w:rPr>
                 <w:rStyle w:val="Verzeichnissprung"/>
               </w:rPr>
               <w:t>8.1 The .µ.css format</w:t>
               <w:tab/>
-              <w:t>32</w:t>
+              <w:t>33</w:t>
             </w:r>
           </w:hyperlink>
         </w:p>
@@ -1435,14 +1455,14 @@
             </w:tabs>
             <w:rPr/>
           </w:pPr>
-          <w:hyperlink w:anchor="__RefHeading___Toc5180_1659553824" w:tooltip="8.2 Value interpolation µ(expression)">
+          <w:hyperlink w:anchor="__RefHeading___Toc5472_3649171182" w:tooltip="8.2 Value interpolation µ(expression)">
             <w:r>
               <w:rPr>
                 <w:rStyle w:val="Verzeichnissprung"/>
               </w:rPr>
               <w:t>8.2 Value interpolation µ(expression)</w:t>
               <w:tab/>
-              <w:t>32</w:t>
+              <w:t>33</w:t>
             </w:r>
           </w:hyperlink>
         </w:p>
@@ -1455,14 +1475,14 @@
             </w:tabs>
             <w:rPr/>
           </w:pPr>
-          <w:hyperlink w:anchor="__RefHeading___Toc5182_1659553824" w:tooltip="8.3 Directives -µ: expression">
+          <w:hyperlink w:anchor="__RefHeading___Toc5474_3649171182" w:tooltip="8.3 Directives -µ: expression">
             <w:r>
               <w:rPr>
                 <w:rStyle w:val="Verzeichnissprung"/>
               </w:rPr>
               <w:t>8.3 Directives -µ: expression</w:t>
               <w:tab/>
-              <w:t>32</w:t>
+              <w:t>33</w:t>
             </w:r>
           </w:hyperlink>
         </w:p>
@@ -1475,14 +1495,14 @@
             </w:tabs>
             <w:rPr/>
           </w:pPr>
-          <w:hyperlink w:anchor="__RefHeading___Toc5184_1659553824" w:tooltip="8.4 The skin manifest">
+          <w:hyperlink w:anchor="__RefHeading___Toc5476_3649171182" w:tooltip="8.4 The skin manifest">
             <w:r>
               <w:rPr>
                 <w:rStyle w:val="Verzeichnissprung"/>
               </w:rPr>
               <w:t>8.4 The skin manifest</w:t>
               <w:tab/>
-              <w:t>33</w:t>
+              <w:t>34</w:t>
             </w:r>
           </w:hyperlink>
         </w:p>
@@ -1495,14 +1515,14 @@
             </w:tabs>
             <w:rPr/>
           </w:pPr>
-          <w:hyperlink w:anchor="__RefHeading___Toc5186_1659553824" w:tooltip="8.5 JavaScript without substitute characters">
+          <w:hyperlink w:anchor="__RefHeading___Toc5478_3649171182" w:tooltip="8.5 JavaScript without substitute characters">
             <w:r>
               <w:rPr>
                 <w:rStyle w:val="Verzeichnissprung"/>
               </w:rPr>
               <w:t>8.5 JavaScript without substitute characters</w:t>
               <w:tab/>
-              <w:t>33</w:t>
+              <w:t>34</w:t>
             </w:r>
           </w:hyperlink>
         </w:p>
@@ -1515,14 +1535,14 @@
             </w:tabs>
             <w:rPr/>
           </w:pPr>
-          <w:hyperlink w:anchor="__RefHeading___Toc5188_1659553824" w:tooltip="9 Build process and Gulp integration">
+          <w:hyperlink w:anchor="__RefHeading___Toc5480_3649171182" w:tooltip="9 Build process and Gulp integration">
             <w:r>
               <w:rPr>
                 <w:rStyle w:val="Verzeichnissprung"/>
               </w:rPr>
               <w:t>9 Build process and Gulp integration</w:t>
               <w:tab/>
-              <w:t>34</w:t>
+              <w:t>35</w:t>
             </w:r>
           </w:hyperlink>
         </w:p>
@@ -1535,14 +1555,14 @@
             </w:tabs>
             <w:rPr/>
           </w:pPr>
-          <w:hyperlink w:anchor="__RefHeading___Toc5190_1659553824" w:tooltip="9.1 Directory conventions">
+          <w:hyperlink w:anchor="__RefHeading___Toc5482_3649171182" w:tooltip="9.1 Directory conventions">
             <w:r>
               <w:rPr>
                 <w:rStyle w:val="Verzeichnissprung"/>
               </w:rPr>
               <w:t>9.1 Directory conventions</w:t>
               <w:tab/>
-              <w:t>34</w:t>
+              <w:t>35</w:t>
             </w:r>
           </w:hyperlink>
         </w:p>
@@ -1555,14 +1575,14 @@
             </w:tabs>
             <w:rPr/>
           </w:pPr>
-          <w:hyperlink w:anchor="__RefHeading___Toc5192_1659553824" w:tooltip="9.2 Compilation flow">
+          <w:hyperlink w:anchor="__RefHeading___Toc5484_3649171182" w:tooltip="9.2 Compilation flow">
             <w:r>
               <w:rPr>
                 <w:rStyle w:val="Verzeichnissprung"/>
               </w:rPr>
               <w:t>9.2 Compilation flow</w:t>
               <w:tab/>
-              <w:t>34</w:t>
+              <w:t>35</w:t>
             </w:r>
           </w:hyperlink>
         </w:p>
@@ -1575,14 +1595,14 @@
             </w:tabs>
             <w:rPr/>
           </w:pPr>
-          <w:hyperlink w:anchor="__RefHeading___Toc5194_1659553824" w:tooltip="9.3 Incremental build and cache">
+          <w:hyperlink w:anchor="__RefHeading___Toc5486_3649171182" w:tooltip="9.3 Incremental build and cache">
             <w:r>
               <w:rPr>
                 <w:rStyle w:val="Verzeichnissprung"/>
               </w:rPr>
               <w:t>9.3 Incremental build and cache</w:t>
               <w:tab/>
-              <w:t>34</w:t>
+              <w:t>35</w:t>
             </w:r>
           </w:hyperlink>
         </w:p>
@@ -1595,14 +1615,14 @@
             </w:tabs>
             <w:rPr/>
           </w:pPr>
-          <w:hyperlink w:anchor="__RefHeading___Toc5196_1659553824" w:tooltip="9.4 Gulp tasks and watch">
+          <w:hyperlink w:anchor="__RefHeading___Toc5488_3649171182" w:tooltip="9.4 Gulp tasks and watch">
             <w:r>
               <w:rPr>
                 <w:rStyle w:val="Verzeichnissprung"/>
               </w:rPr>
               <w:t>9.4 Gulp tasks and watch</w:t>
               <w:tab/>
-              <w:t>35</w:t>
+              <w:t>36</w:t>
             </w:r>
           </w:hyperlink>
         </w:p>
@@ -1615,14 +1635,14 @@
             </w:tabs>
             <w:rPr/>
           </w:pPr>
-          <w:hyperlink w:anchor="__RefHeading___Toc5198_1659553824" w:tooltip="10 Manifest reference (DefineSkin)">
+          <w:hyperlink w:anchor="__RefHeading___Toc5490_3649171182" w:tooltip="10 Manifest reference (DefineSkin)">
             <w:r>
               <w:rPr>
                 <w:rStyle w:val="Verzeichnissprung"/>
               </w:rPr>
               <w:t>10 Manifest reference (DefineSkin)</w:t>
               <w:tab/>
-              <w:t>36</w:t>
+              <w:t>37</w:t>
             </w:r>
           </w:hyperlink>
         </w:p>
@@ -1635,14 +1655,14 @@
             </w:tabs>
             <w:rPr/>
           </w:pPr>
-          <w:hyperlink w:anchor="__RefHeading___Toc5200_1659553824" w:tooltip="10.1 vars">
+          <w:hyperlink w:anchor="__RefHeading___Toc5492_3649171182" w:tooltip="10.1 vars">
             <w:r>
               <w:rPr>
                 <w:rStyle w:val="Verzeichnissprung"/>
               </w:rPr>
               <w:t>10.1 vars</w:t>
               <w:tab/>
-              <w:t>36</w:t>
+              <w:t>37</w:t>
             </w:r>
           </w:hyperlink>
         </w:p>
@@ -1655,14 +1675,14 @@
             </w:tabs>
             <w:rPr/>
           </w:pPr>
-          <w:hyperlink w:anchor="__RefHeading___Toc5202_1659553824" w:tooltip="10.2 helpers">
+          <w:hyperlink w:anchor="__RefHeading___Toc5494_3649171182" w:tooltip="10.2 helpers">
             <w:r>
               <w:rPr>
                 <w:rStyle w:val="Verzeichnissprung"/>
               </w:rPr>
               <w:t>10.2 helpers</w:t>
               <w:tab/>
-              <w:t>36</w:t>
+              <w:t>37</w:t>
             </w:r>
           </w:hyperlink>
         </w:p>
@@ -1675,14 +1695,14 @@
             </w:tabs>
             <w:rPr/>
           </w:pPr>
-          <w:hyperlink w:anchor="__RefHeading___Toc5204_1659553824" w:tooltip="10.3 cursors">
+          <w:hyperlink w:anchor="__RefHeading___Toc5496_3649171182" w:tooltip="10.3 cursors">
             <w:r>
               <w:rPr>
                 <w:rStyle w:val="Verzeichnissprung"/>
               </w:rPr>
               <w:t>10.3 cursors</w:t>
               <w:tab/>
-              <w:t>36</w:t>
+              <w:t>37</w:t>
             </w:r>
           </w:hyperlink>
         </w:p>
@@ -1695,14 +1715,14 @@
             </w:tabs>
             <w:rPr/>
           </w:pPr>
-          <w:hyperlink w:anchor="__RefHeading___Toc5206_1659553824" w:tooltip="10.4 media">
+          <w:hyperlink w:anchor="__RefHeading___Toc5498_3649171182" w:tooltip="10.4 media">
             <w:r>
               <w:rPr>
                 <w:rStyle w:val="Verzeichnissprung"/>
               </w:rPr>
               <w:t>10.4 media</w:t>
               <w:tab/>
-              <w:t>36</w:t>
+              <w:t>37</w:t>
             </w:r>
           </w:hyperlink>
         </w:p>
@@ -1715,14 +1735,14 @@
             </w:tabs>
             <w:rPr/>
           </w:pPr>
-          <w:hyperlink w:anchor="__RefHeading___Toc5208_1659553824" w:tooltip="10.5 imageFormat">
+          <w:hyperlink w:anchor="__RefHeading___Toc5500_3649171182" w:tooltip="10.5 imageFormat">
             <w:r>
               <w:rPr>
                 <w:rStyle w:val="Verzeichnissprung"/>
               </w:rPr>
               <w:t>10.5 imageFormat</w:t>
               <w:tab/>
-              <w:t>37</w:t>
+              <w:t>38</w:t>
             </w:r>
           </w:hyperlink>
         </w:p>
@@ -1735,14 +1755,14 @@
             </w:tabs>
             <w:rPr/>
           </w:pPr>
-          <w:hyperlink w:anchor="__RefHeading___Toc5210_1659553824" w:tooltip="10.6 sprites">
+          <w:hyperlink w:anchor="__RefHeading___Toc5502_3649171182" w:tooltip="10.6 sprites">
             <w:r>
               <w:rPr>
                 <w:rStyle w:val="Verzeichnissprung"/>
               </w:rPr>
               <w:t>10.6 sprites</w:t>
               <w:tab/>
-              <w:t>38</w:t>
+              <w:t>39</w:t>
             </w:r>
           </w:hyperlink>
         </w:p>
@@ -1755,14 +1775,14 @@
             </w:tabs>
             <w:rPr/>
           </w:pPr>
-          <w:hyperlink w:anchor="__RefHeading___Toc5212_1659553824" w:tooltip="10.7 minify">
+          <w:hyperlink w:anchor="__RefHeading___Toc5504_3649171182" w:tooltip="10.7 minify">
             <w:r>
               <w:rPr>
                 <w:rStyle w:val="Verzeichnissprung"/>
               </w:rPr>
               <w:t>10.7 minify</w:t>
               <w:tab/>
-              <w:t>39</w:t>
+              <w:t>40</w:t>
             </w:r>
           </w:hyperlink>
         </w:p>
@@ -1775,14 +1795,14 @@
             </w:tabs>
             <w:rPr/>
           </w:pPr>
-          <w:hyperlink w:anchor="__RefHeading___Toc5214_1659553824" w:tooltip="10.8 sounds">
+          <w:hyperlink w:anchor="__RefHeading___Toc5506_3649171182" w:tooltip="10.8 sounds">
             <w:r>
               <w:rPr>
                 <w:rStyle w:val="Verzeichnissprung"/>
               </w:rPr>
               <w:t>10.8 sounds</w:t>
               <w:tab/>
-              <w:t>39</w:t>
+              <w:t>40</w:t>
             </w:r>
           </w:hyperlink>
         </w:p>
@@ -1795,14 +1815,14 @@
             </w:tabs>
             <w:rPr/>
           </w:pPr>
-          <w:hyperlink w:anchor="__RefHeading___Toc5216_1659553824" w:tooltip="10.9 font">
+          <w:hyperlink w:anchor="__RefHeading___Toc5508_3649171182" w:tooltip="10.9 font">
             <w:r>
               <w:rPr>
                 <w:rStyle w:val="Verzeichnissprung"/>
               </w:rPr>
               <w:t>10.9 font</w:t>
               <w:tab/>
-              <w:t>40</w:t>
+              <w:t>41</w:t>
             </w:r>
           </w:hyperlink>
         </w:p>
@@ -1815,14 +1835,14 @@
             </w:tabs>
             <w:rPr/>
           </w:pPr>
-          <w:hyperlink w:anchor="__RefHeading___Toc5218_1659553824" w:tooltip="10.10 files">
+          <w:hyperlink w:anchor="__RefHeading___Toc5510_3649171182" w:tooltip="10.10 files">
             <w:r>
               <w:rPr>
                 <w:rStyle w:val="Verzeichnissprung"/>
               </w:rPr>
               <w:t>10.10 files</w:t>
               <w:tab/>
-              <w:t>41</w:t>
+              <w:t>42</w:t>
             </w:r>
           </w:hyperlink>
         </w:p>
@@ -1835,14 +1855,14 @@
             </w:tabs>
             <w:rPr/>
           </w:pPr>
-          <w:hyperlink w:anchor="__RefHeading___Toc5220_1659553824" w:tooltip="11 µ evaluation context (reference)">
+          <w:hyperlink w:anchor="__RefHeading___Toc5512_3649171182" w:tooltip="11 µ evaluation context (reference)">
             <w:r>
               <w:rPr>
                 <w:rStyle w:val="Verzeichnissprung"/>
               </w:rPr>
               <w:t>11 µ evaluation context (reference)</w:t>
               <w:tab/>
-              <w:t>42</w:t>
+              <w:t>43</w:t>
             </w:r>
           </w:hyperlink>
         </w:p>
@@ -1855,14 +1875,14 @@
             </w:tabs>
             <w:rPr/>
           </w:pPr>
-          <w:hyperlink w:anchor="__RefHeading___Toc5222_1659553824" w:tooltip="11.1 The $ object">
+          <w:hyperlink w:anchor="__RefHeading___Toc5514_3649171182" w:tooltip="11.1 The $ object">
             <w:r>
               <w:rPr>
                 <w:rStyle w:val="Verzeichnissprung"/>
               </w:rPr>
               <w:t>11.1 The $ object</w:t>
               <w:tab/>
-              <w:t>42</w:t>
+              <w:t>43</w:t>
             </w:r>
           </w:hyperlink>
         </w:p>
@@ -1875,14 +1895,14 @@
             </w:tabs>
             <w:rPr/>
           </w:pPr>
-          <w:hyperlink w:anchor="__RefHeading___Toc5224_1659553824" w:tooltip="11.2 Color and value functions">
+          <w:hyperlink w:anchor="__RefHeading___Toc5516_3649171182" w:tooltip="11.2 Color and value functions">
             <w:r>
               <w:rPr>
                 <w:rStyle w:val="Verzeichnissprung"/>
               </w:rPr>
               <w:t>11.2 Color and value functions</w:t>
               <w:tab/>
-              <w:t>42</w:t>
+              <w:t>43</w:t>
             </w:r>
           </w:hyperlink>
         </w:p>
@@ -1895,14 +1915,14 @@
             </w:tabs>
             <w:rPr/>
           </w:pPr>
-          <w:hyperlink w:anchor="__RefHeading___Toc5226_1659553824" w:tooltip="11.3 Rule and document methods">
+          <w:hyperlink w:anchor="__RefHeading___Toc5518_3649171182" w:tooltip="11.3 Rule and document methods">
             <w:r>
               <w:rPr>
                 <w:rStyle w:val="Verzeichnissprung"/>
               </w:rPr>
               <w:t>11.3 Rule and document methods</w:t>
               <w:tab/>
-              <w:t>42</w:t>
+              <w:t>43</w:t>
             </w:r>
           </w:hyperlink>
         </w:p>
@@ -1915,14 +1935,14 @@
             </w:tabs>
             <w:rPr/>
           </w:pPr>
-          <w:hyperlink w:anchor="__RefHeading___Toc5228_1659553824" w:tooltip="11.4 Sprite()">
+          <w:hyperlink w:anchor="__RefHeading___Toc5520_3649171182" w:tooltip="11.4 Sprite()">
             <w:r>
               <w:rPr>
                 <w:rStyle w:val="Verzeichnissprung"/>
               </w:rPr>
               <w:t>11.4 Sprite()</w:t>
               <w:tab/>
-              <w:t>43</w:t>
+              <w:t>44</w:t>
             </w:r>
           </w:hyperlink>
         </w:p>
@@ -1935,14 +1955,14 @@
             </w:tabs>
             <w:rPr/>
           </w:pPr>
-          <w:hyperlink w:anchor="__RefHeading___Toc5230_1659553824" w:tooltip="11.5 Cursor()">
+          <w:hyperlink w:anchor="__RefHeading___Toc5522_3649171182" w:tooltip="11.5 Cursor()">
             <w:r>
               <w:rPr>
                 <w:rStyle w:val="Verzeichnissprung"/>
               </w:rPr>
               <w:t>11.5 Cursor()</w:t>
               <w:tab/>
-              <w:t>43</w:t>
+              <w:t>44</w:t>
             </w:r>
           </w:hyperlink>
         </w:p>
@@ -1955,14 +1975,14 @@
             </w:tabs>
             <w:rPr/>
           </w:pPr>
-          <w:hyperlink w:anchor="__RefHeading___Toc5232_1659553824" w:tooltip="11.6 Helper functions and the this binding">
+          <w:hyperlink w:anchor="__RefHeading___Toc5524_3649171182" w:tooltip="11.6 DataUri()">
             <w:r>
               <w:rPr>
                 <w:rStyle w:val="Verzeichnissprung"/>
               </w:rPr>
-              <w:t>11.6 Helper functions and the this binding</w:t>
+              <w:t>11.6 DataUri()</w:t>
               <w:tab/>
-              <w:t>43</w:t>
+              <w:t>44</w:t>
             </w:r>
           </w:hyperlink>
         </w:p>
@@ -1975,14 +1995,34 @@
             </w:tabs>
             <w:rPr/>
           </w:pPr>
-          <w:hyperlink w:anchor="__RefHeading___Toc5234_1659553824" w:tooltip="11.7 afterWork hooks">
+          <w:hyperlink w:anchor="__RefHeading___Toc5526_3649171182" w:tooltip="11.7 Helper functions and the this binding">
             <w:r>
               <w:rPr>
                 <w:rStyle w:val="Verzeichnissprung"/>
               </w:rPr>
-              <w:t>11.7 afterWork hooks</w:t>
+              <w:t>11.7 Helper functions and the this binding</w:t>
               <w:tab/>
-              <w:t>44</w:t>
+              <w:t>45</w:t>
+            </w:r>
+          </w:hyperlink>
+        </w:p>
+        <w:p>
+          <w:pPr>
+            <w:pStyle w:val="TOC2"/>
+            <w:tabs>
+              <w:tab w:val="clear" w:pos="8743"/>
+              <w:tab w:val="right" w:pos="9025" w:leader="dot"/>
+            </w:tabs>
+            <w:rPr/>
+          </w:pPr>
+          <w:hyperlink w:anchor="__RefHeading___Toc5528_3649171182" w:tooltip="11.8 afterWork hooks">
+            <w:r>
+              <w:rPr>
+                <w:rStyle w:val="Verzeichnissprung"/>
+              </w:rPr>
+              <w:t>11.8 afterWork hooks</w:t>
+              <w:tab/>
+              <w:t>45</w:t>
             </w:r>
           </w:hyperlink>
         </w:p>
@@ -1995,14 +2035,14 @@
             </w:tabs>
             <w:rPr/>
           </w:pPr>
-          <w:hyperlink w:anchor="__RefHeading___Toc5236_1659553824" w:tooltip="12 Working with colors">
+          <w:hyperlink w:anchor="__RefHeading___Toc5530_3649171182" w:tooltip="12 Working with colors">
             <w:r>
               <w:rPr>
                 <w:rStyle w:val="Verzeichnissprung"/>
               </w:rPr>
               <w:t>12 Working with colors</w:t>
               <w:tab/>
-              <w:t>45</w:t>
+              <w:t>46</w:t>
             </w:r>
           </w:hyperlink>
         </w:p>
@@ -2015,14 +2055,14 @@
             </w:tabs>
             <w:rPr/>
           </w:pPr>
-          <w:hyperlink w:anchor="__RefHeading___Toc5238_1659553824" w:tooltip="12.1 Defining colors">
+          <w:hyperlink w:anchor="__RefHeading___Toc5532_3649171182" w:tooltip="12.1 Defining colors">
             <w:r>
               <w:rPr>
                 <w:rStyle w:val="Verzeichnissprung"/>
               </w:rPr>
               <w:t>12.1 Defining colors</w:t>
               <w:tab/>
-              <w:t>45</w:t>
+              <w:t>46</w:t>
             </w:r>
           </w:hyperlink>
         </w:p>
@@ -2035,14 +2075,14 @@
             </w:tabs>
             <w:rPr/>
           </w:pPr>
-          <w:hyperlink w:anchor="__RefHeading___Toc5240_1659553824" w:tooltip="12.2 Alpha values">
+          <w:hyperlink w:anchor="__RefHeading___Toc5534_3649171182" w:tooltip="12.2 Alpha values">
             <w:r>
               <w:rPr>
                 <w:rStyle w:val="Verzeichnissprung"/>
               </w:rPr>
               <w:t>12.2 Alpha values</w:t>
               <w:tab/>
-              <w:t>45</w:t>
+              <w:t>46</w:t>
             </w:r>
           </w:hyperlink>
         </w:p>
@@ -2055,14 +2095,14 @@
             </w:tabs>
             <w:rPr/>
           </w:pPr>
-          <w:hyperlink w:anchor="__RefHeading___Toc5242_1659553824" w:tooltip="12.3 Color computations">
+          <w:hyperlink w:anchor="__RefHeading___Toc5536_3649171182" w:tooltip="12.3 Color computations">
             <w:r>
               <w:rPr>
                 <w:rStyle w:val="Verzeichnissprung"/>
               </w:rPr>
               <w:t>12.3 Color computations</w:t>
               <w:tab/>
-              <w:t>45</w:t>
+              <w:t>46</w:t>
             </w:r>
           </w:hyperlink>
         </w:p>
@@ -2075,14 +2115,34 @@
             </w:tabs>
             <w:rPr/>
           </w:pPr>
-          <w:hyperlink w:anchor="__RefHeading___Toc5244_1659553824" w:tooltip="13 Node API">
+          <w:hyperlink w:anchor="__RefHeading___Toc5538_3649171182" w:tooltip="13 Node API">
             <w:r>
               <w:rPr>
                 <w:rStyle w:val="Verzeichnissprung"/>
               </w:rPr>
               <w:t>13 Node API</w:t>
               <w:tab/>
-              <w:t>46</w:t>
+              <w:t>47</w:t>
+            </w:r>
+          </w:hyperlink>
+        </w:p>
+        <w:p>
+          <w:pPr>
+            <w:pStyle w:val="TOC2"/>
+            <w:tabs>
+              <w:tab w:val="clear" w:pos="8743"/>
+              <w:tab w:val="right" w:pos="9025" w:leader="dot"/>
+            </w:tabs>
+            <w:rPr/>
+          </w:pPr>
+          <w:hyperlink w:anchor="__RefHeading___Toc5540_3649171182" w:tooltip="13.1 Version history API (RELEASES.json)">
+            <w:r>
+              <w:rPr>
+                <w:rStyle w:val="Verzeichnissprung"/>
+              </w:rPr>
+              <w:t>13.1 Version history API (RELEASES.json)</w:t>
+              <w:tab/>
+              <w:t>48</w:t>
             </w:r>
           </w:hyperlink>
         </w:p>
@@ -2095,14 +2155,14 @@
             </w:tabs>
             <w:rPr/>
           </w:pPr>
-          <w:hyperlink w:anchor="__RefHeading___Toc5246_1659553824" w:tooltip="14 Error diagnostics">
+          <w:hyperlink w:anchor="__RefHeading___Toc5542_3649171182" w:tooltip="14 Error diagnostics">
             <w:r>
               <w:rPr>
                 <w:rStyle w:val="Verzeichnissprung"/>
               </w:rPr>
               <w:t>14 Error diagnostics</w:t>
               <w:tab/>
-              <w:t>47</w:t>
+              <w:t>49</w:t>
             </w:r>
           </w:hyperlink>
         </w:p>
@@ -2115,14 +2175,14 @@
             </w:tabs>
             <w:rPr/>
           </w:pPr>
-          <w:hyperlink w:anchor="__RefHeading___Toc5248_1659553824" w:tooltip="15 Migrating from µCSS™">
+          <w:hyperlink w:anchor="__RefHeading___Toc5544_3649171182" w:tooltip="15 Migrating from µCSS™">
             <w:r>
               <w:rPr>
                 <w:rStyle w:val="Verzeichnissprung"/>
               </w:rPr>
               <w:t>15 Migrating from µCSS™</w:t>
               <w:tab/>
-              <w:t>48</w:t>
+              <w:t>50</w:t>
             </w:r>
           </w:hyperlink>
         </w:p>
@@ -2135,14 +2195,14 @@
             </w:tabs>
             <w:rPr/>
           </w:pPr>
-          <w:hyperlink w:anchor="__RefHeading___Toc5250_1659553824" w:tooltip="16 Version history">
+          <w:hyperlink w:anchor="__RefHeading___Toc5546_3649171182" w:tooltip="16 Version history">
             <w:r>
               <w:rPr>
                 <w:rStyle w:val="Verzeichnissprung"/>
               </w:rPr>
               <w:t>16 Version history</w:t>
               <w:tab/>
-              <w:t>49</w:t>
+              <w:t>51</w:t>
             </w:r>
           </w:hyperlink>
         </w:p>
@@ -2155,14 +2215,14 @@
             </w:tabs>
             <w:rPr/>
           </w:pPr>
-          <w:hyperlink w:anchor="__RefHeading___Toc5252_1659553824" w:tooltip="17 Legal">
+          <w:hyperlink w:anchor="__RefHeading___Toc5548_3649171182" w:tooltip="17 Legal">
             <w:r>
               <w:rPr>
                 <w:rStyle w:val="Verzeichnissprung"/>
               </w:rPr>
               <w:t>17 Legal</w:t>
               <w:tab/>
-              <w:t>52</w:t>
+              <w:t>54</w:t>
             </w:r>
           </w:hyperlink>
         </w:p>
@@ -2175,14 +2235,14 @@
             </w:tabs>
             <w:rPr/>
           </w:pPr>
-          <w:hyperlink w:anchor="__RefHeading___Toc5254_1659553824" w:tooltip="17.1 MIT license (original text)">
+          <w:hyperlink w:anchor="__RefHeading___Toc5550_3649171182" w:tooltip="17.1 MIT license (original text)">
             <w:r>
               <w:rPr>
                 <w:rStyle w:val="Verzeichnissprung"/>
               </w:rPr>
               <w:t>17.1 MIT license (original text)</w:t>
               <w:tab/>
-              <w:t>52</w:t>
+              <w:t>54</w:t>
             </w:r>
           </w:hyperlink>
         </w:p>
@@ -2195,14 +2255,14 @@
             </w:tabs>
             <w:rPr/>
           </w:pPr>
-          <w:hyperlink w:anchor="__RefHeading___Toc5256_1659553824" w:tooltip="17.2 Trademarks">
+          <w:hyperlink w:anchor="__RefHeading___Toc5552_3649171182" w:tooltip="17.2 Trademarks">
             <w:r>
               <w:rPr>
                 <w:rStyle w:val="Verzeichnissprung"/>
               </w:rPr>
               <w:t>17.2 Trademarks</w:t>
               <w:tab/>
-              <w:t>52</w:t>
+              <w:t>54</w:t>
             </w:r>
           </w:hyperlink>
         </w:p>
@@ -2215,14 +2275,14 @@
             </w:tabs>
             <w:rPr/>
           </w:pPr>
-          <w:hyperlink w:anchor="__RefHeading___Toc5258_1659553824" w:tooltip="17.3 Third-party libraries">
+          <w:hyperlink w:anchor="__RefHeading___Toc5554_3649171182" w:tooltip="17.3 Third-party libraries">
             <w:r>
               <w:rPr>
                 <w:rStyle w:val="Verzeichnissprung"/>
               </w:rPr>
               <w:t>17.3 Third-party libraries</w:t>
               <w:tab/>
-              <w:t>52</w:t>
+              <w:t>54</w:t>
             </w:r>
           </w:hyperlink>
           <w:r>
@@ -2266,7 +2326,7 @@
         <w:outlineLvl w:val="0"/>
         <w:rPr/>
       </w:pPr>
-      <w:bookmarkStart w:id="0" w:name="__RefHeading___Toc5058_1659553824"/>
+      <w:bookmarkStart w:id="0" w:name="__RefHeading___Toc5348_3649171182"/>
       <w:bookmarkEnd w:id="0"/>
       <w:r>
         <w:rPr/>
@@ -2568,6 +2628,41 @@
       <w:r>
         <w:rPr/>
         <w:t xml:space="preserve"> via a generated preload rule.</w:t>
+      </w:r>
+    </w:p>
+    <w:p>
+      <w:pPr>
+        <w:pStyle w:val="ListParagraph"/>
+        <w:numPr>
+          <w:ilvl w:val="0"/>
+          <w:numId w:val="1"/>
+        </w:numPr>
+        <w:spacing w:before="0" w:after="60"/>
+        <w:rPr/>
+      </w:pPr>
+      <w:r>
+        <w:rPr>
+          <w:b/>
+          <w:bCs/>
+        </w:rPr>
+        <w:t>Inlining images as data URIs</w:t>
+      </w:r>
+      <w:r>
+        <w:rPr/>
+        <w:t xml:space="preserve"> via </w:t>
+      </w:r>
+      <w:r>
+        <w:rPr>
+          <w:rFonts w:eastAsia="Consolas" w:cs="Consolas" w:ascii="Consolas" w:hAnsi="Consolas"/>
+          <w:sz w:val="18"/>
+          <w:szCs w:val="18"/>
+          <w:shd w:fill="F2F2F2" w:val="clear"/>
+        </w:rPr>
+        <w:t>DataUri()</w:t>
+      </w:r>
+      <w:r>
+        <w:rPr/>
+        <w:t xml:space="preserve"> — small assets embedded directly in the CSS (not packed into the sprite atlas).</w:t>
       </w:r>
     </w:p>
     <w:p>
@@ -2659,7 +2754,7 @@
         <w:outlineLvl w:val="1"/>
         <w:rPr/>
       </w:pPr>
-      <w:bookmarkStart w:id="1" w:name="__RefHeading___Toc5060_1659553824"/>
+      <w:bookmarkStart w:id="1" w:name="__RefHeading___Toc5350_3649171182"/>
       <w:bookmarkEnd w:id="1"/>
       <w:r>
         <w:rPr/>
@@ -2758,7 +2853,7 @@
         <w:outlineLvl w:val="1"/>
         <w:rPr/>
       </w:pPr>
-      <w:bookmarkStart w:id="2" w:name="__RefHeading___Toc5062_1659553824"/>
+      <w:bookmarkStart w:id="2" w:name="__RefHeading___Toc5352_3649171182"/>
       <w:bookmarkEnd w:id="2"/>
       <w:r>
         <w:rPr/>
@@ -3728,7 +3823,7 @@
         <w:outlineLvl w:val="2"/>
         <w:rPr/>
       </w:pPr>
-      <w:bookmarkStart w:id="3" w:name="__RefHeading___Toc5064_1659553824"/>
+      <w:bookmarkStart w:id="3" w:name="__RefHeading___Toc5354_3649171182"/>
       <w:bookmarkEnd w:id="3"/>
       <w:r>
         <w:rPr/>
@@ -3968,7 +4063,7 @@
         <w:outlineLvl w:val="1"/>
         <w:rPr/>
       </w:pPr>
-      <w:bookmarkStart w:id="4" w:name="__RefHeading___Toc5066_1659553824"/>
+      <w:bookmarkStart w:id="4" w:name="__RefHeading___Toc5356_3649171182"/>
       <w:bookmarkEnd w:id="4"/>
       <w:r>
         <w:rPr/>
@@ -4617,7 +4712,7 @@
         <w:outlineLvl w:val="0"/>
         <w:rPr/>
       </w:pPr>
-      <w:bookmarkStart w:id="5" w:name="__RefHeading___Toc5068_1659553824"/>
+      <w:bookmarkStart w:id="5" w:name="__RefHeading___Toc5358_3649171182"/>
       <w:bookmarkEnd w:id="5"/>
       <w:r>
         <w:rPr/>
@@ -4943,7 +5038,7 @@
         <w:outlineLvl w:val="0"/>
         <w:rPr/>
       </w:pPr>
-      <w:bookmarkStart w:id="6" w:name="__RefHeading___Toc5070_1659553824"/>
+      <w:bookmarkStart w:id="6" w:name="__RefHeading___Toc5360_3649171182"/>
       <w:bookmarkEnd w:id="6"/>
       <w:r>
         <w:rPr/>
@@ -4973,7 +5068,7 @@
         <w:outlineLvl w:val="1"/>
         <w:rPr/>
       </w:pPr>
-      <w:bookmarkStart w:id="7" w:name="__RefHeading___Toc5072_1659553824"/>
+      <w:bookmarkStart w:id="7" w:name="__RefHeading___Toc5362_3649171182"/>
       <w:bookmarkEnd w:id="7"/>
       <w:r>
         <w:rPr/>
@@ -5630,7 +5725,7 @@
         <w:outlineLvl w:val="1"/>
         <w:rPr/>
       </w:pPr>
-      <w:bookmarkStart w:id="8" w:name="__RefHeading___Toc5074_1659553824"/>
+      <w:bookmarkStart w:id="8" w:name="__RefHeading___Toc5364_3649171182"/>
       <w:bookmarkEnd w:id="8"/>
       <w:r>
         <w:rPr/>
@@ -6008,7 +6103,7 @@
         <w:outlineLvl w:val="1"/>
         <w:rPr/>
       </w:pPr>
-      <w:bookmarkStart w:id="9" w:name="__RefHeading___Toc5076_1659553824"/>
+      <w:bookmarkStart w:id="9" w:name="__RefHeading___Toc5366_3649171182"/>
       <w:bookmarkEnd w:id="9"/>
       <w:r>
         <w:rPr/>
@@ -6326,7 +6421,7 @@
         <w:outlineLvl w:val="1"/>
         <w:rPr/>
       </w:pPr>
-      <w:bookmarkStart w:id="10" w:name="__RefHeading___Toc5078_1659553824"/>
+      <w:bookmarkStart w:id="10" w:name="__RefHeading___Toc5368_3649171182"/>
       <w:bookmarkEnd w:id="10"/>
       <w:r>
         <w:rPr/>
@@ -6958,11 +7053,11 @@
         <w:outlineLvl w:val="1"/>
         <w:rPr/>
       </w:pPr>
-      <w:bookmarkStart w:id="11" w:name="__RefHeading___Toc5080_1659553824"/>
+      <w:bookmarkStart w:id="11" w:name="__RefHeading___Toc5370_3649171182"/>
       <w:bookmarkEnd w:id="11"/>
       <w:r>
         <w:rPr/>
-        <w:t>3.5 Preloading images (preload)</w:t>
+        <w:t>3.5 Inlining images (DataUri)</w:t>
       </w:r>
     </w:p>
     <w:p>
@@ -6974,20 +7069,132 @@
       </w:pPr>
       <w:r>
         <w:rPr/>
-        <w:t xml:space="preserve">Important images (e.g. hover states and cursors) can be loaded ahead of time when the page loads. µCSS™ collects the image URLs and generates a preload rule when the manifest option </w:t>
-      </w:r>
-      <w:r>
-        <w:rPr>
-          <w:rFonts w:eastAsia="Consolas" w:cs="Consolas" w:ascii="Consolas" w:hAnsi="Consolas"/>
-          <w:sz w:val="18"/>
-          <w:szCs w:val="18"/>
-          <w:shd w:fill="F2F2F2" w:val="clear"/>
-        </w:rPr>
-        <w:t>sprites.preloadRule</w:t>
-      </w:r>
-      <w:r>
-        <w:rPr/>
-        <w:t xml:space="preserve"> is set:</w:t>
+        <w:t xml:space="preserve">For </w:t>
+      </w:r>
+      <w:r>
+        <w:rPr>
+          <w:b/>
+          <w:bCs/>
+        </w:rPr>
+        <w:t>small, self-contained images</w:t>
+      </w:r>
+      <w:r>
+        <w:rPr/>
+        <w:t xml:space="preserve"> (tiny icons, 1×1 placeholders, UI chrome) you can embed the file bytes directly in the compiled CSS as a </w:t>
+      </w:r>
+      <w:r>
+        <w:rPr>
+          <w:rFonts w:eastAsia="Consolas" w:cs="Consolas" w:ascii="Consolas" w:hAnsi="Consolas"/>
+          <w:sz w:val="18"/>
+          <w:szCs w:val="18"/>
+          <w:shd w:fill="F2F2F2" w:val="clear"/>
+        </w:rPr>
+        <w:t>data:</w:t>
+      </w:r>
+      <w:r>
+        <w:rPr/>
+        <w:t xml:space="preserve"> URI instead of referencing a separate file or the sprite atlas. </w:t>
+      </w:r>
+      <w:r>
+        <w:rPr>
+          <w:rFonts w:eastAsia="Consolas" w:cs="Consolas" w:ascii="Consolas" w:hAnsi="Consolas"/>
+          <w:b/>
+          <w:bCs/>
+          <w:sz w:val="18"/>
+          <w:szCs w:val="18"/>
+          <w:shd w:fill="F2F2F2" w:val="clear"/>
+        </w:rPr>
+        <w:t>DataUri()</w:t>
+      </w:r>
+      <w:r>
+        <w:rPr>
+          <w:b/>
+          <w:bCs/>
+        </w:rPr>
+        <w:t xml:space="preserve"> does not register the image for the atlas</w:t>
+      </w:r>
+      <w:r>
+        <w:rPr/>
+        <w:t xml:space="preserve"> — that would defeat the purpose.</w:t>
+      </w:r>
+    </w:p>
+    <w:p>
+      <w:pPr>
+        <w:pStyle w:val="Normal"/>
+        <w:spacing w:before="0" w:after="120"/>
+        <w:jc w:val="both"/>
+        <w:rPr/>
+      </w:pPr>
+      <w:r>
+        <w:rPr/>
+        <w:t xml:space="preserve">Typical uses: carbon/placeholder textures, mail-template icons, assets that must ship in a single CSS file without extra HTTP requests. For larger sets of similar tiles (buttons, icons), </w:t>
+      </w:r>
+      <w:r>
+        <w:rPr>
+          <w:rFonts w:eastAsia="Consolas" w:cs="Consolas" w:ascii="Consolas" w:hAnsi="Consolas"/>
+          <w:b/>
+          <w:bCs/>
+          <w:sz w:val="18"/>
+          <w:szCs w:val="18"/>
+          <w:shd w:fill="F2F2F2" w:val="clear"/>
+        </w:rPr>
+        <w:t>Sprite()</w:t>
+      </w:r>
+      <w:r>
+        <w:rPr>
+          <w:b/>
+          <w:bCs/>
+        </w:rPr>
+        <w:t xml:space="preserve"> remains the better choice</w:t>
+      </w:r>
+      <w:r>
+        <w:rPr/>
+        <w:t>.</w:t>
+      </w:r>
+    </w:p>
+    <w:p>
+      <w:pPr>
+        <w:pStyle w:val="Normal"/>
+        <w:spacing w:before="0" w:after="120"/>
+        <w:jc w:val="both"/>
+        <w:rPr/>
+      </w:pPr>
+      <w:r>
+        <w:rPr>
+          <w:b/>
+          <w:bCs/>
+        </w:rPr>
+        <w:t>Directive</w:t>
+      </w:r>
+      <w:r>
+        <w:rPr/>
+        <w:t xml:space="preserve"> (sets </w:t>
+      </w:r>
+      <w:r>
+        <w:rPr>
+          <w:rFonts w:eastAsia="Consolas" w:cs="Consolas" w:ascii="Consolas" w:hAnsi="Consolas"/>
+          <w:sz w:val="18"/>
+          <w:szCs w:val="18"/>
+          <w:shd w:fill="F2F2F2" w:val="clear"/>
+        </w:rPr>
+        <w:t>background-image</w:t>
+      </w:r>
+      <w:r>
+        <w:rPr/>
+        <w:t xml:space="preserve">, replaces any existing </w:t>
+      </w:r>
+      <w:r>
+        <w:rPr>
+          <w:rFonts w:eastAsia="Consolas" w:cs="Consolas" w:ascii="Consolas" w:hAnsi="Consolas"/>
+          <w:sz w:val="18"/>
+          <w:szCs w:val="18"/>
+          <w:shd w:fill="F2F2F2" w:val="clear"/>
+        </w:rPr>
+        <w:t>background-image</w:t>
+      </w:r>
+      <w:r>
+        <w:rPr/>
+        <w:t xml:space="preserve"> on the rule):</w:t>
       </w:r>
     </w:p>
     <w:p>
@@ -7003,7 +7210,7 @@
           <w:sz w:val="18"/>
           <w:szCs w:val="18"/>
         </w:rPr>
-        <w:t>div.csspreload {</w:t>
+        <w:t>div.carbon {</w:t>
       </w:r>
     </w:p>
     <w:p>
@@ -7027,7 +7234,42 @@
           <w:sz w:val="18"/>
           <w:szCs w:val="18"/>
         </w:rPr>
-        <w:t>background-image: url(imgs/sprites.png), url(imgs/general/gui/cursors/zoom.png);</w:t>
+        <w:t>-µ: DataUri("imgs/general/gui/carbon.png");</w:t>
+      </w:r>
+    </w:p>
+    <w:p>
+      <w:pPr>
+        <w:pStyle w:val="Normal"/>
+        <w:shd w:val="clear" w:fill="F2F2F2"/>
+        <w:spacing w:before="0" w:after="160"/>
+        <w:rPr/>
+      </w:pPr>
+      <w:r>
+        <w:rPr>
+          <w:rFonts w:eastAsia="Consolas" w:cs="Consolas" w:ascii="Consolas" w:hAnsi="Consolas"/>
+          <w:sz w:val="18"/>
+          <w:szCs w:val="18"/>
+        </w:rPr>
+        <w:t>}</w:t>
+      </w:r>
+    </w:p>
+    <w:p>
+      <w:pPr>
+        <w:pStyle w:val="Normal"/>
+        <w:spacing w:before="0" w:after="120"/>
+        <w:jc w:val="both"/>
+        <w:rPr/>
+      </w:pPr>
+      <w:r>
+        <w:rPr>
+          <w:b/>
+          <w:bCs/>
+        </w:rPr>
+        <w:t>Value form</w:t>
+      </w:r>
+      <w:r>
+        <w:rPr/>
+        <w:t xml:space="preserve"> (for any property):</w:t>
       </w:r>
     </w:p>
     <w:p>
@@ -7043,6 +7285,22 @@
           <w:sz w:val="18"/>
           <w:szCs w:val="18"/>
         </w:rPr>
+        <w:t>div.badge {</w:t>
+      </w:r>
+    </w:p>
+    <w:p>
+      <w:pPr>
+        <w:pStyle w:val="Normal"/>
+        <w:shd w:val="clear" w:fill="F2F2F2"/>
+        <w:spacing w:before="0" w:after="0"/>
+        <w:rPr/>
+      </w:pPr>
+      <w:r>
+        <w:rPr>
+          <w:rFonts w:eastAsia="Consolas" w:cs="Consolas" w:ascii="Consolas" w:hAnsi="Consolas"/>
+          <w:sz w:val="18"/>
+          <w:szCs w:val="18"/>
+        </w:rPr>
         <w:t xml:space="preserve">    </w:t>
       </w:r>
       <w:r>
@@ -7051,7 +7309,7 @@
           <w:sz w:val="18"/>
           <w:szCs w:val="18"/>
         </w:rPr>
-        <w:t>display: none;</w:t>
+        <w:t>background-image: µ(DataUri("imgs/general/gui/carbon.png"));</w:t>
       </w:r>
     </w:p>
     <w:p>
@@ -7078,8 +7336,44 @@
         <w:rPr/>
       </w:pPr>
       <w:r>
-        <w:rPr/>
-        <w:t>In the HTML page, an empty element with this class is enough:</w:t>
+        <w:rPr>
+          <w:b/>
+          <w:bCs/>
+        </w:rPr>
+        <w:t>Retina</w:t>
+      </w:r>
+      <w:r>
+        <w:rPr/>
+        <w:t xml:space="preserve"> (requires </w:t>
+      </w:r>
+      <w:r>
+        <w:rPr>
+          <w:rFonts w:eastAsia="Consolas" w:cs="Consolas" w:ascii="Consolas" w:hAnsi="Consolas"/>
+          <w:sz w:val="18"/>
+          <w:szCs w:val="18"/>
+          <w:shd w:fill="F2F2F2" w:val="clear"/>
+        </w:rPr>
+        <w:t>@2x</w:t>
+      </w:r>
+      <w:r>
+        <w:rPr/>
+        <w:t xml:space="preserve"> source next to the 1x file, like sprites/cursors):</w:t>
+      </w:r>
+    </w:p>
+    <w:p>
+      <w:pPr>
+        <w:pStyle w:val="Normal"/>
+        <w:shd w:val="clear" w:fill="F2F2F2"/>
+        <w:spacing w:before="0" w:after="0"/>
+        <w:rPr/>
+      </w:pPr>
+      <w:r>
+        <w:rPr>
+          <w:rFonts w:eastAsia="Consolas" w:cs="Consolas" w:ascii="Consolas" w:hAnsi="Consolas"/>
+          <w:sz w:val="18"/>
+          <w:szCs w:val="18"/>
+        </w:rPr>
+        <w:t>-µ: DataUri("imgs/icon.png", { retina: true });</w:t>
       </w:r>
     </w:p>
     <w:p>
@@ -7095,7 +7389,690 @@
           <w:sz w:val="18"/>
           <w:szCs w:val="18"/>
         </w:rPr>
-        <w:t>&lt;div class="csspreload"&gt;&lt;/div&gt;</w:t>
+        <w:t>/* → background-image: image-set(url(data:…)1x, url(data:…)2x); */</w:t>
+      </w:r>
+    </w:p>
+    <w:tbl>
+      <w:tblPr>
+        <w:tblW w:w="5000" w:type="pct"/>
+        <w:jc w:val="start"/>
+        <w:tblInd w:w="0" w:type="dxa"/>
+        <w:tblLayout w:type="fixed"/>
+        <w:tblCellMar>
+          <w:top w:w="0" w:type="dxa"/>
+          <w:start w:w="80" w:type="dxa"/>
+          <w:bottom w:w="0" w:type="dxa"/>
+          <w:end w:w="80" w:type="dxa"/>
+        </w:tblCellMar>
+      </w:tblPr>
+      <w:tblGrid>
+        <w:gridCol w:w="3008"/>
+        <w:gridCol w:w="3009"/>
+        <w:gridCol w:w="3009"/>
+      </w:tblGrid>
+      <w:tr>
+        <w:trPr>
+          <w:tblHeader w:val="true"/>
+        </w:trPr>
+        <w:tc>
+          <w:tcPr>
+            <w:tcW w:w="3008" w:type="dxa"/>
+            <w:tcBorders>
+              <w:top w:val="single" w:sz="4" w:space="0" w:color="999999"/>
+              <w:start w:val="single" w:sz="4" w:space="0" w:color="999999"/>
+              <w:bottom w:val="single" w:sz="4" w:space="0" w:color="999999"/>
+              <w:end w:val="single" w:sz="4" w:space="0" w:color="999999"/>
+            </w:tcBorders>
+            <w:shd w:fill="DDE6EE" w:val="clear"/>
+          </w:tcPr>
+          <w:p>
+            <w:pPr>
+              <w:pStyle w:val="Normal"/>
+              <w:spacing w:before="40" w:after="40"/>
+              <w:rPr/>
+            </w:pPr>
+            <w:r>
+              <w:rPr>
+                <w:b/>
+                <w:bCs/>
+              </w:rPr>
+              <w:t>Option</w:t>
+            </w:r>
+          </w:p>
+        </w:tc>
+        <w:tc>
+          <w:tcPr>
+            <w:tcW w:w="3009" w:type="dxa"/>
+            <w:tcBorders>
+              <w:top w:val="single" w:sz="4" w:space="0" w:color="999999"/>
+              <w:start w:val="single" w:sz="4" w:space="0" w:color="999999"/>
+              <w:bottom w:val="single" w:sz="4" w:space="0" w:color="999999"/>
+              <w:end w:val="single" w:sz="4" w:space="0" w:color="999999"/>
+            </w:tcBorders>
+            <w:shd w:fill="DDE6EE" w:val="clear"/>
+          </w:tcPr>
+          <w:p>
+            <w:pPr>
+              <w:pStyle w:val="Normal"/>
+              <w:spacing w:before="40" w:after="40"/>
+              <w:rPr/>
+            </w:pPr>
+            <w:r>
+              <w:rPr>
+                <w:b/>
+                <w:bCs/>
+              </w:rPr>
+              <w:t>Default</w:t>
+            </w:r>
+          </w:p>
+        </w:tc>
+        <w:tc>
+          <w:tcPr>
+            <w:tcW w:w="3009" w:type="dxa"/>
+            <w:tcBorders>
+              <w:top w:val="single" w:sz="4" w:space="0" w:color="999999"/>
+              <w:start w:val="single" w:sz="4" w:space="0" w:color="999999"/>
+              <w:bottom w:val="single" w:sz="4" w:space="0" w:color="999999"/>
+              <w:end w:val="single" w:sz="4" w:space="0" w:color="999999"/>
+            </w:tcBorders>
+            <w:shd w:fill="DDE6EE" w:val="clear"/>
+          </w:tcPr>
+          <w:p>
+            <w:pPr>
+              <w:pStyle w:val="Normal"/>
+              <w:spacing w:before="40" w:after="40"/>
+              <w:rPr/>
+            </w:pPr>
+            <w:r>
+              <w:rPr>
+                <w:b/>
+                <w:bCs/>
+              </w:rPr>
+              <w:t>Description</w:t>
+            </w:r>
+          </w:p>
+        </w:tc>
+      </w:tr>
+      <w:tr>
+        <w:trPr/>
+        <w:tc>
+          <w:tcPr>
+            <w:tcW w:w="3008" w:type="dxa"/>
+            <w:tcBorders>
+              <w:top w:val="single" w:sz="4" w:space="0" w:color="999999"/>
+              <w:start w:val="single" w:sz="4" w:space="0" w:color="999999"/>
+              <w:bottom w:val="single" w:sz="4" w:space="0" w:color="999999"/>
+              <w:end w:val="single" w:sz="4" w:space="0" w:color="999999"/>
+            </w:tcBorders>
+          </w:tcPr>
+          <w:p>
+            <w:pPr>
+              <w:pStyle w:val="Normal"/>
+              <w:spacing w:before="40" w:after="40"/>
+              <w:rPr/>
+            </w:pPr>
+            <w:r>
+              <w:rPr>
+                <w:rFonts w:eastAsia="Consolas" w:cs="Consolas" w:ascii="Consolas" w:hAnsi="Consolas"/>
+                <w:sz w:val="18"/>
+                <w:szCs w:val="18"/>
+                <w:shd w:fill="F2F2F2" w:val="clear"/>
+              </w:rPr>
+              <w:t>url</w:t>
+            </w:r>
+          </w:p>
+        </w:tc>
+        <w:tc>
+          <w:tcPr>
+            <w:tcW w:w="3009" w:type="dxa"/>
+            <w:tcBorders>
+              <w:top w:val="single" w:sz="4" w:space="0" w:color="999999"/>
+              <w:start w:val="single" w:sz="4" w:space="0" w:color="999999"/>
+              <w:bottom w:val="single" w:sz="4" w:space="0" w:color="999999"/>
+              <w:end w:val="single" w:sz="4" w:space="0" w:color="999999"/>
+            </w:tcBorders>
+          </w:tcPr>
+          <w:p>
+            <w:pPr>
+              <w:pStyle w:val="Normal"/>
+              <w:spacing w:before="40" w:after="40"/>
+              <w:rPr/>
+            </w:pPr>
+            <w:r>
+              <w:rPr/>
+              <w:t xml:space="preserve">— </w:t>
+            </w:r>
+            <w:r>
+              <w:rPr/>
+              <w:t>(required)</w:t>
+            </w:r>
+          </w:p>
+        </w:tc>
+        <w:tc>
+          <w:tcPr>
+            <w:tcW w:w="3009" w:type="dxa"/>
+            <w:tcBorders>
+              <w:top w:val="single" w:sz="4" w:space="0" w:color="999999"/>
+              <w:start w:val="single" w:sz="4" w:space="0" w:color="999999"/>
+              <w:bottom w:val="single" w:sz="4" w:space="0" w:color="999999"/>
+              <w:end w:val="single" w:sz="4" w:space="0" w:color="999999"/>
+            </w:tcBorders>
+          </w:tcPr>
+          <w:p>
+            <w:pPr>
+              <w:pStyle w:val="Normal"/>
+              <w:spacing w:before="40" w:after="40"/>
+              <w:rPr/>
+            </w:pPr>
+            <w:r>
+              <w:rPr/>
+              <w:t xml:space="preserve">Image path relative to the skin directory (same resolution as </w:t>
+            </w:r>
+            <w:r>
+              <w:rPr>
+                <w:rFonts w:eastAsia="Consolas" w:cs="Consolas" w:ascii="Consolas" w:hAnsi="Consolas"/>
+                <w:sz w:val="18"/>
+                <w:szCs w:val="18"/>
+                <w:shd w:fill="F2F2F2" w:val="clear"/>
+              </w:rPr>
+              <w:t>Sprite()</w:t>
+            </w:r>
+            <w:r>
+              <w:rPr/>
+              <w:t xml:space="preserve"> sources: literal path, then </w:t>
+            </w:r>
+            <w:r>
+              <w:rPr>
+                <w:rFonts w:eastAsia="Consolas" w:cs="Consolas" w:ascii="Consolas" w:hAnsi="Consolas"/>
+                <w:sz w:val="18"/>
+                <w:szCs w:val="18"/>
+                <w:shd w:fill="F2F2F2" w:val="clear"/>
+              </w:rPr>
+              <w:t>.png</w:t>
+            </w:r>
+            <w:r>
+              <w:rPr/>
+              <w:t>/</w:t>
+            </w:r>
+            <w:r>
+              <w:rPr>
+                <w:rFonts w:eastAsia="Consolas" w:cs="Consolas" w:ascii="Consolas" w:hAnsi="Consolas"/>
+                <w:sz w:val="18"/>
+                <w:szCs w:val="18"/>
+                <w:shd w:fill="F2F2F2" w:val="clear"/>
+              </w:rPr>
+              <w:t>.webp</w:t>
+            </w:r>
+            <w:r>
+              <w:rPr/>
+              <w:t>/…).</w:t>
+            </w:r>
+          </w:p>
+        </w:tc>
+      </w:tr>
+      <w:tr>
+        <w:trPr/>
+        <w:tc>
+          <w:tcPr>
+            <w:tcW w:w="3008" w:type="dxa"/>
+            <w:tcBorders>
+              <w:top w:val="single" w:sz="4" w:space="0" w:color="999999"/>
+              <w:start w:val="single" w:sz="4" w:space="0" w:color="999999"/>
+              <w:bottom w:val="single" w:sz="4" w:space="0" w:color="999999"/>
+              <w:end w:val="single" w:sz="4" w:space="0" w:color="999999"/>
+            </w:tcBorders>
+          </w:tcPr>
+          <w:p>
+            <w:pPr>
+              <w:pStyle w:val="Normal"/>
+              <w:spacing w:before="40" w:after="40"/>
+              <w:rPr/>
+            </w:pPr>
+            <w:r>
+              <w:rPr>
+                <w:rFonts w:eastAsia="Consolas" w:cs="Consolas" w:ascii="Consolas" w:hAnsi="Consolas"/>
+                <w:sz w:val="18"/>
+                <w:szCs w:val="18"/>
+                <w:shd w:fill="F2F2F2" w:val="clear"/>
+              </w:rPr>
+              <w:t>retina</w:t>
+            </w:r>
+          </w:p>
+        </w:tc>
+        <w:tc>
+          <w:tcPr>
+            <w:tcW w:w="3009" w:type="dxa"/>
+            <w:tcBorders>
+              <w:top w:val="single" w:sz="4" w:space="0" w:color="999999"/>
+              <w:start w:val="single" w:sz="4" w:space="0" w:color="999999"/>
+              <w:bottom w:val="single" w:sz="4" w:space="0" w:color="999999"/>
+              <w:end w:val="single" w:sz="4" w:space="0" w:color="999999"/>
+            </w:tcBorders>
+          </w:tcPr>
+          <w:p>
+            <w:pPr>
+              <w:pStyle w:val="Normal"/>
+              <w:spacing w:before="40" w:after="40"/>
+              <w:rPr/>
+            </w:pPr>
+            <w:r>
+              <w:rPr>
+                <w:rFonts w:eastAsia="Consolas" w:cs="Consolas" w:ascii="Consolas" w:hAnsi="Consolas"/>
+                <w:sz w:val="18"/>
+                <w:szCs w:val="18"/>
+                <w:shd w:fill="F2F2F2" w:val="clear"/>
+              </w:rPr>
+              <w:t>false</w:t>
+            </w:r>
+          </w:p>
+        </w:tc>
+        <w:tc>
+          <w:tcPr>
+            <w:tcW w:w="3009" w:type="dxa"/>
+            <w:tcBorders>
+              <w:top w:val="single" w:sz="4" w:space="0" w:color="999999"/>
+              <w:start w:val="single" w:sz="4" w:space="0" w:color="999999"/>
+              <w:bottom w:val="single" w:sz="4" w:space="0" w:color="999999"/>
+              <w:end w:val="single" w:sz="4" w:space="0" w:color="999999"/>
+            </w:tcBorders>
+          </w:tcPr>
+          <w:p>
+            <w:pPr>
+              <w:pStyle w:val="Normal"/>
+              <w:spacing w:before="40" w:after="40"/>
+              <w:rPr/>
+            </w:pPr>
+            <w:r>
+              <w:rPr/>
+              <w:t xml:space="preserve">When </w:t>
+            </w:r>
+            <w:r>
+              <w:rPr>
+                <w:rFonts w:eastAsia="Consolas" w:cs="Consolas" w:ascii="Consolas" w:hAnsi="Consolas"/>
+                <w:sz w:val="18"/>
+                <w:szCs w:val="18"/>
+                <w:shd w:fill="F2F2F2" w:val="clear"/>
+              </w:rPr>
+              <w:t>true</w:t>
+            </w:r>
+            <w:r>
+              <w:rPr/>
+              <w:t xml:space="preserve">, embeds 1x and </w:t>
+            </w:r>
+            <w:r>
+              <w:rPr>
+                <w:rFonts w:eastAsia="Consolas" w:cs="Consolas" w:ascii="Consolas" w:hAnsi="Consolas"/>
+                <w:sz w:val="18"/>
+                <w:szCs w:val="18"/>
+                <w:shd w:fill="F2F2F2" w:val="clear"/>
+              </w:rPr>
+              <w:t>@2x</w:t>
+            </w:r>
+            <w:r>
+              <w:rPr/>
+              <w:t xml:space="preserve"> as an unprefixed </w:t>
+            </w:r>
+            <w:r>
+              <w:rPr>
+                <w:rFonts w:eastAsia="Consolas" w:cs="Consolas" w:ascii="Consolas" w:hAnsi="Consolas"/>
+                <w:sz w:val="18"/>
+                <w:szCs w:val="18"/>
+                <w:shd w:fill="F2F2F2" w:val="clear"/>
+              </w:rPr>
+              <w:t>image-set(...)</w:t>
+            </w:r>
+            <w:r>
+              <w:rPr/>
+              <w:t>.</w:t>
+            </w:r>
+          </w:p>
+        </w:tc>
+      </w:tr>
+      <w:tr>
+        <w:trPr/>
+        <w:tc>
+          <w:tcPr>
+            <w:tcW w:w="3008" w:type="dxa"/>
+            <w:tcBorders>
+              <w:top w:val="single" w:sz="4" w:space="0" w:color="999999"/>
+              <w:start w:val="single" w:sz="4" w:space="0" w:color="999999"/>
+              <w:bottom w:val="single" w:sz="4" w:space="0" w:color="999999"/>
+              <w:end w:val="single" w:sz="4" w:space="0" w:color="999999"/>
+            </w:tcBorders>
+          </w:tcPr>
+          <w:p>
+            <w:pPr>
+              <w:pStyle w:val="Normal"/>
+              <w:spacing w:before="40" w:after="40"/>
+              <w:rPr/>
+            </w:pPr>
+            <w:r>
+              <w:rPr>
+                <w:rFonts w:eastAsia="Consolas" w:cs="Consolas" w:ascii="Consolas" w:hAnsi="Consolas"/>
+                <w:sz w:val="18"/>
+                <w:szCs w:val="18"/>
+                <w:shd w:fill="F2F2F2" w:val="clear"/>
+              </w:rPr>
+              <w:t>wrap</w:t>
+            </w:r>
+          </w:p>
+        </w:tc>
+        <w:tc>
+          <w:tcPr>
+            <w:tcW w:w="3009" w:type="dxa"/>
+            <w:tcBorders>
+              <w:top w:val="single" w:sz="4" w:space="0" w:color="999999"/>
+              <w:start w:val="single" w:sz="4" w:space="0" w:color="999999"/>
+              <w:bottom w:val="single" w:sz="4" w:space="0" w:color="999999"/>
+              <w:end w:val="single" w:sz="4" w:space="0" w:color="999999"/>
+            </w:tcBorders>
+          </w:tcPr>
+          <w:p>
+            <w:pPr>
+              <w:pStyle w:val="Normal"/>
+              <w:spacing w:before="40" w:after="40"/>
+              <w:rPr/>
+            </w:pPr>
+            <w:r>
+              <w:rPr>
+                <w:rFonts w:eastAsia="Consolas" w:cs="Consolas" w:ascii="Consolas" w:hAnsi="Consolas"/>
+                <w:sz w:val="18"/>
+                <w:szCs w:val="18"/>
+                <w:shd w:fill="F2F2F2" w:val="clear"/>
+              </w:rPr>
+              <w:t>true</w:t>
+            </w:r>
+          </w:p>
+        </w:tc>
+        <w:tc>
+          <w:tcPr>
+            <w:tcW w:w="3009" w:type="dxa"/>
+            <w:tcBorders>
+              <w:top w:val="single" w:sz="4" w:space="0" w:color="999999"/>
+              <w:start w:val="single" w:sz="4" w:space="0" w:color="999999"/>
+              <w:bottom w:val="single" w:sz="4" w:space="0" w:color="999999"/>
+              <w:end w:val="single" w:sz="4" w:space="0" w:color="999999"/>
+            </w:tcBorders>
+          </w:tcPr>
+          <w:p>
+            <w:pPr>
+              <w:pStyle w:val="Normal"/>
+              <w:spacing w:before="40" w:after="40"/>
+              <w:rPr/>
+            </w:pPr>
+            <w:r>
+              <w:rPr/>
+              <w:t xml:space="preserve">When </w:t>
+            </w:r>
+            <w:r>
+              <w:rPr>
+                <w:rFonts w:eastAsia="Consolas" w:cs="Consolas" w:ascii="Consolas" w:hAnsi="Consolas"/>
+                <w:sz w:val="18"/>
+                <w:szCs w:val="18"/>
+                <w:shd w:fill="F2F2F2" w:val="clear"/>
+              </w:rPr>
+              <w:t>true</w:t>
+            </w:r>
+            <w:r>
+              <w:rPr/>
+              <w:t xml:space="preserve">, returns </w:t>
+            </w:r>
+            <w:r>
+              <w:rPr>
+                <w:rFonts w:eastAsia="Consolas" w:cs="Consolas" w:ascii="Consolas" w:hAnsi="Consolas"/>
+                <w:sz w:val="18"/>
+                <w:szCs w:val="18"/>
+                <w:shd w:fill="F2F2F2" w:val="clear"/>
+              </w:rPr>
+              <w:t>url(data:…)</w:t>
+            </w:r>
+            <w:r>
+              <w:rPr/>
+              <w:t xml:space="preserve">; when </w:t>
+            </w:r>
+            <w:r>
+              <w:rPr>
+                <w:rFonts w:eastAsia="Consolas" w:cs="Consolas" w:ascii="Consolas" w:hAnsi="Consolas"/>
+                <w:sz w:val="18"/>
+                <w:szCs w:val="18"/>
+                <w:shd w:fill="F2F2F2" w:val="clear"/>
+              </w:rPr>
+              <w:t>false</w:t>
+            </w:r>
+            <w:r>
+              <w:rPr/>
+              <w:t xml:space="preserve">, returns only the </w:t>
+            </w:r>
+            <w:r>
+              <w:rPr>
+                <w:rFonts w:eastAsia="Consolas" w:cs="Consolas" w:ascii="Consolas" w:hAnsi="Consolas"/>
+                <w:sz w:val="18"/>
+                <w:szCs w:val="18"/>
+                <w:shd w:fill="F2F2F2" w:val="clear"/>
+              </w:rPr>
+              <w:t>data:…;base64,…</w:t>
+            </w:r>
+            <w:r>
+              <w:rPr/>
+              <w:t xml:space="preserve"> string (e.g. for custom </w:t>
+            </w:r>
+            <w:r>
+              <w:rPr>
+                <w:rFonts w:eastAsia="Consolas" w:cs="Consolas" w:ascii="Consolas" w:hAnsi="Consolas"/>
+                <w:sz w:val="18"/>
+                <w:szCs w:val="18"/>
+                <w:shd w:fill="F2F2F2" w:val="clear"/>
+              </w:rPr>
+              <w:t>url()</w:t>
+            </w:r>
+            <w:r>
+              <w:rPr/>
+              <w:t xml:space="preserve"> assembly).</w:t>
+            </w:r>
+          </w:p>
+        </w:tc>
+      </w:tr>
+      <w:tr>
+        <w:trPr/>
+        <w:tc>
+          <w:tcPr>
+            <w:tcW w:w="3008" w:type="dxa"/>
+            <w:tcBorders>
+              <w:top w:val="single" w:sz="4" w:space="0" w:color="999999"/>
+              <w:start w:val="single" w:sz="4" w:space="0" w:color="999999"/>
+              <w:bottom w:val="single" w:sz="4" w:space="0" w:color="999999"/>
+              <w:end w:val="single" w:sz="4" w:space="0" w:color="999999"/>
+            </w:tcBorders>
+          </w:tcPr>
+          <w:p>
+            <w:pPr>
+              <w:pStyle w:val="Normal"/>
+              <w:spacing w:before="40" w:after="40"/>
+              <w:rPr/>
+            </w:pPr>
+            <w:r>
+              <w:rPr>
+                <w:rFonts w:eastAsia="Consolas" w:cs="Consolas" w:ascii="Consolas" w:hAnsi="Consolas"/>
+                <w:sz w:val="18"/>
+                <w:szCs w:val="18"/>
+                <w:shd w:fill="F2F2F2" w:val="clear"/>
+              </w:rPr>
+              <w:t>mime</w:t>
+            </w:r>
+          </w:p>
+        </w:tc>
+        <w:tc>
+          <w:tcPr>
+            <w:tcW w:w="3009" w:type="dxa"/>
+            <w:tcBorders>
+              <w:top w:val="single" w:sz="4" w:space="0" w:color="999999"/>
+              <w:start w:val="single" w:sz="4" w:space="0" w:color="999999"/>
+              <w:bottom w:val="single" w:sz="4" w:space="0" w:color="999999"/>
+              <w:end w:val="single" w:sz="4" w:space="0" w:color="999999"/>
+            </w:tcBorders>
+          </w:tcPr>
+          <w:p>
+            <w:pPr>
+              <w:pStyle w:val="Normal"/>
+              <w:spacing w:before="40" w:after="40"/>
+              <w:rPr/>
+            </w:pPr>
+            <w:r>
+              <w:rPr/>
+              <w:t>(from extension)</w:t>
+            </w:r>
+          </w:p>
+        </w:tc>
+        <w:tc>
+          <w:tcPr>
+            <w:tcW w:w="3009" w:type="dxa"/>
+            <w:tcBorders>
+              <w:top w:val="single" w:sz="4" w:space="0" w:color="999999"/>
+              <w:start w:val="single" w:sz="4" w:space="0" w:color="999999"/>
+              <w:bottom w:val="single" w:sz="4" w:space="0" w:color="999999"/>
+              <w:end w:val="single" w:sz="4" w:space="0" w:color="999999"/>
+            </w:tcBorders>
+          </w:tcPr>
+          <w:p>
+            <w:pPr>
+              <w:pStyle w:val="Normal"/>
+              <w:spacing w:before="40" w:after="40"/>
+              <w:rPr/>
+            </w:pPr>
+            <w:r>
+              <w:rPr/>
+              <w:t>Override MIME type (</w:t>
+            </w:r>
+            <w:r>
+              <w:rPr>
+                <w:rFonts w:eastAsia="Consolas" w:cs="Consolas" w:ascii="Consolas" w:hAnsi="Consolas"/>
+                <w:sz w:val="18"/>
+                <w:szCs w:val="18"/>
+                <w:shd w:fill="F2F2F2" w:val="clear"/>
+              </w:rPr>
+              <w:t>image/png</w:t>
+            </w:r>
+            <w:r>
+              <w:rPr/>
+              <w:t xml:space="preserve">, </w:t>
+            </w:r>
+            <w:r>
+              <w:rPr>
+                <w:rFonts w:eastAsia="Consolas" w:cs="Consolas" w:ascii="Consolas" w:hAnsi="Consolas"/>
+                <w:sz w:val="18"/>
+                <w:szCs w:val="18"/>
+                <w:shd w:fill="F2F2F2" w:val="clear"/>
+              </w:rPr>
+              <w:t>image/svg+xml</w:t>
+            </w:r>
+            <w:r>
+              <w:rPr/>
+              <w:t>, …).</w:t>
+            </w:r>
+          </w:p>
+        </w:tc>
+      </w:tr>
+      <w:tr>
+        <w:trPr/>
+        <w:tc>
+          <w:tcPr>
+            <w:tcW w:w="3008" w:type="dxa"/>
+            <w:tcBorders>
+              <w:top w:val="single" w:sz="4" w:space="0" w:color="999999"/>
+              <w:start w:val="single" w:sz="4" w:space="0" w:color="999999"/>
+              <w:bottom w:val="single" w:sz="4" w:space="0" w:color="999999"/>
+              <w:end w:val="single" w:sz="4" w:space="0" w:color="999999"/>
+            </w:tcBorders>
+          </w:tcPr>
+          <w:p>
+            <w:pPr>
+              <w:pStyle w:val="Normal"/>
+              <w:spacing w:before="40" w:after="40"/>
+              <w:rPr/>
+            </w:pPr>
+            <w:r>
+              <w:rPr>
+                <w:rFonts w:eastAsia="Consolas" w:cs="Consolas" w:ascii="Consolas" w:hAnsi="Consolas"/>
+                <w:sz w:val="18"/>
+                <w:szCs w:val="18"/>
+                <w:shd w:fill="F2F2F2" w:val="clear"/>
+              </w:rPr>
+              <w:t>property</w:t>
+            </w:r>
+          </w:p>
+        </w:tc>
+        <w:tc>
+          <w:tcPr>
+            <w:tcW w:w="3009" w:type="dxa"/>
+            <w:tcBorders>
+              <w:top w:val="single" w:sz="4" w:space="0" w:color="999999"/>
+              <w:start w:val="single" w:sz="4" w:space="0" w:color="999999"/>
+              <w:bottom w:val="single" w:sz="4" w:space="0" w:color="999999"/>
+              <w:end w:val="single" w:sz="4" w:space="0" w:color="999999"/>
+            </w:tcBorders>
+          </w:tcPr>
+          <w:p>
+            <w:pPr>
+              <w:pStyle w:val="Normal"/>
+              <w:spacing w:before="40" w:after="40"/>
+              <w:rPr/>
+            </w:pPr>
+            <w:r>
+              <w:rPr>
+                <w:rFonts w:eastAsia="Consolas" w:cs="Consolas" w:ascii="Consolas" w:hAnsi="Consolas"/>
+                <w:sz w:val="18"/>
+                <w:szCs w:val="18"/>
+                <w:shd w:fill="F2F2F2" w:val="clear"/>
+              </w:rPr>
+              <w:t>"background-image"</w:t>
+            </w:r>
+          </w:p>
+        </w:tc>
+        <w:tc>
+          <w:tcPr>
+            <w:tcW w:w="3009" w:type="dxa"/>
+            <w:tcBorders>
+              <w:top w:val="single" w:sz="4" w:space="0" w:color="999999"/>
+              <w:start w:val="single" w:sz="4" w:space="0" w:color="999999"/>
+              <w:bottom w:val="single" w:sz="4" w:space="0" w:color="999999"/>
+              <w:end w:val="single" w:sz="4" w:space="0" w:color="999999"/>
+            </w:tcBorders>
+          </w:tcPr>
+          <w:p>
+            <w:pPr>
+              <w:pStyle w:val="Normal"/>
+              <w:spacing w:before="40" w:after="40"/>
+              <w:rPr/>
+            </w:pPr>
+            <w:r>
+              <w:rPr/>
+              <w:t xml:space="preserve">Directive only: CSS property to write (default replaces </w:t>
+            </w:r>
+            <w:r>
+              <w:rPr>
+                <w:rFonts w:eastAsia="Consolas" w:cs="Consolas" w:ascii="Consolas" w:hAnsi="Consolas"/>
+                <w:sz w:val="18"/>
+                <w:szCs w:val="18"/>
+                <w:shd w:fill="F2F2F2" w:val="clear"/>
+              </w:rPr>
+              <w:t>background-image</w:t>
+            </w:r>
+            <w:r>
+              <w:rPr/>
+              <w:t>).</w:t>
+            </w:r>
+          </w:p>
+        </w:tc>
+      </w:tr>
+    </w:tbl>
+    <w:p>
+      <w:pPr>
+        <w:pStyle w:val="Normal"/>
+        <w:spacing w:before="0" w:after="60"/>
+        <w:rPr/>
+      </w:pPr>
+      <w:r>
+        <w:rPr/>
       </w:r>
     </w:p>
     <w:p>
@@ -7107,20 +8084,89 @@
       </w:pPr>
       <w:r>
         <w:rPr/>
-        <w:t xml:space="preserve">Cursor images from the </w:t>
-      </w:r>
-      <w:r>
-        <w:rPr>
-          <w:rFonts w:eastAsia="Consolas" w:cs="Consolas" w:ascii="Consolas" w:hAnsi="Consolas"/>
-          <w:sz w:val="18"/>
-          <w:szCs w:val="18"/>
-          <w:shd w:fill="F2F2F2" w:val="clear"/>
-        </w:rPr>
-        <w:t>cursors</w:t>
-      </w:r>
-      <w:r>
-        <w:rPr/>
-        <w:t xml:space="preserve"> definitions are added to the preload list automatically.</w:t>
+        <w:t xml:space="preserve">Supported formats: PNG, WebP, JPEG, GIF, SVG. During </w:t>
+      </w:r>
+      <w:r>
+        <w:rPr>
+          <w:rFonts w:eastAsia="Consolas" w:cs="Consolas" w:ascii="Consolas" w:hAnsi="Consolas"/>
+          <w:sz w:val="18"/>
+          <w:szCs w:val="18"/>
+          <w:shd w:fill="F2F2F2" w:val="clear"/>
+        </w:rPr>
+        <w:t>BuildSkin</w:t>
+      </w:r>
+      <w:r>
+        <w:rPr/>
+        <w:t>, paths are resolved against the skin output directory (</w:t>
+      </w:r>
+      <w:r>
+        <w:rPr>
+          <w:rFonts w:eastAsia="Consolas" w:cs="Consolas" w:ascii="Consolas" w:hAnsi="Consolas"/>
+          <w:sz w:val="18"/>
+          <w:szCs w:val="18"/>
+          <w:shd w:fill="F2F2F2" w:val="clear"/>
+        </w:rPr>
+        <w:t>skins/&lt;skin&gt;/</w:t>
+      </w:r>
+      <w:r>
+        <w:rPr/>
+        <w:t xml:space="preserve">) — run </w:t>
+      </w:r>
+      <w:r>
+        <w:rPr>
+          <w:b/>
+          <w:bCs/>
+        </w:rPr>
+        <w:t>media steps first</w:t>
+      </w:r>
+      <w:r>
+        <w:rPr/>
+        <w:t xml:space="preserve"> so generated images exist before compilation.</w:t>
+      </w:r>
+    </w:p>
+    <w:p>
+      <w:pPr>
+        <w:pStyle w:val="Normal"/>
+        <w:spacing w:before="0" w:after="120"/>
+        <w:jc w:val="both"/>
+        <w:rPr/>
+      </w:pPr>
+      <w:r>
+        <w:rPr>
+          <w:b/>
+          <w:bCs/>
+        </w:rPr>
+        <w:t>Migration from legacy base64 manifest vars:</w:t>
+      </w:r>
+      <w:r>
+        <w:rPr/>
+        <w:t xml:space="preserve"> instead of </w:t>
+      </w:r>
+      <w:r>
+        <w:rPr>
+          <w:rFonts w:eastAsia="Consolas" w:cs="Consolas" w:ascii="Consolas" w:hAnsi="Consolas"/>
+          <w:sz w:val="18"/>
+          <w:szCs w:val="18"/>
+          <w:shd w:fill="F2F2F2" w:val="clear"/>
+        </w:rPr>
+        <w:t>url(data:image/png;base64,"+$.CarbonImageURI+")</w:t>
+      </w:r>
+      <w:r>
+        <w:rPr/>
+        <w:t xml:space="preserve"> in a directive, reference the PNG in the skin and use </w:t>
+      </w:r>
+      <w:r>
+        <w:rPr>
+          <w:rFonts w:eastAsia="Consolas" w:cs="Consolas" w:ascii="Consolas" w:hAnsi="Consolas"/>
+          <w:sz w:val="18"/>
+          <w:szCs w:val="18"/>
+          <w:shd w:fill="F2F2F2" w:val="clear"/>
+        </w:rPr>
+        <w:t>-µ: DataUri("imgs/general/gui/carbon.png");</w:t>
+      </w:r>
+      <w:r>
+        <w:rPr/>
+        <w:t>.</w:t>
       </w:r>
     </w:p>
     <w:p>
@@ -7134,11 +8180,11 @@
         <w:outlineLvl w:val="1"/>
         <w:rPr/>
       </w:pPr>
-      <w:bookmarkStart w:id="12" w:name="__RefHeading___Toc5082_1659553824"/>
+      <w:bookmarkStart w:id="12" w:name="__RefHeading___Toc5372_3649171182"/>
       <w:bookmarkEnd w:id="12"/>
       <w:r>
         <w:rPr/>
-        <w:t>3.6 Cursors with hotspot and fallback</w:t>
+        <w:t>3.6 Preloading images (preload)</w:t>
       </w:r>
     </w:p>
     <w:p>
@@ -7150,7 +8196,20 @@
       </w:pPr>
       <w:r>
         <w:rPr/>
-        <w:t>Cursors are defined in the manifest and used by name in the stylesheet. Definition:</w:t>
+        <w:t xml:space="preserve">Important images (e.g. hover states and cursors) can be loaded ahead of time when the page loads. µCSS™ collects the image URLs and generates a preload rule when the manifest option </w:t>
+      </w:r>
+      <w:r>
+        <w:rPr>
+          <w:rFonts w:eastAsia="Consolas" w:cs="Consolas" w:ascii="Consolas" w:hAnsi="Consolas"/>
+          <w:sz w:val="18"/>
+          <w:szCs w:val="18"/>
+          <w:shd w:fill="F2F2F2" w:val="clear"/>
+        </w:rPr>
+        <w:t>sprites.preloadRule</w:t>
+      </w:r>
+      <w:r>
+        <w:rPr/>
+        <w:t xml:space="preserve"> is set:</w:t>
       </w:r>
     </w:p>
     <w:p>
@@ -7166,7 +8225,7 @@
           <w:sz w:val="18"/>
           <w:szCs w:val="18"/>
         </w:rPr>
-        <w:t>cursors: [</w:t>
+        <w:t>div.csspreload {</w:t>
       </w:r>
     </w:p>
     <w:p>
@@ -7190,7 +8249,7 @@
           <w:sz w:val="18"/>
           <w:szCs w:val="18"/>
         </w:rPr>
-        <w:t>{ name: "zoom", fallback: "zoom-in", image: "imgs/general/gui/cursors/zoom.png", hotspot: [10, 8] },</w:t>
+        <w:t>background-image: url(imgs/sprites.png), url(imgs/general/gui/cursors/zoom.png);</w:t>
       </w:r>
     </w:p>
     <w:p>
@@ -7214,7 +8273,7 @@
           <w:sz w:val="18"/>
           <w:szCs w:val="18"/>
         </w:rPr>
-        <w:t>{ name: "wait", fallback: "wait", image: "imgs/general/gui/cursors/wait.png", hotspot: [12, 12] }</w:t>
+        <w:t>display: none;</w:t>
       </w:r>
     </w:p>
     <w:p>
@@ -7230,7 +8289,7 @@
           <w:sz w:val="18"/>
           <w:szCs w:val="18"/>
         </w:rPr>
-        <w:t>]</w:t>
+        <w:t>}</w:t>
       </w:r>
     </w:p>
     <w:p>
@@ -7242,103 +8301,7 @@
       </w:pPr>
       <w:r>
         <w:rPr/>
-        <w:t>Usage as a directive or as a value form:</w:t>
-      </w:r>
-    </w:p>
-    <w:p>
-      <w:pPr>
-        <w:pStyle w:val="Normal"/>
-        <w:shd w:val="clear" w:fill="F2F2F2"/>
-        <w:spacing w:before="0" w:after="0"/>
-        <w:rPr/>
-      </w:pPr>
-      <w:r>
-        <w:rPr>
-          <w:rFonts w:eastAsia="Consolas" w:cs="Consolas" w:ascii="Consolas" w:hAnsi="Consolas"/>
-          <w:sz w:val="18"/>
-          <w:szCs w:val="18"/>
-        </w:rPr>
-        <w:t>*.cursor_zoom {</w:t>
-      </w:r>
-    </w:p>
-    <w:p>
-      <w:pPr>
-        <w:pStyle w:val="Normal"/>
-        <w:shd w:val="clear" w:fill="F2F2F2"/>
-        <w:spacing w:before="0" w:after="0"/>
-        <w:rPr/>
-      </w:pPr>
-      <w:r>
-        <w:rPr>
-          <w:rFonts w:eastAsia="Consolas" w:cs="Consolas" w:ascii="Consolas" w:hAnsi="Consolas"/>
-          <w:sz w:val="18"/>
-          <w:szCs w:val="18"/>
-        </w:rPr>
-        <w:t xml:space="preserve">    </w:t>
-      </w:r>
-      <w:r>
-        <w:rPr>
-          <w:rFonts w:eastAsia="Consolas" w:cs="Consolas" w:ascii="Consolas" w:hAnsi="Consolas"/>
-          <w:sz w:val="18"/>
-          <w:szCs w:val="18"/>
-        </w:rPr>
-        <w:t>-µ: Cursor("zoom");</w:t>
-      </w:r>
-    </w:p>
-    <w:p>
-      <w:pPr>
-        <w:pStyle w:val="Normal"/>
-        <w:shd w:val="clear" w:fill="F2F2F2"/>
-        <w:spacing w:before="0" w:after="0"/>
-        <w:rPr/>
-      </w:pPr>
-      <w:r>
-        <w:rPr>
-          <w:rFonts w:eastAsia="Consolas" w:cs="Consolas" w:ascii="Consolas" w:hAnsi="Consolas"/>
-          <w:sz w:val="18"/>
-          <w:szCs w:val="18"/>
-        </w:rPr>
-        <w:t>}</w:t>
-      </w:r>
-    </w:p>
-    <w:p>
-      <w:pPr>
-        <w:pStyle w:val="Normal"/>
-        <w:shd w:val="clear" w:fill="F2F2F2"/>
-        <w:spacing w:before="0" w:after="0"/>
-        <w:rPr/>
-      </w:pPr>
-      <w:r>
-        <w:rPr>
-          <w:rFonts w:eastAsia="Consolas" w:cs="Consolas" w:ascii="Consolas" w:hAnsi="Consolas"/>
-          <w:sz w:val="18"/>
-          <w:szCs w:val="18"/>
-        </w:rPr>
-        <w:t>a.preview {</w:t>
-      </w:r>
-    </w:p>
-    <w:p>
-      <w:pPr>
-        <w:pStyle w:val="Normal"/>
-        <w:shd w:val="clear" w:fill="F2F2F2"/>
-        <w:spacing w:before="0" w:after="0"/>
-        <w:rPr/>
-      </w:pPr>
-      <w:r>
-        <w:rPr>
-          <w:rFonts w:eastAsia="Consolas" w:cs="Consolas" w:ascii="Consolas" w:hAnsi="Consolas"/>
-          <w:sz w:val="18"/>
-          <w:szCs w:val="18"/>
-        </w:rPr>
-        <w:t xml:space="preserve">    </w:t>
-      </w:r>
-      <w:r>
-        <w:rPr>
-          <w:rFonts w:eastAsia="Consolas" w:cs="Consolas" w:ascii="Consolas" w:hAnsi="Consolas"/>
-          <w:sz w:val="18"/>
-          <w:szCs w:val="18"/>
-        </w:rPr>
-        <w:t>cursor: µ(Cursor("zoom"));</w:t>
+        <w:t>In the HTML page, an empty element with this class is enough:</w:t>
       </w:r>
     </w:p>
     <w:p>
@@ -7354,7 +8317,7 @@
           <w:sz w:val="18"/>
           <w:szCs w:val="18"/>
         </w:rPr>
-        <w:t>}</w:t>
+        <w:t>&lt;div class="csspreload"&gt;&lt;/div&gt;</w:t>
       </w:r>
     </w:p>
     <w:p>
@@ -7366,126 +8329,20 @@
       </w:pPr>
       <w:r>
         <w:rPr/>
-        <w:t xml:space="preserve">The directive produces the </w:t>
-      </w:r>
-      <w:r>
-        <w:rPr>
-          <w:rFonts w:eastAsia="Consolas" w:cs="Consolas" w:ascii="Consolas" w:hAnsi="Consolas"/>
-          <w:sz w:val="18"/>
-          <w:szCs w:val="18"/>
-          <w:shd w:fill="F2F2F2" w:val="clear"/>
-        </w:rPr>
-        <w:t>url()</w:t>
-      </w:r>
-      <w:r>
-        <w:rPr/>
-        <w:t xml:space="preserve"> form with hotspot and fallback and — when an </w:t>
-      </w:r>
-      <w:r>
-        <w:rPr>
-          <w:rFonts w:eastAsia="Consolas" w:cs="Consolas" w:ascii="Consolas" w:hAnsi="Consolas"/>
-          <w:sz w:val="18"/>
-          <w:szCs w:val="18"/>
-          <w:shd w:fill="F2F2F2" w:val="clear"/>
-        </w:rPr>
-        <w:t>@2x</w:t>
-      </w:r>
-      <w:r>
-        <w:rPr/>
-        <w:t xml:space="preserve"> image file exists — additionally the </w:t>
-      </w:r>
-      <w:r>
-        <w:rPr>
-          <w:rFonts w:eastAsia="Consolas" w:cs="Consolas" w:ascii="Consolas" w:hAnsi="Consolas"/>
-          <w:sz w:val="18"/>
-          <w:szCs w:val="18"/>
-          <w:shd w:fill="F2F2F2" w:val="clear"/>
-        </w:rPr>
-        <w:t>image-set()</w:t>
-      </w:r>
-      <w:r>
-        <w:rPr/>
-        <w:t xml:space="preserve"> variant:</w:t>
-      </w:r>
-    </w:p>
-    <w:p>
-      <w:pPr>
-        <w:pStyle w:val="Normal"/>
-        <w:shd w:val="clear" w:fill="F2F2F2"/>
-        <w:spacing w:before="0" w:after="0"/>
-        <w:rPr/>
-      </w:pPr>
-      <w:r>
-        <w:rPr>
-          <w:rFonts w:eastAsia="Consolas" w:cs="Consolas" w:ascii="Consolas" w:hAnsi="Consolas"/>
-          <w:sz w:val="18"/>
-          <w:szCs w:val="18"/>
-        </w:rPr>
-        <w:t>*.cursor_zoom {</w:t>
-      </w:r>
-    </w:p>
-    <w:p>
-      <w:pPr>
-        <w:pStyle w:val="Normal"/>
-        <w:shd w:val="clear" w:fill="F2F2F2"/>
-        <w:spacing w:before="0" w:after="0"/>
-        <w:rPr/>
-      </w:pPr>
-      <w:r>
-        <w:rPr>
-          <w:rFonts w:eastAsia="Consolas" w:cs="Consolas" w:ascii="Consolas" w:hAnsi="Consolas"/>
-          <w:sz w:val="18"/>
-          <w:szCs w:val="18"/>
-        </w:rPr>
-        <w:t xml:space="preserve">    </w:t>
-      </w:r>
-      <w:r>
-        <w:rPr>
-          <w:rFonts w:eastAsia="Consolas" w:cs="Consolas" w:ascii="Consolas" w:hAnsi="Consolas"/>
-          <w:sz w:val="18"/>
-          <w:szCs w:val="18"/>
-        </w:rPr>
-        <w:t>cursor: url(imgs/general/gui/cursors/zoom.png) 10 8, zoom-in;</w:t>
-      </w:r>
-    </w:p>
-    <w:p>
-      <w:pPr>
-        <w:pStyle w:val="Normal"/>
-        <w:shd w:val="clear" w:fill="F2F2F2"/>
-        <w:spacing w:before="0" w:after="0"/>
-        <w:rPr/>
-      </w:pPr>
-      <w:r>
-        <w:rPr>
-          <w:rFonts w:eastAsia="Consolas" w:cs="Consolas" w:ascii="Consolas" w:hAnsi="Consolas"/>
-          <w:sz w:val="18"/>
-          <w:szCs w:val="18"/>
-        </w:rPr>
-        <w:t xml:space="preserve">    </w:t>
-      </w:r>
-      <w:r>
-        <w:rPr>
-          <w:rFonts w:eastAsia="Consolas" w:cs="Consolas" w:ascii="Consolas" w:hAnsi="Consolas"/>
-          <w:sz w:val="18"/>
-          <w:szCs w:val="18"/>
-        </w:rPr>
-        <w:t>cursor: image-set(url(imgs/general/gui/cursors/zoom.png)1x, url(imgs/general/gui/cursors/zoom@2x.png)2x) 10 8, zoom-in;</w:t>
-      </w:r>
-    </w:p>
-    <w:p>
-      <w:pPr>
-        <w:pStyle w:val="Normal"/>
-        <w:shd w:val="clear" w:fill="F2F2F2"/>
-        <w:spacing w:before="0" w:after="160"/>
-        <w:rPr/>
-      </w:pPr>
-      <w:r>
-        <w:rPr>
-          <w:rFonts w:eastAsia="Consolas" w:cs="Consolas" w:ascii="Consolas" w:hAnsi="Consolas"/>
-          <w:sz w:val="18"/>
-          <w:szCs w:val="18"/>
-        </w:rPr>
-        <w:t>}</w:t>
+        <w:t xml:space="preserve">Cursor images from the </w:t>
+      </w:r>
+      <w:r>
+        <w:rPr>
+          <w:rFonts w:eastAsia="Consolas" w:cs="Consolas" w:ascii="Consolas" w:hAnsi="Consolas"/>
+          <w:sz w:val="18"/>
+          <w:szCs w:val="18"/>
+          <w:shd w:fill="F2F2F2" w:val="clear"/>
+        </w:rPr>
+        <w:t>cursors</w:t>
+      </w:r>
+      <w:r>
+        <w:rPr/>
+        <w:t xml:space="preserve"> definitions are added to the preload list automatically.</w:t>
       </w:r>
     </w:p>
     <w:p>
@@ -7499,11 +8356,376 @@
         <w:outlineLvl w:val="1"/>
         <w:rPr/>
       </w:pPr>
-      <w:bookmarkStart w:id="13" w:name="__RefHeading___Toc5084_1659553824"/>
+      <w:bookmarkStart w:id="13" w:name="__RefHeading___Toc5374_3649171182"/>
       <w:bookmarkEnd w:id="13"/>
       <w:r>
         <w:rPr/>
-        <w:t>3.7 Automatic image generation (media steps)</w:t>
+        <w:t>3.7 Cursors with hotspot and fallback</w:t>
+      </w:r>
+    </w:p>
+    <w:p>
+      <w:pPr>
+        <w:pStyle w:val="Normal"/>
+        <w:spacing w:before="0" w:after="120"/>
+        <w:jc w:val="both"/>
+        <w:rPr/>
+      </w:pPr>
+      <w:r>
+        <w:rPr/>
+        <w:t>Cursors are defined in the manifest and used by name in the stylesheet. Definition:</w:t>
+      </w:r>
+    </w:p>
+    <w:p>
+      <w:pPr>
+        <w:pStyle w:val="Normal"/>
+        <w:shd w:val="clear" w:fill="F2F2F2"/>
+        <w:spacing w:before="0" w:after="0"/>
+        <w:rPr/>
+      </w:pPr>
+      <w:r>
+        <w:rPr>
+          <w:rFonts w:eastAsia="Consolas" w:cs="Consolas" w:ascii="Consolas" w:hAnsi="Consolas"/>
+          <w:sz w:val="18"/>
+          <w:szCs w:val="18"/>
+        </w:rPr>
+        <w:t>cursors: [</w:t>
+      </w:r>
+    </w:p>
+    <w:p>
+      <w:pPr>
+        <w:pStyle w:val="Normal"/>
+        <w:shd w:val="clear" w:fill="F2F2F2"/>
+        <w:spacing w:before="0" w:after="0"/>
+        <w:rPr/>
+      </w:pPr>
+      <w:r>
+        <w:rPr>
+          <w:rFonts w:eastAsia="Consolas" w:cs="Consolas" w:ascii="Consolas" w:hAnsi="Consolas"/>
+          <w:sz w:val="18"/>
+          <w:szCs w:val="18"/>
+        </w:rPr>
+        <w:t xml:space="preserve">    </w:t>
+      </w:r>
+      <w:r>
+        <w:rPr>
+          <w:rFonts w:eastAsia="Consolas" w:cs="Consolas" w:ascii="Consolas" w:hAnsi="Consolas"/>
+          <w:sz w:val="18"/>
+          <w:szCs w:val="18"/>
+        </w:rPr>
+        <w:t>{ name: "zoom", fallback: "zoom-in", image: "imgs/general/gui/cursors/zoom.png", hotspot: [10, 8] },</w:t>
+      </w:r>
+    </w:p>
+    <w:p>
+      <w:pPr>
+        <w:pStyle w:val="Normal"/>
+        <w:shd w:val="clear" w:fill="F2F2F2"/>
+        <w:spacing w:before="0" w:after="0"/>
+        <w:rPr/>
+      </w:pPr>
+      <w:r>
+        <w:rPr>
+          <w:rFonts w:eastAsia="Consolas" w:cs="Consolas" w:ascii="Consolas" w:hAnsi="Consolas"/>
+          <w:sz w:val="18"/>
+          <w:szCs w:val="18"/>
+        </w:rPr>
+        <w:t xml:space="preserve">    </w:t>
+      </w:r>
+      <w:r>
+        <w:rPr>
+          <w:rFonts w:eastAsia="Consolas" w:cs="Consolas" w:ascii="Consolas" w:hAnsi="Consolas"/>
+          <w:sz w:val="18"/>
+          <w:szCs w:val="18"/>
+        </w:rPr>
+        <w:t>{ name: "wait", fallback: "wait", image: "imgs/general/gui/cursors/wait.png", hotspot: [12, 12] }</w:t>
+      </w:r>
+    </w:p>
+    <w:p>
+      <w:pPr>
+        <w:pStyle w:val="Normal"/>
+        <w:shd w:val="clear" w:fill="F2F2F2"/>
+        <w:spacing w:before="0" w:after="160"/>
+        <w:rPr/>
+      </w:pPr>
+      <w:r>
+        <w:rPr>
+          <w:rFonts w:eastAsia="Consolas" w:cs="Consolas" w:ascii="Consolas" w:hAnsi="Consolas"/>
+          <w:sz w:val="18"/>
+          <w:szCs w:val="18"/>
+        </w:rPr>
+        <w:t>]</w:t>
+      </w:r>
+    </w:p>
+    <w:p>
+      <w:pPr>
+        <w:pStyle w:val="Normal"/>
+        <w:spacing w:before="0" w:after="120"/>
+        <w:jc w:val="both"/>
+        <w:rPr/>
+      </w:pPr>
+      <w:r>
+        <w:rPr/>
+        <w:t>Usage as a directive or as a value form:</w:t>
+      </w:r>
+    </w:p>
+    <w:p>
+      <w:pPr>
+        <w:pStyle w:val="Normal"/>
+        <w:shd w:val="clear" w:fill="F2F2F2"/>
+        <w:spacing w:before="0" w:after="0"/>
+        <w:rPr/>
+      </w:pPr>
+      <w:r>
+        <w:rPr>
+          <w:rFonts w:eastAsia="Consolas" w:cs="Consolas" w:ascii="Consolas" w:hAnsi="Consolas"/>
+          <w:sz w:val="18"/>
+          <w:szCs w:val="18"/>
+        </w:rPr>
+        <w:t>*.cursor_zoom {</w:t>
+      </w:r>
+    </w:p>
+    <w:p>
+      <w:pPr>
+        <w:pStyle w:val="Normal"/>
+        <w:shd w:val="clear" w:fill="F2F2F2"/>
+        <w:spacing w:before="0" w:after="0"/>
+        <w:rPr/>
+      </w:pPr>
+      <w:r>
+        <w:rPr>
+          <w:rFonts w:eastAsia="Consolas" w:cs="Consolas" w:ascii="Consolas" w:hAnsi="Consolas"/>
+          <w:sz w:val="18"/>
+          <w:szCs w:val="18"/>
+        </w:rPr>
+        <w:t xml:space="preserve">    </w:t>
+      </w:r>
+      <w:r>
+        <w:rPr>
+          <w:rFonts w:eastAsia="Consolas" w:cs="Consolas" w:ascii="Consolas" w:hAnsi="Consolas"/>
+          <w:sz w:val="18"/>
+          <w:szCs w:val="18"/>
+        </w:rPr>
+        <w:t>-µ: Cursor("zoom");</w:t>
+      </w:r>
+    </w:p>
+    <w:p>
+      <w:pPr>
+        <w:pStyle w:val="Normal"/>
+        <w:shd w:val="clear" w:fill="F2F2F2"/>
+        <w:spacing w:before="0" w:after="0"/>
+        <w:rPr/>
+      </w:pPr>
+      <w:r>
+        <w:rPr>
+          <w:rFonts w:eastAsia="Consolas" w:cs="Consolas" w:ascii="Consolas" w:hAnsi="Consolas"/>
+          <w:sz w:val="18"/>
+          <w:szCs w:val="18"/>
+        </w:rPr>
+        <w:t>}</w:t>
+      </w:r>
+    </w:p>
+    <w:p>
+      <w:pPr>
+        <w:pStyle w:val="Normal"/>
+        <w:shd w:val="clear" w:fill="F2F2F2"/>
+        <w:spacing w:before="0" w:after="0"/>
+        <w:rPr/>
+      </w:pPr>
+      <w:r>
+        <w:rPr>
+          <w:rFonts w:eastAsia="Consolas" w:cs="Consolas" w:ascii="Consolas" w:hAnsi="Consolas"/>
+          <w:sz w:val="18"/>
+          <w:szCs w:val="18"/>
+        </w:rPr>
+        <w:t>a.preview {</w:t>
+      </w:r>
+    </w:p>
+    <w:p>
+      <w:pPr>
+        <w:pStyle w:val="Normal"/>
+        <w:shd w:val="clear" w:fill="F2F2F2"/>
+        <w:spacing w:before="0" w:after="0"/>
+        <w:rPr/>
+      </w:pPr>
+      <w:r>
+        <w:rPr>
+          <w:rFonts w:eastAsia="Consolas" w:cs="Consolas" w:ascii="Consolas" w:hAnsi="Consolas"/>
+          <w:sz w:val="18"/>
+          <w:szCs w:val="18"/>
+        </w:rPr>
+        <w:t xml:space="preserve">    </w:t>
+      </w:r>
+      <w:r>
+        <w:rPr>
+          <w:rFonts w:eastAsia="Consolas" w:cs="Consolas" w:ascii="Consolas" w:hAnsi="Consolas"/>
+          <w:sz w:val="18"/>
+          <w:szCs w:val="18"/>
+        </w:rPr>
+        <w:t>cursor: µ(Cursor("zoom"));</w:t>
+      </w:r>
+    </w:p>
+    <w:p>
+      <w:pPr>
+        <w:pStyle w:val="Normal"/>
+        <w:shd w:val="clear" w:fill="F2F2F2"/>
+        <w:spacing w:before="0" w:after="160"/>
+        <w:rPr/>
+      </w:pPr>
+      <w:r>
+        <w:rPr>
+          <w:rFonts w:eastAsia="Consolas" w:cs="Consolas" w:ascii="Consolas" w:hAnsi="Consolas"/>
+          <w:sz w:val="18"/>
+          <w:szCs w:val="18"/>
+        </w:rPr>
+        <w:t>}</w:t>
+      </w:r>
+    </w:p>
+    <w:p>
+      <w:pPr>
+        <w:pStyle w:val="Normal"/>
+        <w:spacing w:before="0" w:after="120"/>
+        <w:jc w:val="both"/>
+        <w:rPr/>
+      </w:pPr>
+      <w:r>
+        <w:rPr/>
+        <w:t xml:space="preserve">The directive produces the </w:t>
+      </w:r>
+      <w:r>
+        <w:rPr>
+          <w:rFonts w:eastAsia="Consolas" w:cs="Consolas" w:ascii="Consolas" w:hAnsi="Consolas"/>
+          <w:sz w:val="18"/>
+          <w:szCs w:val="18"/>
+          <w:shd w:fill="F2F2F2" w:val="clear"/>
+        </w:rPr>
+        <w:t>url()</w:t>
+      </w:r>
+      <w:r>
+        <w:rPr/>
+        <w:t xml:space="preserve"> form with hotspot and fallback and — when an </w:t>
+      </w:r>
+      <w:r>
+        <w:rPr>
+          <w:rFonts w:eastAsia="Consolas" w:cs="Consolas" w:ascii="Consolas" w:hAnsi="Consolas"/>
+          <w:sz w:val="18"/>
+          <w:szCs w:val="18"/>
+          <w:shd w:fill="F2F2F2" w:val="clear"/>
+        </w:rPr>
+        <w:t>@2x</w:t>
+      </w:r>
+      <w:r>
+        <w:rPr/>
+        <w:t xml:space="preserve"> image file exists — additionally the </w:t>
+      </w:r>
+      <w:r>
+        <w:rPr>
+          <w:rFonts w:eastAsia="Consolas" w:cs="Consolas" w:ascii="Consolas" w:hAnsi="Consolas"/>
+          <w:sz w:val="18"/>
+          <w:szCs w:val="18"/>
+          <w:shd w:fill="F2F2F2" w:val="clear"/>
+        </w:rPr>
+        <w:t>image-set()</w:t>
+      </w:r>
+      <w:r>
+        <w:rPr/>
+        <w:t xml:space="preserve"> variant:</w:t>
+      </w:r>
+    </w:p>
+    <w:p>
+      <w:pPr>
+        <w:pStyle w:val="Normal"/>
+        <w:shd w:val="clear" w:fill="F2F2F2"/>
+        <w:spacing w:before="0" w:after="0"/>
+        <w:rPr/>
+      </w:pPr>
+      <w:r>
+        <w:rPr>
+          <w:rFonts w:eastAsia="Consolas" w:cs="Consolas" w:ascii="Consolas" w:hAnsi="Consolas"/>
+          <w:sz w:val="18"/>
+          <w:szCs w:val="18"/>
+        </w:rPr>
+        <w:t>*.cursor_zoom {</w:t>
+      </w:r>
+    </w:p>
+    <w:p>
+      <w:pPr>
+        <w:pStyle w:val="Normal"/>
+        <w:shd w:val="clear" w:fill="F2F2F2"/>
+        <w:spacing w:before="0" w:after="0"/>
+        <w:rPr/>
+      </w:pPr>
+      <w:r>
+        <w:rPr>
+          <w:rFonts w:eastAsia="Consolas" w:cs="Consolas" w:ascii="Consolas" w:hAnsi="Consolas"/>
+          <w:sz w:val="18"/>
+          <w:szCs w:val="18"/>
+        </w:rPr>
+        <w:t xml:space="preserve">    </w:t>
+      </w:r>
+      <w:r>
+        <w:rPr>
+          <w:rFonts w:eastAsia="Consolas" w:cs="Consolas" w:ascii="Consolas" w:hAnsi="Consolas"/>
+          <w:sz w:val="18"/>
+          <w:szCs w:val="18"/>
+        </w:rPr>
+        <w:t>cursor: url(imgs/general/gui/cursors/zoom.png) 10 8, zoom-in;</w:t>
+      </w:r>
+    </w:p>
+    <w:p>
+      <w:pPr>
+        <w:pStyle w:val="Normal"/>
+        <w:shd w:val="clear" w:fill="F2F2F2"/>
+        <w:spacing w:before="0" w:after="0"/>
+        <w:rPr/>
+      </w:pPr>
+      <w:r>
+        <w:rPr>
+          <w:rFonts w:eastAsia="Consolas" w:cs="Consolas" w:ascii="Consolas" w:hAnsi="Consolas"/>
+          <w:sz w:val="18"/>
+          <w:szCs w:val="18"/>
+        </w:rPr>
+        <w:t xml:space="preserve">    </w:t>
+      </w:r>
+      <w:r>
+        <w:rPr>
+          <w:rFonts w:eastAsia="Consolas" w:cs="Consolas" w:ascii="Consolas" w:hAnsi="Consolas"/>
+          <w:sz w:val="18"/>
+          <w:szCs w:val="18"/>
+        </w:rPr>
+        <w:t>cursor: image-set(url(imgs/general/gui/cursors/zoom.png)1x, url(imgs/general/gui/cursors/zoom@2x.png)2x) 10 8, zoom-in;</w:t>
+      </w:r>
+    </w:p>
+    <w:p>
+      <w:pPr>
+        <w:pStyle w:val="Normal"/>
+        <w:shd w:val="clear" w:fill="F2F2F2"/>
+        <w:spacing w:before="0" w:after="160"/>
+        <w:rPr/>
+      </w:pPr>
+      <w:r>
+        <w:rPr>
+          <w:rFonts w:eastAsia="Consolas" w:cs="Consolas" w:ascii="Consolas" w:hAnsi="Consolas"/>
+          <w:sz w:val="18"/>
+          <w:szCs w:val="18"/>
+        </w:rPr>
+        <w:t>}</w:t>
+      </w:r>
+    </w:p>
+    <w:p>
+      <w:pPr>
+        <w:pStyle w:val="Heading2"/>
+        <w:numPr>
+          <w:ilvl w:val="0"/>
+          <w:numId w:val="0"/>
+        </w:numPr>
+        <w:spacing w:before="240" w:after="120"/>
+        <w:outlineLvl w:val="1"/>
+        <w:rPr/>
+      </w:pPr>
+      <w:bookmarkStart w:id="14" w:name="__RefHeading___Toc5376_3649171182"/>
+      <w:bookmarkEnd w:id="14"/>
+      <w:r>
+        <w:rPr/>
+        <w:t>3.8 Automatic image generation (media steps)</w:t>
       </w:r>
     </w:p>
     <w:p>
@@ -7718,11 +8940,11 @@
         <w:outlineLvl w:val="2"/>
         <w:rPr/>
       </w:pPr>
-      <w:bookmarkStart w:id="14" w:name="__RefHeading___Toc5086_1659553824"/>
-      <w:bookmarkEnd w:id="14"/>
-      <w:r>
-        <w:rPr/>
-        <w:t>3.7.1 Custom media steps (plugins)</w:t>
+      <w:bookmarkStart w:id="15" w:name="__RefHeading___Toc5378_3649171182"/>
+      <w:bookmarkEnd w:id="15"/>
+      <w:r>
+        <w:rPr/>
+        <w:t>3.8.1 Custom media steps (plugins)</w:t>
       </w:r>
     </w:p>
     <w:p>
@@ -8587,8 +9809,8 @@
         <w:outlineLvl w:val="0"/>
         <w:rPr/>
       </w:pPr>
-      <w:bookmarkStart w:id="15" w:name="__RefHeading___Toc5088_1659553824"/>
-      <w:bookmarkEnd w:id="15"/>
+      <w:bookmarkStart w:id="16" w:name="__RefHeading___Toc5380_3649171182"/>
+      <w:bookmarkEnd w:id="16"/>
       <w:r>
         <w:rPr/>
         <w:t>4 microPS (µPS) — image generators</w:t>
@@ -8782,8 +10004,8 @@
         <w:outlineLvl w:val="1"/>
         <w:rPr/>
       </w:pPr>
-      <w:bookmarkStart w:id="16" w:name="__RefHeading___Toc5090_1659553824"/>
-      <w:bookmarkEnd w:id="16"/>
+      <w:bookmarkStart w:id="17" w:name="__RefHeading___Toc5382_3649171182"/>
+      <w:bookmarkEnd w:id="17"/>
       <w:r>
         <w:rPr/>
         <w:t>4.1 API overview</w:t>
@@ -10094,8 +11316,8 @@
         <w:outlineLvl w:val="1"/>
         <w:rPr/>
       </w:pPr>
-      <w:bookmarkStart w:id="17" w:name="__RefHeading___Toc5092_1659553824"/>
-      <w:bookmarkEnd w:id="17"/>
+      <w:bookmarkStart w:id="18" w:name="__RefHeading___Toc5384_3649171182"/>
+      <w:bookmarkEnd w:id="18"/>
       <w:r>
         <w:rPr/>
         <w:t>4.2 ButtonAndIconCreator</w:t>
@@ -11242,8 +12464,8 @@
         <w:outlineLvl w:val="2"/>
         <w:rPr/>
       </w:pPr>
-      <w:bookmarkStart w:id="18" w:name="__RefHeading___Toc5094_1659553824"/>
-      <w:bookmarkEnd w:id="18"/>
+      <w:bookmarkStart w:id="19" w:name="__RefHeading___Toc5386_3649171182"/>
+      <w:bookmarkEnd w:id="19"/>
       <w:r>
         <w:rPr/>
         <w:t>4.2.1 CreateByTopLayerSets — one image per group</w:t>
@@ -11481,8 +12703,8 @@
         <w:outlineLvl w:val="1"/>
         <w:rPr/>
       </w:pPr>
-      <w:bookmarkStart w:id="19" w:name="__RefHeading___Toc5096_1659553824"/>
-      <w:bookmarkEnd w:id="19"/>
+      <w:bookmarkStart w:id="20" w:name="__RefHeading___Toc5388_3649171182"/>
+      <w:bookmarkEnd w:id="20"/>
       <w:r>
         <w:rPr/>
         <w:t>4.3 AppIconMaker</w:t>
@@ -12107,8 +13329,8 @@
         <w:outlineLvl w:val="1"/>
         <w:rPr/>
       </w:pPr>
-      <w:bookmarkStart w:id="20" w:name="__RefHeading___Toc5098_1659553824"/>
-      <w:bookmarkEnd w:id="20"/>
+      <w:bookmarkStart w:id="21" w:name="__RefHeading___Toc5390_3649171182"/>
+      <w:bookmarkEnd w:id="21"/>
       <w:r>
         <w:rPr/>
         <w:t>4.4 SpriteAtlas and TileSheet</w:t>
@@ -12172,8 +13394,8 @@
         <w:outlineLvl w:val="1"/>
         <w:rPr/>
       </w:pPr>
-      <w:bookmarkStart w:id="21" w:name="__RefHeading___Toc5100_1659553824"/>
-      <w:bookmarkEnd w:id="21"/>
+      <w:bookmarkStart w:id="22" w:name="__RefHeading___Toc5392_3649171182"/>
+      <w:bookmarkEnd w:id="22"/>
       <w:r>
         <w:rPr/>
         <w:t>4.5 SequenceStrip and DSD format</w:t>
@@ -12581,8 +13803,8 @@
         <w:outlineLvl w:val="2"/>
         <w:rPr/>
       </w:pPr>
-      <w:bookmarkStart w:id="22" w:name="__RefHeading___Toc5102_1659553824"/>
-      <w:bookmarkEnd w:id="22"/>
+      <w:bookmarkStart w:id="23" w:name="__RefHeading___Toc5394_3649171182"/>
+      <w:bookmarkEnd w:id="23"/>
       <w:r>
         <w:rPr/>
         <w:t>4.5.1 Authoring DSD (`CreateDsdFromImages`)</w:t>
@@ -12879,8 +14101,8 @@
         <w:outlineLvl w:val="2"/>
         <w:rPr/>
       </w:pPr>
-      <w:bookmarkStart w:id="23" w:name="__RefHeading___Toc5104_1659553824"/>
-      <w:bookmarkEnd w:id="23"/>
+      <w:bookmarkStart w:id="24" w:name="__RefHeading___Toc5396_3649171182"/>
+      <w:bookmarkEnd w:id="24"/>
       <w:r>
         <w:rPr/>
         <w:t>4.5.2 PSD sequence groups</w:t>
@@ -13043,8 +14265,8 @@
         <w:outlineLvl w:val="1"/>
         <w:rPr/>
       </w:pPr>
-      <w:bookmarkStart w:id="24" w:name="__RefHeading___Toc5106_1659553824"/>
-      <w:bookmarkEnd w:id="24"/>
+      <w:bookmarkStart w:id="25" w:name="__RefHeading___Toc5398_3649171182"/>
+      <w:bookmarkEnd w:id="25"/>
       <w:r>
         <w:rPr/>
         <w:t>4.6 Raster model, I/O and canvas size</w:t>
@@ -13977,8 +15199,8 @@
         <w:outlineLvl w:val="1"/>
         <w:rPr/>
       </w:pPr>
-      <w:bookmarkStart w:id="25" w:name="__RefHeading___Toc5108_1659553824"/>
-      <w:bookmarkEnd w:id="25"/>
+      <w:bookmarkStart w:id="26" w:name="__RefHeading___Toc5400_3649171182"/>
+      <w:bookmarkEnd w:id="26"/>
       <w:r>
         <w:rPr/>
         <w:t>4.7 Adjustments and masks</w:t>
@@ -14029,8 +15251,8 @@
         <w:outlineLvl w:val="2"/>
         <w:rPr/>
       </w:pPr>
-      <w:bookmarkStart w:id="26" w:name="__RefHeading___Toc5110_1659553824"/>
-      <w:bookmarkEnd w:id="26"/>
+      <w:bookmarkStart w:id="27" w:name="__RefHeading___Toc5402_3649171182"/>
+      <w:bookmarkEnd w:id="27"/>
       <w:r>
         <w:rPr/>
         <w:t>4.7.1 Masks</w:t>
@@ -14352,8 +15574,8 @@
         <w:outlineLvl w:val="2"/>
         <w:rPr/>
       </w:pPr>
-      <w:bookmarkStart w:id="27" w:name="__RefHeading___Toc5112_1659553824"/>
-      <w:bookmarkEnd w:id="27"/>
+      <w:bookmarkStart w:id="28" w:name="__RefHeading___Toc5404_3649171182"/>
+      <w:bookmarkEnd w:id="28"/>
       <w:r>
         <w:rPr/>
         <w:t>4.7.2 Selection engine</w:t>
@@ -14993,8 +16215,8 @@
         <w:outlineLvl w:val="2"/>
         <w:rPr/>
       </w:pPr>
-      <w:bookmarkStart w:id="28" w:name="__RefHeading___Toc5114_1659553824"/>
-      <w:bookmarkEnd w:id="28"/>
+      <w:bookmarkStart w:id="29" w:name="__RefHeading___Toc5406_3649171182"/>
+      <w:bookmarkEnd w:id="29"/>
       <w:r>
         <w:rPr/>
         <w:t>4.7.3 ApplyGamma</w:t>
@@ -15467,8 +16689,8 @@
         <w:outlineLvl w:val="2"/>
         <w:rPr/>
       </w:pPr>
-      <w:bookmarkStart w:id="29" w:name="__RefHeading___Toc5116_1659553824"/>
-      <w:bookmarkEnd w:id="29"/>
+      <w:bookmarkStart w:id="30" w:name="__RefHeading___Toc5408_3649171182"/>
+      <w:bookmarkEnd w:id="30"/>
       <w:r>
         <w:rPr/>
         <w:t>4.7.4 ApplyBrightnessContrast</w:t>
@@ -15842,8 +17064,8 @@
         <w:outlineLvl w:val="2"/>
         <w:rPr/>
       </w:pPr>
-      <w:bookmarkStart w:id="30" w:name="__RefHeading___Toc5118_1659553824"/>
-      <w:bookmarkEnd w:id="30"/>
+      <w:bookmarkStart w:id="31" w:name="__RefHeading___Toc5410_3649171182"/>
+      <w:bookmarkEnd w:id="31"/>
       <w:r>
         <w:rPr/>
         <w:t>4.7.5 ApplyHueSaturation</w:t>
@@ -16233,8 +17455,8 @@
         <w:outlineLvl w:val="2"/>
         <w:rPr/>
       </w:pPr>
-      <w:bookmarkStart w:id="31" w:name="__RefHeading___Toc5120_1659553824"/>
-      <w:bookmarkEnd w:id="31"/>
+      <w:bookmarkStart w:id="32" w:name="__RefHeading___Toc5412_3649171182"/>
+      <w:bookmarkEnd w:id="32"/>
       <w:r>
         <w:rPr/>
         <w:t>4.7.6 ApplyAdjustmentStack</w:t>
@@ -16606,8 +17828,8 @@
         <w:outlineLvl w:val="1"/>
         <w:rPr/>
       </w:pPr>
-      <w:bookmarkStart w:id="32" w:name="__RefHeading___Toc5122_1659553824"/>
-      <w:bookmarkEnd w:id="32"/>
+      <w:bookmarkStart w:id="33" w:name="__RefHeading___Toc5414_3649171182"/>
+      <w:bookmarkEnd w:id="33"/>
       <w:r>
         <w:rPr/>
         <w:t>4.8 Raster transforms</w:t>
@@ -17638,8 +18860,8 @@
         <w:outlineLvl w:val="1"/>
         <w:rPr/>
       </w:pPr>
-      <w:bookmarkStart w:id="33" w:name="__RefHeading___Toc5124_1659553824"/>
-      <w:bookmarkEnd w:id="33"/>
+      <w:bookmarkStart w:id="34" w:name="__RefHeading___Toc5416_3649171182"/>
+      <w:bookmarkEnd w:id="34"/>
       <w:r>
         <w:rPr/>
         <w:t>4.9 ExtendScript entry point (`MuPsDoc`)</w:t>
@@ -18832,8 +20054,8 @@
         <w:outlineLvl w:val="1"/>
         <w:rPr/>
       </w:pPr>
-      <w:bookmarkStart w:id="34" w:name="__RefHeading___Toc5126_1659553824"/>
-      <w:bookmarkEnd w:id="34"/>
+      <w:bookmarkStart w:id="35" w:name="__RefHeading___Toc5418_3649171182"/>
+      <w:bookmarkEnd w:id="35"/>
       <w:r>
         <w:rPr/>
         <w:t>4.10 PSD compositor and layer compositing</w:t>
@@ -18961,8 +20183,8 @@
         <w:outlineLvl w:val="2"/>
         <w:rPr/>
       </w:pPr>
-      <w:bookmarkStart w:id="35" w:name="__RefHeading___Toc5128_1659553824"/>
-      <w:bookmarkEnd w:id="35"/>
+      <w:bookmarkStart w:id="36" w:name="__RefHeading___Toc5420_3649171182"/>
+      <w:bookmarkEnd w:id="36"/>
       <w:r>
         <w:rPr/>
         <w:t>4.10.1 Reproduced layer effects (layer styles)</w:t>
@@ -21571,8 +22793,8 @@
         <w:outlineLvl w:val="2"/>
         <w:rPr/>
       </w:pPr>
-      <w:bookmarkStart w:id="36" w:name="__RefHeading___Toc5130_1659553824"/>
-      <w:bookmarkEnd w:id="36"/>
+      <w:bookmarkStart w:id="37" w:name="__RefHeading___Toc5422_3649171182"/>
+      <w:bookmarkEnd w:id="37"/>
       <w:r>
         <w:rPr/>
         <w:t>4.10.2 Style transfer (ButtonAndIconCreator) vs. layer links</w:t>
@@ -22039,8 +23261,8 @@
         <w:outlineLvl w:val="2"/>
         <w:rPr/>
       </w:pPr>
-      <w:bookmarkStart w:id="37" w:name="__RefHeading___Toc5132_1659553824"/>
-      <w:bookmarkEnd w:id="37"/>
+      <w:bookmarkStart w:id="38" w:name="__RefHeading___Toc5424_3649171182"/>
+      <w:bookmarkEnd w:id="38"/>
       <w:r>
         <w:rPr/>
         <w:t>4.10.3 Opacity model (three independent controls)</w:t>
@@ -22472,8 +23694,8 @@
         <w:outlineLvl w:val="2"/>
         <w:rPr/>
       </w:pPr>
-      <w:bookmarkStart w:id="38" w:name="__RefHeading___Toc5134_1659553824"/>
-      <w:bookmarkEnd w:id="38"/>
+      <w:bookmarkStart w:id="39" w:name="__RefHeading___Toc5426_3649171182"/>
+      <w:bookmarkEnd w:id="39"/>
       <w:r>
         <w:rPr/>
         <w:t>4.10.4 Reference PSD and Adobe ground truth</w:t>
@@ -23446,8 +24668,8 @@
         <w:outlineLvl w:val="2"/>
         <w:rPr/>
       </w:pPr>
-      <w:bookmarkStart w:id="39" w:name="__RefHeading___Toc5136_1659553824"/>
-      <w:bookmarkEnd w:id="39"/>
+      <w:bookmarkStart w:id="40" w:name="__RefHeading___Toc5428_3649171182"/>
+      <w:bookmarkEnd w:id="40"/>
       <w:r>
         <w:rPr/>
         <w:t>4.10.5 Tools (µPS development)</w:t>
@@ -23549,8 +24771,8 @@
         <w:outlineLvl w:val="1"/>
         <w:rPr/>
       </w:pPr>
-      <w:bookmarkStart w:id="40" w:name="__RefHeading___Toc5138_1659553824"/>
-      <w:bookmarkEnd w:id="40"/>
+      <w:bookmarkStart w:id="41" w:name="__RefHeading___Toc5430_3649171182"/>
+      <w:bookmarkEnd w:id="41"/>
       <w:r>
         <w:rPr/>
         <w:t>4.11 Draft workflow (authoring + watch)</w:t>
@@ -23851,8 +25073,8 @@
         <w:outlineLvl w:val="2"/>
         <w:rPr/>
       </w:pPr>
-      <w:bookmarkStart w:id="41" w:name="__RefHeading___Toc5140_1659553824"/>
-      <w:bookmarkEnd w:id="41"/>
+      <w:bookmarkStart w:id="42" w:name="__RefHeading___Toc5432_3649171182"/>
+      <w:bookmarkEnd w:id="42"/>
       <w:r>
         <w:rPr/>
         <w:t>4.11.1 Intermediate steps raw → final (`outputBase`)</w:t>
@@ -24102,8 +25324,8 @@
         <w:outlineLvl w:val="0"/>
         <w:rPr/>
       </w:pPr>
-      <w:bookmarkStart w:id="42" w:name="__RefHeading___Toc5142_1659553824"/>
-      <w:bookmarkEnd w:id="42"/>
+      <w:bookmarkStart w:id="43" w:name="__RefHeading___Toc5434_3649171182"/>
+      <w:bookmarkEnd w:id="43"/>
       <w:r>
         <w:rPr/>
         <w:t>5 microAU (µAU) — sound atlas</w:t>
@@ -24248,8 +25470,8 @@
         <w:outlineLvl w:val="1"/>
         <w:rPr/>
       </w:pPr>
-      <w:bookmarkStart w:id="43" w:name="__RefHeading___Toc5144_1659553824"/>
-      <w:bookmarkEnd w:id="43"/>
+      <w:bookmarkStart w:id="44" w:name="__RefHeading___Toc5436_3649171182"/>
+      <w:bookmarkEnd w:id="44"/>
       <w:r>
         <w:rPr/>
         <w:t>5.1 API overview</w:t>
@@ -24529,8 +25751,8 @@
         <w:outlineLvl w:val="1"/>
         <w:rPr/>
       </w:pPr>
-      <w:bookmarkStart w:id="44" w:name="__RefHeading___Toc5146_1659553824"/>
-      <w:bookmarkEnd w:id="44"/>
+      <w:bookmarkStart w:id="45" w:name="__RefHeading___Toc5438_3649171182"/>
+      <w:bookmarkEnd w:id="45"/>
       <w:r>
         <w:rPr/>
         <w:t>5.2 SoundAtlasMaker</w:t>
@@ -25562,8 +26784,8 @@
         <w:outlineLvl w:val="2"/>
         <w:rPr/>
       </w:pPr>
-      <w:bookmarkStart w:id="45" w:name="__RefHeading___Toc5148_1659553824"/>
-      <w:bookmarkEnd w:id="45"/>
+      <w:bookmarkStart w:id="46" w:name="__RefHeading___Toc5440_3649171182"/>
+      <w:bookmarkEnd w:id="46"/>
       <w:r>
         <w:rPr/>
         <w:t>5.2.1 Loop points in file names</w:t>
@@ -25627,8 +26849,8 @@
         <w:outlineLvl w:val="2"/>
         <w:rPr/>
       </w:pPr>
-      <w:bookmarkStart w:id="46" w:name="__RefHeading___Toc5150_1659553824"/>
-      <w:bookmarkEnd w:id="46"/>
+      <w:bookmarkStart w:id="47" w:name="__RefHeading___Toc5442_3649171182"/>
+      <w:bookmarkEnd w:id="47"/>
       <w:r>
         <w:rPr/>
         <w:t>5.2.2 JSON format</w:t>
@@ -25721,8 +26943,8 @@
         <w:outlineLvl w:val="2"/>
         <w:rPr/>
       </w:pPr>
-      <w:bookmarkStart w:id="47" w:name="__RefHeading___Toc5152_1659553824"/>
-      <w:bookmarkEnd w:id="47"/>
+      <w:bookmarkStart w:id="48" w:name="__RefHeading___Toc5444_3649171182"/>
+      <w:bookmarkEnd w:id="48"/>
       <w:r>
         <w:rPr/>
         <w:t>5.2.3 MP3 inputs</w:t>
@@ -25788,8 +27010,8 @@
         <w:outlineLvl w:val="1"/>
         <w:rPr/>
       </w:pPr>
-      <w:bookmarkStart w:id="48" w:name="__RefHeading___Toc5154_1659553824"/>
-      <w:bookmarkEnd w:id="48"/>
+      <w:bookmarkStart w:id="49" w:name="__RefHeading___Toc5446_3649171182"/>
+      <w:bookmarkEnd w:id="49"/>
       <w:r>
         <w:rPr/>
         <w:t>5.3 µCSS™ integration (manifest `sounds`)</w:t>
@@ -26124,8 +27346,8 @@
         <w:outlineLvl w:val="2"/>
         <w:rPr/>
       </w:pPr>
-      <w:bookmarkStart w:id="49" w:name="__RefHeading___Toc5156_1659553824"/>
-      <w:bookmarkEnd w:id="49"/>
+      <w:bookmarkStart w:id="50" w:name="__RefHeading___Toc5448_3649171182"/>
+      <w:bookmarkEnd w:id="50"/>
       <w:r>
         <w:rPr/>
         <w:t>5.3.1 Planned: CSS sounds, auto-wiring &amp; handler overrides</w:t>
@@ -26817,8 +28039,8 @@
         <w:outlineLvl w:val="0"/>
         <w:rPr/>
       </w:pPr>
-      <w:bookmarkStart w:id="50" w:name="__RefHeading___Toc5158_1659553824"/>
-      <w:bookmarkEnd w:id="50"/>
+      <w:bookmarkStart w:id="51" w:name="__RefHeading___Toc5450_3649171182"/>
+      <w:bookmarkEnd w:id="51"/>
       <w:r>
         <w:rPr/>
         <w:t>6 microFT (µFT) — icon font</w:t>
@@ -26953,8 +28175,8 @@
         <w:outlineLvl w:val="1"/>
         <w:rPr/>
       </w:pPr>
-      <w:bookmarkStart w:id="51" w:name="__RefHeading___Toc5160_1659553824"/>
-      <w:bookmarkEnd w:id="51"/>
+      <w:bookmarkStart w:id="52" w:name="__RefHeading___Toc5452_3649171182"/>
+      <w:bookmarkEnd w:id="52"/>
       <w:r>
         <w:rPr/>
         <w:t>6.1 Glyph naming</w:t>
@@ -27107,8 +28329,8 @@
         <w:outlineLvl w:val="1"/>
         <w:rPr/>
       </w:pPr>
-      <w:bookmarkStart w:id="52" w:name="__RefHeading___Toc5162_1659553824"/>
-      <w:bookmarkEnd w:id="52"/>
+      <w:bookmarkStart w:id="53" w:name="__RefHeading___Toc5454_3649171182"/>
+      <w:bookmarkEnd w:id="53"/>
       <w:r>
         <w:rPr/>
         <w:t>6.2 FontGenerator</w:t>
@@ -28557,8 +29779,8 @@
         <w:outlineLvl w:val="1"/>
         <w:rPr/>
       </w:pPr>
-      <w:bookmarkStart w:id="53" w:name="__RefHeading___Toc5164_1659553824"/>
-      <w:bookmarkEnd w:id="53"/>
+      <w:bookmarkStart w:id="54" w:name="__RefHeading___Toc5456_3649171182"/>
+      <w:bookmarkEnd w:id="54"/>
       <w:r>
         <w:rPr/>
         <w:t>6.3 API building blocks</w:t>
@@ -28920,8 +30142,8 @@
         <w:outlineLvl w:val="1"/>
         <w:rPr/>
       </w:pPr>
-      <w:bookmarkStart w:id="54" w:name="__RefHeading___Toc5166_1659553824"/>
-      <w:bookmarkEnd w:id="54"/>
+      <w:bookmarkStart w:id="55" w:name="__RefHeading___Toc5458_3649171182"/>
+      <w:bookmarkEnd w:id="55"/>
       <w:r>
         <w:rPr/>
         <w:t>6.4 µCSS™ integration</w:t>
@@ -29216,8 +30438,8 @@
         <w:outlineLvl w:val="0"/>
         <w:rPr/>
       </w:pPr>
-      <w:bookmarkStart w:id="55" w:name="__RefHeading___Toc5168_1659553824"/>
-      <w:bookmarkEnd w:id="55"/>
+      <w:bookmarkStart w:id="56" w:name="__RefHeading___Toc5460_3649171182"/>
+      <w:bookmarkEnd w:id="56"/>
       <w:r>
         <w:rPr/>
         <w:t>7 Vue and component co-location</w:t>
@@ -29345,8 +30567,8 @@
         <w:outlineLvl w:val="1"/>
         <w:rPr/>
       </w:pPr>
-      <w:bookmarkStart w:id="56" w:name="__RefHeading___Toc5170_1659553824"/>
-      <w:bookmarkEnd w:id="56"/>
+      <w:bookmarkStart w:id="57" w:name="__RefHeading___Toc5462_3649171182"/>
+      <w:bookmarkEnd w:id="57"/>
       <w:r>
         <w:rPr/>
         <w:t>7.1 Workflow</w:t>
@@ -29640,8 +30862,8 @@
         <w:outlineLvl w:val="1"/>
         <w:rPr/>
       </w:pPr>
-      <w:bookmarkStart w:id="57" w:name="__RefHeading___Toc5172_1659553824"/>
-      <w:bookmarkEnd w:id="57"/>
+      <w:bookmarkStart w:id="58" w:name="__RefHeading___Toc5464_3649171182"/>
+      <w:bookmarkEnd w:id="58"/>
       <w:r>
         <w:rPr/>
         <w:t>7.2 Namespaces and global state classes</w:t>
@@ -29795,8 +31017,8 @@
         <w:outlineLvl w:val="1"/>
         <w:rPr/>
       </w:pPr>
-      <w:bookmarkStart w:id="58" w:name="__RefHeading___Toc5174_1659553824"/>
-      <w:bookmarkEnd w:id="58"/>
+      <w:bookmarkStart w:id="59" w:name="__RefHeading___Toc5466_3649171182"/>
+      <w:bookmarkEnd w:id="59"/>
       <w:r>
         <w:rPr/>
         <w:t>7.3 Migrating existing Vue SFCs</w:t>
@@ -30041,8 +31263,8 @@
         <w:outlineLvl w:val="0"/>
         <w:rPr/>
       </w:pPr>
-      <w:bookmarkStart w:id="59" w:name="__RefHeading___Toc5176_1659553824"/>
-      <w:bookmarkEnd w:id="59"/>
+      <w:bookmarkStart w:id="60" w:name="__RefHeading___Toc5468_3649171182"/>
+      <w:bookmarkEnd w:id="60"/>
       <w:r>
         <w:rPr/>
         <w:t>8 Core ideas of µCSS™</w:t>
@@ -30059,8 +31281,8 @@
         <w:outlineLvl w:val="1"/>
         <w:rPr/>
       </w:pPr>
-      <w:bookmarkStart w:id="60" w:name="__RefHeading___Toc5178_1659553824"/>
-      <w:bookmarkEnd w:id="60"/>
+      <w:bookmarkStart w:id="61" w:name="__RefHeading___Toc5470_3649171182"/>
+      <w:bookmarkEnd w:id="61"/>
       <w:r>
         <w:rPr/>
         <w:t>8.1 The .µ.css format</w:t>
@@ -30266,8 +31488,8 @@
         <w:outlineLvl w:val="1"/>
         <w:rPr/>
       </w:pPr>
-      <w:bookmarkStart w:id="61" w:name="__RefHeading___Toc5180_1659553824"/>
-      <w:bookmarkEnd w:id="61"/>
+      <w:bookmarkStart w:id="62" w:name="__RefHeading___Toc5472_3649171182"/>
+      <w:bookmarkEnd w:id="62"/>
       <w:r>
         <w:rPr/>
         <w:t>8.2 Value interpolation µ(expression)</w:t>
@@ -30556,8 +31778,8 @@
         <w:outlineLvl w:val="1"/>
         <w:rPr/>
       </w:pPr>
-      <w:bookmarkStart w:id="62" w:name="__RefHeading___Toc5182_1659553824"/>
-      <w:bookmarkEnd w:id="62"/>
+      <w:bookmarkStart w:id="63" w:name="__RefHeading___Toc5474_3649171182"/>
+      <w:bookmarkEnd w:id="63"/>
       <w:r>
         <w:rPr/>
         <w:t>8.3 Directives -µ: expression</w:t>
@@ -30775,6 +31997,62 @@
           <w:szCs w:val="18"/>
         </w:rPr>
         <w:t>-µ: Sprite("imgs/general/gui/glittery/glittery.png", { afterWork: GlitterySprite });</w:t>
+      </w:r>
+    </w:p>
+    <w:p>
+      <w:pPr>
+        <w:pStyle w:val="Normal"/>
+        <w:shd w:val="clear" w:fill="F2F2F2"/>
+        <w:spacing w:before="0" w:after="0"/>
+        <w:rPr/>
+      </w:pPr>
+      <w:r>
+        <w:rPr>
+          <w:rFonts w:eastAsia="Consolas" w:cs="Consolas" w:ascii="Consolas" w:hAnsi="Consolas"/>
+          <w:sz w:val="18"/>
+          <w:szCs w:val="18"/>
+        </w:rPr>
+        <w:t>}</w:t>
+      </w:r>
+    </w:p>
+    <w:p>
+      <w:pPr>
+        <w:pStyle w:val="Normal"/>
+        <w:shd w:val="clear" w:fill="F2F2F2"/>
+        <w:spacing w:before="0" w:after="0"/>
+        <w:rPr/>
+      </w:pPr>
+      <w:r>
+        <w:rPr>
+          <w:rFonts w:eastAsia="Consolas" w:cs="Consolas" w:ascii="Consolas" w:hAnsi="Consolas"/>
+          <w:sz w:val="18"/>
+          <w:szCs w:val="18"/>
+        </w:rPr>
+        <w:t>div.carbon {</w:t>
+      </w:r>
+    </w:p>
+    <w:p>
+      <w:pPr>
+        <w:pStyle w:val="Normal"/>
+        <w:shd w:val="clear" w:fill="F2F2F2"/>
+        <w:spacing w:before="0" w:after="0"/>
+        <w:rPr/>
+      </w:pPr>
+      <w:r>
+        <w:rPr>
+          <w:rFonts w:eastAsia="Consolas" w:cs="Consolas" w:ascii="Consolas" w:hAnsi="Consolas"/>
+          <w:sz w:val="18"/>
+          <w:szCs w:val="18"/>
+        </w:rPr>
+        <w:t xml:space="preserve">    </w:t>
+      </w:r>
+      <w:r>
+        <w:rPr>
+          <w:rFonts w:eastAsia="Consolas" w:cs="Consolas" w:ascii="Consolas" w:hAnsi="Consolas"/>
+          <w:sz w:val="18"/>
+          <w:szCs w:val="18"/>
+        </w:rPr>
+        <w:t>-µ: DataUri("imgs/general/gui/carbon.png");</w:t>
       </w:r>
     </w:p>
     <w:p>
@@ -30829,8 +32107,8 @@
         <w:outlineLvl w:val="1"/>
         <w:rPr/>
       </w:pPr>
-      <w:bookmarkStart w:id="63" w:name="__RefHeading___Toc5184_1659553824"/>
-      <w:bookmarkEnd w:id="63"/>
+      <w:bookmarkStart w:id="64" w:name="__RefHeading___Toc5476_3649171182"/>
+      <w:bookmarkEnd w:id="64"/>
       <w:r>
         <w:rPr/>
         <w:t>8.4 The skin manifest</w:t>
@@ -31501,8 +32779,8 @@
         <w:outlineLvl w:val="1"/>
         <w:rPr/>
       </w:pPr>
-      <w:bookmarkStart w:id="64" w:name="__RefHeading___Toc5186_1659553824"/>
-      <w:bookmarkEnd w:id="64"/>
+      <w:bookmarkStart w:id="65" w:name="__RefHeading___Toc5478_3649171182"/>
+      <w:bookmarkEnd w:id="65"/>
       <w:r>
         <w:rPr/>
         <w:t>8.5 JavaScript without substitute characters</w:t>
@@ -31708,8 +32986,8 @@
         <w:outlineLvl w:val="0"/>
         <w:rPr/>
       </w:pPr>
-      <w:bookmarkStart w:id="65" w:name="__RefHeading___Toc5188_1659553824"/>
-      <w:bookmarkEnd w:id="65"/>
+      <w:bookmarkStart w:id="66" w:name="__RefHeading___Toc5480_3649171182"/>
+      <w:bookmarkEnd w:id="66"/>
       <w:r>
         <w:rPr/>
         <w:t>9 Build process and Gulp integration</w:t>
@@ -31751,8 +33029,8 @@
         <w:outlineLvl w:val="1"/>
         <w:rPr/>
       </w:pPr>
-      <w:bookmarkStart w:id="66" w:name="__RefHeading___Toc5190_1659553824"/>
-      <w:bookmarkEnd w:id="66"/>
+      <w:bookmarkStart w:id="67" w:name="__RefHeading___Toc5482_3649171182"/>
+      <w:bookmarkEnd w:id="67"/>
       <w:r>
         <w:rPr/>
         <w:t>9.1 Directory conventions</w:t>
@@ -32151,8 +33429,8 @@
         <w:outlineLvl w:val="1"/>
         <w:rPr/>
       </w:pPr>
-      <w:bookmarkStart w:id="67" w:name="__RefHeading___Toc5192_1659553824"/>
-      <w:bookmarkEnd w:id="67"/>
+      <w:bookmarkStart w:id="68" w:name="__RefHeading___Toc5484_3649171182"/>
+      <w:bookmarkEnd w:id="68"/>
       <w:r>
         <w:rPr/>
         <w:t>9.2 Compilation flow</w:t>
@@ -32257,7 +33535,42 @@
       </w:r>
       <w:r>
         <w:rPr/>
-        <w:t xml:space="preserve"> calls initially only register their image references.</w:t>
+        <w:t xml:space="preserve"> calls initially only register their image references; </w:t>
+      </w:r>
+      <w:r>
+        <w:rPr>
+          <w:rFonts w:eastAsia="Consolas" w:cs="Consolas" w:ascii="Consolas" w:hAnsi="Consolas"/>
+          <w:b/>
+          <w:bCs/>
+          <w:sz w:val="18"/>
+          <w:szCs w:val="18"/>
+          <w:shd w:fill="F2F2F2" w:val="clear"/>
+        </w:rPr>
+        <w:t>DataUri()</w:t>
+      </w:r>
+      <w:r>
+        <w:rPr>
+          <w:b/>
+          <w:bCs/>
+        </w:rPr>
+        <w:t xml:space="preserve"> inlines the file immediately</w:t>
+      </w:r>
+      <w:r>
+        <w:rPr/>
+        <w:t xml:space="preserve"> during this step (requires </w:t>
+      </w:r>
+      <w:r>
+        <w:rPr>
+          <w:rFonts w:eastAsia="Consolas" w:cs="Consolas" w:ascii="Consolas" w:hAnsi="Consolas"/>
+          <w:sz w:val="18"/>
+          <w:szCs w:val="18"/>
+          <w:shd w:fill="F2F2F2" w:val="clear"/>
+        </w:rPr>
+        <w:t>baseDir</w:t>
+      </w:r>
+      <w:r>
+        <w:rPr/>
+        <w:t xml:space="preserve"> = skin output directory).</w:t>
       </w:r>
     </w:p>
     <w:p>
@@ -32367,8 +33680,8 @@
         <w:outlineLvl w:val="1"/>
         <w:rPr/>
       </w:pPr>
-      <w:bookmarkStart w:id="68" w:name="__RefHeading___Toc5194_1659553824"/>
-      <w:bookmarkEnd w:id="68"/>
+      <w:bookmarkStart w:id="69" w:name="__RefHeading___Toc5486_3649171182"/>
+      <w:bookmarkEnd w:id="69"/>
       <w:r>
         <w:rPr/>
         <w:t>9.3 Incremental build and cache</w:t>
@@ -32623,8 +33936,8 @@
         <w:outlineLvl w:val="1"/>
         <w:rPr/>
       </w:pPr>
-      <w:bookmarkStart w:id="69" w:name="__RefHeading___Toc5196_1659553824"/>
-      <w:bookmarkEnd w:id="69"/>
+      <w:bookmarkStart w:id="70" w:name="__RefHeading___Toc5488_3649171182"/>
+      <w:bookmarkEnd w:id="70"/>
       <w:r>
         <w:rPr/>
         <w:t>9.4 Gulp tasks and watch</w:t>
@@ -33073,8 +34386,8 @@
         <w:outlineLvl w:val="0"/>
         <w:rPr/>
       </w:pPr>
-      <w:bookmarkStart w:id="70" w:name="__RefHeading___Toc5198_1659553824"/>
-      <w:bookmarkEnd w:id="70"/>
+      <w:bookmarkStart w:id="71" w:name="__RefHeading___Toc5490_3649171182"/>
+      <w:bookmarkEnd w:id="71"/>
       <w:r>
         <w:rPr/>
         <w:t>10 Manifest reference (DefineSkin)</w:t>
@@ -33112,8 +34425,8 @@
         <w:outlineLvl w:val="1"/>
         <w:rPr/>
       </w:pPr>
-      <w:bookmarkStart w:id="71" w:name="__RefHeading___Toc5200_1659553824"/>
-      <w:bookmarkEnd w:id="71"/>
+      <w:bookmarkStart w:id="72" w:name="__RefHeading___Toc5492_3649171182"/>
+      <w:bookmarkEnd w:id="72"/>
       <w:r>
         <w:rPr/>
         <w:t>10.1 vars</w:t>
@@ -33210,8 +34523,8 @@
         <w:outlineLvl w:val="1"/>
         <w:rPr/>
       </w:pPr>
-      <w:bookmarkStart w:id="72" w:name="__RefHeading___Toc5202_1659553824"/>
-      <w:bookmarkEnd w:id="72"/>
+      <w:bookmarkStart w:id="73" w:name="__RefHeading___Toc5494_3649171182"/>
+      <w:bookmarkEnd w:id="73"/>
       <w:r>
         <w:rPr/>
         <w:t>10.2 helpers</w:t>
@@ -33383,8 +34696,8 @@
         <w:outlineLvl w:val="1"/>
         <w:rPr/>
       </w:pPr>
-      <w:bookmarkStart w:id="73" w:name="__RefHeading___Toc5204_1659553824"/>
-      <w:bookmarkEnd w:id="73"/>
+      <w:bookmarkStart w:id="74" w:name="__RefHeading___Toc5496_3649171182"/>
+      <w:bookmarkEnd w:id="74"/>
       <w:r>
         <w:rPr/>
         <w:t>10.3 cursors</w:t>
@@ -34000,8 +35313,8 @@
         <w:outlineLvl w:val="1"/>
         <w:rPr/>
       </w:pPr>
-      <w:bookmarkStart w:id="74" w:name="__RefHeading___Toc5206_1659553824"/>
-      <w:bookmarkEnd w:id="74"/>
+      <w:bookmarkStart w:id="75" w:name="__RefHeading___Toc5498_3649171182"/>
+      <w:bookmarkEnd w:id="75"/>
       <w:r>
         <w:rPr/>
         <w:t>10.4 media</w:t>
@@ -35024,8 +36337,8 @@
         <w:outlineLvl w:val="1"/>
         <w:rPr/>
       </w:pPr>
-      <w:bookmarkStart w:id="75" w:name="__RefHeading___Toc5208_1659553824"/>
-      <w:bookmarkEnd w:id="75"/>
+      <w:bookmarkStart w:id="76" w:name="__RefHeading___Toc5500_3649171182"/>
+      <w:bookmarkEnd w:id="76"/>
       <w:r>
         <w:rPr/>
         <w:t>10.5 imageFormat</w:t>
@@ -35390,8 +36703,8 @@
         <w:outlineLvl w:val="1"/>
         <w:rPr/>
       </w:pPr>
-      <w:bookmarkStart w:id="76" w:name="__RefHeading___Toc5210_1659553824"/>
-      <w:bookmarkEnd w:id="76"/>
+      <w:bookmarkStart w:id="77" w:name="__RefHeading___Toc5502_3649171182"/>
+      <w:bookmarkEnd w:id="77"/>
       <w:r>
         <w:rPr/>
         <w:t>10.6 sprites</w:t>
@@ -36578,8 +37891,8 @@
         <w:outlineLvl w:val="1"/>
         <w:rPr/>
       </w:pPr>
-      <w:bookmarkStart w:id="77" w:name="__RefHeading___Toc5212_1659553824"/>
-      <w:bookmarkEnd w:id="77"/>
+      <w:bookmarkStart w:id="78" w:name="__RefHeading___Toc5504_3649171182"/>
+      <w:bookmarkEnd w:id="78"/>
       <w:r>
         <w:rPr/>
         <w:t>10.7 minify</w:t>
@@ -37140,8 +38453,8 @@
         <w:outlineLvl w:val="1"/>
         <w:rPr/>
       </w:pPr>
-      <w:bookmarkStart w:id="78" w:name="__RefHeading___Toc5214_1659553824"/>
-      <w:bookmarkEnd w:id="78"/>
+      <w:bookmarkStart w:id="79" w:name="__RefHeading___Toc5506_3649171182"/>
+      <w:bookmarkEnd w:id="79"/>
       <w:r>
         <w:rPr/>
         <w:t>10.8 sounds</w:t>
@@ -37902,8 +39215,8 @@
         <w:outlineLvl w:val="1"/>
         <w:rPr/>
       </w:pPr>
-      <w:bookmarkStart w:id="79" w:name="__RefHeading___Toc5216_1659553824"/>
-      <w:bookmarkEnd w:id="79"/>
+      <w:bookmarkStart w:id="80" w:name="__RefHeading___Toc5508_3649171182"/>
+      <w:bookmarkEnd w:id="80"/>
       <w:r>
         <w:rPr/>
         <w:t>10.9 font</w:t>
@@ -39379,8 +40692,8 @@
         <w:outlineLvl w:val="1"/>
         <w:rPr/>
       </w:pPr>
-      <w:bookmarkStart w:id="80" w:name="__RefHeading___Toc5218_1659553824"/>
-      <w:bookmarkEnd w:id="80"/>
+      <w:bookmarkStart w:id="81" w:name="__RefHeading___Toc5510_3649171182"/>
+      <w:bookmarkEnd w:id="81"/>
       <w:r>
         <w:rPr/>
         <w:t>10.10 files</w:t>
@@ -39543,8 +40856,8 @@
         <w:outlineLvl w:val="0"/>
         <w:rPr/>
       </w:pPr>
-      <w:bookmarkStart w:id="81" w:name="__RefHeading___Toc5220_1659553824"/>
-      <w:bookmarkEnd w:id="81"/>
+      <w:bookmarkStart w:id="82" w:name="__RefHeading___Toc5512_3649171182"/>
+      <w:bookmarkEnd w:id="82"/>
       <w:r>
         <w:rPr/>
         <w:t>11 µ evaluation context (reference)</w:t>
@@ -39612,8 +40925,8 @@
         <w:outlineLvl w:val="1"/>
         <w:rPr/>
       </w:pPr>
-      <w:bookmarkStart w:id="82" w:name="__RefHeading___Toc5222_1659553824"/>
-      <w:bookmarkEnd w:id="82"/>
+      <w:bookmarkStart w:id="83" w:name="__RefHeading___Toc5514_3649171182"/>
+      <w:bookmarkEnd w:id="83"/>
       <w:r>
         <w:rPr/>
         <w:t>11.1 The $ object</w:t>
@@ -39693,8 +41006,8 @@
         <w:outlineLvl w:val="1"/>
         <w:rPr/>
       </w:pPr>
-      <w:bookmarkStart w:id="83" w:name="__RefHeading___Toc5224_1659553824"/>
-      <w:bookmarkEnd w:id="83"/>
+      <w:bookmarkStart w:id="84" w:name="__RefHeading___Toc5516_3649171182"/>
+      <w:bookmarkEnd w:id="84"/>
       <w:r>
         <w:rPr/>
         <w:t>11.2 Color and value functions</w:t>
@@ -40303,8 +41616,8 @@
         <w:outlineLvl w:val="1"/>
         <w:rPr/>
       </w:pPr>
-      <w:bookmarkStart w:id="84" w:name="__RefHeading___Toc5226_1659553824"/>
-      <w:bookmarkEnd w:id="84"/>
+      <w:bookmarkStart w:id="85" w:name="__RefHeading___Toc5518_3649171182"/>
+      <w:bookmarkEnd w:id="85"/>
       <w:r>
         <w:rPr/>
         <w:t>11.3 Rule and document methods</w:t>
@@ -40886,8 +42199,8 @@
         <w:outlineLvl w:val="1"/>
         <w:rPr/>
       </w:pPr>
-      <w:bookmarkStart w:id="85" w:name="__RefHeading___Toc5228_1659553824"/>
-      <w:bookmarkEnd w:id="85"/>
+      <w:bookmarkStart w:id="86" w:name="__RefHeading___Toc5520_3649171182"/>
+      <w:bookmarkEnd w:id="86"/>
       <w:r>
         <w:rPr/>
         <w:t>11.4 Sprite()</w:t>
@@ -41667,8 +42980,8 @@
         <w:outlineLvl w:val="1"/>
         <w:rPr/>
       </w:pPr>
-      <w:bookmarkStart w:id="86" w:name="__RefHeading___Toc5230_1659553824"/>
-      <w:bookmarkEnd w:id="86"/>
+      <w:bookmarkStart w:id="87" w:name="__RefHeading___Toc5522_3649171182"/>
+      <w:bookmarkEnd w:id="87"/>
       <w:r>
         <w:rPr/>
         <w:t>11.5 Cursor()</w:t>
@@ -41762,11 +43075,11 @@
         <w:outlineLvl w:val="1"/>
         <w:rPr/>
       </w:pPr>
-      <w:bookmarkStart w:id="87" w:name="__RefHeading___Toc5232_1659553824"/>
-      <w:bookmarkEnd w:id="87"/>
-      <w:r>
-        <w:rPr/>
-        <w:t>11.6 Helper functions and the this binding</w:t>
+      <w:bookmarkStart w:id="88" w:name="__RefHeading___Toc5524_3649171182"/>
+      <w:bookmarkEnd w:id="88"/>
+      <w:r>
+        <w:rPr/>
+        <w:t>11.6 DataUri()</w:t>
       </w:r>
     </w:p>
     <w:p>
@@ -41778,256 +43091,79 @@
       </w:pPr>
       <w:r>
         <w:rPr/>
-        <w:t xml:space="preserve">Helpers from the manifest declared with </w:t>
-      </w:r>
-      <w:r>
-        <w:rPr>
-          <w:rFonts w:eastAsia="Consolas" w:cs="Consolas" w:ascii="Consolas" w:hAnsi="Consolas"/>
-          <w:sz w:val="18"/>
-          <w:szCs w:val="18"/>
-          <w:shd w:fill="F2F2F2" w:val="clear"/>
-        </w:rPr>
-        <w:t>function</w:t>
-      </w:r>
-      <w:r>
-        <w:rPr/>
-        <w:t xml:space="preserve"> are called with </w:t>
-      </w:r>
-      <w:r>
-        <w:rPr>
-          <w:rFonts w:eastAsia="Consolas" w:cs="Consolas" w:ascii="Consolas" w:hAnsi="Consolas"/>
-          <w:sz w:val="18"/>
-          <w:szCs w:val="18"/>
-          <w:shd w:fill="F2F2F2" w:val="clear"/>
-        </w:rPr>
-        <w:t>this</w:t>
-      </w:r>
-      <w:r>
-        <w:rPr/>
-        <w:t xml:space="preserve"> = the evaluation scope. This lets you write macros in the style of the old </w:t>
-      </w:r>
-      <w:r>
-        <w:rPr>
-          <w:rFonts w:eastAsia="Consolas" w:cs="Consolas" w:ascii="Consolas" w:hAnsi="Consolas"/>
-          <w:sz w:val="18"/>
-          <w:szCs w:val="18"/>
-          <w:shd w:fill="F2F2F2" w:val="clear"/>
-        </w:rPr>
-        <w:t>µ.$.functions</w:t>
-      </w:r>
-      <w:r>
-        <w:rPr/>
-        <w:t xml:space="preserve"> — just as regular, testable JavaScript:</w:t>
-      </w:r>
-    </w:p>
-    <w:p>
-      <w:pPr>
-        <w:pStyle w:val="Normal"/>
-        <w:shd w:val="clear" w:fill="F2F2F2"/>
-        <w:spacing w:before="0" w:after="0"/>
-        <w:rPr/>
-      </w:pPr>
-      <w:r>
-        <w:rPr>
-          <w:rFonts w:eastAsia="Consolas" w:cs="Consolas" w:ascii="Consolas" w:hAnsi="Consolas"/>
-          <w:sz w:val="18"/>
-          <w:szCs w:val="18"/>
-        </w:rPr>
-        <w:t>// helpers.mjs</w:t>
-      </w:r>
-    </w:p>
-    <w:p>
-      <w:pPr>
-        <w:pStyle w:val="Normal"/>
-        <w:shd w:val="clear" w:fill="F2F2F2"/>
-        <w:spacing w:before="0" w:after="0"/>
-        <w:rPr/>
-      </w:pPr>
-      <w:r>
-        <w:rPr>
-          <w:rFonts w:eastAsia="Consolas" w:cs="Consolas" w:ascii="Consolas" w:hAnsi="Consolas"/>
-          <w:sz w:val="18"/>
-          <w:szCs w:val="18"/>
-        </w:rPr>
-        <w:t>import { Lighten } from "gulp-mu-css";</w:t>
-      </w:r>
-    </w:p>
-    <w:p>
-      <w:pPr>
-        <w:pStyle w:val="Normal"/>
-        <w:shd w:val="clear" w:fill="F2F2F2"/>
-        <w:spacing w:before="0" w:after="0"/>
-        <w:rPr/>
-      </w:pPr>
-      <w:r>
-        <w:rPr>
-          <w:rFonts w:eastAsia="Consolas" w:cs="Consolas" w:ascii="Consolas" w:hAnsi="Consolas"/>
-          <w:sz w:val="18"/>
-          <w:szCs w:val="18"/>
-        </w:rPr>
-        <w:t xml:space="preserve"> </w:t>
-      </w:r>
-    </w:p>
-    <w:p>
-      <w:pPr>
-        <w:pStyle w:val="Normal"/>
-        <w:shd w:val="clear" w:fill="F2F2F2"/>
-        <w:spacing w:before="0" w:after="0"/>
-        <w:rPr/>
-      </w:pPr>
-      <w:r>
-        <w:rPr>
-          <w:rFonts w:eastAsia="Consolas" w:cs="Consolas" w:ascii="Consolas" w:hAnsi="Consolas"/>
-          <w:sz w:val="18"/>
-          <w:szCs w:val="18"/>
-        </w:rPr>
-        <w:t>export function Borders(_baseColor, _pixelWidth, _topLighten, _rightLighten, _bottomLighten, _leftLighten) {</w:t>
-      </w:r>
-    </w:p>
-    <w:p>
-      <w:pPr>
-        <w:pStyle w:val="Normal"/>
-        <w:shd w:val="clear" w:fill="F2F2F2"/>
-        <w:spacing w:before="0" w:after="0"/>
-        <w:rPr/>
-      </w:pPr>
-      <w:r>
-        <w:rPr>
-          <w:rFonts w:eastAsia="Consolas" w:cs="Consolas" w:ascii="Consolas" w:hAnsi="Consolas"/>
-          <w:sz w:val="18"/>
-          <w:szCs w:val="18"/>
-        </w:rPr>
-        <w:t xml:space="preserve">    </w:t>
-      </w:r>
-      <w:r>
-        <w:rPr>
-          <w:rFonts w:eastAsia="Consolas" w:cs="Consolas" w:ascii="Consolas" w:hAnsi="Consolas"/>
-          <w:sz w:val="18"/>
-          <w:szCs w:val="18"/>
-        </w:rPr>
-        <w:t>this.AddProperty("border-top", `${_pixelWidth}px solid ${Lighten(_baseColor, _topLighten)}`);</w:t>
-      </w:r>
-    </w:p>
-    <w:p>
-      <w:pPr>
-        <w:pStyle w:val="Normal"/>
-        <w:shd w:val="clear" w:fill="F2F2F2"/>
-        <w:spacing w:before="0" w:after="0"/>
-        <w:rPr/>
-      </w:pPr>
-      <w:r>
-        <w:rPr>
-          <w:rFonts w:eastAsia="Consolas" w:cs="Consolas" w:ascii="Consolas" w:hAnsi="Consolas"/>
-          <w:sz w:val="18"/>
-          <w:szCs w:val="18"/>
-        </w:rPr>
-        <w:t xml:space="preserve">    </w:t>
-      </w:r>
-      <w:r>
-        <w:rPr>
-          <w:rFonts w:eastAsia="Consolas" w:cs="Consolas" w:ascii="Consolas" w:hAnsi="Consolas"/>
-          <w:sz w:val="18"/>
-          <w:szCs w:val="18"/>
-        </w:rPr>
-        <w:t>this.AddProperty("border-right", `${_pixelWidth}px solid ${Lighten(_baseColor, _rightLighten)}`);</w:t>
-      </w:r>
-    </w:p>
-    <w:p>
-      <w:pPr>
-        <w:pStyle w:val="Normal"/>
-        <w:shd w:val="clear" w:fill="F2F2F2"/>
-        <w:spacing w:before="0" w:after="0"/>
-        <w:rPr/>
-      </w:pPr>
-      <w:r>
-        <w:rPr>
-          <w:rFonts w:eastAsia="Consolas" w:cs="Consolas" w:ascii="Consolas" w:hAnsi="Consolas"/>
-          <w:sz w:val="18"/>
-          <w:szCs w:val="18"/>
-        </w:rPr>
-        <w:t xml:space="preserve">    </w:t>
-      </w:r>
-      <w:r>
-        <w:rPr>
-          <w:rFonts w:eastAsia="Consolas" w:cs="Consolas" w:ascii="Consolas" w:hAnsi="Consolas"/>
-          <w:sz w:val="18"/>
-          <w:szCs w:val="18"/>
-        </w:rPr>
-        <w:t>this.AddProperty("border-bottom", `${_pixelWidth}px solid ${Lighten(_baseColor, _bottomLighten)}`);</w:t>
-      </w:r>
-    </w:p>
-    <w:p>
-      <w:pPr>
-        <w:pStyle w:val="Normal"/>
-        <w:shd w:val="clear" w:fill="F2F2F2"/>
-        <w:spacing w:before="0" w:after="0"/>
-        <w:rPr/>
-      </w:pPr>
-      <w:r>
-        <w:rPr>
-          <w:rFonts w:eastAsia="Consolas" w:cs="Consolas" w:ascii="Consolas" w:hAnsi="Consolas"/>
-          <w:sz w:val="18"/>
-          <w:szCs w:val="18"/>
-        </w:rPr>
-        <w:t xml:space="preserve">    </w:t>
-      </w:r>
-      <w:r>
-        <w:rPr>
-          <w:rFonts w:eastAsia="Consolas" w:cs="Consolas" w:ascii="Consolas" w:hAnsi="Consolas"/>
-          <w:sz w:val="18"/>
-          <w:szCs w:val="18"/>
-        </w:rPr>
-        <w:t>this.AddProperty("border-left", `${_pixelWidth}px solid ${Lighten(_baseColor, _leftLighten)}`);</w:t>
-      </w:r>
-    </w:p>
-    <w:p>
-      <w:pPr>
-        <w:pStyle w:val="Normal"/>
-        <w:shd w:val="clear" w:fill="F2F2F2"/>
-        <w:spacing w:before="0" w:after="160"/>
-        <w:rPr/>
-      </w:pPr>
-      <w:r>
-        <w:rPr>
-          <w:rFonts w:eastAsia="Consolas" w:cs="Consolas" w:ascii="Consolas" w:hAnsi="Consolas"/>
-          <w:sz w:val="18"/>
-          <w:szCs w:val="18"/>
-        </w:rPr>
-        <w:t>}</w:t>
-      </w:r>
-    </w:p>
-    <w:p>
-      <w:pPr>
-        <w:pStyle w:val="Normal"/>
-        <w:spacing w:before="0" w:after="120"/>
-        <w:jc w:val="both"/>
-        <w:rPr/>
-      </w:pPr>
-      <w:r>
-        <w:rPr/>
-        <w:t xml:space="preserve">Through </w:t>
-      </w:r>
-      <w:r>
-        <w:rPr>
-          <w:rFonts w:eastAsia="Consolas" w:cs="Consolas" w:ascii="Consolas" w:hAnsi="Consolas"/>
-          <w:sz w:val="18"/>
-          <w:szCs w:val="18"/>
-          <w:shd w:fill="F2F2F2" w:val="clear"/>
-        </w:rPr>
-        <w:t>this</w:t>
-      </w:r>
-      <w:r>
-        <w:rPr/>
-        <w:t xml:space="preserve"> all scope bindings are reachable: </w:t>
-      </w:r>
-      <w:r>
-        <w:rPr>
-          <w:rFonts w:eastAsia="Consolas" w:cs="Consolas" w:ascii="Consolas" w:hAnsi="Consolas"/>
-          <w:sz w:val="18"/>
-          <w:szCs w:val="18"/>
-          <w:shd w:fill="F2F2F2" w:val="clear"/>
-        </w:rPr>
-        <w:t>this.AddProperty(...)</w:t>
+        <w:t xml:space="preserve">Embeds a skin-relative image file as a </w:t>
+      </w:r>
+      <w:r>
+        <w:rPr>
+          <w:rFonts w:eastAsia="Consolas" w:cs="Consolas" w:ascii="Consolas" w:hAnsi="Consolas"/>
+          <w:sz w:val="18"/>
+          <w:szCs w:val="18"/>
+          <w:shd w:fill="F2F2F2" w:val="clear"/>
+        </w:rPr>
+        <w:t>data:</w:t>
+      </w:r>
+      <w:r>
+        <w:rPr/>
+        <w:t xml:space="preserve"> URI in the compiled CSS — </w:t>
+      </w:r>
+      <w:r>
+        <w:rPr>
+          <w:b/>
+          <w:bCs/>
+        </w:rPr>
+        <w:t>not</w:t>
+      </w:r>
+      <w:r>
+        <w:rPr/>
+        <w:t xml:space="preserve"> in the sprite atlas. Usable as a directive (</w:t>
+      </w:r>
+      <w:r>
+        <w:rPr>
+          <w:rFonts w:eastAsia="Consolas" w:cs="Consolas" w:ascii="Consolas" w:hAnsi="Consolas"/>
+          <w:sz w:val="18"/>
+          <w:szCs w:val="18"/>
+          <w:shd w:fill="F2F2F2" w:val="clear"/>
+        </w:rPr>
+        <w:t>-µ: DataUri("imgs/icon.png");</w:t>
+      </w:r>
+      <w:r>
+        <w:rPr/>
+        <w:t xml:space="preserve">, writes </w:t>
+      </w:r>
+      <w:r>
+        <w:rPr>
+          <w:rFonts w:eastAsia="Consolas" w:cs="Consolas" w:ascii="Consolas" w:hAnsi="Consolas"/>
+          <w:sz w:val="18"/>
+          <w:szCs w:val="18"/>
+          <w:shd w:fill="F2F2F2" w:val="clear"/>
+        </w:rPr>
+        <w:t>background-image</w:t>
+      </w:r>
+      <w:r>
+        <w:rPr/>
+        <w:t xml:space="preserve"> by default) or as a value (</w:t>
+      </w:r>
+      <w:r>
+        <w:rPr>
+          <w:rFonts w:eastAsia="Consolas" w:cs="Consolas" w:ascii="Consolas" w:hAnsi="Consolas"/>
+          <w:sz w:val="18"/>
+          <w:szCs w:val="18"/>
+          <w:shd w:fill="F2F2F2" w:val="clear"/>
+        </w:rPr>
+        <w:t>background-image: µ(DataUri("imgs/icon.png"));</w:t>
+      </w:r>
+      <w:r>
+        <w:rPr/>
+        <w:t>). See the chapter [Inlining images (DataUri)](#inlining-images-datauri) for examples, options (</w:t>
+      </w:r>
+      <w:r>
+        <w:rPr>
+          <w:rFonts w:eastAsia="Consolas" w:cs="Consolas" w:ascii="Consolas" w:hAnsi="Consolas"/>
+          <w:sz w:val="18"/>
+          <w:szCs w:val="18"/>
+          <w:shd w:fill="F2F2F2" w:val="clear"/>
+        </w:rPr>
+        <w:t>retina</w:t>
       </w:r>
       <w:r>
         <w:rPr/>
@@ -42040,7 +43176,7 @@
           <w:szCs w:val="18"/>
           <w:shd w:fill="F2F2F2" w:val="clear"/>
         </w:rPr>
-        <w:t>this.InsertRule(...)</w:t>
+        <w:t>wrap</w:t>
       </w:r>
       <w:r>
         <w:rPr/>
@@ -42053,7 +43189,7 @@
           <w:szCs w:val="18"/>
           <w:shd w:fill="F2F2F2" w:val="clear"/>
         </w:rPr>
-        <w:t>this.rule</w:t>
+        <w:t>mime</w:t>
       </w:r>
       <w:r>
         <w:rPr/>
@@ -42066,37 +43202,11 @@
           <w:szCs w:val="18"/>
           <w:shd w:fill="F2F2F2" w:val="clear"/>
         </w:rPr>
-        <w:t>this.document</w:t>
-      </w:r>
-      <w:r>
-        <w:rPr/>
-        <w:t xml:space="preserve"> and </w:t>
-      </w:r>
-      <w:r>
-        <w:rPr>
-          <w:rFonts w:eastAsia="Consolas" w:cs="Consolas" w:ascii="Consolas" w:hAnsi="Consolas"/>
-          <w:sz w:val="18"/>
-          <w:szCs w:val="18"/>
-          <w:shd w:fill="F2F2F2" w:val="clear"/>
-        </w:rPr>
-        <w:t>this.$</w:t>
-      </w:r>
-      <w:r>
-        <w:rPr/>
-        <w:t xml:space="preserve">. The binding is also kept when a helper is passed as an </w:t>
-      </w:r>
-      <w:r>
-        <w:rPr>
-          <w:rFonts w:eastAsia="Consolas" w:cs="Consolas" w:ascii="Consolas" w:hAnsi="Consolas"/>
-          <w:sz w:val="18"/>
-          <w:szCs w:val="18"/>
-          <w:shd w:fill="F2F2F2" w:val="clear"/>
-        </w:rPr>
-        <w:t>afterWork</w:t>
-      </w:r>
-      <w:r>
-        <w:rPr/>
-        <w:t xml:space="preserve"> value to </w:t>
+        <w:t>property</w:t>
+      </w:r>
+      <w:r>
+        <w:rPr/>
+        <w:t xml:space="preserve">) and when to prefer </w:t>
       </w:r>
       <w:r>
         <w:rPr>
@@ -42109,110 +43219,7 @@
       </w:r>
       <w:r>
         <w:rPr/>
-        <w:t xml:space="preserve">. Arrow functions have no </w:t>
-      </w:r>
-      <w:r>
-        <w:rPr>
-          <w:rFonts w:eastAsia="Consolas" w:cs="Consolas" w:ascii="Consolas" w:hAnsi="Consolas"/>
-          <w:sz w:val="18"/>
-          <w:szCs w:val="18"/>
-          <w:shd w:fill="F2F2F2" w:val="clear"/>
-        </w:rPr>
-        <w:t>this</w:t>
-      </w:r>
-      <w:r>
-        <w:rPr/>
-        <w:t xml:space="preserve"> of their own and are therefore only suitable for helpers without rule access.</w:t>
-      </w:r>
-    </w:p>
-    <w:p>
-      <w:pPr>
-        <w:pStyle w:val="Normal"/>
-        <w:spacing w:before="0" w:after="120"/>
-        <w:jc w:val="both"/>
-        <w:rPr/>
-      </w:pPr>
-      <w:r>
-        <w:rPr/>
-        <w:t>Ported reference macros (</w:t>
-      </w:r>
-      <w:r>
-        <w:rPr>
-          <w:rFonts w:eastAsia="Consolas" w:cs="Consolas" w:ascii="Consolas" w:hAnsi="Consolas"/>
-          <w:sz w:val="18"/>
-          <w:szCs w:val="18"/>
-          <w:shd w:fill="F2F2F2" w:val="clear"/>
-        </w:rPr>
-        <w:t>Borders</w:t>
-      </w:r>
-      <w:r>
-        <w:rPr/>
-        <w:t xml:space="preserve">, </w:t>
-      </w:r>
-      <w:r>
-        <w:rPr>
-          <w:rFonts w:eastAsia="Consolas" w:cs="Consolas" w:ascii="Consolas" w:hAnsi="Consolas"/>
-          <w:sz w:val="18"/>
-          <w:szCs w:val="18"/>
-          <w:shd w:fill="F2F2F2" w:val="clear"/>
-        </w:rPr>
-        <w:t>TableBackgrounds</w:t>
-      </w:r>
-      <w:r>
-        <w:rPr/>
-        <w:t xml:space="preserve">, </w:t>
-      </w:r>
-      <w:r>
-        <w:rPr>
-          <w:rFonts w:eastAsia="Consolas" w:cs="Consolas" w:ascii="Consolas" w:hAnsi="Consolas"/>
-          <w:sz w:val="18"/>
-          <w:szCs w:val="18"/>
-          <w:shd w:fill="F2F2F2" w:val="clear"/>
-        </w:rPr>
-        <w:t>GlitterySprite</w:t>
-      </w:r>
-      <w:r>
-        <w:rPr/>
-        <w:t xml:space="preserve">, </w:t>
-      </w:r>
-      <w:r>
-        <w:rPr>
-          <w:rFonts w:eastAsia="Consolas" w:cs="Consolas" w:ascii="Consolas" w:hAnsi="Consolas"/>
-          <w:sz w:val="18"/>
-          <w:szCs w:val="18"/>
-          <w:shd w:fill="F2F2F2" w:val="clear"/>
-        </w:rPr>
-        <w:t>FlyEx</w:t>
-      </w:r>
-      <w:r>
-        <w:rPr/>
-        <w:t xml:space="preserve">, </w:t>
-      </w:r>
-      <w:r>
-        <w:rPr>
-          <w:rFonts w:eastAsia="Consolas" w:cs="Consolas" w:ascii="Consolas" w:hAnsi="Consolas"/>
-          <w:sz w:val="18"/>
-          <w:szCs w:val="18"/>
-          <w:shd w:fill="F2F2F2" w:val="clear"/>
-        </w:rPr>
-        <w:t>FlyExUtils</w:t>
-      </w:r>
-      <w:r>
-        <w:rPr/>
-        <w:t xml:space="preserve">) live in the µCSS™ repository under </w:t>
-      </w:r>
-      <w:r>
-        <w:rPr>
-          <w:rFonts w:eastAsia="Consolas" w:cs="Consolas" w:ascii="Consolas" w:hAnsi="Consolas"/>
-          <w:sz w:val="18"/>
-          <w:szCs w:val="18"/>
-          <w:shd w:fill="F2F2F2" w:val="clear"/>
-        </w:rPr>
-        <w:t>test/fixtures/reference-macros.mjs</w:t>
-      </w:r>
-      <w:r>
-        <w:rPr/>
-        <w:t xml:space="preserve"> (demo/test fixture, not part of the npm API).</w:t>
+        <w:t>.</w:t>
       </w:r>
     </w:p>
     <w:p>
@@ -42226,11 +43233,475 @@
         <w:outlineLvl w:val="1"/>
         <w:rPr/>
       </w:pPr>
-      <w:bookmarkStart w:id="88" w:name="__RefHeading___Toc5234_1659553824"/>
-      <w:bookmarkEnd w:id="88"/>
-      <w:r>
-        <w:rPr/>
-        <w:t>11.7 afterWork hooks</w:t>
+      <w:bookmarkStart w:id="89" w:name="__RefHeading___Toc5526_3649171182"/>
+      <w:bookmarkEnd w:id="89"/>
+      <w:r>
+        <w:rPr/>
+        <w:t>11.7 Helper functions and the this binding</w:t>
+      </w:r>
+    </w:p>
+    <w:p>
+      <w:pPr>
+        <w:pStyle w:val="Normal"/>
+        <w:spacing w:before="0" w:after="120"/>
+        <w:jc w:val="both"/>
+        <w:rPr/>
+      </w:pPr>
+      <w:r>
+        <w:rPr/>
+        <w:t xml:space="preserve">Helpers from the manifest declared with </w:t>
+      </w:r>
+      <w:r>
+        <w:rPr>
+          <w:rFonts w:eastAsia="Consolas" w:cs="Consolas" w:ascii="Consolas" w:hAnsi="Consolas"/>
+          <w:sz w:val="18"/>
+          <w:szCs w:val="18"/>
+          <w:shd w:fill="F2F2F2" w:val="clear"/>
+        </w:rPr>
+        <w:t>function</w:t>
+      </w:r>
+      <w:r>
+        <w:rPr/>
+        <w:t xml:space="preserve"> are called with </w:t>
+      </w:r>
+      <w:r>
+        <w:rPr>
+          <w:rFonts w:eastAsia="Consolas" w:cs="Consolas" w:ascii="Consolas" w:hAnsi="Consolas"/>
+          <w:sz w:val="18"/>
+          <w:szCs w:val="18"/>
+          <w:shd w:fill="F2F2F2" w:val="clear"/>
+        </w:rPr>
+        <w:t>this</w:t>
+      </w:r>
+      <w:r>
+        <w:rPr/>
+        <w:t xml:space="preserve"> = the evaluation scope. This lets you write macros in the style of the old </w:t>
+      </w:r>
+      <w:r>
+        <w:rPr>
+          <w:rFonts w:eastAsia="Consolas" w:cs="Consolas" w:ascii="Consolas" w:hAnsi="Consolas"/>
+          <w:sz w:val="18"/>
+          <w:szCs w:val="18"/>
+          <w:shd w:fill="F2F2F2" w:val="clear"/>
+        </w:rPr>
+        <w:t>µ.$.functions</w:t>
+      </w:r>
+      <w:r>
+        <w:rPr/>
+        <w:t xml:space="preserve"> — just as regular, testable JavaScript:</w:t>
+      </w:r>
+    </w:p>
+    <w:p>
+      <w:pPr>
+        <w:pStyle w:val="Normal"/>
+        <w:shd w:val="clear" w:fill="F2F2F2"/>
+        <w:spacing w:before="0" w:after="0"/>
+        <w:rPr/>
+      </w:pPr>
+      <w:r>
+        <w:rPr>
+          <w:rFonts w:eastAsia="Consolas" w:cs="Consolas" w:ascii="Consolas" w:hAnsi="Consolas"/>
+          <w:sz w:val="18"/>
+          <w:szCs w:val="18"/>
+        </w:rPr>
+        <w:t>// helpers.mjs</w:t>
+      </w:r>
+    </w:p>
+    <w:p>
+      <w:pPr>
+        <w:pStyle w:val="Normal"/>
+        <w:shd w:val="clear" w:fill="F2F2F2"/>
+        <w:spacing w:before="0" w:after="0"/>
+        <w:rPr/>
+      </w:pPr>
+      <w:r>
+        <w:rPr>
+          <w:rFonts w:eastAsia="Consolas" w:cs="Consolas" w:ascii="Consolas" w:hAnsi="Consolas"/>
+          <w:sz w:val="18"/>
+          <w:szCs w:val="18"/>
+        </w:rPr>
+        <w:t>import { Lighten } from "gulp-mu-css";</w:t>
+      </w:r>
+    </w:p>
+    <w:p>
+      <w:pPr>
+        <w:pStyle w:val="Normal"/>
+        <w:shd w:val="clear" w:fill="F2F2F2"/>
+        <w:spacing w:before="0" w:after="0"/>
+        <w:rPr/>
+      </w:pPr>
+      <w:r>
+        <w:rPr>
+          <w:rFonts w:eastAsia="Consolas" w:cs="Consolas" w:ascii="Consolas" w:hAnsi="Consolas"/>
+          <w:sz w:val="18"/>
+          <w:szCs w:val="18"/>
+        </w:rPr>
+        <w:t xml:space="preserve"> </w:t>
+      </w:r>
+    </w:p>
+    <w:p>
+      <w:pPr>
+        <w:pStyle w:val="Normal"/>
+        <w:shd w:val="clear" w:fill="F2F2F2"/>
+        <w:spacing w:before="0" w:after="0"/>
+        <w:rPr/>
+      </w:pPr>
+      <w:r>
+        <w:rPr>
+          <w:rFonts w:eastAsia="Consolas" w:cs="Consolas" w:ascii="Consolas" w:hAnsi="Consolas"/>
+          <w:sz w:val="18"/>
+          <w:szCs w:val="18"/>
+        </w:rPr>
+        <w:t>export function Borders(_baseColor, _pixelWidth, _topLighten, _rightLighten, _bottomLighten, _leftLighten) {</w:t>
+      </w:r>
+    </w:p>
+    <w:p>
+      <w:pPr>
+        <w:pStyle w:val="Normal"/>
+        <w:shd w:val="clear" w:fill="F2F2F2"/>
+        <w:spacing w:before="0" w:after="0"/>
+        <w:rPr/>
+      </w:pPr>
+      <w:r>
+        <w:rPr>
+          <w:rFonts w:eastAsia="Consolas" w:cs="Consolas" w:ascii="Consolas" w:hAnsi="Consolas"/>
+          <w:sz w:val="18"/>
+          <w:szCs w:val="18"/>
+        </w:rPr>
+        <w:t xml:space="preserve">    </w:t>
+      </w:r>
+      <w:r>
+        <w:rPr>
+          <w:rFonts w:eastAsia="Consolas" w:cs="Consolas" w:ascii="Consolas" w:hAnsi="Consolas"/>
+          <w:sz w:val="18"/>
+          <w:szCs w:val="18"/>
+        </w:rPr>
+        <w:t>this.AddProperty("border-top", `${_pixelWidth}px solid ${Lighten(_baseColor, _topLighten)}`);</w:t>
+      </w:r>
+    </w:p>
+    <w:p>
+      <w:pPr>
+        <w:pStyle w:val="Normal"/>
+        <w:shd w:val="clear" w:fill="F2F2F2"/>
+        <w:spacing w:before="0" w:after="0"/>
+        <w:rPr/>
+      </w:pPr>
+      <w:r>
+        <w:rPr>
+          <w:rFonts w:eastAsia="Consolas" w:cs="Consolas" w:ascii="Consolas" w:hAnsi="Consolas"/>
+          <w:sz w:val="18"/>
+          <w:szCs w:val="18"/>
+        </w:rPr>
+        <w:t xml:space="preserve">    </w:t>
+      </w:r>
+      <w:r>
+        <w:rPr>
+          <w:rFonts w:eastAsia="Consolas" w:cs="Consolas" w:ascii="Consolas" w:hAnsi="Consolas"/>
+          <w:sz w:val="18"/>
+          <w:szCs w:val="18"/>
+        </w:rPr>
+        <w:t>this.AddProperty("border-right", `${_pixelWidth}px solid ${Lighten(_baseColor, _rightLighten)}`);</w:t>
+      </w:r>
+    </w:p>
+    <w:p>
+      <w:pPr>
+        <w:pStyle w:val="Normal"/>
+        <w:shd w:val="clear" w:fill="F2F2F2"/>
+        <w:spacing w:before="0" w:after="0"/>
+        <w:rPr/>
+      </w:pPr>
+      <w:r>
+        <w:rPr>
+          <w:rFonts w:eastAsia="Consolas" w:cs="Consolas" w:ascii="Consolas" w:hAnsi="Consolas"/>
+          <w:sz w:val="18"/>
+          <w:szCs w:val="18"/>
+        </w:rPr>
+        <w:t xml:space="preserve">    </w:t>
+      </w:r>
+      <w:r>
+        <w:rPr>
+          <w:rFonts w:eastAsia="Consolas" w:cs="Consolas" w:ascii="Consolas" w:hAnsi="Consolas"/>
+          <w:sz w:val="18"/>
+          <w:szCs w:val="18"/>
+        </w:rPr>
+        <w:t>this.AddProperty("border-bottom", `${_pixelWidth}px solid ${Lighten(_baseColor, _bottomLighten)}`);</w:t>
+      </w:r>
+    </w:p>
+    <w:p>
+      <w:pPr>
+        <w:pStyle w:val="Normal"/>
+        <w:shd w:val="clear" w:fill="F2F2F2"/>
+        <w:spacing w:before="0" w:after="0"/>
+        <w:rPr/>
+      </w:pPr>
+      <w:r>
+        <w:rPr>
+          <w:rFonts w:eastAsia="Consolas" w:cs="Consolas" w:ascii="Consolas" w:hAnsi="Consolas"/>
+          <w:sz w:val="18"/>
+          <w:szCs w:val="18"/>
+        </w:rPr>
+        <w:t xml:space="preserve">    </w:t>
+      </w:r>
+      <w:r>
+        <w:rPr>
+          <w:rFonts w:eastAsia="Consolas" w:cs="Consolas" w:ascii="Consolas" w:hAnsi="Consolas"/>
+          <w:sz w:val="18"/>
+          <w:szCs w:val="18"/>
+        </w:rPr>
+        <w:t>this.AddProperty("border-left", `${_pixelWidth}px solid ${Lighten(_baseColor, _leftLighten)}`);</w:t>
+      </w:r>
+    </w:p>
+    <w:p>
+      <w:pPr>
+        <w:pStyle w:val="Normal"/>
+        <w:shd w:val="clear" w:fill="F2F2F2"/>
+        <w:spacing w:before="0" w:after="160"/>
+        <w:rPr/>
+      </w:pPr>
+      <w:r>
+        <w:rPr>
+          <w:rFonts w:eastAsia="Consolas" w:cs="Consolas" w:ascii="Consolas" w:hAnsi="Consolas"/>
+          <w:sz w:val="18"/>
+          <w:szCs w:val="18"/>
+        </w:rPr>
+        <w:t>}</w:t>
+      </w:r>
+    </w:p>
+    <w:p>
+      <w:pPr>
+        <w:pStyle w:val="Normal"/>
+        <w:spacing w:before="0" w:after="120"/>
+        <w:jc w:val="both"/>
+        <w:rPr/>
+      </w:pPr>
+      <w:r>
+        <w:rPr/>
+        <w:t xml:space="preserve">Through </w:t>
+      </w:r>
+      <w:r>
+        <w:rPr>
+          <w:rFonts w:eastAsia="Consolas" w:cs="Consolas" w:ascii="Consolas" w:hAnsi="Consolas"/>
+          <w:sz w:val="18"/>
+          <w:szCs w:val="18"/>
+          <w:shd w:fill="F2F2F2" w:val="clear"/>
+        </w:rPr>
+        <w:t>this</w:t>
+      </w:r>
+      <w:r>
+        <w:rPr/>
+        <w:t xml:space="preserve"> all scope bindings are reachable: </w:t>
+      </w:r>
+      <w:r>
+        <w:rPr>
+          <w:rFonts w:eastAsia="Consolas" w:cs="Consolas" w:ascii="Consolas" w:hAnsi="Consolas"/>
+          <w:sz w:val="18"/>
+          <w:szCs w:val="18"/>
+          <w:shd w:fill="F2F2F2" w:val="clear"/>
+        </w:rPr>
+        <w:t>this.AddProperty(...)</w:t>
+      </w:r>
+      <w:r>
+        <w:rPr/>
+        <w:t xml:space="preserve">, </w:t>
+      </w:r>
+      <w:r>
+        <w:rPr>
+          <w:rFonts w:eastAsia="Consolas" w:cs="Consolas" w:ascii="Consolas" w:hAnsi="Consolas"/>
+          <w:sz w:val="18"/>
+          <w:szCs w:val="18"/>
+          <w:shd w:fill="F2F2F2" w:val="clear"/>
+        </w:rPr>
+        <w:t>this.InsertRule(...)</w:t>
+      </w:r>
+      <w:r>
+        <w:rPr/>
+        <w:t xml:space="preserve">, </w:t>
+      </w:r>
+      <w:r>
+        <w:rPr>
+          <w:rFonts w:eastAsia="Consolas" w:cs="Consolas" w:ascii="Consolas" w:hAnsi="Consolas"/>
+          <w:sz w:val="18"/>
+          <w:szCs w:val="18"/>
+          <w:shd w:fill="F2F2F2" w:val="clear"/>
+        </w:rPr>
+        <w:t>this.rule</w:t>
+      </w:r>
+      <w:r>
+        <w:rPr/>
+        <w:t xml:space="preserve">, </w:t>
+      </w:r>
+      <w:r>
+        <w:rPr>
+          <w:rFonts w:eastAsia="Consolas" w:cs="Consolas" w:ascii="Consolas" w:hAnsi="Consolas"/>
+          <w:sz w:val="18"/>
+          <w:szCs w:val="18"/>
+          <w:shd w:fill="F2F2F2" w:val="clear"/>
+        </w:rPr>
+        <w:t>this.document</w:t>
+      </w:r>
+      <w:r>
+        <w:rPr/>
+        <w:t xml:space="preserve"> and </w:t>
+      </w:r>
+      <w:r>
+        <w:rPr>
+          <w:rFonts w:eastAsia="Consolas" w:cs="Consolas" w:ascii="Consolas" w:hAnsi="Consolas"/>
+          <w:sz w:val="18"/>
+          <w:szCs w:val="18"/>
+          <w:shd w:fill="F2F2F2" w:val="clear"/>
+        </w:rPr>
+        <w:t>this.$</w:t>
+      </w:r>
+      <w:r>
+        <w:rPr/>
+        <w:t xml:space="preserve">. The binding is also kept when a helper is passed as an </w:t>
+      </w:r>
+      <w:r>
+        <w:rPr>
+          <w:rFonts w:eastAsia="Consolas" w:cs="Consolas" w:ascii="Consolas" w:hAnsi="Consolas"/>
+          <w:sz w:val="18"/>
+          <w:szCs w:val="18"/>
+          <w:shd w:fill="F2F2F2" w:val="clear"/>
+        </w:rPr>
+        <w:t>afterWork</w:t>
+      </w:r>
+      <w:r>
+        <w:rPr/>
+        <w:t xml:space="preserve"> value to </w:t>
+      </w:r>
+      <w:r>
+        <w:rPr>
+          <w:rFonts w:eastAsia="Consolas" w:cs="Consolas" w:ascii="Consolas" w:hAnsi="Consolas"/>
+          <w:sz w:val="18"/>
+          <w:szCs w:val="18"/>
+          <w:shd w:fill="F2F2F2" w:val="clear"/>
+        </w:rPr>
+        <w:t>Sprite()</w:t>
+      </w:r>
+      <w:r>
+        <w:rPr/>
+        <w:t xml:space="preserve">. Arrow functions have no </w:t>
+      </w:r>
+      <w:r>
+        <w:rPr>
+          <w:rFonts w:eastAsia="Consolas" w:cs="Consolas" w:ascii="Consolas" w:hAnsi="Consolas"/>
+          <w:sz w:val="18"/>
+          <w:szCs w:val="18"/>
+          <w:shd w:fill="F2F2F2" w:val="clear"/>
+        </w:rPr>
+        <w:t>this</w:t>
+      </w:r>
+      <w:r>
+        <w:rPr/>
+        <w:t xml:space="preserve"> of their own and are therefore only suitable for helpers without rule access.</w:t>
+      </w:r>
+    </w:p>
+    <w:p>
+      <w:pPr>
+        <w:pStyle w:val="Normal"/>
+        <w:spacing w:before="0" w:after="120"/>
+        <w:jc w:val="both"/>
+        <w:rPr/>
+      </w:pPr>
+      <w:r>
+        <w:rPr/>
+        <w:t>Ported reference macros (</w:t>
+      </w:r>
+      <w:r>
+        <w:rPr>
+          <w:rFonts w:eastAsia="Consolas" w:cs="Consolas" w:ascii="Consolas" w:hAnsi="Consolas"/>
+          <w:sz w:val="18"/>
+          <w:szCs w:val="18"/>
+          <w:shd w:fill="F2F2F2" w:val="clear"/>
+        </w:rPr>
+        <w:t>Borders</w:t>
+      </w:r>
+      <w:r>
+        <w:rPr/>
+        <w:t xml:space="preserve">, </w:t>
+      </w:r>
+      <w:r>
+        <w:rPr>
+          <w:rFonts w:eastAsia="Consolas" w:cs="Consolas" w:ascii="Consolas" w:hAnsi="Consolas"/>
+          <w:sz w:val="18"/>
+          <w:szCs w:val="18"/>
+          <w:shd w:fill="F2F2F2" w:val="clear"/>
+        </w:rPr>
+        <w:t>TableBackgrounds</w:t>
+      </w:r>
+      <w:r>
+        <w:rPr/>
+        <w:t xml:space="preserve">, </w:t>
+      </w:r>
+      <w:r>
+        <w:rPr>
+          <w:rFonts w:eastAsia="Consolas" w:cs="Consolas" w:ascii="Consolas" w:hAnsi="Consolas"/>
+          <w:sz w:val="18"/>
+          <w:szCs w:val="18"/>
+          <w:shd w:fill="F2F2F2" w:val="clear"/>
+        </w:rPr>
+        <w:t>GlitterySprite</w:t>
+      </w:r>
+      <w:r>
+        <w:rPr/>
+        <w:t xml:space="preserve">, </w:t>
+      </w:r>
+      <w:r>
+        <w:rPr>
+          <w:rFonts w:eastAsia="Consolas" w:cs="Consolas" w:ascii="Consolas" w:hAnsi="Consolas"/>
+          <w:sz w:val="18"/>
+          <w:szCs w:val="18"/>
+          <w:shd w:fill="F2F2F2" w:val="clear"/>
+        </w:rPr>
+        <w:t>FlyEx</w:t>
+      </w:r>
+      <w:r>
+        <w:rPr/>
+        <w:t xml:space="preserve">, </w:t>
+      </w:r>
+      <w:r>
+        <w:rPr>
+          <w:rFonts w:eastAsia="Consolas" w:cs="Consolas" w:ascii="Consolas" w:hAnsi="Consolas"/>
+          <w:sz w:val="18"/>
+          <w:szCs w:val="18"/>
+          <w:shd w:fill="F2F2F2" w:val="clear"/>
+        </w:rPr>
+        <w:t>FlyExUtils</w:t>
+      </w:r>
+      <w:r>
+        <w:rPr/>
+        <w:t xml:space="preserve">) live in the µCSS™ repository under </w:t>
+      </w:r>
+      <w:r>
+        <w:rPr>
+          <w:rFonts w:eastAsia="Consolas" w:cs="Consolas" w:ascii="Consolas" w:hAnsi="Consolas"/>
+          <w:sz w:val="18"/>
+          <w:szCs w:val="18"/>
+          <w:shd w:fill="F2F2F2" w:val="clear"/>
+        </w:rPr>
+        <w:t>test/fixtures/reference-macros.mjs</w:t>
+      </w:r>
+      <w:r>
+        <w:rPr/>
+        <w:t xml:space="preserve"> (demo/test fixture, not part of the npm API).</w:t>
+      </w:r>
+    </w:p>
+    <w:p>
+      <w:pPr>
+        <w:pStyle w:val="Heading2"/>
+        <w:numPr>
+          <w:ilvl w:val="0"/>
+          <w:numId w:val="0"/>
+        </w:numPr>
+        <w:spacing w:before="240" w:after="120"/>
+        <w:outlineLvl w:val="1"/>
+        <w:rPr/>
+      </w:pPr>
+      <w:bookmarkStart w:id="90" w:name="__RefHeading___Toc5528_3649171182"/>
+      <w:bookmarkEnd w:id="90"/>
+      <w:r>
+        <w:rPr/>
+        <w:t>11.8 afterWork hooks</w:t>
       </w:r>
     </w:p>
     <w:p>
@@ -42764,8 +44235,8 @@
         <w:outlineLvl w:val="0"/>
         <w:rPr/>
       </w:pPr>
-      <w:bookmarkStart w:id="89" w:name="__RefHeading___Toc5236_1659553824"/>
-      <w:bookmarkEnd w:id="89"/>
+      <w:bookmarkStart w:id="91" w:name="__RefHeading___Toc5530_3649171182"/>
+      <w:bookmarkEnd w:id="91"/>
       <w:r>
         <w:rPr/>
         <w:t>12 Working with colors</w:t>
@@ -42782,8 +44253,8 @@
         <w:outlineLvl w:val="1"/>
         <w:rPr/>
       </w:pPr>
-      <w:bookmarkStart w:id="90" w:name="__RefHeading___Toc5238_1659553824"/>
-      <w:bookmarkEnd w:id="90"/>
+      <w:bookmarkStart w:id="92" w:name="__RefHeading___Toc5532_3649171182"/>
+      <w:bookmarkEnd w:id="92"/>
       <w:r>
         <w:rPr/>
         <w:t>12.1 Defining colors</w:t>
@@ -43203,8 +44674,8 @@
         <w:outlineLvl w:val="1"/>
         <w:rPr/>
       </w:pPr>
-      <w:bookmarkStart w:id="91" w:name="__RefHeading___Toc5240_1659553824"/>
-      <w:bookmarkEnd w:id="91"/>
+      <w:bookmarkStart w:id="93" w:name="__RefHeading___Toc5534_3649171182"/>
+      <w:bookmarkEnd w:id="93"/>
       <w:r>
         <w:rPr/>
         <w:t>12.2 Alpha values</w:t>
@@ -43486,8 +44957,8 @@
         <w:outlineLvl w:val="1"/>
         <w:rPr/>
       </w:pPr>
-      <w:bookmarkStart w:id="92" w:name="__RefHeading___Toc5242_1659553824"/>
-      <w:bookmarkEnd w:id="92"/>
+      <w:bookmarkStart w:id="94" w:name="__RefHeading___Toc5536_3649171182"/>
+      <w:bookmarkEnd w:id="94"/>
       <w:r>
         <w:rPr/>
         <w:t>12.3 Color computations</w:t>
@@ -43739,8 +45210,8 @@
         <w:outlineLvl w:val="0"/>
         <w:rPr/>
       </w:pPr>
-      <w:bookmarkStart w:id="93" w:name="__RefHeading___Toc5244_1659553824"/>
-      <w:bookmarkEnd w:id="93"/>
+      <w:bookmarkStart w:id="95" w:name="__RefHeading___Toc5538_3649171182"/>
+      <w:bookmarkEnd w:id="95"/>
       <w:r>
         <w:rPr/>
         <w:t>13 Node API</w:t>
@@ -44807,6 +46278,123 @@
           </w:p>
         </w:tc>
       </w:tr>
+      <w:tr>
+        <w:trPr/>
+        <w:tc>
+          <w:tcPr>
+            <w:tcW w:w="4512" w:type="dxa"/>
+            <w:tcBorders>
+              <w:top w:val="single" w:sz="4" w:space="0" w:color="999999"/>
+              <w:start w:val="single" w:sz="4" w:space="0" w:color="999999"/>
+              <w:bottom w:val="single" w:sz="4" w:space="0" w:color="999999"/>
+              <w:end w:val="single" w:sz="4" w:space="0" w:color="999999"/>
+            </w:tcBorders>
+          </w:tcPr>
+          <w:p>
+            <w:pPr>
+              <w:pStyle w:val="Normal"/>
+              <w:spacing w:before="40" w:after="40"/>
+              <w:rPr/>
+            </w:pPr>
+            <w:r>
+              <w:rPr>
+                <w:rFonts w:eastAsia="Consolas" w:cs="Consolas" w:ascii="Consolas" w:hAnsi="Consolas"/>
+                <w:sz w:val="18"/>
+                <w:szCs w:val="18"/>
+                <w:shd w:fill="F2F2F2" w:val="clear"/>
+              </w:rPr>
+              <w:t>GetReleases</w:t>
+            </w:r>
+            <w:r>
+              <w:rPr/>
+              <w:t xml:space="preserve">, </w:t>
+            </w:r>
+            <w:r>
+              <w:rPr>
+                <w:rFonts w:eastAsia="Consolas" w:cs="Consolas" w:ascii="Consolas" w:hAnsi="Consolas"/>
+                <w:sz w:val="18"/>
+                <w:szCs w:val="18"/>
+                <w:shd w:fill="F2F2F2" w:val="clear"/>
+              </w:rPr>
+              <w:t>GetCurrentVersionString</w:t>
+            </w:r>
+            <w:r>
+              <w:rPr/>
+              <w:t xml:space="preserve">, </w:t>
+            </w:r>
+            <w:r>
+              <w:rPr>
+                <w:rFonts w:eastAsia="Consolas" w:cs="Consolas" w:ascii="Consolas" w:hAnsi="Consolas"/>
+                <w:sz w:val="18"/>
+                <w:szCs w:val="18"/>
+                <w:shd w:fill="F2F2F2" w:val="clear"/>
+              </w:rPr>
+              <w:t>GetCurrentFullVersionString</w:t>
+            </w:r>
+            <w:r>
+              <w:rPr/>
+              <w:t xml:space="preserve">, </w:t>
+            </w:r>
+            <w:r>
+              <w:rPr>
+                <w:rFonts w:eastAsia="Consolas" w:cs="Consolas" w:ascii="Consolas" w:hAnsi="Consolas"/>
+                <w:sz w:val="18"/>
+                <w:szCs w:val="18"/>
+                <w:shd w:fill="F2F2F2" w:val="clear"/>
+              </w:rPr>
+              <w:t>GetVersionHistoryString</w:t>
+            </w:r>
+            <w:r>
+              <w:rPr/>
+              <w:t xml:space="preserve">, </w:t>
+            </w:r>
+            <w:r>
+              <w:rPr>
+                <w:rFonts w:eastAsia="Consolas" w:cs="Consolas" w:ascii="Consolas" w:hAnsi="Consolas"/>
+                <w:sz w:val="18"/>
+                <w:szCs w:val="18"/>
+                <w:shd w:fill="F2F2F2" w:val="clear"/>
+              </w:rPr>
+              <w:t>StripI18xMarkup</w:t>
+            </w:r>
+          </w:p>
+        </w:tc>
+        <w:tc>
+          <w:tcPr>
+            <w:tcW w:w="4514" w:type="dxa"/>
+            <w:tcBorders>
+              <w:top w:val="single" w:sz="4" w:space="0" w:color="999999"/>
+              <w:start w:val="single" w:sz="4" w:space="0" w:color="999999"/>
+              <w:bottom w:val="single" w:sz="4" w:space="0" w:color="999999"/>
+              <w:end w:val="single" w:sz="4" w:space="0" w:color="999999"/>
+            </w:tcBorders>
+          </w:tcPr>
+          <w:p>
+            <w:pPr>
+              <w:pStyle w:val="Normal"/>
+              <w:spacing w:before="40" w:after="40"/>
+              <w:rPr/>
+            </w:pPr>
+            <w:r>
+              <w:rPr/>
+              <w:t xml:space="preserve">Version history API backed by </w:t>
+            </w:r>
+            <w:r>
+              <w:rPr>
+                <w:rFonts w:eastAsia="Consolas" w:cs="Consolas" w:ascii="Consolas" w:hAnsi="Consolas"/>
+                <w:sz w:val="18"/>
+                <w:szCs w:val="18"/>
+                <w:shd w:fill="F2F2F2" w:val="clear"/>
+              </w:rPr>
+              <w:t>RELEASES.json</w:t>
+            </w:r>
+            <w:r>
+              <w:rPr/>
+              <w:t xml:space="preserve"> (see below).</w:t>
+            </w:r>
+          </w:p>
+        </w:tc>
+      </w:tr>
     </w:tbl>
     <w:p>
       <w:pPr>
@@ -44941,26 +46529,23 @@
         </w:rPr>
         <w:t>await doc.ToFile("out/std.css");</w:t>
       </w:r>
-      <w:r>
-        <w:br w:type="page"/>
-      </w:r>
-    </w:p>
-    <w:p>
-      <w:pPr>
-        <w:pStyle w:val="Heading1"/>
+    </w:p>
+    <w:p>
+      <w:pPr>
+        <w:pStyle w:val="Heading2"/>
         <w:numPr>
           <w:ilvl w:val="0"/>
           <w:numId w:val="0"/>
         </w:numPr>
-        <w:spacing w:before="0" w:after="120"/>
-        <w:outlineLvl w:val="0"/>
-        <w:rPr/>
-      </w:pPr>
-      <w:bookmarkStart w:id="94" w:name="__RefHeading___Toc5246_1659553824"/>
-      <w:bookmarkEnd w:id="94"/>
-      <w:r>
-        <w:rPr/>
-        <w:t>14 Error diagnostics</w:t>
+        <w:spacing w:before="240" w:after="120"/>
+        <w:outlineLvl w:val="1"/>
+        <w:rPr/>
+      </w:pPr>
+      <w:bookmarkStart w:id="96" w:name="__RefHeading___Toc5540_3649171182"/>
+      <w:bookmarkEnd w:id="96"/>
+      <w:r>
+        <w:rPr/>
+        <w:t>13.1 Version history API (RELEASES.json)</w:t>
       </w:r>
     </w:p>
     <w:p>
@@ -44972,536 +46557,124 @@
       </w:pPr>
       <w:r>
         <w:rPr/>
-        <w:t>Build errors always name the culprit together with its source location:</w:t>
-      </w:r>
-    </w:p>
-    <w:p>
-      <w:pPr>
-        <w:pStyle w:val="ListParagraph"/>
-        <w:numPr>
-          <w:ilvl w:val="0"/>
-          <w:numId w:val="1"/>
-        </w:numPr>
-        <w:spacing w:before="0" w:after="60"/>
-        <w:rPr/>
-      </w:pPr>
-      <w:r>
-        <w:rPr>
-          <w:b/>
-          <w:bCs/>
-        </w:rPr>
-        <w:t>Inline JavaScript</w:t>
-      </w:r>
-      <w:r>
-        <w:rPr/>
-        <w:t xml:space="preserve"> (</w:t>
-      </w:r>
-      <w:r>
-        <w:rPr>
-          <w:rFonts w:eastAsia="Consolas" w:cs="Consolas" w:ascii="Consolas" w:hAnsi="Consolas"/>
-          <w:sz w:val="18"/>
-          <w:szCs w:val="18"/>
-          <w:shd w:fill="F2F2F2" w:val="clear"/>
-        </w:rPr>
-        <w:t>µ(...)</w:t>
-      </w:r>
-      <w:r>
-        <w:rPr/>
-        <w:t xml:space="preserve"> interpolations and </w:t>
-      </w:r>
-      <w:r>
-        <w:rPr>
-          <w:rFonts w:eastAsia="Consolas" w:cs="Consolas" w:ascii="Consolas" w:hAnsi="Consolas"/>
-          <w:sz w:val="18"/>
-          <w:szCs w:val="18"/>
-          <w:shd w:fill="F2F2F2" w:val="clear"/>
-        </w:rPr>
-        <w:t>-µ:</w:t>
-      </w:r>
-      <w:r>
-        <w:rPr/>
-        <w:t xml:space="preserve"> directives): errors are reported as PostCSS errors with file, line, column and a source excerpt. With multiple </w:t>
-      </w:r>
-      <w:r>
-        <w:rPr>
-          <w:rFonts w:eastAsia="Consolas" w:cs="Consolas" w:ascii="Consolas" w:hAnsi="Consolas"/>
-          <w:sz w:val="18"/>
-          <w:szCs w:val="18"/>
-          <w:shd w:fill="F2F2F2" w:val="clear"/>
-        </w:rPr>
-        <w:t>µ(...)</w:t>
-      </w:r>
-      <w:r>
-        <w:rPr/>
-        <w:t xml:space="preserve"> in one value, the failing expression is named. JavaScript syntax errors appear as </w:t>
-      </w:r>
-      <w:r>
-        <w:rPr>
-          <w:rFonts w:eastAsia="Consolas" w:cs="Consolas" w:ascii="Consolas" w:hAnsi="Consolas"/>
-          <w:sz w:val="18"/>
-          <w:szCs w:val="18"/>
-          <w:shd w:fill="F2F2F2" w:val="clear"/>
-        </w:rPr>
-        <w:t>invalid JavaScript expression "&lt;source&gt;" (...)</w:t>
-      </w:r>
-      <w:r>
-        <w:rPr/>
-        <w:t>.</w:t>
-      </w:r>
-    </w:p>
-    <w:p>
-      <w:pPr>
-        <w:pStyle w:val="Normal"/>
-        <w:shd w:val="clear" w:fill="F2F2F2"/>
-        <w:spacing w:before="0" w:after="0"/>
-        <w:rPr/>
-      </w:pPr>
-      <w:r>
-        <w:rPr>
-          <w:rFonts w:eastAsia="Consolas" w:cs="Consolas" w:ascii="Consolas" w:hAnsi="Consolas"/>
-          <w:sz w:val="18"/>
-          <w:szCs w:val="18"/>
-        </w:rPr>
-        <w:t>CssSyntaxError: skins/src/std.µ.css:2:2: microCSS: µ(NopeFn(1)): NopeFn is not defined</w:t>
-      </w:r>
-    </w:p>
-    <w:p>
-      <w:pPr>
-        <w:pStyle w:val="Normal"/>
-        <w:shd w:val="clear" w:fill="F2F2F2"/>
-        <w:spacing w:before="0" w:after="0"/>
-        <w:rPr/>
-      </w:pPr>
-      <w:r>
-        <w:rPr>
-          <w:rFonts w:eastAsia="Consolas" w:cs="Consolas" w:ascii="Consolas" w:hAnsi="Consolas"/>
-          <w:sz w:val="18"/>
-          <w:szCs w:val="18"/>
-        </w:rPr>
-        <w:t xml:space="preserve"> </w:t>
-      </w:r>
-    </w:p>
-    <w:p>
-      <w:pPr>
-        <w:pStyle w:val="Normal"/>
-        <w:shd w:val="clear" w:fill="F2F2F2"/>
-        <w:spacing w:before="0" w:after="0"/>
-        <w:rPr/>
-      </w:pPr>
-      <w:r>
-        <w:rPr>
-          <w:rFonts w:eastAsia="Consolas" w:cs="Consolas" w:ascii="Consolas" w:hAnsi="Consolas"/>
-          <w:sz w:val="18"/>
-          <w:szCs w:val="18"/>
-        </w:rPr>
-        <w:t xml:space="preserve">  </w:t>
-      </w:r>
-      <w:r>
-        <w:rPr>
-          <w:rFonts w:eastAsia="Consolas" w:cs="Consolas" w:ascii="Consolas" w:hAnsi="Consolas"/>
-          <w:sz w:val="18"/>
-          <w:szCs w:val="18"/>
-        </w:rPr>
-        <w:t>1 | div.b {</w:t>
-      </w:r>
-    </w:p>
-    <w:p>
-      <w:pPr>
-        <w:pStyle w:val="Normal"/>
-        <w:shd w:val="clear" w:fill="F2F2F2"/>
-        <w:spacing w:before="0" w:after="0"/>
-        <w:rPr/>
-      </w:pPr>
-      <w:r>
-        <w:rPr>
-          <w:rFonts w:eastAsia="Consolas" w:cs="Consolas" w:ascii="Consolas" w:hAnsi="Consolas"/>
-          <w:sz w:val="18"/>
-          <w:szCs w:val="18"/>
-        </w:rPr>
-        <w:t>&gt; 2 |     border: 1px solid µ(NopeFn(1));</w:t>
-      </w:r>
-    </w:p>
-    <w:p>
-      <w:pPr>
-        <w:pStyle w:val="Normal"/>
-        <w:shd w:val="clear" w:fill="F2F2F2"/>
-        <w:spacing w:before="0" w:after="0"/>
-        <w:rPr/>
-      </w:pPr>
-      <w:r>
-        <w:rPr>
-          <w:rFonts w:eastAsia="Consolas" w:cs="Consolas" w:ascii="Consolas" w:hAnsi="Consolas"/>
-          <w:sz w:val="18"/>
-          <w:szCs w:val="18"/>
-        </w:rPr>
-        <w:t xml:space="preserve">    </w:t>
-      </w:r>
-      <w:r>
-        <w:rPr>
-          <w:rFonts w:eastAsia="Consolas" w:cs="Consolas" w:ascii="Consolas" w:hAnsi="Consolas"/>
-          <w:sz w:val="18"/>
-          <w:szCs w:val="18"/>
-        </w:rPr>
-        <w:t>|     ^</w:t>
-      </w:r>
-    </w:p>
-    <w:p>
-      <w:pPr>
-        <w:pStyle w:val="Normal"/>
-        <w:shd w:val="clear" w:fill="F2F2F2"/>
-        <w:spacing w:before="0" w:after="160"/>
-        <w:rPr/>
-      </w:pPr>
-      <w:r>
-        <w:rPr>
-          <w:rFonts w:eastAsia="Consolas" w:cs="Consolas" w:ascii="Consolas" w:hAnsi="Consolas"/>
-          <w:sz w:val="18"/>
-          <w:szCs w:val="18"/>
-        </w:rPr>
-        <w:t xml:space="preserve">  </w:t>
-      </w:r>
-      <w:r>
-        <w:rPr>
-          <w:rFonts w:eastAsia="Consolas" w:cs="Consolas" w:ascii="Consolas" w:hAnsi="Consolas"/>
-          <w:sz w:val="18"/>
-          <w:szCs w:val="18"/>
-        </w:rPr>
-        <w:t>3 | }</w:t>
-      </w:r>
-    </w:p>
-    <w:p>
-      <w:pPr>
-        <w:pStyle w:val="ListParagraph"/>
-        <w:numPr>
-          <w:ilvl w:val="0"/>
-          <w:numId w:val="1"/>
-        </w:numPr>
-        <w:spacing w:before="0" w:after="60"/>
-        <w:rPr/>
-      </w:pPr>
-      <w:r>
-        <w:rPr>
-          <w:b/>
-          <w:bCs/>
-        </w:rPr>
-        <w:t>Missing sprite images</w:t>
-      </w:r>
-      <w:r>
-        <w:rPr/>
-        <w:t xml:space="preserve">: before the atlas is packed, the existence of all source images (including </w:t>
-      </w:r>
-      <w:r>
-        <w:rPr>
-          <w:rFonts w:eastAsia="Consolas" w:cs="Consolas" w:ascii="Consolas" w:hAnsi="Consolas"/>
-          <w:sz w:val="18"/>
-          <w:szCs w:val="18"/>
-          <w:shd w:fill="F2F2F2" w:val="clear"/>
-        </w:rPr>
-        <w:t>@2x</w:t>
-      </w:r>
-      <w:r>
-        <w:rPr/>
-        <w:t xml:space="preserve"> with </w:t>
-      </w:r>
-      <w:r>
-        <w:rPr>
-          <w:rFonts w:eastAsia="Consolas" w:cs="Consolas" w:ascii="Consolas" w:hAnsi="Consolas"/>
-          <w:sz w:val="18"/>
-          <w:szCs w:val="18"/>
-          <w:shd w:fill="F2F2F2" w:val="clear"/>
-        </w:rPr>
-        <w:t>retina: true</w:t>
-      </w:r>
-      <w:r>
-        <w:rPr/>
-        <w:t>) is checked. All missing files are reported together in one error — each with URL, resolved path and the referencing rule:</w:t>
-      </w:r>
-    </w:p>
-    <w:p>
-      <w:pPr>
-        <w:pStyle w:val="Normal"/>
-        <w:shd w:val="clear" w:fill="F2F2F2"/>
-        <w:spacing w:before="0" w:after="0"/>
-        <w:rPr/>
-      </w:pPr>
-      <w:r>
-        <w:rPr>
-          <w:rFonts w:eastAsia="Consolas" w:cs="Consolas" w:ascii="Consolas" w:hAnsi="Consolas"/>
-          <w:sz w:val="18"/>
-          <w:szCs w:val="18"/>
-        </w:rPr>
-        <w:t>SpriteManager: 2 sprite image(s) not found:</w:t>
-      </w:r>
-    </w:p>
-    <w:p>
-      <w:pPr>
-        <w:pStyle w:val="Normal"/>
-        <w:shd w:val="clear" w:fill="F2F2F2"/>
-        <w:spacing w:before="0" w:after="0"/>
-        <w:rPr/>
-      </w:pPr>
-      <w:r>
-        <w:rPr>
-          <w:rFonts w:eastAsia="Consolas" w:cs="Consolas" w:ascii="Consolas" w:hAnsi="Consolas"/>
-          <w:sz w:val="18"/>
-          <w:szCs w:val="18"/>
-        </w:rPr>
-        <w:t xml:space="preserve">  </w:t>
-      </w:r>
-      <w:r>
-        <w:rPr>
-          <w:rFonts w:eastAsia="Consolas" w:cs="Consolas" w:ascii="Consolas" w:hAnsi="Consolas"/>
-          <w:sz w:val="18"/>
-          <w:szCs w:val="18"/>
-        </w:rPr>
-        <w:t>- "imgs/nope.png" -&gt; C:\...\skins\std\imgs\nope.png - selector "div.bad1" (skin.µ.css:2)</w:t>
-      </w:r>
-    </w:p>
-    <w:p>
-      <w:pPr>
-        <w:pStyle w:val="Normal"/>
-        <w:shd w:val="clear" w:fill="F2F2F2"/>
-        <w:spacing w:before="0" w:after="160"/>
-        <w:rPr/>
-      </w:pPr>
-      <w:r>
-        <w:rPr>
-          <w:rFonts w:eastAsia="Consolas" w:cs="Consolas" w:ascii="Consolas" w:hAnsi="Consolas"/>
-          <w:sz w:val="18"/>
-          <w:szCs w:val="18"/>
-        </w:rPr>
-        <w:t xml:space="preserve">  </w:t>
-      </w:r>
-      <w:r>
-        <w:rPr>
-          <w:rFonts w:eastAsia="Consolas" w:cs="Consolas" w:ascii="Consolas" w:hAnsi="Consolas"/>
-          <w:sz w:val="18"/>
-          <w:szCs w:val="18"/>
-        </w:rPr>
-        <w:t>- "imgs/alsonope.png" -&gt; C:\...\skins\std\imgs\alsonope.png - selector "div.bad2" (skin.µ.css:3)</w:t>
-      </w:r>
-    </w:p>
-    <w:p>
-      <w:pPr>
-        <w:pStyle w:val="ListParagraph"/>
-        <w:numPr>
-          <w:ilvl w:val="0"/>
-          <w:numId w:val="1"/>
-        </w:numPr>
-        <w:spacing w:before="0" w:after="60"/>
-        <w:rPr/>
-      </w:pPr>
-      <w:r>
-        <w:rPr>
-          <w:rFonts w:eastAsia="Consolas" w:cs="Consolas" w:ascii="Consolas" w:hAnsi="Consolas"/>
-          <w:b/>
-          <w:bCs/>
-          <w:sz w:val="18"/>
-          <w:szCs w:val="18"/>
-          <w:shd w:fill="F2F2F2" w:val="clear"/>
-        </w:rPr>
-        <w:t>afterWork</w:t>
-      </w:r>
-      <w:r>
-        <w:rPr>
-          <w:b/>
-          <w:bCs/>
-        </w:rPr>
-        <w:t xml:space="preserve"> hooks</w:t>
-      </w:r>
-      <w:r>
-        <w:rPr/>
-        <w:t xml:space="preserve">: errors in the hook are wrapped with the sprite URL and the rule's source position; the original error is preserved as </w:t>
-      </w:r>
-      <w:r>
-        <w:rPr>
-          <w:rFonts w:eastAsia="Consolas" w:cs="Consolas" w:ascii="Consolas" w:hAnsi="Consolas"/>
-          <w:sz w:val="18"/>
-          <w:szCs w:val="18"/>
-          <w:shd w:fill="F2F2F2" w:val="clear"/>
-        </w:rPr>
-        <w:t>cause</w:t>
-      </w:r>
-      <w:r>
-        <w:rPr/>
-        <w:t>.</w:t>
-      </w:r>
-    </w:p>
-    <w:p>
-      <w:pPr>
-        <w:pStyle w:val="ListParagraph"/>
-        <w:numPr>
-          <w:ilvl w:val="0"/>
-          <w:numId w:val="1"/>
-        </w:numPr>
-        <w:spacing w:before="0" w:after="60"/>
-        <w:rPr/>
-      </w:pPr>
-      <w:r>
-        <w:rPr>
-          <w:b/>
-          <w:bCs/>
-        </w:rPr>
-        <w:t>Missing cursor images</w:t>
-      </w:r>
-      <w:r>
-        <w:rPr/>
-        <w:t xml:space="preserve"> produce only a warning (once per cursor), since the CSS stays functional via the fallback cursor.</w:t>
-      </w:r>
-    </w:p>
-    <w:p>
-      <w:pPr>
-        <w:pStyle w:val="ListParagraph"/>
-        <w:numPr>
-          <w:ilvl w:val="0"/>
-          <w:numId w:val="1"/>
-        </w:numPr>
-        <w:spacing w:before="0" w:after="60"/>
-        <w:rPr/>
-      </w:pPr>
-      <w:r>
-        <w:rPr>
-          <w:b/>
-          <w:bCs/>
-        </w:rPr>
-        <w:t>media steps</w:t>
-      </w:r>
-      <w:r>
-        <w:rPr/>
-        <w:t xml:space="preserve">: errors name the step number and type, e.g. </w:t>
-      </w:r>
-      <w:r>
-        <w:rPr>
-          <w:rFonts w:eastAsia="Consolas" w:cs="Consolas" w:ascii="Consolas" w:hAnsi="Consolas"/>
-          <w:sz w:val="18"/>
-          <w:szCs w:val="18"/>
-          <w:shd w:fill="F2F2F2" w:val="clear"/>
-        </w:rPr>
-        <w:t>BuildSkin: media step 3 of 7 (buttonsAndIcons: "dev/media/buttons.psd") failed: ...</w:t>
-      </w:r>
-      <w:r>
-        <w:rPr/>
-        <w:t xml:space="preserve">. Missing sources are checked before execution: </w:t>
-      </w:r>
-      <w:r>
-        <w:rPr>
-          <w:rFonts w:eastAsia="Consolas" w:cs="Consolas" w:ascii="Consolas" w:hAnsi="Consolas"/>
-          <w:sz w:val="18"/>
-          <w:szCs w:val="18"/>
-          <w:shd w:fill="F2F2F2" w:val="clear"/>
-        </w:rPr>
-        <w:t>copy</w:t>
-      </w:r>
-      <w:r>
-        <w:rPr/>
-        <w:t>/</w:t>
-      </w:r>
-      <w:r>
-        <w:rPr>
-          <w:rFonts w:eastAsia="Consolas" w:cs="Consolas" w:ascii="Consolas" w:hAnsi="Consolas"/>
-          <w:sz w:val="18"/>
-          <w:szCs w:val="18"/>
-          <w:shd w:fill="F2F2F2" w:val="clear"/>
-        </w:rPr>
-        <w:t>copyFolder</w:t>
-      </w:r>
-      <w:r>
-        <w:rPr/>
-        <w:t xml:space="preserve"> and generator steps report the resolved path instead of a raw file system error — for </w:t>
-      </w:r>
-      <w:r>
-        <w:rPr>
-          <w:rFonts w:eastAsia="Consolas" w:cs="Consolas" w:ascii="Consolas" w:hAnsi="Consolas"/>
-          <w:sz w:val="18"/>
-          <w:szCs w:val="18"/>
-          <w:shd w:fill="F2F2F2" w:val="clear"/>
-        </w:rPr>
-        <w:t>copyFolder</w:t>
-      </w:r>
-      <w:r>
-        <w:rPr/>
-        <w:t xml:space="preserve"> with the hint that the generating step (e.g. sequence-image generation into </w:t>
-      </w:r>
-      <w:r>
-        <w:rPr>
-          <w:rFonts w:eastAsia="Consolas" w:cs="Consolas" w:ascii="Consolas" w:hAnsi="Consolas"/>
-          <w:sz w:val="18"/>
-          <w:szCs w:val="18"/>
-          <w:shd w:fill="F2F2F2" w:val="clear"/>
-        </w:rPr>
-        <w:t>dev/media/final/...</w:t>
-      </w:r>
-      <w:r>
-        <w:rPr/>
-        <w:t>) probably did not run.</w:t>
-      </w:r>
-    </w:p>
-    <w:p>
-      <w:pPr>
-        <w:pStyle w:val="ListParagraph"/>
-        <w:numPr>
-          <w:ilvl w:val="0"/>
-          <w:numId w:val="1"/>
-        </w:numPr>
-        <w:spacing w:before="0" w:after="60"/>
-        <w:rPr/>
-      </w:pPr>
-      <w:r>
-        <w:rPr>
-          <w:b/>
-          <w:bCs/>
-        </w:rPr>
-        <w:t>files entries</w:t>
-      </w:r>
-      <w:r>
-        <w:rPr/>
-        <w:t>: missing source files are reported with the entry and the resolved path before compilation.</w:t>
-      </w:r>
-      <w:r>
-        <w:br w:type="page"/>
-      </w:r>
-    </w:p>
-    <w:p>
-      <w:pPr>
-        <w:pStyle w:val="Heading1"/>
-        <w:numPr>
-          <w:ilvl w:val="0"/>
-          <w:numId w:val="0"/>
-        </w:numPr>
-        <w:spacing w:before="0" w:after="120"/>
-        <w:outlineLvl w:val="0"/>
-        <w:rPr/>
-      </w:pPr>
-      <w:bookmarkStart w:id="95" w:name="__RefHeading___Toc5248_1659553824"/>
-      <w:bookmarkEnd w:id="95"/>
-      <w:r>
-        <w:rPr/>
-        <w:t>15 Migrating from µCSS™</w:t>
-      </w:r>
-    </w:p>
-    <w:p>
-      <w:pPr>
-        <w:pStyle w:val="Normal"/>
-        <w:spacing w:before="0" w:after="120"/>
-        <w:jc w:val="both"/>
-        <w:rPr/>
-      </w:pPr>
-      <w:r>
-        <w:rPr/>
-        <w:t>For existing projects there is a converter tool (</w:t>
-      </w:r>
-      <w:r>
-        <w:rPr>
-          <w:rFonts w:eastAsia="Consolas" w:cs="Consolas" w:ascii="Consolas" w:hAnsi="Consolas"/>
-          <w:sz w:val="18"/>
-          <w:szCs w:val="18"/>
-          <w:shd w:fill="F2F2F2" w:val="clear"/>
-        </w:rPr>
-        <w:t>tools/convert-mucss.mjs</w:t>
-      </w:r>
-      <w:r>
-        <w:rPr/>
-        <w:t xml:space="preserve"> in the µCSS™ repository) that mechanically translates the old syntax:</w:t>
+        <w:t xml:space="preserve">The package root contains a machine-readable version history </w:t>
+      </w:r>
+      <w:r>
+        <w:rPr>
+          <w:rFonts w:eastAsia="Consolas" w:cs="Consolas" w:ascii="Consolas" w:hAnsi="Consolas"/>
+          <w:sz w:val="18"/>
+          <w:szCs w:val="18"/>
+          <w:shd w:fill="F2F2F2" w:val="clear"/>
+        </w:rPr>
+        <w:t>RELEASES.json</w:t>
+      </w:r>
+      <w:r>
+        <w:rPr/>
+        <w:t xml:space="preserve"> — an array of release entries, newest first, each with </w:t>
+      </w:r>
+      <w:r>
+        <w:rPr>
+          <w:rFonts w:eastAsia="Consolas" w:cs="Consolas" w:ascii="Consolas" w:hAnsi="Consolas"/>
+          <w:sz w:val="18"/>
+          <w:szCs w:val="18"/>
+          <w:shd w:fill="F2F2F2" w:val="clear"/>
+        </w:rPr>
+        <w:t>main</w:t>
+      </w:r>
+      <w:r>
+        <w:rPr/>
+        <w:t xml:space="preserve">, </w:t>
+      </w:r>
+      <w:r>
+        <w:rPr>
+          <w:rFonts w:eastAsia="Consolas" w:cs="Consolas" w:ascii="Consolas" w:hAnsi="Consolas"/>
+          <w:sz w:val="18"/>
+          <w:szCs w:val="18"/>
+          <w:shd w:fill="F2F2F2" w:val="clear"/>
+        </w:rPr>
+        <w:t>minor</w:t>
+      </w:r>
+      <w:r>
+        <w:rPr/>
+        <w:t xml:space="preserve">, </w:t>
+      </w:r>
+      <w:r>
+        <w:rPr>
+          <w:rFonts w:eastAsia="Consolas" w:cs="Consolas" w:ascii="Consolas" w:hAnsi="Consolas"/>
+          <w:sz w:val="18"/>
+          <w:szCs w:val="18"/>
+          <w:shd w:fill="F2F2F2" w:val="clear"/>
+        </w:rPr>
+        <w:t>revision</w:t>
+      </w:r>
+      <w:r>
+        <w:rPr/>
+        <w:t xml:space="preserve">, </w:t>
+      </w:r>
+      <w:r>
+        <w:rPr>
+          <w:rFonts w:eastAsia="Consolas" w:cs="Consolas" w:ascii="Consolas" w:hAnsi="Consolas"/>
+          <w:sz w:val="18"/>
+          <w:szCs w:val="18"/>
+          <w:shd w:fill="F2F2F2" w:val="clear"/>
+        </w:rPr>
+        <w:t>date</w:t>
+      </w:r>
+      <w:r>
+        <w:rPr/>
+        <w:t xml:space="preserve">, </w:t>
+      </w:r>
+      <w:r>
+        <w:rPr>
+          <w:rFonts w:eastAsia="Consolas" w:cs="Consolas" w:ascii="Consolas" w:hAnsi="Consolas"/>
+          <w:sz w:val="18"/>
+          <w:szCs w:val="18"/>
+          <w:shd w:fill="F2F2F2" w:val="clear"/>
+        </w:rPr>
+        <w:t>beta</w:t>
+      </w:r>
+      <w:r>
+        <w:rPr/>
+        <w:t xml:space="preserve"> and an </w:t>
+      </w:r>
+      <w:r>
+        <w:rPr>
+          <w:rFonts w:eastAsia="Consolas" w:cs="Consolas" w:ascii="Consolas" w:hAnsi="Consolas"/>
+          <w:sz w:val="18"/>
+          <w:szCs w:val="18"/>
+          <w:shd w:fill="F2F2F2" w:val="clear"/>
+        </w:rPr>
+        <w:t>info</w:t>
+      </w:r>
+      <w:r>
+        <w:rPr/>
+        <w:t xml:space="preserve"> string array (a convention originating from the Oxyd projects). The info strings carry i18x context markup (</w:t>
+      </w:r>
+      <w:r>
+        <w:rPr>
+          <w:rFonts w:eastAsia="Consolas" w:cs="Consolas" w:ascii="Consolas" w:hAnsi="Consolas"/>
+          <w:sz w:val="18"/>
+          <w:szCs w:val="18"/>
+          <w:shd w:fill="F2F2F2" w:val="clear"/>
+        </w:rPr>
+        <w:t>&lt;context="release info"/&gt;</w:t>
+      </w:r>
+      <w:r>
+        <w:rPr/>
+        <w:t xml:space="preserve">) so consuming applications can register them for automatic translation (e.g. via a </w:t>
+      </w:r>
+      <w:r>
+        <w:rPr>
+          <w:rFonts w:eastAsia="Consolas" w:cs="Consolas" w:ascii="Consolas" w:hAnsi="Consolas"/>
+          <w:sz w:val="18"/>
+          <w:szCs w:val="18"/>
+          <w:shd w:fill="F2F2F2" w:val="clear"/>
+        </w:rPr>
+        <w:t>String.prototype.i18xRegister</w:t>
+      </w:r>
+      <w:r>
+        <w:rPr/>
+        <w:t xml:space="preserve"> i18x runtime); for plain console output the markup is stripped.</w:t>
       </w:r>
     </w:p>
     <w:tbl>
@@ -45547,7 +46720,7 @@
                 <w:b/>
                 <w:bCs/>
               </w:rPr>
-              <w:t>Old (µCSS™ 1)</w:t>
+              <w:t>Export</w:t>
             </w:r>
           </w:p>
         </w:tc>
@@ -45573,7 +46746,7 @@
                 <w:b/>
                 <w:bCs/>
               </w:rPr>
-              <w:t>New (µCSS™ 2)</w:t>
+              <w:t>Description</w:t>
             </w:r>
           </w:p>
         </w:tc>
@@ -45603,20 +46776,7 @@
                 <w:szCs w:val="18"/>
                 <w:shd w:fill="F2F2F2" w:val="clear"/>
               </w:rPr>
-              <w:t>-µcss: µ.Cursor("wait");</w:t>
-            </w:r>
-            <w:r>
-              <w:rPr/>
-              <w:t xml:space="preserve"> plus </w:t>
-            </w:r>
-            <w:r>
-              <w:rPr>
-                <w:rFonts w:eastAsia="Consolas" w:cs="Consolas" w:ascii="Consolas" w:hAnsi="Consolas"/>
-                <w:sz w:val="18"/>
-                <w:szCs w:val="18"/>
-                <w:shd w:fill="F2F2F2" w:val="clear"/>
-              </w:rPr>
-              <w:t>cursor: wait;</w:t>
+              <w:t>GetReleases()</w:t>
             </w:r>
           </w:p>
         </w:tc>
@@ -45637,13 +46797,21 @@
               <w:rPr/>
             </w:pPr>
             <w:r>
-              <w:rPr>
-                <w:rFonts w:eastAsia="Consolas" w:cs="Consolas" w:ascii="Consolas" w:hAnsi="Consolas"/>
-                <w:sz w:val="18"/>
-                <w:szCs w:val="18"/>
-                <w:shd w:fill="F2F2F2" w:val="clear"/>
-              </w:rPr>
-              <w:t>cursor: µ(Cursor("wait"));</w:t>
+              <w:rPr/>
+              <w:t xml:space="preserve">Parsed </w:t>
+            </w:r>
+            <w:r>
+              <w:rPr>
+                <w:rFonts w:eastAsia="Consolas" w:cs="Consolas" w:ascii="Consolas" w:hAnsi="Consolas"/>
+                <w:sz w:val="18"/>
+                <w:szCs w:val="18"/>
+                <w:shd w:fill="F2F2F2" w:val="clear"/>
+              </w:rPr>
+              <w:t>RELEASES.json</w:t>
+            </w:r>
+            <w:r>
+              <w:rPr/>
+              <w:t>, newest first (cached).</w:t>
             </w:r>
           </w:p>
         </w:tc>
@@ -45673,11 +46841,7 @@
                 <w:szCs w:val="18"/>
                 <w:shd w:fill="F2F2F2" w:val="clear"/>
               </w:rPr>
-              <w:t>-µcss: µ.SetBackgroundColor(µ.$.x);</w:t>
-            </w:r>
-            <w:r>
-              <w:rPr/>
-              <w:t xml:space="preserve"> plus placeholder</w:t>
+              <w:t>GetCurrentVersionString()</w:t>
             </w:r>
           </w:p>
         </w:tc>
@@ -45704,7 +46868,24 @@
                 <w:szCs w:val="18"/>
                 <w:shd w:fill="F2F2F2" w:val="clear"/>
               </w:rPr>
-              <w:t>background-color: µ($.x);</w:t>
+              <w:t>"V2.5.8"</w:t>
+            </w:r>
+            <w:r>
+              <w:rPr/>
+              <w:t xml:space="preserve"> (with </w:t>
+            </w:r>
+            <w:r>
+              <w:rPr>
+                <w:rFonts w:eastAsia="Consolas" w:cs="Consolas" w:ascii="Consolas" w:hAnsi="Consolas"/>
+                <w:sz w:val="18"/>
+                <w:szCs w:val="18"/>
+                <w:shd w:fill="F2F2F2" w:val="clear"/>
+              </w:rPr>
+              <w:t>β</w:t>
+            </w:r>
+            <w:r>
+              <w:rPr/>
+              <w:t xml:space="preserve"> suffix for beta releases).</w:t>
             </w:r>
           </w:p>
         </w:tc>
@@ -45734,7 +46915,7 @@
                 <w:szCs w:val="18"/>
                 <w:shd w:fill="F2F2F2" w:val="clear"/>
               </w:rPr>
-              <w:t>-µcss: µ.AddProperty("border", "1px solid " + µ.Lighten(...));</w:t>
+              <w:t>GetCurrentFullVersionString()</w:t>
             </w:r>
           </w:p>
         </w:tc>
@@ -45761,7 +46942,11 @@
                 <w:szCs w:val="18"/>
                 <w:shd w:fill="F2F2F2" w:val="clear"/>
               </w:rPr>
-              <w:t>border: 1px solid µ(Lighten(...));</w:t>
+              <w:t>"V2.5.8 · 2026-07-02 15:00"</w:t>
+            </w:r>
+            <w:r>
+              <w:rPr/>
+              <w:t>.</w:t>
             </w:r>
           </w:p>
         </w:tc>
@@ -45791,7 +46976,7 @@
                 <w:szCs w:val="18"/>
                 <w:shd w:fill="F2F2F2" w:val="clear"/>
               </w:rPr>
-              <w:t>-µcss: µ.Sprite("p.png");</w:t>
+              <w:t>GetVersionHistoryString(options?)</w:t>
             </w:r>
           </w:p>
         </w:tc>
@@ -45812,13 +46997,60 @@
               <w:rPr/>
             </w:pPr>
             <w:r>
-              <w:rPr>
-                <w:rFonts w:eastAsia="Consolas" w:cs="Consolas" w:ascii="Consolas" w:hAnsi="Consolas"/>
-                <w:sz w:val="18"/>
-                <w:szCs w:val="18"/>
-                <w:shd w:fill="F2F2F2" w:val="clear"/>
-              </w:rPr>
-              <w:t>-µ: Sprite("p.png");</w:t>
+              <w:rPr/>
+              <w:t xml:space="preserve">Formatted history as a string for console output. Options: </w:t>
+            </w:r>
+            <w:r>
+              <w:rPr>
+                <w:rFonts w:eastAsia="Consolas" w:cs="Consolas" w:ascii="Consolas" w:hAnsi="Consolas"/>
+                <w:sz w:val="18"/>
+                <w:szCs w:val="18"/>
+                <w:shd w:fill="F2F2F2" w:val="clear"/>
+              </w:rPr>
+              <w:t>limit</w:t>
+            </w:r>
+            <w:r>
+              <w:rPr/>
+              <w:t xml:space="preserve"> (number of releases, default all), </w:t>
+            </w:r>
+            <w:r>
+              <w:rPr>
+                <w:rFonts w:eastAsia="Consolas" w:cs="Consolas" w:ascii="Consolas" w:hAnsi="Consolas"/>
+                <w:sz w:val="18"/>
+                <w:szCs w:val="18"/>
+                <w:shd w:fill="F2F2F2" w:val="clear"/>
+              </w:rPr>
+              <w:t>stripMarkup</w:t>
+            </w:r>
+            <w:r>
+              <w:rPr/>
+              <w:t xml:space="preserve"> (default </w:t>
+            </w:r>
+            <w:r>
+              <w:rPr>
+                <w:rFonts w:eastAsia="Consolas" w:cs="Consolas" w:ascii="Consolas" w:hAnsi="Consolas"/>
+                <w:sz w:val="18"/>
+                <w:szCs w:val="18"/>
+                <w:shd w:fill="F2F2F2" w:val="clear"/>
+              </w:rPr>
+              <w:t>true</w:t>
+            </w:r>
+            <w:r>
+              <w:rPr/>
+              <w:t xml:space="preserve">), </w:t>
+            </w:r>
+            <w:r>
+              <w:rPr>
+                <w:rFonts w:eastAsia="Consolas" w:cs="Consolas" w:ascii="Consolas" w:hAnsi="Consolas"/>
+                <w:sz w:val="18"/>
+                <w:szCs w:val="18"/>
+                <w:shd w:fill="F2F2F2" w:val="clear"/>
+              </w:rPr>
+              <w:t>indent</w:t>
+            </w:r>
+            <w:r>
+              <w:rPr/>
+              <w:t xml:space="preserve"> (default two spaces).</w:t>
             </w:r>
           </w:p>
         </w:tc>
@@ -45848,7 +47080,7 @@
                 <w:szCs w:val="18"/>
                 <w:shd w:fill="F2F2F2" w:val="clear"/>
               </w:rPr>
-              <w:t>-µcss: µ.SetRememberBlock("n");</w:t>
+              <w:t>StripI18xMarkup(text)</w:t>
             </w:r>
           </w:p>
         </w:tc>
@@ -45870,342 +47102,7 @@
             </w:pPr>
             <w:r>
               <w:rPr/>
-              <w:t xml:space="preserve">gone — path addressing: </w:t>
-            </w:r>
-            <w:r>
-              <w:rPr>
-                <w:rFonts w:eastAsia="Consolas" w:cs="Consolas" w:ascii="Consolas" w:hAnsi="Consolas"/>
-                <w:sz w:val="18"/>
-                <w:szCs w:val="18"/>
-                <w:shd w:fill="F2F2F2" w:val="clear"/>
-              </w:rPr>
-              <w:t>document.FindRule("@keyframes x", "from")</w:t>
-            </w:r>
-          </w:p>
-        </w:tc>
-      </w:tr>
-      <w:tr>
-        <w:trPr/>
-        <w:tc>
-          <w:tcPr>
-            <w:tcW w:w="4512" w:type="dxa"/>
-            <w:tcBorders>
-              <w:top w:val="single" w:sz="4" w:space="0" w:color="999999"/>
-              <w:start w:val="single" w:sz="4" w:space="0" w:color="999999"/>
-              <w:bottom w:val="single" w:sz="4" w:space="0" w:color="999999"/>
-              <w:end w:val="single" w:sz="4" w:space="0" w:color="999999"/>
-            </w:tcBorders>
-          </w:tcPr>
-          <w:p>
-            <w:pPr>
-              <w:pStyle w:val="Normal"/>
-              <w:spacing w:before="40" w:after="40"/>
-              <w:rPr/>
-            </w:pPr>
-            <w:r>
-              <w:rPr>
-                <w:rFonts w:eastAsia="Consolas" w:cs="Consolas" w:ascii="Consolas" w:hAnsi="Consolas"/>
-                <w:sz w:val="18"/>
-                <w:szCs w:val="18"/>
-                <w:shd w:fill="F2F2F2" w:val="clear"/>
-              </w:rPr>
-              <w:t>-µcss: //µ.X(...)</w:t>
-            </w:r>
-            <w:r>
-              <w:rPr/>
-              <w:t xml:space="preserve"> (disabled)</w:t>
-            </w:r>
-          </w:p>
-        </w:tc>
-        <w:tc>
-          <w:tcPr>
-            <w:tcW w:w="4514" w:type="dxa"/>
-            <w:tcBorders>
-              <w:top w:val="single" w:sz="4" w:space="0" w:color="999999"/>
-              <w:start w:val="single" w:sz="4" w:space="0" w:color="999999"/>
-              <w:bottom w:val="single" w:sz="4" w:space="0" w:color="999999"/>
-              <w:end w:val="single" w:sz="4" w:space="0" w:color="999999"/>
-            </w:tcBorders>
-          </w:tcPr>
-          <w:p>
-            <w:pPr>
-              <w:pStyle w:val="Normal"/>
-              <w:spacing w:before="40" w:after="40"/>
-              <w:rPr/>
-            </w:pPr>
-            <w:r>
-              <w:rPr>
-                <w:rFonts w:eastAsia="Consolas" w:cs="Consolas" w:ascii="Consolas" w:hAnsi="Consolas"/>
-                <w:sz w:val="18"/>
-                <w:szCs w:val="18"/>
-                <w:shd w:fill="F2F2F2" w:val="clear"/>
-              </w:rPr>
-              <w:t>/* -µ: X(...) */</w:t>
-            </w:r>
-          </w:p>
-        </w:tc>
-      </w:tr>
-      <w:tr>
-        <w:trPr/>
-        <w:tc>
-          <w:tcPr>
-            <w:tcW w:w="4512" w:type="dxa"/>
-            <w:tcBorders>
-              <w:top w:val="single" w:sz="4" w:space="0" w:color="999999"/>
-              <w:start w:val="single" w:sz="4" w:space="0" w:color="999999"/>
-              <w:bottom w:val="single" w:sz="4" w:space="0" w:color="999999"/>
-              <w:end w:val="single" w:sz="4" w:space="0" w:color="999999"/>
-            </w:tcBorders>
-          </w:tcPr>
-          <w:p>
-            <w:pPr>
-              <w:pStyle w:val="Normal"/>
-              <w:spacing w:before="40" w:after="40"/>
-              <w:rPr/>
-            </w:pPr>
-            <w:r>
-              <w:rPr>
-                <w:rFonts w:eastAsia="Consolas" w:cs="Consolas" w:ascii="Consolas" w:hAnsi="Consolas"/>
-                <w:sz w:val="18"/>
-                <w:szCs w:val="18"/>
-                <w:shd w:fill="F2F2F2" w:val="clear"/>
-              </w:rPr>
-              <w:t>µ.$.name = value</w:t>
-            </w:r>
-            <w:r>
-              <w:rPr/>
-              <w:t xml:space="preserve"> (in </w:t>
-            </w:r>
-            <w:r>
-              <w:rPr>
-                <w:rFonts w:eastAsia="Consolas" w:cs="Consolas" w:ascii="Consolas" w:hAnsi="Consolas"/>
-                <w:sz w:val="18"/>
-                <w:szCs w:val="18"/>
-                <w:shd w:fill="F2F2F2" w:val="clear"/>
-              </w:rPr>
-              <w:t>µ.std.css</w:t>
-            </w:r>
-            <w:r>
-              <w:rPr/>
-              <w:t>)</w:t>
-            </w:r>
-          </w:p>
-        </w:tc>
-        <w:tc>
-          <w:tcPr>
-            <w:tcW w:w="4514" w:type="dxa"/>
-            <w:tcBorders>
-              <w:top w:val="single" w:sz="4" w:space="0" w:color="999999"/>
-              <w:start w:val="single" w:sz="4" w:space="0" w:color="999999"/>
-              <w:bottom w:val="single" w:sz="4" w:space="0" w:color="999999"/>
-              <w:end w:val="single" w:sz="4" w:space="0" w:color="999999"/>
-            </w:tcBorders>
-          </w:tcPr>
-          <w:p>
-            <w:pPr>
-              <w:pStyle w:val="Normal"/>
-              <w:spacing w:before="40" w:after="40"/>
-              <w:rPr/>
-            </w:pPr>
-            <w:r>
-              <w:rPr>
-                <w:rFonts w:eastAsia="Consolas" w:cs="Consolas" w:ascii="Consolas" w:hAnsi="Consolas"/>
-                <w:sz w:val="18"/>
-                <w:szCs w:val="18"/>
-                <w:shd w:fill="F2F2F2" w:val="clear"/>
-              </w:rPr>
-              <w:t>vars</w:t>
-            </w:r>
-            <w:r>
-              <w:rPr/>
-              <w:t xml:space="preserve"> entry in the manifest</w:t>
-            </w:r>
-          </w:p>
-        </w:tc>
-      </w:tr>
-      <w:tr>
-        <w:trPr/>
-        <w:tc>
-          <w:tcPr>
-            <w:tcW w:w="4512" w:type="dxa"/>
-            <w:tcBorders>
-              <w:top w:val="single" w:sz="4" w:space="0" w:color="999999"/>
-              <w:start w:val="single" w:sz="4" w:space="0" w:color="999999"/>
-              <w:bottom w:val="single" w:sz="4" w:space="0" w:color="999999"/>
-              <w:end w:val="single" w:sz="4" w:space="0" w:color="999999"/>
-            </w:tcBorders>
-          </w:tcPr>
-          <w:p>
-            <w:pPr>
-              <w:pStyle w:val="Normal"/>
-              <w:spacing w:before="40" w:after="40"/>
-              <w:rPr/>
-            </w:pPr>
-            <w:r>
-              <w:rPr>
-                <w:rFonts w:eastAsia="Consolas" w:cs="Consolas" w:ascii="Consolas" w:hAnsi="Consolas"/>
-                <w:sz w:val="18"/>
-                <w:szCs w:val="18"/>
-                <w:shd w:fill="F2F2F2" w:val="clear"/>
-              </w:rPr>
-              <w:t>µ.DefCursor(...)</w:t>
-            </w:r>
-          </w:p>
-        </w:tc>
-        <w:tc>
-          <w:tcPr>
-            <w:tcW w:w="4514" w:type="dxa"/>
-            <w:tcBorders>
-              <w:top w:val="single" w:sz="4" w:space="0" w:color="999999"/>
-              <w:start w:val="single" w:sz="4" w:space="0" w:color="999999"/>
-              <w:bottom w:val="single" w:sz="4" w:space="0" w:color="999999"/>
-              <w:end w:val="single" w:sz="4" w:space="0" w:color="999999"/>
-            </w:tcBorders>
-          </w:tcPr>
-          <w:p>
-            <w:pPr>
-              <w:pStyle w:val="Normal"/>
-              <w:spacing w:before="40" w:after="40"/>
-              <w:rPr/>
-            </w:pPr>
-            <w:r>
-              <w:rPr>
-                <w:rFonts w:eastAsia="Consolas" w:cs="Consolas" w:ascii="Consolas" w:hAnsi="Consolas"/>
-                <w:sz w:val="18"/>
-                <w:szCs w:val="18"/>
-                <w:shd w:fill="F2F2F2" w:val="clear"/>
-              </w:rPr>
-              <w:t>cursors</w:t>
-            </w:r>
-            <w:r>
-              <w:rPr/>
-              <w:t xml:space="preserve"> entry in the manifest</w:t>
-            </w:r>
-          </w:p>
-        </w:tc>
-      </w:tr>
-      <w:tr>
-        <w:trPr/>
-        <w:tc>
-          <w:tcPr>
-            <w:tcW w:w="4512" w:type="dxa"/>
-            <w:tcBorders>
-              <w:top w:val="single" w:sz="4" w:space="0" w:color="999999"/>
-              <w:start w:val="single" w:sz="4" w:space="0" w:color="999999"/>
-              <w:bottom w:val="single" w:sz="4" w:space="0" w:color="999999"/>
-              <w:end w:val="single" w:sz="4" w:space="0" w:color="999999"/>
-            </w:tcBorders>
-          </w:tcPr>
-          <w:p>
-            <w:pPr>
-              <w:pStyle w:val="Normal"/>
-              <w:spacing w:before="40" w:after="40"/>
-              <w:rPr/>
-            </w:pPr>
-            <w:r>
-              <w:rPr>
-                <w:rFonts w:eastAsia="Consolas" w:cs="Consolas" w:ascii="Consolas" w:hAnsi="Consolas"/>
-                <w:sz w:val="18"/>
-                <w:szCs w:val="18"/>
-                <w:shd w:fill="F2F2F2" w:val="clear"/>
-              </w:rPr>
-              <w:t>µ.plugins.*</w:t>
-            </w:r>
-            <w:r>
-              <w:rPr/>
-              <w:t xml:space="preserve"> / FileCopy</w:t>
-            </w:r>
-          </w:p>
-        </w:tc>
-        <w:tc>
-          <w:tcPr>
-            <w:tcW w:w="4514" w:type="dxa"/>
-            <w:tcBorders>
-              <w:top w:val="single" w:sz="4" w:space="0" w:color="999999"/>
-              <w:start w:val="single" w:sz="4" w:space="0" w:color="999999"/>
-              <w:bottom w:val="single" w:sz="4" w:space="0" w:color="999999"/>
-              <w:end w:val="single" w:sz="4" w:space="0" w:color="999999"/>
-            </w:tcBorders>
-          </w:tcPr>
-          <w:p>
-            <w:pPr>
-              <w:pStyle w:val="Normal"/>
-              <w:spacing w:before="40" w:after="40"/>
-              <w:rPr/>
-            </w:pPr>
-            <w:r>
-              <w:rPr>
-                <w:rFonts w:eastAsia="Consolas" w:cs="Consolas" w:ascii="Consolas" w:hAnsi="Consolas"/>
-                <w:sz w:val="18"/>
-                <w:szCs w:val="18"/>
-                <w:shd w:fill="F2F2F2" w:val="clear"/>
-              </w:rPr>
-              <w:t>media</w:t>
-            </w:r>
-            <w:r>
-              <w:rPr/>
-              <w:t xml:space="preserve"> entries in the manifest</w:t>
-            </w:r>
-          </w:p>
-        </w:tc>
-      </w:tr>
-      <w:tr>
-        <w:trPr/>
-        <w:tc>
-          <w:tcPr>
-            <w:tcW w:w="4512" w:type="dxa"/>
-            <w:tcBorders>
-              <w:top w:val="single" w:sz="4" w:space="0" w:color="999999"/>
-              <w:start w:val="single" w:sz="4" w:space="0" w:color="999999"/>
-              <w:bottom w:val="single" w:sz="4" w:space="0" w:color="999999"/>
-              <w:end w:val="single" w:sz="4" w:space="0" w:color="999999"/>
-            </w:tcBorders>
-          </w:tcPr>
-          <w:p>
-            <w:pPr>
-              <w:pStyle w:val="Normal"/>
-              <w:spacing w:before="40" w:after="40"/>
-              <w:rPr/>
-            </w:pPr>
-            <w:r>
-              <w:rPr>
-                <w:rFonts w:eastAsia="Consolas" w:cs="Consolas" w:ascii="Consolas" w:hAnsi="Consolas"/>
-                <w:sz w:val="18"/>
-                <w:szCs w:val="18"/>
-                <w:shd w:fill="F2F2F2" w:val="clear"/>
-              </w:rPr>
-              <w:t>µ.$.Fn = function(...)«…»</w:t>
-            </w:r>
-          </w:p>
-        </w:tc>
-        <w:tc>
-          <w:tcPr>
-            <w:tcW w:w="4514" w:type="dxa"/>
-            <w:tcBorders>
-              <w:top w:val="single" w:sz="4" w:space="0" w:color="999999"/>
-              <w:start w:val="single" w:sz="4" w:space="0" w:color="999999"/>
-              <w:bottom w:val="single" w:sz="4" w:space="0" w:color="999999"/>
-              <w:end w:val="single" w:sz="4" w:space="0" w:color="999999"/>
-            </w:tcBorders>
-          </w:tcPr>
-          <w:p>
-            <w:pPr>
-              <w:pStyle w:val="Normal"/>
-              <w:spacing w:before="40" w:after="40"/>
-              <w:rPr/>
-            </w:pPr>
-            <w:r>
-              <w:rPr/>
-              <w:t xml:space="preserve">exported function in </w:t>
-            </w:r>
-            <w:r>
-              <w:rPr>
-                <w:rFonts w:eastAsia="Consolas" w:cs="Consolas" w:ascii="Consolas" w:hAnsi="Consolas"/>
-                <w:sz w:val="18"/>
-                <w:szCs w:val="18"/>
-                <w:shd w:fill="F2F2F2" w:val="clear"/>
-              </w:rPr>
-              <w:t>helpers.mjs</w:t>
+              <w:t>Removes i18x tags from a single info string.</w:t>
             </w:r>
           </w:p>
         </w:tc>
@@ -46224,461 +47121,161 @@
     <w:p>
       <w:pPr>
         <w:pStyle w:val="Normal"/>
-        <w:spacing w:before="0" w:after="120"/>
-        <w:jc w:val="both"/>
-        <w:rPr/>
-      </w:pPr>
-      <w:r>
-        <w:rPr/>
-        <w:t xml:space="preserve">The </w:t>
-      </w:r>
-      <w:r>
-        <w:rPr>
-          <w:rFonts w:eastAsia="Consolas" w:cs="Consolas" w:ascii="Consolas" w:hAnsi="Consolas"/>
-          <w:sz w:val="18"/>
-          <w:szCs w:val="18"/>
-          <w:shd w:fill="F2F2F2" w:val="clear"/>
-        </w:rPr>
-        <w:t>«»¡</w:t>
-      </w:r>
-      <w:r>
-        <w:rPr/>
-        <w:t xml:space="preserve"> function bodies are translated back to regular JavaScript and land as a starting point in </w:t>
-      </w:r>
-      <w:r>
-        <w:rPr>
-          <w:rFonts w:eastAsia="Consolas" w:cs="Consolas" w:ascii="Consolas" w:hAnsi="Consolas"/>
-          <w:sz w:val="18"/>
-          <w:szCs w:val="18"/>
-          <w:shd w:fill="F2F2F2" w:val="clear"/>
-        </w:rPr>
-        <w:t>helpers.mjs</w:t>
-      </w:r>
-      <w:r>
-        <w:rPr/>
-        <w:t>; manual rework is expected here.</w:t>
-      </w:r>
-    </w:p>
-    <w:p>
-      <w:pPr>
-        <w:pStyle w:val="Normal"/>
-        <w:spacing w:before="0" w:after="120"/>
-        <w:jc w:val="both"/>
-        <w:rPr/>
-      </w:pPr>
-      <w:r>
-        <w:rPr>
-          <w:b/>
-          <w:bCs/>
-        </w:rPr>
-        <w:t>raw → final automatically:</w:t>
-      </w:r>
-      <w:r>
-        <w:rPr/>
-        <w:t xml:space="preserve"> the old µCSS™ only copied the already finished </w:t>
-      </w:r>
-      <w:r>
-        <w:rPr>
-          <w:rFonts w:eastAsia="Consolas" w:cs="Consolas" w:ascii="Consolas" w:hAnsi="Consolas"/>
-          <w:sz w:val="18"/>
-          <w:szCs w:val="18"/>
-          <w:shd w:fill="F2F2F2" w:val="clear"/>
-        </w:rPr>
-        <w:t>final</w:t>
-      </w:r>
-      <w:r>
-        <w:rPr/>
-        <w:t xml:space="preserve"> folders into the skin (e.g. </w:t>
-      </w:r>
-      <w:r>
-        <w:rPr>
-          <w:rFonts w:eastAsia="Consolas" w:cs="Consolas" w:ascii="Consolas" w:hAnsi="Consolas"/>
-          <w:sz w:val="18"/>
-          <w:szCs w:val="18"/>
-          <w:shd w:fill="F2F2F2" w:val="clear"/>
-        </w:rPr>
-        <w:t>flyex</w:t>
-      </w:r>
-      <w:r>
-        <w:rPr/>
-        <w:t xml:space="preserve">, </w:t>
-      </w:r>
-      <w:r>
-        <w:rPr>
-          <w:rFonts w:eastAsia="Consolas" w:cs="Consolas" w:ascii="Consolas" w:hAnsi="Consolas"/>
-          <w:sz w:val="18"/>
-          <w:szCs w:val="18"/>
-          <w:shd w:fill="F2F2F2" w:val="clear"/>
-        </w:rPr>
-        <w:t>glittery</w:t>
-      </w:r>
-      <w:r>
-        <w:rPr/>
-        <w:t xml:space="preserve">); the strips themselves were created elsewhere (SpriteTools). The converter recognizes such </w:t>
-      </w:r>
-      <w:r>
-        <w:rPr>
-          <w:rFonts w:eastAsia="Consolas" w:cs="Consolas" w:ascii="Consolas" w:hAnsi="Consolas"/>
-          <w:sz w:val="18"/>
-          <w:szCs w:val="18"/>
-          <w:shd w:fill="F2F2F2" w:val="clear"/>
-        </w:rPr>
-        <w:t>CopyFolder2Skin</w:t>
-      </w:r>
-      <w:r>
-        <w:rPr/>
-        <w:t xml:space="preserve"> calls on </w:t>
-      </w:r>
-      <w:r>
-        <w:rPr>
-          <w:rFonts w:eastAsia="Consolas" w:cs="Consolas" w:ascii="Consolas" w:hAnsi="Consolas"/>
-          <w:sz w:val="18"/>
-          <w:szCs w:val="18"/>
-          <w:shd w:fill="F2F2F2" w:val="clear"/>
-        </w:rPr>
-        <w:t>dev/media/final/&lt;…&gt;/&lt;name&gt;</w:t>
-      </w:r>
-      <w:r>
-        <w:rPr/>
-        <w:t xml:space="preserve"> and — if a matching source </w:t>
-      </w:r>
-      <w:r>
-        <w:rPr>
-          <w:rFonts w:eastAsia="Consolas" w:cs="Consolas" w:ascii="Consolas" w:hAnsi="Consolas"/>
-          <w:sz w:val="18"/>
-          <w:szCs w:val="18"/>
-          <w:shd w:fill="F2F2F2" w:val="clear"/>
-        </w:rPr>
-        <w:t>dev/media/raw/&lt;name&gt;/imgs</w:t>
-      </w:r>
-      <w:r>
-        <w:rPr/>
-        <w:t xml:space="preserve"> exists — automatically prepends the appropriate </w:t>
-      </w:r>
-      <w:r>
-        <w:rPr>
-          <w:rFonts w:eastAsia="Consolas" w:cs="Consolas" w:ascii="Consolas" w:hAnsi="Consolas"/>
-          <w:sz w:val="18"/>
-          <w:szCs w:val="18"/>
-          <w:shd w:fill="F2F2F2" w:val="clear"/>
-        </w:rPr>
-        <w:t>sequenceStrip</w:t>
-      </w:r>
-      <w:r>
-        <w:rPr/>
-        <w:t xml:space="preserve"> step with </w:t>
-      </w:r>
-      <w:r>
-        <w:rPr>
-          <w:rFonts w:eastAsia="Consolas" w:cs="Consolas" w:ascii="Consolas" w:hAnsi="Consolas"/>
-          <w:sz w:val="18"/>
-          <w:szCs w:val="18"/>
-          <w:shd w:fill="F2F2F2" w:val="clear"/>
-        </w:rPr>
-        <w:t>outputBase: "project"</w:t>
-      </w:r>
-      <w:r>
-        <w:rPr/>
-        <w:t xml:space="preserve">: a </w:t>
-      </w:r>
-      <w:r>
-        <w:rPr>
-          <w:b/>
-          <w:bCs/>
-        </w:rPr>
-        <w:t>numbered PNG frame sequence</w:t>
-      </w:r>
-      <w:r>
-        <w:rPr/>
-        <w:t xml:space="preserve"> (e.g. </w:t>
-      </w:r>
-      <w:r>
-        <w:rPr>
-          <w:rFonts w:eastAsia="Consolas" w:cs="Consolas" w:ascii="Consolas" w:hAnsi="Consolas"/>
-          <w:sz w:val="18"/>
-          <w:szCs w:val="18"/>
-          <w:shd w:fill="F2F2F2" w:val="clear"/>
-        </w:rPr>
-        <w:t>glittery</w:t>
-      </w:r>
-      <w:r>
-        <w:rPr/>
-        <w:t xml:space="preserve">) becomes a folder strip, </w:t>
-      </w:r>
-      <w:r>
-        <w:rPr>
-          <w:b/>
-          <w:bCs/>
-        </w:rPr>
-        <w:t>individually named images</w:t>
-      </w:r>
-      <w:r>
-        <w:rPr/>
-        <w:t xml:space="preserve"> (e.g. the DSD images </w:t>
-      </w:r>
-      <w:r>
-        <w:rPr>
-          <w:rFonts w:eastAsia="Consolas" w:cs="Consolas" w:ascii="Consolas" w:hAnsi="Consolas"/>
-          <w:sz w:val="18"/>
-          <w:szCs w:val="18"/>
-          <w:shd w:fill="F2F2F2" w:val="clear"/>
-        </w:rPr>
-        <w:t>flyex.png</w:t>
-      </w:r>
-      <w:r>
-        <w:rPr/>
-        <w:t>/</w:t>
-      </w:r>
-      <w:r>
-        <w:rPr>
-          <w:rFonts w:eastAsia="Consolas" w:cs="Consolas" w:ascii="Consolas" w:hAnsi="Consolas"/>
-          <w:sz w:val="18"/>
-          <w:szCs w:val="18"/>
-          <w:shd w:fill="F2F2F2" w:val="clear"/>
-        </w:rPr>
-        <w:t>flyexutils.png</w:t>
-      </w:r>
-      <w:r>
-        <w:rPr/>
-        <w:t xml:space="preserve">) each become a DSD strip. This way the new pipeline rebuilds </w:t>
-      </w:r>
-      <w:r>
-        <w:rPr>
-          <w:rFonts w:eastAsia="Consolas" w:cs="Consolas" w:ascii="Consolas" w:hAnsi="Consolas"/>
-          <w:sz w:val="18"/>
-          <w:szCs w:val="18"/>
-          <w:shd w:fill="F2F2F2" w:val="clear"/>
-        </w:rPr>
-        <w:t>final</w:t>
-      </w:r>
-      <w:r>
-        <w:rPr/>
-        <w:t xml:space="preserve"> reproducibly from </w:t>
-      </w:r>
-      <w:r>
-        <w:rPr>
-          <w:rFonts w:eastAsia="Consolas" w:cs="Consolas" w:ascii="Consolas" w:hAnsi="Consolas"/>
-          <w:sz w:val="18"/>
-          <w:szCs w:val="18"/>
-          <w:shd w:fill="F2F2F2" w:val="clear"/>
-        </w:rPr>
-        <w:t>raw</w:t>
-      </w:r>
-      <w:r>
-        <w:rPr/>
-        <w:t xml:space="preserve"> and the following </w:t>
-      </w:r>
-      <w:r>
-        <w:rPr>
-          <w:rFonts w:eastAsia="Consolas" w:cs="Consolas" w:ascii="Consolas" w:hAnsi="Consolas"/>
-          <w:sz w:val="18"/>
-          <w:szCs w:val="18"/>
-          <w:shd w:fill="F2F2F2" w:val="clear"/>
-        </w:rPr>
-        <w:t>copyFolder</w:t>
-      </w:r>
-      <w:r>
-        <w:rPr/>
-        <w:t xml:space="preserve"> takes the result into the skin.</w:t>
-      </w:r>
-    </w:p>
-    <w:p>
-      <w:pPr>
-        <w:pStyle w:val="Normal"/>
-        <w:spacing w:before="0" w:after="120"/>
-        <w:jc w:val="both"/>
-        <w:rPr/>
-      </w:pPr>
-      <w:r>
-        <w:rPr/>
-        <w:t>The converter was validated against a complete legacy µCSS™ 1 code base: a comparison tool (</w:t>
-      </w:r>
-      <w:r>
-        <w:rPr>
-          <w:rFonts w:eastAsia="Consolas" w:cs="Consolas" w:ascii="Consolas" w:hAnsi="Consolas"/>
-          <w:sz w:val="18"/>
-          <w:szCs w:val="18"/>
-          <w:shd w:fill="F2F2F2" w:val="clear"/>
-        </w:rPr>
-        <w:t>tools/compare-legacy-skin.mjs</w:t>
-      </w:r>
-      <w:r>
-        <w:rPr/>
-        <w:t>, repository only) builds the converted skin and compares it rule by rule and property by property against the old compiled output — result: 2,951 rules, 0 unexpected differences (53 documented drift cases, e.g. sources edited after the last µCSS™ run).</w:t>
-      </w:r>
-    </w:p>
-    <w:p>
-      <w:pPr>
-        <w:pStyle w:val="Normal"/>
-        <w:spacing w:before="0" w:after="120"/>
-        <w:jc w:val="both"/>
-        <w:rPr/>
-      </w:pPr>
-      <w:r>
-        <w:rPr/>
-        <w:t xml:space="preserve">Deliberately </w:t>
-      </w:r>
-      <w:r>
-        <w:rPr>
-          <w:b/>
-          <w:bCs/>
-        </w:rPr>
-        <w:t>not</w:t>
-      </w:r>
-      <w:r>
-        <w:rPr/>
-        <w:t xml:space="preserve"> carried over from the old µCSS™:</w:t>
-      </w:r>
-    </w:p>
-    <w:p>
-      <w:pPr>
-        <w:pStyle w:val="ListParagraph"/>
-        <w:numPr>
-          <w:ilvl w:val="0"/>
-          <w:numId w:val="1"/>
-        </w:numPr>
-        <w:spacing w:before="0" w:after="60"/>
-        <w:rPr/>
-      </w:pPr>
-      <w:r>
-        <w:rPr>
-          <w:b/>
-          <w:bCs/>
-        </w:rPr>
-        <w:t>Vendor prefixes</w:t>
-      </w:r>
-      <w:r>
-        <w:rPr/>
-        <w:t xml:space="preserve"> (</w:t>
-      </w:r>
-      <w:r>
-        <w:rPr>
-          <w:rFonts w:eastAsia="Consolas" w:cs="Consolas" w:ascii="Consolas" w:hAnsi="Consolas"/>
-          <w:sz w:val="18"/>
-          <w:szCs w:val="18"/>
-          <w:shd w:fill="F2F2F2" w:val="clear"/>
-        </w:rPr>
-        <w:t>-webkit-</w:t>
-      </w:r>
-      <w:r>
-        <w:rPr/>
-        <w:t>/</w:t>
-      </w:r>
-      <w:r>
-        <w:rPr>
-          <w:rFonts w:eastAsia="Consolas" w:cs="Consolas" w:ascii="Consolas" w:hAnsi="Consolas"/>
-          <w:sz w:val="18"/>
-          <w:szCs w:val="18"/>
-          <w:shd w:fill="F2F2F2" w:val="clear"/>
-        </w:rPr>
-        <w:t>-moz-</w:t>
-      </w:r>
-      <w:r>
-        <w:rPr/>
-        <w:t>/</w:t>
-      </w:r>
-      <w:r>
-        <w:rPr>
-          <w:rFonts w:eastAsia="Consolas" w:cs="Consolas" w:ascii="Consolas" w:hAnsi="Consolas"/>
-          <w:sz w:val="18"/>
-          <w:szCs w:val="18"/>
-          <w:shd w:fill="F2F2F2" w:val="clear"/>
-        </w:rPr>
-        <w:t>-ms-</w:t>
-      </w:r>
-      <w:r>
-        <w:rPr/>
-        <w:t xml:space="preserve"> duplicates): all used features have been available unprefixed for years. Vendor-specific selectors without a standard counterpart (e.g. </w:t>
-      </w:r>
-      <w:r>
-        <w:rPr>
-          <w:rFonts w:eastAsia="Consolas" w:cs="Consolas" w:ascii="Consolas" w:hAnsi="Consolas"/>
-          <w:sz w:val="18"/>
-          <w:szCs w:val="18"/>
-          <w:shd w:fill="F2F2F2" w:val="clear"/>
-        </w:rPr>
-        <w:t>::-webkit-scrollbar</w:t>
-      </w:r>
-      <w:r>
-        <w:rPr/>
-        <w:t>) are of course passed through unchanged.</w:t>
-      </w:r>
-    </w:p>
-    <w:p>
-      <w:pPr>
-        <w:pStyle w:val="ListParagraph"/>
-        <w:numPr>
-          <w:ilvl w:val="0"/>
-          <w:numId w:val="1"/>
-        </w:numPr>
-        <w:spacing w:before="0" w:after="60"/>
-        <w:rPr/>
-      </w:pPr>
-      <w:r>
-        <w:rPr>
-          <w:b/>
-          <w:bCs/>
-        </w:rPr>
-        <w:t>The Photoshop dialog window</w:t>
-      </w:r>
-      <w:r>
-        <w:rPr/>
-        <w:t xml:space="preserve"> in the build: interactive parameters belong in the manifest or in environment variables.</w:t>
-      </w:r>
-    </w:p>
-    <w:p>
-      <w:pPr>
-        <w:pStyle w:val="ListParagraph"/>
-        <w:numPr>
-          <w:ilvl w:val="0"/>
-          <w:numId w:val="1"/>
-        </w:numPr>
-        <w:spacing w:before="0" w:after="60"/>
-        <w:rPr/>
-      </w:pPr>
-      <w:r>
-        <w:rPr>
-          <w:b/>
-          <w:bCs/>
-        </w:rPr>
-        <w:t>FTP synchronization</w:t>
-      </w:r>
-      <w:r>
-        <w:rPr/>
-        <w:t>: there are established tools for that today (CI/CD, rsync, gulp plugins).</w:t>
-      </w:r>
-    </w:p>
-    <w:p>
-      <w:pPr>
-        <w:pStyle w:val="ListParagraph"/>
-        <w:numPr>
-          <w:ilvl w:val="0"/>
-          <w:numId w:val="1"/>
-        </w:numPr>
-        <w:spacing w:before="0" w:after="60"/>
-        <w:rPr/>
-      </w:pPr>
-      <w:r>
-        <w:rPr>
-          <w:b/>
-          <w:bCs/>
-        </w:rPr>
-        <w:t xml:space="preserve">The substitute characters </w:t>
-      </w:r>
-      <w:r>
-        <w:rPr>
-          <w:rFonts w:eastAsia="Consolas" w:cs="Consolas" w:ascii="Consolas" w:hAnsi="Consolas"/>
-          <w:b/>
-          <w:bCs/>
-          <w:sz w:val="18"/>
-          <w:szCs w:val="18"/>
-          <w:shd w:fill="F2F2F2" w:val="clear"/>
-        </w:rPr>
-        <w:t>«»¡</w:t>
-      </w:r>
-      <w:r>
-        <w:rPr/>
-        <w:t>: see the chapter "Core ideas".</w:t>
+        <w:shd w:val="clear" w:fill="F2F2F2"/>
+        <w:spacing w:before="0" w:after="0"/>
+        <w:rPr/>
+      </w:pPr>
+      <w:r>
+        <w:rPr>
+          <w:rFonts w:eastAsia="Consolas" w:cs="Consolas" w:ascii="Consolas" w:hAnsi="Consolas"/>
+          <w:sz w:val="18"/>
+          <w:szCs w:val="18"/>
+        </w:rPr>
+        <w:t>import { GetCurrentFullVersionString, GetVersionHistoryString } from "gulp-mu-css";</w:t>
+      </w:r>
+    </w:p>
+    <w:p>
+      <w:pPr>
+        <w:pStyle w:val="Normal"/>
+        <w:shd w:val="clear" w:fill="F2F2F2"/>
+        <w:spacing w:before="0" w:after="0"/>
+        <w:rPr/>
+      </w:pPr>
+      <w:r>
+        <w:rPr>
+          <w:rFonts w:eastAsia="Consolas" w:cs="Consolas" w:ascii="Consolas" w:hAnsi="Consolas"/>
+          <w:sz w:val="18"/>
+          <w:szCs w:val="18"/>
+        </w:rPr>
+        <w:t xml:space="preserve"> </w:t>
+      </w:r>
+    </w:p>
+    <w:p>
+      <w:pPr>
+        <w:pStyle w:val="Normal"/>
+        <w:shd w:val="clear" w:fill="F2F2F2"/>
+        <w:spacing w:before="0" w:after="0"/>
+        <w:rPr/>
+      </w:pPr>
+      <w:r>
+        <w:rPr>
+          <w:rFonts w:eastAsia="Consolas" w:cs="Consolas" w:ascii="Consolas" w:hAnsi="Consolas"/>
+          <w:sz w:val="18"/>
+          <w:szCs w:val="18"/>
+        </w:rPr>
+        <w:t>console.log(GetCurrentFullVersionString());</w:t>
+      </w:r>
+    </w:p>
+    <w:p>
+      <w:pPr>
+        <w:pStyle w:val="Normal"/>
+        <w:shd w:val="clear" w:fill="F2F2F2"/>
+        <w:spacing w:before="0" w:after="0"/>
+        <w:rPr/>
+      </w:pPr>
+      <w:r>
+        <w:rPr>
+          <w:rFonts w:eastAsia="Consolas" w:cs="Consolas" w:ascii="Consolas" w:hAnsi="Consolas"/>
+          <w:sz w:val="18"/>
+          <w:szCs w:val="18"/>
+        </w:rPr>
+        <w:t>console.log(GetVersionHistoryString({ limit: 3 }));</w:t>
+      </w:r>
+    </w:p>
+    <w:p>
+      <w:pPr>
+        <w:pStyle w:val="Normal"/>
+        <w:shd w:val="clear" w:fill="F2F2F2"/>
+        <w:spacing w:before="0" w:after="0"/>
+        <w:rPr/>
+      </w:pPr>
+      <w:r>
+        <w:rPr>
+          <w:rFonts w:eastAsia="Consolas" w:cs="Consolas" w:ascii="Consolas" w:hAnsi="Consolas"/>
+          <w:sz w:val="18"/>
+          <w:szCs w:val="18"/>
+        </w:rPr>
+        <w:t>// V2.5.8 · 2026-07-02 15:00</w:t>
+      </w:r>
+    </w:p>
+    <w:p>
+      <w:pPr>
+        <w:pStyle w:val="Normal"/>
+        <w:shd w:val="clear" w:fill="F2F2F2"/>
+        <w:spacing w:before="0" w:after="0"/>
+        <w:rPr/>
+      </w:pPr>
+      <w:r>
+        <w:rPr>
+          <w:rFonts w:eastAsia="Consolas" w:cs="Consolas" w:ascii="Consolas" w:hAnsi="Consolas"/>
+          <w:sz w:val="18"/>
+          <w:szCs w:val="18"/>
+        </w:rPr>
+        <w:t>//   - DataUri(): embed skin-relative images as data: URIs in compiled CSS ...</w:t>
+      </w:r>
+    </w:p>
+    <w:p>
+      <w:pPr>
+        <w:pStyle w:val="Normal"/>
+        <w:shd w:val="clear" w:fill="F2F2F2"/>
+        <w:spacing w:before="0" w:after="0"/>
+        <w:rPr/>
+      </w:pPr>
+      <w:r>
+        <w:rPr>
+          <w:rFonts w:eastAsia="Consolas" w:cs="Consolas" w:ascii="Consolas" w:hAnsi="Consolas"/>
+          <w:sz w:val="18"/>
+          <w:szCs w:val="18"/>
+        </w:rPr>
+        <w:t>//   - RELEASES.json version history ... with console API ...</w:t>
+      </w:r>
+    </w:p>
+    <w:p>
+      <w:pPr>
+        <w:pStyle w:val="Normal"/>
+        <w:shd w:val="clear" w:fill="F2F2F2"/>
+        <w:spacing w:before="0" w:after="0"/>
+        <w:rPr/>
+      </w:pPr>
+      <w:r>
+        <w:rPr>
+          <w:rFonts w:eastAsia="Consolas" w:cs="Consolas" w:ascii="Consolas" w:hAnsi="Consolas"/>
+          <w:sz w:val="18"/>
+          <w:szCs w:val="18"/>
+        </w:rPr>
+        <w:t>// V2.5.7 · 2026-06-21 15:50</w:t>
+      </w:r>
+    </w:p>
+    <w:p>
+      <w:pPr>
+        <w:pStyle w:val="Normal"/>
+        <w:shd w:val="clear" w:fill="F2F2F2"/>
+        <w:spacing w:before="0" w:after="0"/>
+        <w:rPr/>
+      </w:pPr>
+      <w:r>
+        <w:rPr>
+          <w:rFonts w:eastAsia="Consolas" w:cs="Consolas" w:ascii="Consolas" w:hAnsi="Consolas"/>
+          <w:sz w:val="18"/>
+          <w:szCs w:val="18"/>
+        </w:rPr>
+        <w:t>//   - Brand name µCSS carries the trademark sign in all documentation ...</w:t>
+      </w:r>
+    </w:p>
+    <w:p>
+      <w:pPr>
+        <w:pStyle w:val="Normal"/>
+        <w:shd w:val="clear" w:fill="F2F2F2"/>
+        <w:spacing w:before="0" w:after="160"/>
+        <w:rPr/>
+      </w:pPr>
+      <w:r>
+        <w:rPr>
+          <w:rFonts w:eastAsia="Consolas" w:cs="Consolas" w:ascii="Consolas" w:hAnsi="Consolas"/>
+          <w:sz w:val="18"/>
+          <w:szCs w:val="18"/>
+        </w:rPr>
+        <w:t>// ...</w:t>
       </w:r>
       <w:r>
         <w:br w:type="page"/>
@@ -46695,8 +47292,1747 @@
         <w:outlineLvl w:val="0"/>
         <w:rPr/>
       </w:pPr>
-      <w:bookmarkStart w:id="96" w:name="__RefHeading___Toc5250_1659553824"/>
-      <w:bookmarkEnd w:id="96"/>
+      <w:bookmarkStart w:id="97" w:name="__RefHeading___Toc5542_3649171182"/>
+      <w:bookmarkEnd w:id="97"/>
+      <w:r>
+        <w:rPr/>
+        <w:t>14 Error diagnostics</w:t>
+      </w:r>
+    </w:p>
+    <w:p>
+      <w:pPr>
+        <w:pStyle w:val="Normal"/>
+        <w:spacing w:before="0" w:after="120"/>
+        <w:jc w:val="both"/>
+        <w:rPr/>
+      </w:pPr>
+      <w:r>
+        <w:rPr/>
+        <w:t>Build errors always name the culprit together with its source location:</w:t>
+      </w:r>
+    </w:p>
+    <w:p>
+      <w:pPr>
+        <w:pStyle w:val="ListParagraph"/>
+        <w:numPr>
+          <w:ilvl w:val="0"/>
+          <w:numId w:val="1"/>
+        </w:numPr>
+        <w:spacing w:before="0" w:after="60"/>
+        <w:rPr/>
+      </w:pPr>
+      <w:r>
+        <w:rPr>
+          <w:b/>
+          <w:bCs/>
+        </w:rPr>
+        <w:t>Inline JavaScript</w:t>
+      </w:r>
+      <w:r>
+        <w:rPr/>
+        <w:t xml:space="preserve"> (</w:t>
+      </w:r>
+      <w:r>
+        <w:rPr>
+          <w:rFonts w:eastAsia="Consolas" w:cs="Consolas" w:ascii="Consolas" w:hAnsi="Consolas"/>
+          <w:sz w:val="18"/>
+          <w:szCs w:val="18"/>
+          <w:shd w:fill="F2F2F2" w:val="clear"/>
+        </w:rPr>
+        <w:t>µ(...)</w:t>
+      </w:r>
+      <w:r>
+        <w:rPr/>
+        <w:t xml:space="preserve"> interpolations and </w:t>
+      </w:r>
+      <w:r>
+        <w:rPr>
+          <w:rFonts w:eastAsia="Consolas" w:cs="Consolas" w:ascii="Consolas" w:hAnsi="Consolas"/>
+          <w:sz w:val="18"/>
+          <w:szCs w:val="18"/>
+          <w:shd w:fill="F2F2F2" w:val="clear"/>
+        </w:rPr>
+        <w:t>-µ:</w:t>
+      </w:r>
+      <w:r>
+        <w:rPr/>
+        <w:t xml:space="preserve"> directives): errors are reported as PostCSS errors with file, line, column and a source excerpt. With multiple </w:t>
+      </w:r>
+      <w:r>
+        <w:rPr>
+          <w:rFonts w:eastAsia="Consolas" w:cs="Consolas" w:ascii="Consolas" w:hAnsi="Consolas"/>
+          <w:sz w:val="18"/>
+          <w:szCs w:val="18"/>
+          <w:shd w:fill="F2F2F2" w:val="clear"/>
+        </w:rPr>
+        <w:t>µ(...)</w:t>
+      </w:r>
+      <w:r>
+        <w:rPr/>
+        <w:t xml:space="preserve"> in one value, the failing expression is named. JavaScript syntax errors appear as </w:t>
+      </w:r>
+      <w:r>
+        <w:rPr>
+          <w:rFonts w:eastAsia="Consolas" w:cs="Consolas" w:ascii="Consolas" w:hAnsi="Consolas"/>
+          <w:sz w:val="18"/>
+          <w:szCs w:val="18"/>
+          <w:shd w:fill="F2F2F2" w:val="clear"/>
+        </w:rPr>
+        <w:t>invalid JavaScript expression "&lt;source&gt;" (...)</w:t>
+      </w:r>
+      <w:r>
+        <w:rPr/>
+        <w:t>.</w:t>
+      </w:r>
+    </w:p>
+    <w:p>
+      <w:pPr>
+        <w:pStyle w:val="Normal"/>
+        <w:shd w:val="clear" w:fill="F2F2F2"/>
+        <w:spacing w:before="0" w:after="0"/>
+        <w:rPr/>
+      </w:pPr>
+      <w:r>
+        <w:rPr>
+          <w:rFonts w:eastAsia="Consolas" w:cs="Consolas" w:ascii="Consolas" w:hAnsi="Consolas"/>
+          <w:sz w:val="18"/>
+          <w:szCs w:val="18"/>
+        </w:rPr>
+        <w:t>CssSyntaxError: skins/src/std.µ.css:2:2: microCSS: µ(NopeFn(1)): NopeFn is not defined</w:t>
+      </w:r>
+    </w:p>
+    <w:p>
+      <w:pPr>
+        <w:pStyle w:val="Normal"/>
+        <w:shd w:val="clear" w:fill="F2F2F2"/>
+        <w:spacing w:before="0" w:after="0"/>
+        <w:rPr/>
+      </w:pPr>
+      <w:r>
+        <w:rPr>
+          <w:rFonts w:eastAsia="Consolas" w:cs="Consolas" w:ascii="Consolas" w:hAnsi="Consolas"/>
+          <w:sz w:val="18"/>
+          <w:szCs w:val="18"/>
+        </w:rPr>
+        <w:t xml:space="preserve"> </w:t>
+      </w:r>
+    </w:p>
+    <w:p>
+      <w:pPr>
+        <w:pStyle w:val="Normal"/>
+        <w:shd w:val="clear" w:fill="F2F2F2"/>
+        <w:spacing w:before="0" w:after="0"/>
+        <w:rPr/>
+      </w:pPr>
+      <w:r>
+        <w:rPr>
+          <w:rFonts w:eastAsia="Consolas" w:cs="Consolas" w:ascii="Consolas" w:hAnsi="Consolas"/>
+          <w:sz w:val="18"/>
+          <w:szCs w:val="18"/>
+        </w:rPr>
+        <w:t xml:space="preserve">  </w:t>
+      </w:r>
+      <w:r>
+        <w:rPr>
+          <w:rFonts w:eastAsia="Consolas" w:cs="Consolas" w:ascii="Consolas" w:hAnsi="Consolas"/>
+          <w:sz w:val="18"/>
+          <w:szCs w:val="18"/>
+        </w:rPr>
+        <w:t>1 | div.b {</w:t>
+      </w:r>
+    </w:p>
+    <w:p>
+      <w:pPr>
+        <w:pStyle w:val="Normal"/>
+        <w:shd w:val="clear" w:fill="F2F2F2"/>
+        <w:spacing w:before="0" w:after="0"/>
+        <w:rPr/>
+      </w:pPr>
+      <w:r>
+        <w:rPr>
+          <w:rFonts w:eastAsia="Consolas" w:cs="Consolas" w:ascii="Consolas" w:hAnsi="Consolas"/>
+          <w:sz w:val="18"/>
+          <w:szCs w:val="18"/>
+        </w:rPr>
+        <w:t>&gt; 2 |     border: 1px solid µ(NopeFn(1));</w:t>
+      </w:r>
+    </w:p>
+    <w:p>
+      <w:pPr>
+        <w:pStyle w:val="Normal"/>
+        <w:shd w:val="clear" w:fill="F2F2F2"/>
+        <w:spacing w:before="0" w:after="0"/>
+        <w:rPr/>
+      </w:pPr>
+      <w:r>
+        <w:rPr>
+          <w:rFonts w:eastAsia="Consolas" w:cs="Consolas" w:ascii="Consolas" w:hAnsi="Consolas"/>
+          <w:sz w:val="18"/>
+          <w:szCs w:val="18"/>
+        </w:rPr>
+        <w:t xml:space="preserve">    </w:t>
+      </w:r>
+      <w:r>
+        <w:rPr>
+          <w:rFonts w:eastAsia="Consolas" w:cs="Consolas" w:ascii="Consolas" w:hAnsi="Consolas"/>
+          <w:sz w:val="18"/>
+          <w:szCs w:val="18"/>
+        </w:rPr>
+        <w:t>|     ^</w:t>
+      </w:r>
+    </w:p>
+    <w:p>
+      <w:pPr>
+        <w:pStyle w:val="Normal"/>
+        <w:shd w:val="clear" w:fill="F2F2F2"/>
+        <w:spacing w:before="0" w:after="160"/>
+        <w:rPr/>
+      </w:pPr>
+      <w:r>
+        <w:rPr>
+          <w:rFonts w:eastAsia="Consolas" w:cs="Consolas" w:ascii="Consolas" w:hAnsi="Consolas"/>
+          <w:sz w:val="18"/>
+          <w:szCs w:val="18"/>
+        </w:rPr>
+        <w:t xml:space="preserve">  </w:t>
+      </w:r>
+      <w:r>
+        <w:rPr>
+          <w:rFonts w:eastAsia="Consolas" w:cs="Consolas" w:ascii="Consolas" w:hAnsi="Consolas"/>
+          <w:sz w:val="18"/>
+          <w:szCs w:val="18"/>
+        </w:rPr>
+        <w:t>3 | }</w:t>
+      </w:r>
+    </w:p>
+    <w:p>
+      <w:pPr>
+        <w:pStyle w:val="ListParagraph"/>
+        <w:numPr>
+          <w:ilvl w:val="0"/>
+          <w:numId w:val="1"/>
+        </w:numPr>
+        <w:spacing w:before="0" w:after="60"/>
+        <w:rPr/>
+      </w:pPr>
+      <w:r>
+        <w:rPr>
+          <w:b/>
+          <w:bCs/>
+        </w:rPr>
+        <w:t>Missing sprite images</w:t>
+      </w:r>
+      <w:r>
+        <w:rPr/>
+        <w:t xml:space="preserve">: before the atlas is packed, the existence of all source images (including </w:t>
+      </w:r>
+      <w:r>
+        <w:rPr>
+          <w:rFonts w:eastAsia="Consolas" w:cs="Consolas" w:ascii="Consolas" w:hAnsi="Consolas"/>
+          <w:sz w:val="18"/>
+          <w:szCs w:val="18"/>
+          <w:shd w:fill="F2F2F2" w:val="clear"/>
+        </w:rPr>
+        <w:t>@2x</w:t>
+      </w:r>
+      <w:r>
+        <w:rPr/>
+        <w:t xml:space="preserve"> with </w:t>
+      </w:r>
+      <w:r>
+        <w:rPr>
+          <w:rFonts w:eastAsia="Consolas" w:cs="Consolas" w:ascii="Consolas" w:hAnsi="Consolas"/>
+          <w:sz w:val="18"/>
+          <w:szCs w:val="18"/>
+          <w:shd w:fill="F2F2F2" w:val="clear"/>
+        </w:rPr>
+        <w:t>retina: true</w:t>
+      </w:r>
+      <w:r>
+        <w:rPr/>
+        <w:t>) is checked. All missing files are reported together in one error — each with URL, resolved path and the referencing rule:</w:t>
+      </w:r>
+    </w:p>
+    <w:p>
+      <w:pPr>
+        <w:pStyle w:val="Normal"/>
+        <w:shd w:val="clear" w:fill="F2F2F2"/>
+        <w:spacing w:before="0" w:after="0"/>
+        <w:rPr/>
+      </w:pPr>
+      <w:r>
+        <w:rPr>
+          <w:rFonts w:eastAsia="Consolas" w:cs="Consolas" w:ascii="Consolas" w:hAnsi="Consolas"/>
+          <w:sz w:val="18"/>
+          <w:szCs w:val="18"/>
+        </w:rPr>
+        <w:t>SpriteManager: 2 sprite image(s) not found:</w:t>
+      </w:r>
+    </w:p>
+    <w:p>
+      <w:pPr>
+        <w:pStyle w:val="Normal"/>
+        <w:shd w:val="clear" w:fill="F2F2F2"/>
+        <w:spacing w:before="0" w:after="0"/>
+        <w:rPr/>
+      </w:pPr>
+      <w:r>
+        <w:rPr>
+          <w:rFonts w:eastAsia="Consolas" w:cs="Consolas" w:ascii="Consolas" w:hAnsi="Consolas"/>
+          <w:sz w:val="18"/>
+          <w:szCs w:val="18"/>
+        </w:rPr>
+        <w:t xml:space="preserve">  </w:t>
+      </w:r>
+      <w:r>
+        <w:rPr>
+          <w:rFonts w:eastAsia="Consolas" w:cs="Consolas" w:ascii="Consolas" w:hAnsi="Consolas"/>
+          <w:sz w:val="18"/>
+          <w:szCs w:val="18"/>
+        </w:rPr>
+        <w:t>- "imgs/nope.png" -&gt; C:\...\skins\std\imgs\nope.png - selector "div.bad1" (skin.µ.css:2)</w:t>
+      </w:r>
+    </w:p>
+    <w:p>
+      <w:pPr>
+        <w:pStyle w:val="Normal"/>
+        <w:shd w:val="clear" w:fill="F2F2F2"/>
+        <w:spacing w:before="0" w:after="160"/>
+        <w:rPr/>
+      </w:pPr>
+      <w:r>
+        <w:rPr>
+          <w:rFonts w:eastAsia="Consolas" w:cs="Consolas" w:ascii="Consolas" w:hAnsi="Consolas"/>
+          <w:sz w:val="18"/>
+          <w:szCs w:val="18"/>
+        </w:rPr>
+        <w:t xml:space="preserve">  </w:t>
+      </w:r>
+      <w:r>
+        <w:rPr>
+          <w:rFonts w:eastAsia="Consolas" w:cs="Consolas" w:ascii="Consolas" w:hAnsi="Consolas"/>
+          <w:sz w:val="18"/>
+          <w:szCs w:val="18"/>
+        </w:rPr>
+        <w:t>- "imgs/alsonope.png" -&gt; C:\...\skins\std\imgs\alsonope.png - selector "div.bad2" (skin.µ.css:3)</w:t>
+      </w:r>
+    </w:p>
+    <w:p>
+      <w:pPr>
+        <w:pStyle w:val="ListParagraph"/>
+        <w:numPr>
+          <w:ilvl w:val="0"/>
+          <w:numId w:val="1"/>
+        </w:numPr>
+        <w:spacing w:before="0" w:after="60"/>
+        <w:rPr/>
+      </w:pPr>
+      <w:r>
+        <w:rPr>
+          <w:rFonts w:eastAsia="Consolas" w:cs="Consolas" w:ascii="Consolas" w:hAnsi="Consolas"/>
+          <w:b/>
+          <w:bCs/>
+          <w:sz w:val="18"/>
+          <w:szCs w:val="18"/>
+          <w:shd w:fill="F2F2F2" w:val="clear"/>
+        </w:rPr>
+        <w:t>afterWork</w:t>
+      </w:r>
+      <w:r>
+        <w:rPr>
+          <w:b/>
+          <w:bCs/>
+        </w:rPr>
+        <w:t xml:space="preserve"> hooks</w:t>
+      </w:r>
+      <w:r>
+        <w:rPr/>
+        <w:t xml:space="preserve">: errors in the hook are wrapped with the sprite URL and the rule's source position; the original error is preserved as </w:t>
+      </w:r>
+      <w:r>
+        <w:rPr>
+          <w:rFonts w:eastAsia="Consolas" w:cs="Consolas" w:ascii="Consolas" w:hAnsi="Consolas"/>
+          <w:sz w:val="18"/>
+          <w:szCs w:val="18"/>
+          <w:shd w:fill="F2F2F2" w:val="clear"/>
+        </w:rPr>
+        <w:t>cause</w:t>
+      </w:r>
+      <w:r>
+        <w:rPr/>
+        <w:t>.</w:t>
+      </w:r>
+    </w:p>
+    <w:p>
+      <w:pPr>
+        <w:pStyle w:val="ListParagraph"/>
+        <w:numPr>
+          <w:ilvl w:val="0"/>
+          <w:numId w:val="1"/>
+        </w:numPr>
+        <w:spacing w:before="0" w:after="60"/>
+        <w:rPr/>
+      </w:pPr>
+      <w:r>
+        <w:rPr>
+          <w:b/>
+          <w:bCs/>
+        </w:rPr>
+        <w:t>Missing cursor images</w:t>
+      </w:r>
+      <w:r>
+        <w:rPr/>
+        <w:t xml:space="preserve"> produce only a warning (once per cursor), since the CSS stays functional via the fallback cursor.</w:t>
+      </w:r>
+    </w:p>
+    <w:p>
+      <w:pPr>
+        <w:pStyle w:val="ListParagraph"/>
+        <w:numPr>
+          <w:ilvl w:val="0"/>
+          <w:numId w:val="1"/>
+        </w:numPr>
+        <w:spacing w:before="0" w:after="60"/>
+        <w:rPr/>
+      </w:pPr>
+      <w:r>
+        <w:rPr>
+          <w:b/>
+          <w:bCs/>
+        </w:rPr>
+        <w:t>media steps</w:t>
+      </w:r>
+      <w:r>
+        <w:rPr/>
+        <w:t xml:space="preserve">: errors name the step number and type, e.g. </w:t>
+      </w:r>
+      <w:r>
+        <w:rPr>
+          <w:rFonts w:eastAsia="Consolas" w:cs="Consolas" w:ascii="Consolas" w:hAnsi="Consolas"/>
+          <w:sz w:val="18"/>
+          <w:szCs w:val="18"/>
+          <w:shd w:fill="F2F2F2" w:val="clear"/>
+        </w:rPr>
+        <w:t>BuildSkin: media step 3 of 7 (buttonsAndIcons: "dev/media/buttons.psd") failed: ...</w:t>
+      </w:r>
+      <w:r>
+        <w:rPr/>
+        <w:t xml:space="preserve">. Missing sources are checked before execution: </w:t>
+      </w:r>
+      <w:r>
+        <w:rPr>
+          <w:rFonts w:eastAsia="Consolas" w:cs="Consolas" w:ascii="Consolas" w:hAnsi="Consolas"/>
+          <w:sz w:val="18"/>
+          <w:szCs w:val="18"/>
+          <w:shd w:fill="F2F2F2" w:val="clear"/>
+        </w:rPr>
+        <w:t>copy</w:t>
+      </w:r>
+      <w:r>
+        <w:rPr/>
+        <w:t>/</w:t>
+      </w:r>
+      <w:r>
+        <w:rPr>
+          <w:rFonts w:eastAsia="Consolas" w:cs="Consolas" w:ascii="Consolas" w:hAnsi="Consolas"/>
+          <w:sz w:val="18"/>
+          <w:szCs w:val="18"/>
+          <w:shd w:fill="F2F2F2" w:val="clear"/>
+        </w:rPr>
+        <w:t>copyFolder</w:t>
+      </w:r>
+      <w:r>
+        <w:rPr/>
+        <w:t xml:space="preserve"> and generator steps report the resolved path instead of a raw file system error — for </w:t>
+      </w:r>
+      <w:r>
+        <w:rPr>
+          <w:rFonts w:eastAsia="Consolas" w:cs="Consolas" w:ascii="Consolas" w:hAnsi="Consolas"/>
+          <w:sz w:val="18"/>
+          <w:szCs w:val="18"/>
+          <w:shd w:fill="F2F2F2" w:val="clear"/>
+        </w:rPr>
+        <w:t>copyFolder</w:t>
+      </w:r>
+      <w:r>
+        <w:rPr/>
+        <w:t xml:space="preserve"> with the hint that the generating step (e.g. sequence-image generation into </w:t>
+      </w:r>
+      <w:r>
+        <w:rPr>
+          <w:rFonts w:eastAsia="Consolas" w:cs="Consolas" w:ascii="Consolas" w:hAnsi="Consolas"/>
+          <w:sz w:val="18"/>
+          <w:szCs w:val="18"/>
+          <w:shd w:fill="F2F2F2" w:val="clear"/>
+        </w:rPr>
+        <w:t>dev/media/final/...</w:t>
+      </w:r>
+      <w:r>
+        <w:rPr/>
+        <w:t>) probably did not run.</w:t>
+      </w:r>
+    </w:p>
+    <w:p>
+      <w:pPr>
+        <w:pStyle w:val="ListParagraph"/>
+        <w:numPr>
+          <w:ilvl w:val="0"/>
+          <w:numId w:val="1"/>
+        </w:numPr>
+        <w:spacing w:before="0" w:after="60"/>
+        <w:rPr/>
+      </w:pPr>
+      <w:r>
+        <w:rPr>
+          <w:b/>
+          <w:bCs/>
+        </w:rPr>
+        <w:t>files entries</w:t>
+      </w:r>
+      <w:r>
+        <w:rPr/>
+        <w:t>: missing source files are reported with the entry and the resolved path before compilation.</w:t>
+      </w:r>
+      <w:r>
+        <w:br w:type="page"/>
+      </w:r>
+    </w:p>
+    <w:p>
+      <w:pPr>
+        <w:pStyle w:val="Heading1"/>
+        <w:numPr>
+          <w:ilvl w:val="0"/>
+          <w:numId w:val="0"/>
+        </w:numPr>
+        <w:spacing w:before="0" w:after="120"/>
+        <w:outlineLvl w:val="0"/>
+        <w:rPr/>
+      </w:pPr>
+      <w:bookmarkStart w:id="98" w:name="__RefHeading___Toc5544_3649171182"/>
+      <w:bookmarkEnd w:id="98"/>
+      <w:r>
+        <w:rPr/>
+        <w:t>15 Migrating from µCSS™</w:t>
+      </w:r>
+    </w:p>
+    <w:p>
+      <w:pPr>
+        <w:pStyle w:val="Normal"/>
+        <w:spacing w:before="0" w:after="120"/>
+        <w:jc w:val="both"/>
+        <w:rPr/>
+      </w:pPr>
+      <w:r>
+        <w:rPr/>
+        <w:t>For existing projects there is a converter tool (</w:t>
+      </w:r>
+      <w:r>
+        <w:rPr>
+          <w:rFonts w:eastAsia="Consolas" w:cs="Consolas" w:ascii="Consolas" w:hAnsi="Consolas"/>
+          <w:sz w:val="18"/>
+          <w:szCs w:val="18"/>
+          <w:shd w:fill="F2F2F2" w:val="clear"/>
+        </w:rPr>
+        <w:t>tools/convert-mucss.mjs</w:t>
+      </w:r>
+      <w:r>
+        <w:rPr/>
+        <w:t xml:space="preserve"> in the µCSS™ repository) that mechanically translates the old syntax:</w:t>
+      </w:r>
+    </w:p>
+    <w:tbl>
+      <w:tblPr>
+        <w:tblW w:w="5000" w:type="pct"/>
+        <w:jc w:val="start"/>
+        <w:tblInd w:w="0" w:type="dxa"/>
+        <w:tblLayout w:type="fixed"/>
+        <w:tblCellMar>
+          <w:top w:w="0" w:type="dxa"/>
+          <w:start w:w="80" w:type="dxa"/>
+          <w:bottom w:w="0" w:type="dxa"/>
+          <w:end w:w="80" w:type="dxa"/>
+        </w:tblCellMar>
+      </w:tblPr>
+      <w:tblGrid>
+        <w:gridCol w:w="4512"/>
+        <w:gridCol w:w="4514"/>
+      </w:tblGrid>
+      <w:tr>
+        <w:trPr>
+          <w:tblHeader w:val="true"/>
+        </w:trPr>
+        <w:tc>
+          <w:tcPr>
+            <w:tcW w:w="4512" w:type="dxa"/>
+            <w:tcBorders>
+              <w:top w:val="single" w:sz="4" w:space="0" w:color="999999"/>
+              <w:start w:val="single" w:sz="4" w:space="0" w:color="999999"/>
+              <w:bottom w:val="single" w:sz="4" w:space="0" w:color="999999"/>
+              <w:end w:val="single" w:sz="4" w:space="0" w:color="999999"/>
+            </w:tcBorders>
+            <w:shd w:fill="DDE6EE" w:val="clear"/>
+          </w:tcPr>
+          <w:p>
+            <w:pPr>
+              <w:pStyle w:val="Normal"/>
+              <w:spacing w:before="40" w:after="40"/>
+              <w:rPr/>
+            </w:pPr>
+            <w:r>
+              <w:rPr>
+                <w:b/>
+                <w:bCs/>
+              </w:rPr>
+              <w:t>Old (µCSS™ 1)</w:t>
+            </w:r>
+          </w:p>
+        </w:tc>
+        <w:tc>
+          <w:tcPr>
+            <w:tcW w:w="4514" w:type="dxa"/>
+            <w:tcBorders>
+              <w:top w:val="single" w:sz="4" w:space="0" w:color="999999"/>
+              <w:start w:val="single" w:sz="4" w:space="0" w:color="999999"/>
+              <w:bottom w:val="single" w:sz="4" w:space="0" w:color="999999"/>
+              <w:end w:val="single" w:sz="4" w:space="0" w:color="999999"/>
+            </w:tcBorders>
+            <w:shd w:fill="DDE6EE" w:val="clear"/>
+          </w:tcPr>
+          <w:p>
+            <w:pPr>
+              <w:pStyle w:val="Normal"/>
+              <w:spacing w:before="40" w:after="40"/>
+              <w:rPr/>
+            </w:pPr>
+            <w:r>
+              <w:rPr>
+                <w:b/>
+                <w:bCs/>
+              </w:rPr>
+              <w:t>New (µCSS™ 2)</w:t>
+            </w:r>
+          </w:p>
+        </w:tc>
+      </w:tr>
+      <w:tr>
+        <w:trPr/>
+        <w:tc>
+          <w:tcPr>
+            <w:tcW w:w="4512" w:type="dxa"/>
+            <w:tcBorders>
+              <w:top w:val="single" w:sz="4" w:space="0" w:color="999999"/>
+              <w:start w:val="single" w:sz="4" w:space="0" w:color="999999"/>
+              <w:bottom w:val="single" w:sz="4" w:space="0" w:color="999999"/>
+              <w:end w:val="single" w:sz="4" w:space="0" w:color="999999"/>
+            </w:tcBorders>
+          </w:tcPr>
+          <w:p>
+            <w:pPr>
+              <w:pStyle w:val="Normal"/>
+              <w:spacing w:before="40" w:after="40"/>
+              <w:rPr/>
+            </w:pPr>
+            <w:r>
+              <w:rPr>
+                <w:rFonts w:eastAsia="Consolas" w:cs="Consolas" w:ascii="Consolas" w:hAnsi="Consolas"/>
+                <w:sz w:val="18"/>
+                <w:szCs w:val="18"/>
+                <w:shd w:fill="F2F2F2" w:val="clear"/>
+              </w:rPr>
+              <w:t>-µcss: µ.Cursor("wait");</w:t>
+            </w:r>
+            <w:r>
+              <w:rPr/>
+              <w:t xml:space="preserve"> plus </w:t>
+            </w:r>
+            <w:r>
+              <w:rPr>
+                <w:rFonts w:eastAsia="Consolas" w:cs="Consolas" w:ascii="Consolas" w:hAnsi="Consolas"/>
+                <w:sz w:val="18"/>
+                <w:szCs w:val="18"/>
+                <w:shd w:fill="F2F2F2" w:val="clear"/>
+              </w:rPr>
+              <w:t>cursor: wait;</w:t>
+            </w:r>
+          </w:p>
+        </w:tc>
+        <w:tc>
+          <w:tcPr>
+            <w:tcW w:w="4514" w:type="dxa"/>
+            <w:tcBorders>
+              <w:top w:val="single" w:sz="4" w:space="0" w:color="999999"/>
+              <w:start w:val="single" w:sz="4" w:space="0" w:color="999999"/>
+              <w:bottom w:val="single" w:sz="4" w:space="0" w:color="999999"/>
+              <w:end w:val="single" w:sz="4" w:space="0" w:color="999999"/>
+            </w:tcBorders>
+          </w:tcPr>
+          <w:p>
+            <w:pPr>
+              <w:pStyle w:val="Normal"/>
+              <w:spacing w:before="40" w:after="40"/>
+              <w:rPr/>
+            </w:pPr>
+            <w:r>
+              <w:rPr>
+                <w:rFonts w:eastAsia="Consolas" w:cs="Consolas" w:ascii="Consolas" w:hAnsi="Consolas"/>
+                <w:sz w:val="18"/>
+                <w:szCs w:val="18"/>
+                <w:shd w:fill="F2F2F2" w:val="clear"/>
+              </w:rPr>
+              <w:t>cursor: µ(Cursor("wait"));</w:t>
+            </w:r>
+          </w:p>
+        </w:tc>
+      </w:tr>
+      <w:tr>
+        <w:trPr/>
+        <w:tc>
+          <w:tcPr>
+            <w:tcW w:w="4512" w:type="dxa"/>
+            <w:tcBorders>
+              <w:top w:val="single" w:sz="4" w:space="0" w:color="999999"/>
+              <w:start w:val="single" w:sz="4" w:space="0" w:color="999999"/>
+              <w:bottom w:val="single" w:sz="4" w:space="0" w:color="999999"/>
+              <w:end w:val="single" w:sz="4" w:space="0" w:color="999999"/>
+            </w:tcBorders>
+          </w:tcPr>
+          <w:p>
+            <w:pPr>
+              <w:pStyle w:val="Normal"/>
+              <w:spacing w:before="40" w:after="40"/>
+              <w:rPr/>
+            </w:pPr>
+            <w:r>
+              <w:rPr>
+                <w:rFonts w:eastAsia="Consolas" w:cs="Consolas" w:ascii="Consolas" w:hAnsi="Consolas"/>
+                <w:sz w:val="18"/>
+                <w:szCs w:val="18"/>
+                <w:shd w:fill="F2F2F2" w:val="clear"/>
+              </w:rPr>
+              <w:t>-µcss: µ.SetBackgroundColor(µ.$.x);</w:t>
+            </w:r>
+            <w:r>
+              <w:rPr/>
+              <w:t xml:space="preserve"> plus placeholder</w:t>
+            </w:r>
+          </w:p>
+        </w:tc>
+        <w:tc>
+          <w:tcPr>
+            <w:tcW w:w="4514" w:type="dxa"/>
+            <w:tcBorders>
+              <w:top w:val="single" w:sz="4" w:space="0" w:color="999999"/>
+              <w:start w:val="single" w:sz="4" w:space="0" w:color="999999"/>
+              <w:bottom w:val="single" w:sz="4" w:space="0" w:color="999999"/>
+              <w:end w:val="single" w:sz="4" w:space="0" w:color="999999"/>
+            </w:tcBorders>
+          </w:tcPr>
+          <w:p>
+            <w:pPr>
+              <w:pStyle w:val="Normal"/>
+              <w:spacing w:before="40" w:after="40"/>
+              <w:rPr/>
+            </w:pPr>
+            <w:r>
+              <w:rPr>
+                <w:rFonts w:eastAsia="Consolas" w:cs="Consolas" w:ascii="Consolas" w:hAnsi="Consolas"/>
+                <w:sz w:val="18"/>
+                <w:szCs w:val="18"/>
+                <w:shd w:fill="F2F2F2" w:val="clear"/>
+              </w:rPr>
+              <w:t>background-color: µ($.x);</w:t>
+            </w:r>
+          </w:p>
+        </w:tc>
+      </w:tr>
+      <w:tr>
+        <w:trPr/>
+        <w:tc>
+          <w:tcPr>
+            <w:tcW w:w="4512" w:type="dxa"/>
+            <w:tcBorders>
+              <w:top w:val="single" w:sz="4" w:space="0" w:color="999999"/>
+              <w:start w:val="single" w:sz="4" w:space="0" w:color="999999"/>
+              <w:bottom w:val="single" w:sz="4" w:space="0" w:color="999999"/>
+              <w:end w:val="single" w:sz="4" w:space="0" w:color="999999"/>
+            </w:tcBorders>
+          </w:tcPr>
+          <w:p>
+            <w:pPr>
+              <w:pStyle w:val="Normal"/>
+              <w:spacing w:before="40" w:after="40"/>
+              <w:rPr/>
+            </w:pPr>
+            <w:r>
+              <w:rPr>
+                <w:rFonts w:eastAsia="Consolas" w:cs="Consolas" w:ascii="Consolas" w:hAnsi="Consolas"/>
+                <w:sz w:val="18"/>
+                <w:szCs w:val="18"/>
+                <w:shd w:fill="F2F2F2" w:val="clear"/>
+              </w:rPr>
+              <w:t>-µcss: µ.AddProperty("border", "1px solid " + µ.Lighten(...));</w:t>
+            </w:r>
+          </w:p>
+        </w:tc>
+        <w:tc>
+          <w:tcPr>
+            <w:tcW w:w="4514" w:type="dxa"/>
+            <w:tcBorders>
+              <w:top w:val="single" w:sz="4" w:space="0" w:color="999999"/>
+              <w:start w:val="single" w:sz="4" w:space="0" w:color="999999"/>
+              <w:bottom w:val="single" w:sz="4" w:space="0" w:color="999999"/>
+              <w:end w:val="single" w:sz="4" w:space="0" w:color="999999"/>
+            </w:tcBorders>
+          </w:tcPr>
+          <w:p>
+            <w:pPr>
+              <w:pStyle w:val="Normal"/>
+              <w:spacing w:before="40" w:after="40"/>
+              <w:rPr/>
+            </w:pPr>
+            <w:r>
+              <w:rPr>
+                <w:rFonts w:eastAsia="Consolas" w:cs="Consolas" w:ascii="Consolas" w:hAnsi="Consolas"/>
+                <w:sz w:val="18"/>
+                <w:szCs w:val="18"/>
+                <w:shd w:fill="F2F2F2" w:val="clear"/>
+              </w:rPr>
+              <w:t>border: 1px solid µ(Lighten(...));</w:t>
+            </w:r>
+          </w:p>
+        </w:tc>
+      </w:tr>
+      <w:tr>
+        <w:trPr/>
+        <w:tc>
+          <w:tcPr>
+            <w:tcW w:w="4512" w:type="dxa"/>
+            <w:tcBorders>
+              <w:top w:val="single" w:sz="4" w:space="0" w:color="999999"/>
+              <w:start w:val="single" w:sz="4" w:space="0" w:color="999999"/>
+              <w:bottom w:val="single" w:sz="4" w:space="0" w:color="999999"/>
+              <w:end w:val="single" w:sz="4" w:space="0" w:color="999999"/>
+            </w:tcBorders>
+          </w:tcPr>
+          <w:p>
+            <w:pPr>
+              <w:pStyle w:val="Normal"/>
+              <w:spacing w:before="40" w:after="40"/>
+              <w:rPr/>
+            </w:pPr>
+            <w:r>
+              <w:rPr>
+                <w:rFonts w:eastAsia="Consolas" w:cs="Consolas" w:ascii="Consolas" w:hAnsi="Consolas"/>
+                <w:sz w:val="18"/>
+                <w:szCs w:val="18"/>
+                <w:shd w:fill="F2F2F2" w:val="clear"/>
+              </w:rPr>
+              <w:t>-µcss: µ.Sprite("p.png");</w:t>
+            </w:r>
+          </w:p>
+        </w:tc>
+        <w:tc>
+          <w:tcPr>
+            <w:tcW w:w="4514" w:type="dxa"/>
+            <w:tcBorders>
+              <w:top w:val="single" w:sz="4" w:space="0" w:color="999999"/>
+              <w:start w:val="single" w:sz="4" w:space="0" w:color="999999"/>
+              <w:bottom w:val="single" w:sz="4" w:space="0" w:color="999999"/>
+              <w:end w:val="single" w:sz="4" w:space="0" w:color="999999"/>
+            </w:tcBorders>
+          </w:tcPr>
+          <w:p>
+            <w:pPr>
+              <w:pStyle w:val="Normal"/>
+              <w:spacing w:before="40" w:after="40"/>
+              <w:rPr/>
+            </w:pPr>
+            <w:r>
+              <w:rPr>
+                <w:rFonts w:eastAsia="Consolas" w:cs="Consolas" w:ascii="Consolas" w:hAnsi="Consolas"/>
+                <w:sz w:val="18"/>
+                <w:szCs w:val="18"/>
+                <w:shd w:fill="F2F2F2" w:val="clear"/>
+              </w:rPr>
+              <w:t>-µ: Sprite("p.png");</w:t>
+            </w:r>
+          </w:p>
+        </w:tc>
+      </w:tr>
+      <w:tr>
+        <w:trPr/>
+        <w:tc>
+          <w:tcPr>
+            <w:tcW w:w="4512" w:type="dxa"/>
+            <w:tcBorders>
+              <w:top w:val="single" w:sz="4" w:space="0" w:color="999999"/>
+              <w:start w:val="single" w:sz="4" w:space="0" w:color="999999"/>
+              <w:bottom w:val="single" w:sz="4" w:space="0" w:color="999999"/>
+              <w:end w:val="single" w:sz="4" w:space="0" w:color="999999"/>
+            </w:tcBorders>
+          </w:tcPr>
+          <w:p>
+            <w:pPr>
+              <w:pStyle w:val="Normal"/>
+              <w:spacing w:before="40" w:after="40"/>
+              <w:rPr/>
+            </w:pPr>
+            <w:r>
+              <w:rPr>
+                <w:rFonts w:eastAsia="Consolas" w:cs="Consolas" w:ascii="Consolas" w:hAnsi="Consolas"/>
+                <w:sz w:val="18"/>
+                <w:szCs w:val="18"/>
+                <w:shd w:fill="F2F2F2" w:val="clear"/>
+              </w:rPr>
+              <w:t>-µcss: µ.SetRememberBlock("n");</w:t>
+            </w:r>
+          </w:p>
+        </w:tc>
+        <w:tc>
+          <w:tcPr>
+            <w:tcW w:w="4514" w:type="dxa"/>
+            <w:tcBorders>
+              <w:top w:val="single" w:sz="4" w:space="0" w:color="999999"/>
+              <w:start w:val="single" w:sz="4" w:space="0" w:color="999999"/>
+              <w:bottom w:val="single" w:sz="4" w:space="0" w:color="999999"/>
+              <w:end w:val="single" w:sz="4" w:space="0" w:color="999999"/>
+            </w:tcBorders>
+          </w:tcPr>
+          <w:p>
+            <w:pPr>
+              <w:pStyle w:val="Normal"/>
+              <w:spacing w:before="40" w:after="40"/>
+              <w:rPr/>
+            </w:pPr>
+            <w:r>
+              <w:rPr/>
+              <w:t xml:space="preserve">gone — path addressing: </w:t>
+            </w:r>
+            <w:r>
+              <w:rPr>
+                <w:rFonts w:eastAsia="Consolas" w:cs="Consolas" w:ascii="Consolas" w:hAnsi="Consolas"/>
+                <w:sz w:val="18"/>
+                <w:szCs w:val="18"/>
+                <w:shd w:fill="F2F2F2" w:val="clear"/>
+              </w:rPr>
+              <w:t>document.FindRule("@keyframes x", "from")</w:t>
+            </w:r>
+          </w:p>
+        </w:tc>
+      </w:tr>
+      <w:tr>
+        <w:trPr/>
+        <w:tc>
+          <w:tcPr>
+            <w:tcW w:w="4512" w:type="dxa"/>
+            <w:tcBorders>
+              <w:top w:val="single" w:sz="4" w:space="0" w:color="999999"/>
+              <w:start w:val="single" w:sz="4" w:space="0" w:color="999999"/>
+              <w:bottom w:val="single" w:sz="4" w:space="0" w:color="999999"/>
+              <w:end w:val="single" w:sz="4" w:space="0" w:color="999999"/>
+            </w:tcBorders>
+          </w:tcPr>
+          <w:p>
+            <w:pPr>
+              <w:pStyle w:val="Normal"/>
+              <w:spacing w:before="40" w:after="40"/>
+              <w:rPr/>
+            </w:pPr>
+            <w:r>
+              <w:rPr>
+                <w:rFonts w:eastAsia="Consolas" w:cs="Consolas" w:ascii="Consolas" w:hAnsi="Consolas"/>
+                <w:sz w:val="18"/>
+                <w:szCs w:val="18"/>
+                <w:shd w:fill="F2F2F2" w:val="clear"/>
+              </w:rPr>
+              <w:t>-µcss: //µ.X(...)</w:t>
+            </w:r>
+            <w:r>
+              <w:rPr/>
+              <w:t xml:space="preserve"> (disabled)</w:t>
+            </w:r>
+          </w:p>
+        </w:tc>
+        <w:tc>
+          <w:tcPr>
+            <w:tcW w:w="4514" w:type="dxa"/>
+            <w:tcBorders>
+              <w:top w:val="single" w:sz="4" w:space="0" w:color="999999"/>
+              <w:start w:val="single" w:sz="4" w:space="0" w:color="999999"/>
+              <w:bottom w:val="single" w:sz="4" w:space="0" w:color="999999"/>
+              <w:end w:val="single" w:sz="4" w:space="0" w:color="999999"/>
+            </w:tcBorders>
+          </w:tcPr>
+          <w:p>
+            <w:pPr>
+              <w:pStyle w:val="Normal"/>
+              <w:spacing w:before="40" w:after="40"/>
+              <w:rPr/>
+            </w:pPr>
+            <w:r>
+              <w:rPr>
+                <w:rFonts w:eastAsia="Consolas" w:cs="Consolas" w:ascii="Consolas" w:hAnsi="Consolas"/>
+                <w:sz w:val="18"/>
+                <w:szCs w:val="18"/>
+                <w:shd w:fill="F2F2F2" w:val="clear"/>
+              </w:rPr>
+              <w:t>/* -µ: X(...) */</w:t>
+            </w:r>
+          </w:p>
+        </w:tc>
+      </w:tr>
+      <w:tr>
+        <w:trPr/>
+        <w:tc>
+          <w:tcPr>
+            <w:tcW w:w="4512" w:type="dxa"/>
+            <w:tcBorders>
+              <w:top w:val="single" w:sz="4" w:space="0" w:color="999999"/>
+              <w:start w:val="single" w:sz="4" w:space="0" w:color="999999"/>
+              <w:bottom w:val="single" w:sz="4" w:space="0" w:color="999999"/>
+              <w:end w:val="single" w:sz="4" w:space="0" w:color="999999"/>
+            </w:tcBorders>
+          </w:tcPr>
+          <w:p>
+            <w:pPr>
+              <w:pStyle w:val="Normal"/>
+              <w:spacing w:before="40" w:after="40"/>
+              <w:rPr/>
+            </w:pPr>
+            <w:r>
+              <w:rPr>
+                <w:rFonts w:eastAsia="Consolas" w:cs="Consolas" w:ascii="Consolas" w:hAnsi="Consolas"/>
+                <w:sz w:val="18"/>
+                <w:szCs w:val="18"/>
+                <w:shd w:fill="F2F2F2" w:val="clear"/>
+              </w:rPr>
+              <w:t>µ.$.name = value</w:t>
+            </w:r>
+            <w:r>
+              <w:rPr/>
+              <w:t xml:space="preserve"> (in </w:t>
+            </w:r>
+            <w:r>
+              <w:rPr>
+                <w:rFonts w:eastAsia="Consolas" w:cs="Consolas" w:ascii="Consolas" w:hAnsi="Consolas"/>
+                <w:sz w:val="18"/>
+                <w:szCs w:val="18"/>
+                <w:shd w:fill="F2F2F2" w:val="clear"/>
+              </w:rPr>
+              <w:t>µ.std.css</w:t>
+            </w:r>
+            <w:r>
+              <w:rPr/>
+              <w:t>)</w:t>
+            </w:r>
+          </w:p>
+        </w:tc>
+        <w:tc>
+          <w:tcPr>
+            <w:tcW w:w="4514" w:type="dxa"/>
+            <w:tcBorders>
+              <w:top w:val="single" w:sz="4" w:space="0" w:color="999999"/>
+              <w:start w:val="single" w:sz="4" w:space="0" w:color="999999"/>
+              <w:bottom w:val="single" w:sz="4" w:space="0" w:color="999999"/>
+              <w:end w:val="single" w:sz="4" w:space="0" w:color="999999"/>
+            </w:tcBorders>
+          </w:tcPr>
+          <w:p>
+            <w:pPr>
+              <w:pStyle w:val="Normal"/>
+              <w:spacing w:before="40" w:after="40"/>
+              <w:rPr/>
+            </w:pPr>
+            <w:r>
+              <w:rPr>
+                <w:rFonts w:eastAsia="Consolas" w:cs="Consolas" w:ascii="Consolas" w:hAnsi="Consolas"/>
+                <w:sz w:val="18"/>
+                <w:szCs w:val="18"/>
+                <w:shd w:fill="F2F2F2" w:val="clear"/>
+              </w:rPr>
+              <w:t>vars</w:t>
+            </w:r>
+            <w:r>
+              <w:rPr/>
+              <w:t xml:space="preserve"> entry in the manifest</w:t>
+            </w:r>
+          </w:p>
+        </w:tc>
+      </w:tr>
+      <w:tr>
+        <w:trPr/>
+        <w:tc>
+          <w:tcPr>
+            <w:tcW w:w="4512" w:type="dxa"/>
+            <w:tcBorders>
+              <w:top w:val="single" w:sz="4" w:space="0" w:color="999999"/>
+              <w:start w:val="single" w:sz="4" w:space="0" w:color="999999"/>
+              <w:bottom w:val="single" w:sz="4" w:space="0" w:color="999999"/>
+              <w:end w:val="single" w:sz="4" w:space="0" w:color="999999"/>
+            </w:tcBorders>
+          </w:tcPr>
+          <w:p>
+            <w:pPr>
+              <w:pStyle w:val="Normal"/>
+              <w:spacing w:before="40" w:after="40"/>
+              <w:rPr/>
+            </w:pPr>
+            <w:r>
+              <w:rPr>
+                <w:rFonts w:eastAsia="Consolas" w:cs="Consolas" w:ascii="Consolas" w:hAnsi="Consolas"/>
+                <w:sz w:val="18"/>
+                <w:szCs w:val="18"/>
+                <w:shd w:fill="F2F2F2" w:val="clear"/>
+              </w:rPr>
+              <w:t>µ.DefCursor(...)</w:t>
+            </w:r>
+          </w:p>
+        </w:tc>
+        <w:tc>
+          <w:tcPr>
+            <w:tcW w:w="4514" w:type="dxa"/>
+            <w:tcBorders>
+              <w:top w:val="single" w:sz="4" w:space="0" w:color="999999"/>
+              <w:start w:val="single" w:sz="4" w:space="0" w:color="999999"/>
+              <w:bottom w:val="single" w:sz="4" w:space="0" w:color="999999"/>
+              <w:end w:val="single" w:sz="4" w:space="0" w:color="999999"/>
+            </w:tcBorders>
+          </w:tcPr>
+          <w:p>
+            <w:pPr>
+              <w:pStyle w:val="Normal"/>
+              <w:spacing w:before="40" w:after="40"/>
+              <w:rPr/>
+            </w:pPr>
+            <w:r>
+              <w:rPr>
+                <w:rFonts w:eastAsia="Consolas" w:cs="Consolas" w:ascii="Consolas" w:hAnsi="Consolas"/>
+                <w:sz w:val="18"/>
+                <w:szCs w:val="18"/>
+                <w:shd w:fill="F2F2F2" w:val="clear"/>
+              </w:rPr>
+              <w:t>cursors</w:t>
+            </w:r>
+            <w:r>
+              <w:rPr/>
+              <w:t xml:space="preserve"> entry in the manifest</w:t>
+            </w:r>
+          </w:p>
+        </w:tc>
+      </w:tr>
+      <w:tr>
+        <w:trPr/>
+        <w:tc>
+          <w:tcPr>
+            <w:tcW w:w="4512" w:type="dxa"/>
+            <w:tcBorders>
+              <w:top w:val="single" w:sz="4" w:space="0" w:color="999999"/>
+              <w:start w:val="single" w:sz="4" w:space="0" w:color="999999"/>
+              <w:bottom w:val="single" w:sz="4" w:space="0" w:color="999999"/>
+              <w:end w:val="single" w:sz="4" w:space="0" w:color="999999"/>
+            </w:tcBorders>
+          </w:tcPr>
+          <w:p>
+            <w:pPr>
+              <w:pStyle w:val="Normal"/>
+              <w:spacing w:before="40" w:after="40"/>
+              <w:rPr/>
+            </w:pPr>
+            <w:r>
+              <w:rPr>
+                <w:rFonts w:eastAsia="Consolas" w:cs="Consolas" w:ascii="Consolas" w:hAnsi="Consolas"/>
+                <w:sz w:val="18"/>
+                <w:szCs w:val="18"/>
+                <w:shd w:fill="F2F2F2" w:val="clear"/>
+              </w:rPr>
+              <w:t>µ.plugins.*</w:t>
+            </w:r>
+            <w:r>
+              <w:rPr/>
+              <w:t xml:space="preserve"> / FileCopy</w:t>
+            </w:r>
+          </w:p>
+        </w:tc>
+        <w:tc>
+          <w:tcPr>
+            <w:tcW w:w="4514" w:type="dxa"/>
+            <w:tcBorders>
+              <w:top w:val="single" w:sz="4" w:space="0" w:color="999999"/>
+              <w:start w:val="single" w:sz="4" w:space="0" w:color="999999"/>
+              <w:bottom w:val="single" w:sz="4" w:space="0" w:color="999999"/>
+              <w:end w:val="single" w:sz="4" w:space="0" w:color="999999"/>
+            </w:tcBorders>
+          </w:tcPr>
+          <w:p>
+            <w:pPr>
+              <w:pStyle w:val="Normal"/>
+              <w:spacing w:before="40" w:after="40"/>
+              <w:rPr/>
+            </w:pPr>
+            <w:r>
+              <w:rPr>
+                <w:rFonts w:eastAsia="Consolas" w:cs="Consolas" w:ascii="Consolas" w:hAnsi="Consolas"/>
+                <w:sz w:val="18"/>
+                <w:szCs w:val="18"/>
+                <w:shd w:fill="F2F2F2" w:val="clear"/>
+              </w:rPr>
+              <w:t>media</w:t>
+            </w:r>
+            <w:r>
+              <w:rPr/>
+              <w:t xml:space="preserve"> entries in the manifest</w:t>
+            </w:r>
+          </w:p>
+        </w:tc>
+      </w:tr>
+      <w:tr>
+        <w:trPr/>
+        <w:tc>
+          <w:tcPr>
+            <w:tcW w:w="4512" w:type="dxa"/>
+            <w:tcBorders>
+              <w:top w:val="single" w:sz="4" w:space="0" w:color="999999"/>
+              <w:start w:val="single" w:sz="4" w:space="0" w:color="999999"/>
+              <w:bottom w:val="single" w:sz="4" w:space="0" w:color="999999"/>
+              <w:end w:val="single" w:sz="4" w:space="0" w:color="999999"/>
+            </w:tcBorders>
+          </w:tcPr>
+          <w:p>
+            <w:pPr>
+              <w:pStyle w:val="Normal"/>
+              <w:spacing w:before="40" w:after="40"/>
+              <w:rPr/>
+            </w:pPr>
+            <w:r>
+              <w:rPr>
+                <w:rFonts w:eastAsia="Consolas" w:cs="Consolas" w:ascii="Consolas" w:hAnsi="Consolas"/>
+                <w:sz w:val="18"/>
+                <w:szCs w:val="18"/>
+                <w:shd w:fill="F2F2F2" w:val="clear"/>
+              </w:rPr>
+              <w:t>µ.$.Fn = function(...)«…»</w:t>
+            </w:r>
+          </w:p>
+        </w:tc>
+        <w:tc>
+          <w:tcPr>
+            <w:tcW w:w="4514" w:type="dxa"/>
+            <w:tcBorders>
+              <w:top w:val="single" w:sz="4" w:space="0" w:color="999999"/>
+              <w:start w:val="single" w:sz="4" w:space="0" w:color="999999"/>
+              <w:bottom w:val="single" w:sz="4" w:space="0" w:color="999999"/>
+              <w:end w:val="single" w:sz="4" w:space="0" w:color="999999"/>
+            </w:tcBorders>
+          </w:tcPr>
+          <w:p>
+            <w:pPr>
+              <w:pStyle w:val="Normal"/>
+              <w:spacing w:before="40" w:after="40"/>
+              <w:rPr/>
+            </w:pPr>
+            <w:r>
+              <w:rPr/>
+              <w:t xml:space="preserve">exported function in </w:t>
+            </w:r>
+            <w:r>
+              <w:rPr>
+                <w:rFonts w:eastAsia="Consolas" w:cs="Consolas" w:ascii="Consolas" w:hAnsi="Consolas"/>
+                <w:sz w:val="18"/>
+                <w:szCs w:val="18"/>
+                <w:shd w:fill="F2F2F2" w:val="clear"/>
+              </w:rPr>
+              <w:t>helpers.mjs</w:t>
+            </w:r>
+          </w:p>
+        </w:tc>
+      </w:tr>
+    </w:tbl>
+    <w:p>
+      <w:pPr>
+        <w:pStyle w:val="Normal"/>
+        <w:spacing w:before="0" w:after="60"/>
+        <w:rPr/>
+      </w:pPr>
+      <w:r>
+        <w:rPr/>
+      </w:r>
+    </w:p>
+    <w:p>
+      <w:pPr>
+        <w:pStyle w:val="Normal"/>
+        <w:spacing w:before="0" w:after="120"/>
+        <w:jc w:val="both"/>
+        <w:rPr/>
+      </w:pPr>
+      <w:r>
+        <w:rPr/>
+        <w:t xml:space="preserve">The </w:t>
+      </w:r>
+      <w:r>
+        <w:rPr>
+          <w:rFonts w:eastAsia="Consolas" w:cs="Consolas" w:ascii="Consolas" w:hAnsi="Consolas"/>
+          <w:sz w:val="18"/>
+          <w:szCs w:val="18"/>
+          <w:shd w:fill="F2F2F2" w:val="clear"/>
+        </w:rPr>
+        <w:t>«»¡</w:t>
+      </w:r>
+      <w:r>
+        <w:rPr/>
+        <w:t xml:space="preserve"> function bodies are translated back to regular JavaScript and land as a starting point in </w:t>
+      </w:r>
+      <w:r>
+        <w:rPr>
+          <w:rFonts w:eastAsia="Consolas" w:cs="Consolas" w:ascii="Consolas" w:hAnsi="Consolas"/>
+          <w:sz w:val="18"/>
+          <w:szCs w:val="18"/>
+          <w:shd w:fill="F2F2F2" w:val="clear"/>
+        </w:rPr>
+        <w:t>helpers.mjs</w:t>
+      </w:r>
+      <w:r>
+        <w:rPr/>
+        <w:t>; manual rework is expected here.</w:t>
+      </w:r>
+    </w:p>
+    <w:p>
+      <w:pPr>
+        <w:pStyle w:val="Normal"/>
+        <w:spacing w:before="0" w:after="120"/>
+        <w:jc w:val="both"/>
+        <w:rPr/>
+      </w:pPr>
+      <w:r>
+        <w:rPr>
+          <w:b/>
+          <w:bCs/>
+        </w:rPr>
+        <w:t>raw → final automatically:</w:t>
+      </w:r>
+      <w:r>
+        <w:rPr/>
+        <w:t xml:space="preserve"> the old µCSS™ only copied the already finished </w:t>
+      </w:r>
+      <w:r>
+        <w:rPr>
+          <w:rFonts w:eastAsia="Consolas" w:cs="Consolas" w:ascii="Consolas" w:hAnsi="Consolas"/>
+          <w:sz w:val="18"/>
+          <w:szCs w:val="18"/>
+          <w:shd w:fill="F2F2F2" w:val="clear"/>
+        </w:rPr>
+        <w:t>final</w:t>
+      </w:r>
+      <w:r>
+        <w:rPr/>
+        <w:t xml:space="preserve"> folders into the skin (e.g. </w:t>
+      </w:r>
+      <w:r>
+        <w:rPr>
+          <w:rFonts w:eastAsia="Consolas" w:cs="Consolas" w:ascii="Consolas" w:hAnsi="Consolas"/>
+          <w:sz w:val="18"/>
+          <w:szCs w:val="18"/>
+          <w:shd w:fill="F2F2F2" w:val="clear"/>
+        </w:rPr>
+        <w:t>flyex</w:t>
+      </w:r>
+      <w:r>
+        <w:rPr/>
+        <w:t xml:space="preserve">, </w:t>
+      </w:r>
+      <w:r>
+        <w:rPr>
+          <w:rFonts w:eastAsia="Consolas" w:cs="Consolas" w:ascii="Consolas" w:hAnsi="Consolas"/>
+          <w:sz w:val="18"/>
+          <w:szCs w:val="18"/>
+          <w:shd w:fill="F2F2F2" w:val="clear"/>
+        </w:rPr>
+        <w:t>glittery</w:t>
+      </w:r>
+      <w:r>
+        <w:rPr/>
+        <w:t xml:space="preserve">); the strips themselves were created elsewhere (SpriteTools). The converter recognizes such </w:t>
+      </w:r>
+      <w:r>
+        <w:rPr>
+          <w:rFonts w:eastAsia="Consolas" w:cs="Consolas" w:ascii="Consolas" w:hAnsi="Consolas"/>
+          <w:sz w:val="18"/>
+          <w:szCs w:val="18"/>
+          <w:shd w:fill="F2F2F2" w:val="clear"/>
+        </w:rPr>
+        <w:t>CopyFolder2Skin</w:t>
+      </w:r>
+      <w:r>
+        <w:rPr/>
+        <w:t xml:space="preserve"> calls on </w:t>
+      </w:r>
+      <w:r>
+        <w:rPr>
+          <w:rFonts w:eastAsia="Consolas" w:cs="Consolas" w:ascii="Consolas" w:hAnsi="Consolas"/>
+          <w:sz w:val="18"/>
+          <w:szCs w:val="18"/>
+          <w:shd w:fill="F2F2F2" w:val="clear"/>
+        </w:rPr>
+        <w:t>dev/media/final/&lt;…&gt;/&lt;name&gt;</w:t>
+      </w:r>
+      <w:r>
+        <w:rPr/>
+        <w:t xml:space="preserve"> and — if a matching source </w:t>
+      </w:r>
+      <w:r>
+        <w:rPr>
+          <w:rFonts w:eastAsia="Consolas" w:cs="Consolas" w:ascii="Consolas" w:hAnsi="Consolas"/>
+          <w:sz w:val="18"/>
+          <w:szCs w:val="18"/>
+          <w:shd w:fill="F2F2F2" w:val="clear"/>
+        </w:rPr>
+        <w:t>dev/media/raw/&lt;name&gt;/imgs</w:t>
+      </w:r>
+      <w:r>
+        <w:rPr/>
+        <w:t xml:space="preserve"> exists — automatically prepends the appropriate </w:t>
+      </w:r>
+      <w:r>
+        <w:rPr>
+          <w:rFonts w:eastAsia="Consolas" w:cs="Consolas" w:ascii="Consolas" w:hAnsi="Consolas"/>
+          <w:sz w:val="18"/>
+          <w:szCs w:val="18"/>
+          <w:shd w:fill="F2F2F2" w:val="clear"/>
+        </w:rPr>
+        <w:t>sequenceStrip</w:t>
+      </w:r>
+      <w:r>
+        <w:rPr/>
+        <w:t xml:space="preserve"> step with </w:t>
+      </w:r>
+      <w:r>
+        <w:rPr>
+          <w:rFonts w:eastAsia="Consolas" w:cs="Consolas" w:ascii="Consolas" w:hAnsi="Consolas"/>
+          <w:sz w:val="18"/>
+          <w:szCs w:val="18"/>
+          <w:shd w:fill="F2F2F2" w:val="clear"/>
+        </w:rPr>
+        <w:t>outputBase: "project"</w:t>
+      </w:r>
+      <w:r>
+        <w:rPr/>
+        <w:t xml:space="preserve">: a </w:t>
+      </w:r>
+      <w:r>
+        <w:rPr>
+          <w:b/>
+          <w:bCs/>
+        </w:rPr>
+        <w:t>numbered PNG frame sequence</w:t>
+      </w:r>
+      <w:r>
+        <w:rPr/>
+        <w:t xml:space="preserve"> (e.g. </w:t>
+      </w:r>
+      <w:r>
+        <w:rPr>
+          <w:rFonts w:eastAsia="Consolas" w:cs="Consolas" w:ascii="Consolas" w:hAnsi="Consolas"/>
+          <w:sz w:val="18"/>
+          <w:szCs w:val="18"/>
+          <w:shd w:fill="F2F2F2" w:val="clear"/>
+        </w:rPr>
+        <w:t>glittery</w:t>
+      </w:r>
+      <w:r>
+        <w:rPr/>
+        <w:t xml:space="preserve">) becomes a folder strip, </w:t>
+      </w:r>
+      <w:r>
+        <w:rPr>
+          <w:b/>
+          <w:bCs/>
+        </w:rPr>
+        <w:t>individually named images</w:t>
+      </w:r>
+      <w:r>
+        <w:rPr/>
+        <w:t xml:space="preserve"> (e.g. the DSD images </w:t>
+      </w:r>
+      <w:r>
+        <w:rPr>
+          <w:rFonts w:eastAsia="Consolas" w:cs="Consolas" w:ascii="Consolas" w:hAnsi="Consolas"/>
+          <w:sz w:val="18"/>
+          <w:szCs w:val="18"/>
+          <w:shd w:fill="F2F2F2" w:val="clear"/>
+        </w:rPr>
+        <w:t>flyex.png</w:t>
+      </w:r>
+      <w:r>
+        <w:rPr/>
+        <w:t>/</w:t>
+      </w:r>
+      <w:r>
+        <w:rPr>
+          <w:rFonts w:eastAsia="Consolas" w:cs="Consolas" w:ascii="Consolas" w:hAnsi="Consolas"/>
+          <w:sz w:val="18"/>
+          <w:szCs w:val="18"/>
+          <w:shd w:fill="F2F2F2" w:val="clear"/>
+        </w:rPr>
+        <w:t>flyexutils.png</w:t>
+      </w:r>
+      <w:r>
+        <w:rPr/>
+        <w:t xml:space="preserve">) each become a DSD strip. This way the new pipeline rebuilds </w:t>
+      </w:r>
+      <w:r>
+        <w:rPr>
+          <w:rFonts w:eastAsia="Consolas" w:cs="Consolas" w:ascii="Consolas" w:hAnsi="Consolas"/>
+          <w:sz w:val="18"/>
+          <w:szCs w:val="18"/>
+          <w:shd w:fill="F2F2F2" w:val="clear"/>
+        </w:rPr>
+        <w:t>final</w:t>
+      </w:r>
+      <w:r>
+        <w:rPr/>
+        <w:t xml:space="preserve"> reproducibly from </w:t>
+      </w:r>
+      <w:r>
+        <w:rPr>
+          <w:rFonts w:eastAsia="Consolas" w:cs="Consolas" w:ascii="Consolas" w:hAnsi="Consolas"/>
+          <w:sz w:val="18"/>
+          <w:szCs w:val="18"/>
+          <w:shd w:fill="F2F2F2" w:val="clear"/>
+        </w:rPr>
+        <w:t>raw</w:t>
+      </w:r>
+      <w:r>
+        <w:rPr/>
+        <w:t xml:space="preserve"> and the following </w:t>
+      </w:r>
+      <w:r>
+        <w:rPr>
+          <w:rFonts w:eastAsia="Consolas" w:cs="Consolas" w:ascii="Consolas" w:hAnsi="Consolas"/>
+          <w:sz w:val="18"/>
+          <w:szCs w:val="18"/>
+          <w:shd w:fill="F2F2F2" w:val="clear"/>
+        </w:rPr>
+        <w:t>copyFolder</w:t>
+      </w:r>
+      <w:r>
+        <w:rPr/>
+        <w:t xml:space="preserve"> takes the result into the skin.</w:t>
+      </w:r>
+    </w:p>
+    <w:p>
+      <w:pPr>
+        <w:pStyle w:val="Normal"/>
+        <w:spacing w:before="0" w:after="120"/>
+        <w:jc w:val="both"/>
+        <w:rPr/>
+      </w:pPr>
+      <w:r>
+        <w:rPr/>
+        <w:t>The converter was validated against a complete legacy µCSS™ 1 code base: a comparison tool (</w:t>
+      </w:r>
+      <w:r>
+        <w:rPr>
+          <w:rFonts w:eastAsia="Consolas" w:cs="Consolas" w:ascii="Consolas" w:hAnsi="Consolas"/>
+          <w:sz w:val="18"/>
+          <w:szCs w:val="18"/>
+          <w:shd w:fill="F2F2F2" w:val="clear"/>
+        </w:rPr>
+        <w:t>tools/compare-legacy-skin.mjs</w:t>
+      </w:r>
+      <w:r>
+        <w:rPr/>
+        <w:t>, repository only) builds the converted skin and compares it rule by rule and property by property against the old compiled output — result: 2,951 rules, 0 unexpected differences (53 documented drift cases, e.g. sources edited after the last µCSS™ run).</w:t>
+      </w:r>
+    </w:p>
+    <w:p>
+      <w:pPr>
+        <w:pStyle w:val="Normal"/>
+        <w:spacing w:before="0" w:after="120"/>
+        <w:jc w:val="both"/>
+        <w:rPr/>
+      </w:pPr>
+      <w:r>
+        <w:rPr/>
+        <w:t xml:space="preserve">Deliberately </w:t>
+      </w:r>
+      <w:r>
+        <w:rPr>
+          <w:b/>
+          <w:bCs/>
+        </w:rPr>
+        <w:t>not</w:t>
+      </w:r>
+      <w:r>
+        <w:rPr/>
+        <w:t xml:space="preserve"> carried over from the old µCSS™:</w:t>
+      </w:r>
+    </w:p>
+    <w:p>
+      <w:pPr>
+        <w:pStyle w:val="ListParagraph"/>
+        <w:numPr>
+          <w:ilvl w:val="0"/>
+          <w:numId w:val="1"/>
+        </w:numPr>
+        <w:spacing w:before="0" w:after="60"/>
+        <w:rPr/>
+      </w:pPr>
+      <w:r>
+        <w:rPr>
+          <w:b/>
+          <w:bCs/>
+        </w:rPr>
+        <w:t>Vendor prefixes</w:t>
+      </w:r>
+      <w:r>
+        <w:rPr/>
+        <w:t xml:space="preserve"> (</w:t>
+      </w:r>
+      <w:r>
+        <w:rPr>
+          <w:rFonts w:eastAsia="Consolas" w:cs="Consolas" w:ascii="Consolas" w:hAnsi="Consolas"/>
+          <w:sz w:val="18"/>
+          <w:szCs w:val="18"/>
+          <w:shd w:fill="F2F2F2" w:val="clear"/>
+        </w:rPr>
+        <w:t>-webkit-</w:t>
+      </w:r>
+      <w:r>
+        <w:rPr/>
+        <w:t>/</w:t>
+      </w:r>
+      <w:r>
+        <w:rPr>
+          <w:rFonts w:eastAsia="Consolas" w:cs="Consolas" w:ascii="Consolas" w:hAnsi="Consolas"/>
+          <w:sz w:val="18"/>
+          <w:szCs w:val="18"/>
+          <w:shd w:fill="F2F2F2" w:val="clear"/>
+        </w:rPr>
+        <w:t>-moz-</w:t>
+      </w:r>
+      <w:r>
+        <w:rPr/>
+        <w:t>/</w:t>
+      </w:r>
+      <w:r>
+        <w:rPr>
+          <w:rFonts w:eastAsia="Consolas" w:cs="Consolas" w:ascii="Consolas" w:hAnsi="Consolas"/>
+          <w:sz w:val="18"/>
+          <w:szCs w:val="18"/>
+          <w:shd w:fill="F2F2F2" w:val="clear"/>
+        </w:rPr>
+        <w:t>-ms-</w:t>
+      </w:r>
+      <w:r>
+        <w:rPr/>
+        <w:t xml:space="preserve"> duplicates): all used features have been available unprefixed for years. Vendor-specific selectors without a standard counterpart (e.g. </w:t>
+      </w:r>
+      <w:r>
+        <w:rPr>
+          <w:rFonts w:eastAsia="Consolas" w:cs="Consolas" w:ascii="Consolas" w:hAnsi="Consolas"/>
+          <w:sz w:val="18"/>
+          <w:szCs w:val="18"/>
+          <w:shd w:fill="F2F2F2" w:val="clear"/>
+        </w:rPr>
+        <w:t>::-webkit-scrollbar</w:t>
+      </w:r>
+      <w:r>
+        <w:rPr/>
+        <w:t>) are of course passed through unchanged.</w:t>
+      </w:r>
+    </w:p>
+    <w:p>
+      <w:pPr>
+        <w:pStyle w:val="ListParagraph"/>
+        <w:numPr>
+          <w:ilvl w:val="0"/>
+          <w:numId w:val="1"/>
+        </w:numPr>
+        <w:spacing w:before="0" w:after="60"/>
+        <w:rPr/>
+      </w:pPr>
+      <w:r>
+        <w:rPr>
+          <w:b/>
+          <w:bCs/>
+        </w:rPr>
+        <w:t>The Photoshop dialog window</w:t>
+      </w:r>
+      <w:r>
+        <w:rPr/>
+        <w:t xml:space="preserve"> in the build: interactive parameters belong in the manifest or in environment variables.</w:t>
+      </w:r>
+    </w:p>
+    <w:p>
+      <w:pPr>
+        <w:pStyle w:val="ListParagraph"/>
+        <w:numPr>
+          <w:ilvl w:val="0"/>
+          <w:numId w:val="1"/>
+        </w:numPr>
+        <w:spacing w:before="0" w:after="60"/>
+        <w:rPr/>
+      </w:pPr>
+      <w:r>
+        <w:rPr>
+          <w:b/>
+          <w:bCs/>
+        </w:rPr>
+        <w:t>FTP synchronization</w:t>
+      </w:r>
+      <w:r>
+        <w:rPr/>
+        <w:t>: there are established tools for that today (CI/CD, rsync, gulp plugins).</w:t>
+      </w:r>
+    </w:p>
+    <w:p>
+      <w:pPr>
+        <w:pStyle w:val="ListParagraph"/>
+        <w:numPr>
+          <w:ilvl w:val="0"/>
+          <w:numId w:val="1"/>
+        </w:numPr>
+        <w:spacing w:before="0" w:after="60"/>
+        <w:rPr/>
+      </w:pPr>
+      <w:r>
+        <w:rPr>
+          <w:b/>
+          <w:bCs/>
+        </w:rPr>
+        <w:t xml:space="preserve">The substitute characters </w:t>
+      </w:r>
+      <w:r>
+        <w:rPr>
+          <w:rFonts w:eastAsia="Consolas" w:cs="Consolas" w:ascii="Consolas" w:hAnsi="Consolas"/>
+          <w:b/>
+          <w:bCs/>
+          <w:sz w:val="18"/>
+          <w:szCs w:val="18"/>
+          <w:shd w:fill="F2F2F2" w:val="clear"/>
+        </w:rPr>
+        <w:t>«»¡</w:t>
+      </w:r>
+      <w:r>
+        <w:rPr/>
+        <w:t>: see the chapter "Core ideas".</w:t>
+      </w:r>
+      <w:r>
+        <w:br w:type="page"/>
+      </w:r>
+    </w:p>
+    <w:p>
+      <w:pPr>
+        <w:pStyle w:val="Heading1"/>
+        <w:numPr>
+          <w:ilvl w:val="0"/>
+          <w:numId w:val="0"/>
+        </w:numPr>
+        <w:spacing w:before="0" w:after="120"/>
+        <w:outlineLvl w:val="0"/>
+        <w:rPr/>
+      </w:pPr>
+      <w:bookmarkStart w:id="99" w:name="__RefHeading___Toc5546_3649171182"/>
+      <w:bookmarkEnd w:id="99"/>
       <w:r>
         <w:rPr/>
         <w:t>16 Version history</w:t>
@@ -48483,6 +50819,205 @@
           </w:p>
         </w:tc>
       </w:tr>
+      <w:tr>
+        <w:trPr/>
+        <w:tc>
+          <w:tcPr>
+            <w:tcW w:w="3008" w:type="dxa"/>
+            <w:tcBorders>
+              <w:top w:val="single" w:sz="4" w:space="0" w:color="999999"/>
+              <w:start w:val="single" w:sz="4" w:space="0" w:color="999999"/>
+              <w:bottom w:val="single" w:sz="4" w:space="0" w:color="999999"/>
+              <w:end w:val="single" w:sz="4" w:space="0" w:color="999999"/>
+            </w:tcBorders>
+          </w:tcPr>
+          <w:p>
+            <w:pPr>
+              <w:pStyle w:val="Normal"/>
+              <w:spacing w:before="40" w:after="40"/>
+              <w:rPr/>
+            </w:pPr>
+            <w:r>
+              <w:rPr/>
+              <w:t>2026-07</w:t>
+            </w:r>
+          </w:p>
+        </w:tc>
+        <w:tc>
+          <w:tcPr>
+            <w:tcW w:w="3009" w:type="dxa"/>
+            <w:tcBorders>
+              <w:top w:val="single" w:sz="4" w:space="0" w:color="999999"/>
+              <w:start w:val="single" w:sz="4" w:space="0" w:color="999999"/>
+              <w:bottom w:val="single" w:sz="4" w:space="0" w:color="999999"/>
+              <w:end w:val="single" w:sz="4" w:space="0" w:color="999999"/>
+            </w:tcBorders>
+          </w:tcPr>
+          <w:p>
+            <w:pPr>
+              <w:pStyle w:val="Normal"/>
+              <w:spacing w:before="40" w:after="40"/>
+              <w:rPr/>
+            </w:pPr>
+            <w:r>
+              <w:rPr/>
+              <w:t>2.5.8</w:t>
+            </w:r>
+          </w:p>
+        </w:tc>
+        <w:tc>
+          <w:tcPr>
+            <w:tcW w:w="3009" w:type="dxa"/>
+            <w:tcBorders>
+              <w:top w:val="single" w:sz="4" w:space="0" w:color="999999"/>
+              <w:start w:val="single" w:sz="4" w:space="0" w:color="999999"/>
+              <w:bottom w:val="single" w:sz="4" w:space="0" w:color="999999"/>
+              <w:end w:val="single" w:sz="4" w:space="0" w:color="999999"/>
+            </w:tcBorders>
+          </w:tcPr>
+          <w:p>
+            <w:pPr>
+              <w:pStyle w:val="Normal"/>
+              <w:spacing w:before="40" w:after="40"/>
+              <w:rPr/>
+            </w:pPr>
+            <w:r>
+              <w:rPr>
+                <w:rFonts w:eastAsia="Consolas" w:cs="Consolas" w:ascii="Consolas" w:hAnsi="Consolas"/>
+                <w:b/>
+                <w:bCs/>
+                <w:sz w:val="18"/>
+                <w:szCs w:val="18"/>
+                <w:shd w:fill="F2F2F2" w:val="clear"/>
+              </w:rPr>
+              <w:t>DataUri()</w:t>
+            </w:r>
+            <w:r>
+              <w:rPr/>
+              <w:t xml:space="preserve"> — embed skin-relative images as </w:t>
+            </w:r>
+            <w:r>
+              <w:rPr>
+                <w:rFonts w:eastAsia="Consolas" w:cs="Consolas" w:ascii="Consolas" w:hAnsi="Consolas"/>
+                <w:sz w:val="18"/>
+                <w:szCs w:val="18"/>
+                <w:shd w:fill="F2F2F2" w:val="clear"/>
+              </w:rPr>
+              <w:t>url(data:…;base64,…)</w:t>
+            </w:r>
+            <w:r>
+              <w:rPr/>
+              <w:t xml:space="preserve"> in compiled CSS (directive + value form, optional </w:t>
+            </w:r>
+            <w:r>
+              <w:rPr>
+                <w:rFonts w:eastAsia="Consolas" w:cs="Consolas" w:ascii="Consolas" w:hAnsi="Consolas"/>
+                <w:sz w:val="18"/>
+                <w:szCs w:val="18"/>
+                <w:shd w:fill="F2F2F2" w:val="clear"/>
+              </w:rPr>
+              <w:t>{ retina: true }</w:t>
+            </w:r>
+            <w:r>
+              <w:rPr/>
+              <w:t xml:space="preserve">); not packed into the sprite atlas. API: </w:t>
+            </w:r>
+            <w:r>
+              <w:rPr>
+                <w:rFonts w:eastAsia="Consolas" w:cs="Consolas" w:ascii="Consolas" w:hAnsi="Consolas"/>
+                <w:sz w:val="18"/>
+                <w:szCs w:val="18"/>
+                <w:shd w:fill="F2F2F2" w:val="clear"/>
+              </w:rPr>
+              <w:t>CreateDataUriCSSValue</w:t>
+            </w:r>
+            <w:r>
+              <w:rPr/>
+              <w:t xml:space="preserve">, </w:t>
+            </w:r>
+            <w:r>
+              <w:rPr>
+                <w:rFonts w:eastAsia="Consolas" w:cs="Consolas" w:ascii="Consolas" w:hAnsi="Consolas"/>
+                <w:sz w:val="18"/>
+                <w:szCs w:val="18"/>
+                <w:shd w:fill="F2F2F2" w:val="clear"/>
+              </w:rPr>
+              <w:t>ApplyDataUri</w:t>
+            </w:r>
+            <w:r>
+              <w:rPr/>
+              <w:t xml:space="preserve">. </w:t>
+            </w:r>
+            <w:r>
+              <w:rPr>
+                <w:rFonts w:eastAsia="Consolas" w:cs="Consolas" w:ascii="Consolas" w:hAnsi="Consolas"/>
+                <w:b/>
+                <w:bCs/>
+                <w:sz w:val="18"/>
+                <w:szCs w:val="18"/>
+                <w:shd w:fill="F2F2F2" w:val="clear"/>
+              </w:rPr>
+              <w:t>RELEASES.json</w:t>
+            </w:r>
+            <w:r>
+              <w:rPr/>
+              <w:t xml:space="preserve"> version history (i18x-ready info strings) with console API </w:t>
+            </w:r>
+            <w:r>
+              <w:rPr>
+                <w:rFonts w:eastAsia="Consolas" w:cs="Consolas" w:ascii="Consolas" w:hAnsi="Consolas"/>
+                <w:sz w:val="18"/>
+                <w:szCs w:val="18"/>
+                <w:shd w:fill="F2F2F2" w:val="clear"/>
+              </w:rPr>
+              <w:t>GetReleases</w:t>
+            </w:r>
+            <w:r>
+              <w:rPr/>
+              <w:t xml:space="preserve">, </w:t>
+            </w:r>
+            <w:r>
+              <w:rPr>
+                <w:rFonts w:eastAsia="Consolas" w:cs="Consolas" w:ascii="Consolas" w:hAnsi="Consolas"/>
+                <w:sz w:val="18"/>
+                <w:szCs w:val="18"/>
+                <w:shd w:fill="F2F2F2" w:val="clear"/>
+              </w:rPr>
+              <w:t>GetCurrentVersionString</w:t>
+            </w:r>
+            <w:r>
+              <w:rPr/>
+              <w:t xml:space="preserve">, </w:t>
+            </w:r>
+            <w:r>
+              <w:rPr>
+                <w:rFonts w:eastAsia="Consolas" w:cs="Consolas" w:ascii="Consolas" w:hAnsi="Consolas"/>
+                <w:sz w:val="18"/>
+                <w:szCs w:val="18"/>
+                <w:shd w:fill="F2F2F2" w:val="clear"/>
+              </w:rPr>
+              <w:t>GetCurrentFullVersionString</w:t>
+            </w:r>
+            <w:r>
+              <w:rPr/>
+              <w:t xml:space="preserve">, </w:t>
+            </w:r>
+            <w:r>
+              <w:rPr>
+                <w:rFonts w:eastAsia="Consolas" w:cs="Consolas" w:ascii="Consolas" w:hAnsi="Consolas"/>
+                <w:sz w:val="18"/>
+                <w:szCs w:val="18"/>
+                <w:shd w:fill="F2F2F2" w:val="clear"/>
+              </w:rPr>
+              <w:t>GetVersionHistoryString</w:t>
+            </w:r>
+            <w:r>
+              <w:rPr/>
+              <w:t>.</w:t>
+            </w:r>
+          </w:p>
+        </w:tc>
+      </w:tr>
     </w:tbl>
     <w:p>
       <w:pPr>
@@ -48508,8 +51043,8 @@
         <w:outlineLvl w:val="0"/>
         <w:rPr/>
       </w:pPr>
-      <w:bookmarkStart w:id="97" w:name="__RefHeading___Toc5252_1659553824"/>
-      <w:bookmarkEnd w:id="97"/>
+      <w:bookmarkStart w:id="100" w:name="__RefHeading___Toc5548_3649171182"/>
+      <w:bookmarkEnd w:id="100"/>
       <w:r>
         <w:rPr/>
         <w:t>17 Legal</w:t>
@@ -48550,8 +51085,8 @@
         <w:outlineLvl w:val="1"/>
         <w:rPr/>
       </w:pPr>
-      <w:bookmarkStart w:id="98" w:name="__RefHeading___Toc5254_1659553824"/>
-      <w:bookmarkEnd w:id="98"/>
+      <w:bookmarkStart w:id="101" w:name="__RefHeading___Toc5550_3649171182"/>
+      <w:bookmarkEnd w:id="101"/>
       <w:r>
         <w:rPr/>
         <w:t>17.1 MIT license (original text)</w:t>
@@ -48604,8 +51139,8 @@
         <w:outlineLvl w:val="1"/>
         <w:rPr/>
       </w:pPr>
-      <w:bookmarkStart w:id="99" w:name="__RefHeading___Toc5256_1659553824"/>
-      <w:bookmarkEnd w:id="99"/>
+      <w:bookmarkStart w:id="102" w:name="__RefHeading___Toc5552_3649171182"/>
+      <w:bookmarkEnd w:id="102"/>
       <w:r>
         <w:rPr/>
         <w:t>17.2 Trademarks</w:t>
@@ -48634,8 +51169,8 @@
         <w:outlineLvl w:val="1"/>
         <w:rPr/>
       </w:pPr>
-      <w:bookmarkStart w:id="100" w:name="__RefHeading___Toc5258_1659553824"/>
-      <w:bookmarkEnd w:id="100"/>
+      <w:bookmarkStart w:id="103" w:name="__RefHeading___Toc5554_3649171182"/>
+      <w:bookmarkEnd w:id="103"/>
       <w:r>
         <w:rPr/>
         <w:t>17.3 Third-party libraries</w:t>

--- a/gulp-mu-css/docs/microCSS-en.docx
+++ b/gulp-mu-css/docs/microCSS-en.docx
@@ -136,7 +136,7 @@
           <w:sz w:val="24"/>
           <w:szCs w:val="24"/>
         </w:rPr>
-        <w:t>Version 2.5.17</w:t>
+        <w:t>Version 2.5.18</w:t>
       </w:r>
     </w:p>
     <w:p>
@@ -151,7 +151,7 @@
           <w:sz w:val="24"/>
           <w:szCs w:val="24"/>
         </w:rPr>
-        <w:t>2026-09-18</w:t>
+        <w:t>2026-09-24</w:t>
       </w:r>
     </w:p>
     <w:p>
@@ -215,7 +215,7 @@
             </w:rPr>
             <w:fldChar w:fldCharType="separate"/>
           </w:r>
-          <w:hyperlink w:anchor="__RefHeading___Toc5368_2050494536" w:tooltip="1 Introduction">
+          <w:hyperlink w:anchor="__RefHeading___Toc5424_1316669795" w:tooltip="1 Introduction">
             <w:r>
               <w:rPr>
                 <w:rStyle w:val="Verzeichnissprung"/>
@@ -235,7 +235,7 @@
             </w:tabs>
             <w:rPr/>
           </w:pPr>
-          <w:hyperlink w:anchor="__RefHeading___Toc5370_2050494536" w:tooltip="1.1 Package versions and µGulp ready">
+          <w:hyperlink w:anchor="__RefHeading___Toc5426_1316669795" w:tooltip="1.1 Package versions and µGulp ready">
             <w:r>
               <w:rPr>
                 <w:rStyle w:val="Verzeichnissprung"/>
@@ -255,7 +255,7 @@
             </w:tabs>
             <w:rPr/>
           </w:pPr>
-          <w:hyperlink w:anchor="__RefHeading___Toc5372_2050494536" w:tooltip="1.2 Tooling and cost">
+          <w:hyperlink w:anchor="__RefHeading___Toc5428_1316669795" w:tooltip="1.2 Tooling and cost">
             <w:r>
               <w:rPr>
                 <w:rStyle w:val="Verzeichnissprung"/>
@@ -275,7 +275,7 @@
             </w:tabs>
             <w:rPr/>
           </w:pPr>
-          <w:hyperlink w:anchor="__RefHeading___Toc5374_2050494536" w:tooltip="1.3 Draft workflow (authoring + watch)">
+          <w:hyperlink w:anchor="__RefHeading___Toc5430_1316669795" w:tooltip="1.3 Draft workflow (authoring + watch)">
             <w:r>
               <w:rPr>
                 <w:rStyle w:val="Verzeichnissprung"/>
@@ -295,7 +295,7 @@
             </w:tabs>
             <w:rPr/>
           </w:pPr>
-          <w:hyperlink w:anchor="__RefHeading___Toc5376_2050494536" w:tooltip="1.3.1 Photopea (browser, optional)">
+          <w:hyperlink w:anchor="__RefHeading___Toc5432_1316669795" w:tooltip="1.3.1 Photopea (browser, optional)">
             <w:r>
               <w:rPr>
                 <w:rStyle w:val="Verzeichnissprung"/>
@@ -315,7 +315,7 @@
             </w:tabs>
             <w:rPr/>
           </w:pPr>
-          <w:hyperlink w:anchor="__RefHeading___Toc5378_2050494536" w:tooltip="1.4 Context: Why µCSS™?">
+          <w:hyperlink w:anchor="__RefHeading___Toc5434_1316669795" w:tooltip="1.4 Context: Why µCSS™?">
             <w:r>
               <w:rPr>
                 <w:rStyle w:val="Verzeichnissprung"/>
@@ -335,7 +335,7 @@
             </w:tabs>
             <w:rPr/>
           </w:pPr>
-          <w:hyperlink w:anchor="__RefHeading___Toc5380_2050494536" w:tooltip="2 Installation and getting started">
+          <w:hyperlink w:anchor="__RefHeading___Toc5436_1316669795" w:tooltip="2 Installation and getting started">
             <w:r>
               <w:rPr>
                 <w:rStyle w:val="Verzeichnissprung"/>
@@ -355,7 +355,7 @@
             </w:tabs>
             <w:rPr/>
           </w:pPr>
-          <w:hyperlink w:anchor="__RefHeading___Toc5382_2050494536" w:tooltip="3 Use cases">
+          <w:hyperlink w:anchor="__RefHeading___Toc5438_1316669795" w:tooltip="3 Use cases">
             <w:r>
               <w:rPr>
                 <w:rStyle w:val="Verzeichnissprung"/>
@@ -375,7 +375,7 @@
             </w:tabs>
             <w:rPr/>
           </w:pPr>
-          <w:hyperlink w:anchor="__RefHeading___Toc5384_2050494536" w:tooltip="3.1 Named properties (variables)">
+          <w:hyperlink w:anchor="__RefHeading___Toc5440_1316669795" w:tooltip="3.1 Named properties (variables)">
             <w:r>
               <w:rPr>
                 <w:rStyle w:val="Verzeichnissprung"/>
@@ -395,7 +395,7 @@
             </w:tabs>
             <w:rPr/>
           </w:pPr>
-          <w:hyperlink w:anchor="__RefHeading___Toc5386_2050494536" w:tooltip="3.2 Calculations and expressions">
+          <w:hyperlink w:anchor="__RefHeading___Toc5442_1316669795" w:tooltip="3.2 Calculations and expressions">
             <w:r>
               <w:rPr>
                 <w:rStyle w:val="Verzeichnissprung"/>
@@ -415,7 +415,7 @@
             </w:tabs>
             <w:rPr/>
           </w:pPr>
-          <w:hyperlink w:anchor="__RefHeading___Toc5388_2050494536" w:tooltip="3.3 Multiple layouts via skin manifests">
+          <w:hyperlink w:anchor="__RefHeading___Toc5444_1316669795" w:tooltip="3.3 Multiple layouts via skin manifests">
             <w:r>
               <w:rPr>
                 <w:rStyle w:val="Verzeichnissprung"/>
@@ -435,7 +435,7 @@
             </w:tabs>
             <w:rPr/>
           </w:pPr>
-          <w:hyperlink w:anchor="__RefHeading___Toc5390_2050494536" w:tooltip="3.4 Automatic sprite generation">
+          <w:hyperlink w:anchor="__RefHeading___Toc5446_1316669795" w:tooltip="3.4 Automatic sprite generation">
             <w:r>
               <w:rPr>
                 <w:rStyle w:val="Verzeichnissprung"/>
@@ -455,7 +455,7 @@
             </w:tabs>
             <w:rPr/>
           </w:pPr>
-          <w:hyperlink w:anchor="__RefHeading___Toc5392_2050494536" w:tooltip="3.5 Inlining images (DataUri)">
+          <w:hyperlink w:anchor="__RefHeading___Toc5448_1316669795" w:tooltip="3.5 Inlining images (DataUri)">
             <w:r>
               <w:rPr>
                 <w:rStyle w:val="Verzeichnissprung"/>
@@ -475,7 +475,7 @@
             </w:tabs>
             <w:rPr/>
           </w:pPr>
-          <w:hyperlink w:anchor="__RefHeading___Toc5394_2050494536" w:tooltip="3.6 Preloading images (preload)">
+          <w:hyperlink w:anchor="__RefHeading___Toc5450_1316669795" w:tooltip="3.6 Preloading images (preload)">
             <w:r>
               <w:rPr>
                 <w:rStyle w:val="Verzeichnissprung"/>
@@ -495,7 +495,7 @@
             </w:tabs>
             <w:rPr/>
           </w:pPr>
-          <w:hyperlink w:anchor="__RefHeading___Toc5396_2050494536" w:tooltip="3.7 Cursors with hotspot and fallback">
+          <w:hyperlink w:anchor="__RefHeading___Toc5452_1316669795" w:tooltip="3.7 Cursors with hotspot and fallback">
             <w:r>
               <w:rPr>
                 <w:rStyle w:val="Verzeichnissprung"/>
@@ -515,7 +515,7 @@
             </w:tabs>
             <w:rPr/>
           </w:pPr>
-          <w:hyperlink w:anchor="__RefHeading___Toc5398_2050494536" w:tooltip="3.8 Automatic image generation (media steps)">
+          <w:hyperlink w:anchor="__RefHeading___Toc5454_1316669795" w:tooltip="3.8 Automatic image generation (media steps)">
             <w:r>
               <w:rPr>
                 <w:rStyle w:val="Verzeichnissprung"/>
@@ -535,7 +535,7 @@
             </w:tabs>
             <w:rPr/>
           </w:pPr>
-          <w:hyperlink w:anchor="__RefHeading___Toc5400_2050494536" w:tooltip="3.8.1 Custom media steps (plugins)">
+          <w:hyperlink w:anchor="__RefHeading___Toc5456_1316669795" w:tooltip="3.8.1 Custom media steps (plugins)">
             <w:r>
               <w:rPr>
                 <w:rStyle w:val="Verzeichnissprung"/>
@@ -555,7 +555,7 @@
             </w:tabs>
             <w:rPr/>
           </w:pPr>
-          <w:hyperlink w:anchor="__RefHeading___Toc5402_2050494536" w:tooltip="4 microPS (µPS) — image generators">
+          <w:hyperlink w:anchor="__RefHeading___Toc5458_1316669795" w:tooltip="4 microPS (µPS) — image generators">
             <w:r>
               <w:rPr>
                 <w:rStyle w:val="Verzeichnissprung"/>
@@ -575,7 +575,7 @@
             </w:tabs>
             <w:rPr/>
           </w:pPr>
-          <w:hyperlink w:anchor="__RefHeading___Toc5404_2050494536" w:tooltip="4.1 API overview">
+          <w:hyperlink w:anchor="__RefHeading___Toc5460_1316669795" w:tooltip="4.1 API overview">
             <w:r>
               <w:rPr>
                 <w:rStyle w:val="Verzeichnissprung"/>
@@ -595,7 +595,7 @@
             </w:tabs>
             <w:rPr/>
           </w:pPr>
-          <w:hyperlink w:anchor="__RefHeading___Toc5406_2050494536" w:tooltip="4.2 ButtonAndIconCreator">
+          <w:hyperlink w:anchor="__RefHeading___Toc5462_1316669795" w:tooltip="4.2 ButtonAndIconCreator">
             <w:r>
               <w:rPr>
                 <w:rStyle w:val="Verzeichnissprung"/>
@@ -615,7 +615,7 @@
             </w:tabs>
             <w:rPr/>
           </w:pPr>
-          <w:hyperlink w:anchor="__RefHeading___Toc5408_2050494536" w:tooltip="4.2.1 CreateByTopLayerSets — one image per group">
+          <w:hyperlink w:anchor="__RefHeading___Toc5464_1316669795" w:tooltip="4.2.1 CreateByTopLayerSets — one image per group">
             <w:r>
               <w:rPr>
                 <w:rStyle w:val="Verzeichnissprung"/>
@@ -635,7 +635,7 @@
             </w:tabs>
             <w:rPr/>
           </w:pPr>
-          <w:hyperlink w:anchor="__RefHeading___Toc5410_2050494536" w:tooltip="4.3 AppIconMaker">
+          <w:hyperlink w:anchor="__RefHeading___Toc5466_1316669795" w:tooltip="4.3 AppIconMaker">
             <w:r>
               <w:rPr>
                 <w:rStyle w:val="Verzeichnissprung"/>
@@ -655,7 +655,7 @@
             </w:tabs>
             <w:rPr/>
           </w:pPr>
-          <w:hyperlink w:anchor="__RefHeading___Toc5412_2050494536" w:tooltip="4.4 SpriteAtlas and TileSheet">
+          <w:hyperlink w:anchor="__RefHeading___Toc5468_1316669795" w:tooltip="4.4 SpriteAtlas and TileSheet">
             <w:r>
               <w:rPr>
                 <w:rStyle w:val="Verzeichnissprung"/>
@@ -675,7 +675,7 @@
             </w:tabs>
             <w:rPr/>
           </w:pPr>
-          <w:hyperlink w:anchor="__RefHeading___Toc5414_2050494536" w:tooltip="4.5 SequenceStrip and DSD format">
+          <w:hyperlink w:anchor="__RefHeading___Toc5470_1316669795" w:tooltip="4.5 SequenceStrip and DSD format">
             <w:r>
               <w:rPr>
                 <w:rStyle w:val="Verzeichnissprung"/>
@@ -695,7 +695,7 @@
             </w:tabs>
             <w:rPr/>
           </w:pPr>
-          <w:hyperlink w:anchor="__RefHeading___Toc5416_2050494536" w:tooltip="4.5.1 Authoring DSD (`CreateDsdFromImages`)">
+          <w:hyperlink w:anchor="__RefHeading___Toc5472_1316669795" w:tooltip="4.5.1 Authoring DSD (`CreateDsdFromImages`)">
             <w:r>
               <w:rPr>
                 <w:rStyle w:val="Verzeichnissprung"/>
@@ -715,7 +715,7 @@
             </w:tabs>
             <w:rPr/>
           </w:pPr>
-          <w:hyperlink w:anchor="__RefHeading___Toc5418_2050494536" w:tooltip="4.5.2 PSD sequence groups">
+          <w:hyperlink w:anchor="__RefHeading___Toc5474_1316669795" w:tooltip="4.5.2 PSD sequence groups">
             <w:r>
               <w:rPr>
                 <w:rStyle w:val="Verzeichnissprung"/>
@@ -735,7 +735,7 @@
             </w:tabs>
             <w:rPr/>
           </w:pPr>
-          <w:hyperlink w:anchor="__RefHeading___Toc5420_2050494536" w:tooltip="4.6 Raster model, I/O and canvas size">
+          <w:hyperlink w:anchor="__RefHeading___Toc5476_1316669795" w:tooltip="4.6 Raster model, I/O and canvas size">
             <w:r>
               <w:rPr>
                 <w:rStyle w:val="Verzeichnissprung"/>
@@ -755,7 +755,7 @@
             </w:tabs>
             <w:rPr/>
           </w:pPr>
-          <w:hyperlink w:anchor="__RefHeading___Toc5422_2050494536" w:tooltip="4.7 Adjustments and masks">
+          <w:hyperlink w:anchor="__RefHeading___Toc5478_1316669795" w:tooltip="4.7 Adjustments and masks">
             <w:r>
               <w:rPr>
                 <w:rStyle w:val="Verzeichnissprung"/>
@@ -775,7 +775,7 @@
             </w:tabs>
             <w:rPr/>
           </w:pPr>
-          <w:hyperlink w:anchor="__RefHeading___Toc5424_2050494536" w:tooltip="4.7.1 Masks">
+          <w:hyperlink w:anchor="__RefHeading___Toc5480_1316669795" w:tooltip="4.7.1 Masks">
             <w:r>
               <w:rPr>
                 <w:rStyle w:val="Verzeichnissprung"/>
@@ -795,7 +795,7 @@
             </w:tabs>
             <w:rPr/>
           </w:pPr>
-          <w:hyperlink w:anchor="__RefHeading___Toc5426_2050494536" w:tooltip="4.7.2 Selection engine">
+          <w:hyperlink w:anchor="__RefHeading___Toc5482_1316669795" w:tooltip="4.7.2 Selection engine">
             <w:r>
               <w:rPr>
                 <w:rStyle w:val="Verzeichnissprung"/>
@@ -815,7 +815,7 @@
             </w:tabs>
             <w:rPr/>
           </w:pPr>
-          <w:hyperlink w:anchor="__RefHeading___Toc5428_2050494536" w:tooltip="4.7.3 ApplyGamma">
+          <w:hyperlink w:anchor="__RefHeading___Toc5484_1316669795" w:tooltip="4.7.3 ApplyGamma">
             <w:r>
               <w:rPr>
                 <w:rStyle w:val="Verzeichnissprung"/>
@@ -835,7 +835,7 @@
             </w:tabs>
             <w:rPr/>
           </w:pPr>
-          <w:hyperlink w:anchor="__RefHeading___Toc5430_2050494536" w:tooltip="4.7.4 ApplyBrightnessContrast">
+          <w:hyperlink w:anchor="__RefHeading___Toc5486_1316669795" w:tooltip="4.7.4 ApplyBrightnessContrast">
             <w:r>
               <w:rPr>
                 <w:rStyle w:val="Verzeichnissprung"/>
@@ -855,7 +855,7 @@
             </w:tabs>
             <w:rPr/>
           </w:pPr>
-          <w:hyperlink w:anchor="__RefHeading___Toc5432_2050494536" w:tooltip="4.7.5 ApplyHueSaturation">
+          <w:hyperlink w:anchor="__RefHeading___Toc5488_1316669795" w:tooltip="4.7.5 ApplyHueSaturation">
             <w:r>
               <w:rPr>
                 <w:rStyle w:val="Verzeichnissprung"/>
@@ -875,7 +875,7 @@
             </w:tabs>
             <w:rPr/>
           </w:pPr>
-          <w:hyperlink w:anchor="__RefHeading___Toc5434_2050494536" w:tooltip="4.7.6 ApplyAdjustmentStack">
+          <w:hyperlink w:anchor="__RefHeading___Toc5490_1316669795" w:tooltip="4.7.6 ApplyAdjustmentStack">
             <w:r>
               <w:rPr>
                 <w:rStyle w:val="Verzeichnissprung"/>
@@ -895,7 +895,7 @@
             </w:tabs>
             <w:rPr/>
           </w:pPr>
-          <w:hyperlink w:anchor="__RefHeading___Toc5436_2050494536" w:tooltip="4.8 Raster transforms">
+          <w:hyperlink w:anchor="__RefHeading___Toc5492_1316669795" w:tooltip="4.8 Raster transforms">
             <w:r>
               <w:rPr>
                 <w:rStyle w:val="Verzeichnissprung"/>
@@ -915,7 +915,7 @@
             </w:tabs>
             <w:rPr/>
           </w:pPr>
-          <w:hyperlink w:anchor="__RefHeading___Toc5438_2050494536" w:tooltip="4.9 ExtendScript entry point (`MuPsDoc`)">
+          <w:hyperlink w:anchor="__RefHeading___Toc5494_1316669795" w:tooltip="4.9 ExtendScript entry point (`MuPsDoc`)">
             <w:r>
               <w:rPr>
                 <w:rStyle w:val="Verzeichnissprung"/>
@@ -935,7 +935,7 @@
             </w:tabs>
             <w:rPr/>
           </w:pPr>
-          <w:hyperlink w:anchor="__RefHeading___Toc5440_2050494536" w:tooltip="4.10 PSD compositor and layer compositing">
+          <w:hyperlink w:anchor="__RefHeading___Toc5496_1316669795" w:tooltip="4.10 PSD compositor and layer compositing">
             <w:r>
               <w:rPr>
                 <w:rStyle w:val="Verzeichnissprung"/>
@@ -955,7 +955,7 @@
             </w:tabs>
             <w:rPr/>
           </w:pPr>
-          <w:hyperlink w:anchor="__RefHeading___Toc5442_2050494536" w:tooltip="4.10.1 Reproduced layer effects (layer styles)">
+          <w:hyperlink w:anchor="__RefHeading___Toc5498_1316669795" w:tooltip="4.10.1 Reproduced layer effects (layer styles)">
             <w:r>
               <w:rPr>
                 <w:rStyle w:val="Verzeichnissprung"/>
@@ -975,7 +975,7 @@
             </w:tabs>
             <w:rPr/>
           </w:pPr>
-          <w:hyperlink w:anchor="__RefHeading___Toc5444_2050494536" w:tooltip="4.10.2 Style transfer (ButtonAndIconCreator) vs. layer links">
+          <w:hyperlink w:anchor="__RefHeading___Toc5500_1316669795" w:tooltip="4.10.2 Style transfer (ButtonAndIconCreator) vs. layer links">
             <w:r>
               <w:rPr>
                 <w:rStyle w:val="Verzeichnissprung"/>
@@ -995,7 +995,7 @@
             </w:tabs>
             <w:rPr/>
           </w:pPr>
-          <w:hyperlink w:anchor="__RefHeading___Toc5446_2050494536" w:tooltip="4.10.3 Opacity model (three independent controls)">
+          <w:hyperlink w:anchor="__RefHeading___Toc5502_1316669795" w:tooltip="4.10.3 Opacity model (three independent controls)">
             <w:r>
               <w:rPr>
                 <w:rStyle w:val="Verzeichnissprung"/>
@@ -1015,7 +1015,7 @@
             </w:tabs>
             <w:rPr/>
           </w:pPr>
-          <w:hyperlink w:anchor="__RefHeading___Toc5448_2050494536" w:tooltip="4.10.4 Reference PSD and Adobe ground truth">
+          <w:hyperlink w:anchor="__RefHeading___Toc5504_1316669795" w:tooltip="4.10.4 Reference PSD and Adobe ground truth">
             <w:r>
               <w:rPr>
                 <w:rStyle w:val="Verzeichnissprung"/>
@@ -1035,7 +1035,7 @@
             </w:tabs>
             <w:rPr/>
           </w:pPr>
-          <w:hyperlink w:anchor="__RefHeading___Toc5450_2050494536" w:tooltip="4.10.5 Tools (µPS development)">
+          <w:hyperlink w:anchor="__RefHeading___Toc5506_1316669795" w:tooltip="4.10.5 Tools (µPS development)">
             <w:r>
               <w:rPr>
                 <w:rStyle w:val="Verzeichnissprung"/>
@@ -1055,7 +1055,7 @@
             </w:tabs>
             <w:rPr/>
           </w:pPr>
-          <w:hyperlink w:anchor="__RefHeading___Toc5452_2050494536" w:tooltip="4.11 Draft workflow (authoring + watch)">
+          <w:hyperlink w:anchor="__RefHeading___Toc5508_1316669795" w:tooltip="4.11 Draft workflow (authoring + watch)">
             <w:r>
               <w:rPr>
                 <w:rStyle w:val="Verzeichnissprung"/>
@@ -1075,7 +1075,7 @@
             </w:tabs>
             <w:rPr/>
           </w:pPr>
-          <w:hyperlink w:anchor="__RefHeading___Toc5454_2050494536" w:tooltip="4.11.1 Intermediate steps raw → final (`outputBase`)">
+          <w:hyperlink w:anchor="__RefHeading___Toc5510_1316669795" w:tooltip="4.11.1 Intermediate steps raw → final (`outputBase`)">
             <w:r>
               <w:rPr>
                 <w:rStyle w:val="Verzeichnissprung"/>
@@ -1095,7 +1095,7 @@
             </w:tabs>
             <w:rPr/>
           </w:pPr>
-          <w:hyperlink w:anchor="__RefHeading___Toc5456_2050494536" w:tooltip="5 microAU (µAU) — sound atlas">
+          <w:hyperlink w:anchor="__RefHeading___Toc5512_1316669795" w:tooltip="5 microAU (µAU) — sound atlas">
             <w:r>
               <w:rPr>
                 <w:rStyle w:val="Verzeichnissprung"/>
@@ -1115,7 +1115,7 @@
             </w:tabs>
             <w:rPr/>
           </w:pPr>
-          <w:hyperlink w:anchor="__RefHeading___Toc5458_2050494536" w:tooltip="5.1 API overview">
+          <w:hyperlink w:anchor="__RefHeading___Toc5514_1316669795" w:tooltip="5.1 API overview">
             <w:r>
               <w:rPr>
                 <w:rStyle w:val="Verzeichnissprung"/>
@@ -1135,7 +1135,7 @@
             </w:tabs>
             <w:rPr/>
           </w:pPr>
-          <w:hyperlink w:anchor="__RefHeading___Toc5460_2050494536" w:tooltip="5.2 SoundAtlasMaker">
+          <w:hyperlink w:anchor="__RefHeading___Toc5516_1316669795" w:tooltip="5.2 SoundAtlasMaker">
             <w:r>
               <w:rPr>
                 <w:rStyle w:val="Verzeichnissprung"/>
@@ -1155,7 +1155,7 @@
             </w:tabs>
             <w:rPr/>
           </w:pPr>
-          <w:hyperlink w:anchor="__RefHeading___Toc5462_2050494536" w:tooltip="5.2.1 Loop points in file names">
+          <w:hyperlink w:anchor="__RefHeading___Toc5518_1316669795" w:tooltip="5.2.1 Loop points in file names">
             <w:r>
               <w:rPr>
                 <w:rStyle w:val="Verzeichnissprung"/>
@@ -1175,7 +1175,7 @@
             </w:tabs>
             <w:rPr/>
           </w:pPr>
-          <w:hyperlink w:anchor="__RefHeading___Toc5464_2050494536" w:tooltip="5.2.2 JSON format">
+          <w:hyperlink w:anchor="__RefHeading___Toc5520_1316669795" w:tooltip="5.2.2 JSON format">
             <w:r>
               <w:rPr>
                 <w:rStyle w:val="Verzeichnissprung"/>
@@ -1195,7 +1195,7 @@
             </w:tabs>
             <w:rPr/>
           </w:pPr>
-          <w:hyperlink w:anchor="__RefHeading___Toc5466_2050494536" w:tooltip="5.2.3 MP3 inputs">
+          <w:hyperlink w:anchor="__RefHeading___Toc5522_1316669795" w:tooltip="5.2.3 MP3 inputs">
             <w:r>
               <w:rPr>
                 <w:rStyle w:val="Verzeichnissprung"/>
@@ -1215,7 +1215,7 @@
             </w:tabs>
             <w:rPr/>
           </w:pPr>
-          <w:hyperlink w:anchor="__RefHeading___Toc5468_2050494536" w:tooltip="5.3 µCSS™ integration (manifest `sounds`)">
+          <w:hyperlink w:anchor="__RefHeading___Toc5524_1316669795" w:tooltip="5.3 µCSS™ integration (manifest `sounds`)">
             <w:r>
               <w:rPr>
                 <w:rStyle w:val="Verzeichnissprung"/>
@@ -1235,7 +1235,7 @@
             </w:tabs>
             <w:rPr/>
           </w:pPr>
-          <w:hyperlink w:anchor="__RefHeading___Toc5470_2050494536" w:tooltip="5.3.1 Planned: CSS sounds, auto-wiring &amp; handler overrides">
+          <w:hyperlink w:anchor="__RefHeading___Toc5526_1316669795" w:tooltip="5.3.1 Planned: CSS sounds, auto-wiring &amp; handler overrides">
             <w:r>
               <w:rPr>
                 <w:rStyle w:val="Verzeichnissprung"/>
@@ -1255,7 +1255,7 @@
             </w:tabs>
             <w:rPr/>
           </w:pPr>
-          <w:hyperlink w:anchor="__RefHeading___Toc5472_2050494536" w:tooltip="6 microFT (µFT) — icon font">
+          <w:hyperlink w:anchor="__RefHeading___Toc5528_1316669795" w:tooltip="6 microFT (µFT) — icon font">
             <w:r>
               <w:rPr>
                 <w:rStyle w:val="Verzeichnissprung"/>
@@ -1275,7 +1275,7 @@
             </w:tabs>
             <w:rPr/>
           </w:pPr>
-          <w:hyperlink w:anchor="__RefHeading___Toc5474_2050494536" w:tooltip="6.1 Glyph naming">
+          <w:hyperlink w:anchor="__RefHeading___Toc5530_1316669795" w:tooltip="6.1 Glyph naming">
             <w:r>
               <w:rPr>
                 <w:rStyle w:val="Verzeichnissprung"/>
@@ -1295,7 +1295,7 @@
             </w:tabs>
             <w:rPr/>
           </w:pPr>
-          <w:hyperlink w:anchor="__RefHeading___Toc5476_2050494536" w:tooltip="6.2 FontGenerator">
+          <w:hyperlink w:anchor="__RefHeading___Toc5532_1316669795" w:tooltip="6.2 FontGenerator">
             <w:r>
               <w:rPr>
                 <w:rStyle w:val="Verzeichnissprung"/>
@@ -1315,7 +1315,7 @@
             </w:tabs>
             <w:rPr/>
           </w:pPr>
-          <w:hyperlink w:anchor="__RefHeading___Toc5478_2050494536" w:tooltip="6.3 API building blocks">
+          <w:hyperlink w:anchor="__RefHeading___Toc5534_1316669795" w:tooltip="6.3 API building blocks">
             <w:r>
               <w:rPr>
                 <w:rStyle w:val="Verzeichnissprung"/>
@@ -1335,12 +1335,32 @@
             </w:tabs>
             <w:rPr/>
           </w:pPr>
-          <w:hyperlink w:anchor="__RefHeading___Toc5480_2050494536" w:tooltip="6.4 µCSS™ integration">
+          <w:hyperlink w:anchor="__RefHeading___Toc5536_1316669795" w:tooltip="6.4 Color fonts and emoji fonts">
             <w:r>
               <w:rPr>
                 <w:rStyle w:val="Verzeichnissprung"/>
               </w:rPr>
-              <w:t>6.4 µCSS™ integration</w:t>
+              <w:t>6.4 Color fonts and emoji fonts</w:t>
+              <w:tab/>
+              <w:t>32</w:t>
+            </w:r>
+          </w:hyperlink>
+        </w:p>
+        <w:p>
+          <w:pPr>
+            <w:pStyle w:val="TOC2"/>
+            <w:tabs>
+              <w:tab w:val="clear" w:pos="8743"/>
+              <w:tab w:val="right" w:pos="9025" w:leader="dot"/>
+            </w:tabs>
+            <w:rPr/>
+          </w:pPr>
+          <w:hyperlink w:anchor="__RefHeading___Toc5538_1316669795" w:tooltip="6.5 µCSS™ integration">
+            <w:r>
+              <w:rPr>
+                <w:rStyle w:val="Verzeichnissprung"/>
+              </w:rPr>
+              <w:t>6.5 µCSS™ integration</w:t>
               <w:tab/>
               <w:t>32</w:t>
             </w:r>
@@ -1355,7 +1375,7 @@
             </w:tabs>
             <w:rPr/>
           </w:pPr>
-          <w:hyperlink w:anchor="__RefHeading___Toc5482_2050494536" w:tooltip="7 Vue and component co-location">
+          <w:hyperlink w:anchor="__RefHeading___Toc5540_1316669795" w:tooltip="7 Vue and component co-location">
             <w:r>
               <w:rPr>
                 <w:rStyle w:val="Verzeichnissprung"/>
@@ -1375,7 +1395,7 @@
             </w:tabs>
             <w:rPr/>
           </w:pPr>
-          <w:hyperlink w:anchor="__RefHeading___Toc5484_2050494536" w:tooltip="7.1 Workflow">
+          <w:hyperlink w:anchor="__RefHeading___Toc5542_1316669795" w:tooltip="7.1 Workflow">
             <w:r>
               <w:rPr>
                 <w:rStyle w:val="Verzeichnissprung"/>
@@ -1395,7 +1415,7 @@
             </w:tabs>
             <w:rPr/>
           </w:pPr>
-          <w:hyperlink w:anchor="__RefHeading___Toc5486_2050494536" w:tooltip="7.2 Namespaces and global state classes">
+          <w:hyperlink w:anchor="__RefHeading___Toc5544_1316669795" w:tooltip="7.2 Namespaces and global state classes">
             <w:r>
               <w:rPr>
                 <w:rStyle w:val="Verzeichnissprung"/>
@@ -1415,7 +1435,7 @@
             </w:tabs>
             <w:rPr/>
           </w:pPr>
-          <w:hyperlink w:anchor="__RefHeading___Toc5488_2050494536" w:tooltip="7.3 Migrating existing Vue SFCs">
+          <w:hyperlink w:anchor="__RefHeading___Toc5546_1316669795" w:tooltip="7.3 Migrating existing Vue SFCs">
             <w:r>
               <w:rPr>
                 <w:rStyle w:val="Verzeichnissprung"/>
@@ -1435,7 +1455,7 @@
             </w:tabs>
             <w:rPr/>
           </w:pPr>
-          <w:hyperlink w:anchor="__RefHeading___Toc5490_2050494536" w:tooltip="8 Core ideas of µCSS™">
+          <w:hyperlink w:anchor="__RefHeading___Toc5548_1316669795" w:tooltip="8 Core ideas of µCSS™">
             <w:r>
               <w:rPr>
                 <w:rStyle w:val="Verzeichnissprung"/>
@@ -1455,7 +1475,7 @@
             </w:tabs>
             <w:rPr/>
           </w:pPr>
-          <w:hyperlink w:anchor="__RefHeading___Toc5492_2050494536" w:tooltip="8.1 The .µ.css format">
+          <w:hyperlink w:anchor="__RefHeading___Toc5550_1316669795" w:tooltip="8.1 The .µ.css format">
             <w:r>
               <w:rPr>
                 <w:rStyle w:val="Verzeichnissprung"/>
@@ -1475,7 +1495,7 @@
             </w:tabs>
             <w:rPr/>
           </w:pPr>
-          <w:hyperlink w:anchor="__RefHeading___Toc5494_2050494536" w:tooltip="8.2 Value interpolation µ(expression)">
+          <w:hyperlink w:anchor="__RefHeading___Toc5552_1316669795" w:tooltip="8.2 Value interpolation µ(expression)">
             <w:r>
               <w:rPr>
                 <w:rStyle w:val="Verzeichnissprung"/>
@@ -1495,7 +1515,7 @@
             </w:tabs>
             <w:rPr/>
           </w:pPr>
-          <w:hyperlink w:anchor="__RefHeading___Toc5496_2050494536" w:tooltip="8.3 Directives -µ: expression">
+          <w:hyperlink w:anchor="__RefHeading___Toc5554_1316669795" w:tooltip="8.3 Directives -µ: expression">
             <w:r>
               <w:rPr>
                 <w:rStyle w:val="Verzeichnissprung"/>
@@ -1515,7 +1535,7 @@
             </w:tabs>
             <w:rPr/>
           </w:pPr>
-          <w:hyperlink w:anchor="__RefHeading___Toc5498_2050494536" w:tooltip="8.4 The skin manifest">
+          <w:hyperlink w:anchor="__RefHeading___Toc5556_1316669795" w:tooltip="8.4 The skin manifest">
             <w:r>
               <w:rPr>
                 <w:rStyle w:val="Verzeichnissprung"/>
@@ -1535,7 +1555,7 @@
             </w:tabs>
             <w:rPr/>
           </w:pPr>
-          <w:hyperlink w:anchor="__RefHeading___Toc5500_2050494536" w:tooltip="8.5 JavaScript without substitute characters">
+          <w:hyperlink w:anchor="__RefHeading___Toc5558_1316669795" w:tooltip="8.5 JavaScript without substitute characters">
             <w:r>
               <w:rPr>
                 <w:rStyle w:val="Verzeichnissprung"/>
@@ -1555,7 +1575,7 @@
             </w:tabs>
             <w:rPr/>
           </w:pPr>
-          <w:hyperlink w:anchor="__RefHeading___Toc5502_2050494536" w:tooltip="9 Build process and Gulp integration">
+          <w:hyperlink w:anchor="__RefHeading___Toc5560_1316669795" w:tooltip="9 Build process and Gulp integration">
             <w:r>
               <w:rPr>
                 <w:rStyle w:val="Verzeichnissprung"/>
@@ -1575,7 +1595,7 @@
             </w:tabs>
             <w:rPr/>
           </w:pPr>
-          <w:hyperlink w:anchor="__RefHeading___Toc5504_2050494536" w:tooltip="9.1 Directory conventions">
+          <w:hyperlink w:anchor="__RefHeading___Toc5562_1316669795" w:tooltip="9.1 Directory conventions">
             <w:r>
               <w:rPr>
                 <w:rStyle w:val="Verzeichnissprung"/>
@@ -1595,7 +1615,7 @@
             </w:tabs>
             <w:rPr/>
           </w:pPr>
-          <w:hyperlink w:anchor="__RefHeading___Toc5506_2050494536" w:tooltip="9.2 Compilation flow">
+          <w:hyperlink w:anchor="__RefHeading___Toc5564_1316669795" w:tooltip="9.2 Compilation flow">
             <w:r>
               <w:rPr>
                 <w:rStyle w:val="Verzeichnissprung"/>
@@ -1615,7 +1635,7 @@
             </w:tabs>
             <w:rPr/>
           </w:pPr>
-          <w:hyperlink w:anchor="__RefHeading___Toc5508_2050494536" w:tooltip="9.3 Incremental build and cache">
+          <w:hyperlink w:anchor="__RefHeading___Toc5566_1316669795" w:tooltip="9.3 Incremental build and cache">
             <w:r>
               <w:rPr>
                 <w:rStyle w:val="Verzeichnissprung"/>
@@ -1635,7 +1655,7 @@
             </w:tabs>
             <w:rPr/>
           </w:pPr>
-          <w:hyperlink w:anchor="__RefHeading___Toc5510_2050494536" w:tooltip="9.4 Gulp tasks and watch">
+          <w:hyperlink w:anchor="__RefHeading___Toc5568_1316669795" w:tooltip="9.4 Gulp tasks and watch">
             <w:r>
               <w:rPr>
                 <w:rStyle w:val="Verzeichnissprung"/>
@@ -1655,7 +1675,7 @@
             </w:tabs>
             <w:rPr/>
           </w:pPr>
-          <w:hyperlink w:anchor="__RefHeading___Toc5512_2050494536" w:tooltip="10 Manifest reference (DefineSkin)">
+          <w:hyperlink w:anchor="__RefHeading___Toc5570_1316669795" w:tooltip="10 Manifest reference (DefineSkin)">
             <w:r>
               <w:rPr>
                 <w:rStyle w:val="Verzeichnissprung"/>
@@ -1675,7 +1695,7 @@
             </w:tabs>
             <w:rPr/>
           </w:pPr>
-          <w:hyperlink w:anchor="__RefHeading___Toc5514_2050494536" w:tooltip="10.1 vars">
+          <w:hyperlink w:anchor="__RefHeading___Toc5572_1316669795" w:tooltip="10.1 vars">
             <w:r>
               <w:rPr>
                 <w:rStyle w:val="Verzeichnissprung"/>
@@ -1695,7 +1715,7 @@
             </w:tabs>
             <w:rPr/>
           </w:pPr>
-          <w:hyperlink w:anchor="__RefHeading___Toc5516_2050494536" w:tooltip="10.2 helpers">
+          <w:hyperlink w:anchor="__RefHeading___Toc5574_1316669795" w:tooltip="10.2 helpers">
             <w:r>
               <w:rPr>
                 <w:rStyle w:val="Verzeichnissprung"/>
@@ -1715,7 +1735,7 @@
             </w:tabs>
             <w:rPr/>
           </w:pPr>
-          <w:hyperlink w:anchor="__RefHeading___Toc5518_2050494536" w:tooltip="10.3 cursors">
+          <w:hyperlink w:anchor="__RefHeading___Toc5576_1316669795" w:tooltip="10.3 cursors">
             <w:r>
               <w:rPr>
                 <w:rStyle w:val="Verzeichnissprung"/>
@@ -1735,7 +1755,7 @@
             </w:tabs>
             <w:rPr/>
           </w:pPr>
-          <w:hyperlink w:anchor="__RefHeading___Toc5520_2050494536" w:tooltip="10.4 media">
+          <w:hyperlink w:anchor="__RefHeading___Toc5578_1316669795" w:tooltip="10.4 media">
             <w:r>
               <w:rPr>
                 <w:rStyle w:val="Verzeichnissprung"/>
@@ -1755,7 +1775,7 @@
             </w:tabs>
             <w:rPr/>
           </w:pPr>
-          <w:hyperlink w:anchor="__RefHeading___Toc5522_2050494536" w:tooltip="10.5 imageFormat">
+          <w:hyperlink w:anchor="__RefHeading___Toc5580_1316669795" w:tooltip="10.5 imageFormat">
             <w:r>
               <w:rPr>
                 <w:rStyle w:val="Verzeichnissprung"/>
@@ -1775,7 +1795,7 @@
             </w:tabs>
             <w:rPr/>
           </w:pPr>
-          <w:hyperlink w:anchor="__RefHeading___Toc5524_2050494536" w:tooltip="10.6 sprites">
+          <w:hyperlink w:anchor="__RefHeading___Toc5582_1316669795" w:tooltip="10.6 sprites">
             <w:r>
               <w:rPr>
                 <w:rStyle w:val="Verzeichnissprung"/>
@@ -1795,7 +1815,7 @@
             </w:tabs>
             <w:rPr/>
           </w:pPr>
-          <w:hyperlink w:anchor="__RefHeading___Toc5526_2050494536" w:tooltip="10.7 minify">
+          <w:hyperlink w:anchor="__RefHeading___Toc5584_1316669795" w:tooltip="10.7 minify">
             <w:r>
               <w:rPr>
                 <w:rStyle w:val="Verzeichnissprung"/>
@@ -1815,7 +1835,7 @@
             </w:tabs>
             <w:rPr/>
           </w:pPr>
-          <w:hyperlink w:anchor="__RefHeading___Toc5528_2050494536" w:tooltip="10.8 sounds">
+          <w:hyperlink w:anchor="__RefHeading___Toc5586_1316669795" w:tooltip="10.8 sounds">
             <w:r>
               <w:rPr>
                 <w:rStyle w:val="Verzeichnissprung"/>
@@ -1835,7 +1855,7 @@
             </w:tabs>
             <w:rPr/>
           </w:pPr>
-          <w:hyperlink w:anchor="__RefHeading___Toc5530_2050494536" w:tooltip="10.9 font">
+          <w:hyperlink w:anchor="__RefHeading___Toc5588_1316669795" w:tooltip="10.9 font">
             <w:r>
               <w:rPr>
                 <w:rStyle w:val="Verzeichnissprung"/>
@@ -1855,7 +1875,7 @@
             </w:tabs>
             <w:rPr/>
           </w:pPr>
-          <w:hyperlink w:anchor="__RefHeading___Toc5532_2050494536" w:tooltip="10.10 files">
+          <w:hyperlink w:anchor="__RefHeading___Toc5590_1316669795" w:tooltip="10.10 files">
             <w:r>
               <w:rPr>
                 <w:rStyle w:val="Verzeichnissprung"/>
@@ -1875,7 +1895,7 @@
             </w:tabs>
             <w:rPr/>
           </w:pPr>
-          <w:hyperlink w:anchor="__RefHeading___Toc5534_2050494536" w:tooltip="11 µ evaluation context (reference)">
+          <w:hyperlink w:anchor="__RefHeading___Toc5592_1316669795" w:tooltip="11 µ evaluation context (reference)">
             <w:r>
               <w:rPr>
                 <w:rStyle w:val="Verzeichnissprung"/>
@@ -1895,7 +1915,7 @@
             </w:tabs>
             <w:rPr/>
           </w:pPr>
-          <w:hyperlink w:anchor="__RefHeading___Toc5536_2050494536" w:tooltip="11.1 The $ object">
+          <w:hyperlink w:anchor="__RefHeading___Toc5594_1316669795" w:tooltip="11.1 The $ object">
             <w:r>
               <w:rPr>
                 <w:rStyle w:val="Verzeichnissprung"/>
@@ -1915,7 +1935,7 @@
             </w:tabs>
             <w:rPr/>
           </w:pPr>
-          <w:hyperlink w:anchor="__RefHeading___Toc5538_2050494536" w:tooltip="11.2 Color and value functions">
+          <w:hyperlink w:anchor="__RefHeading___Toc5596_1316669795" w:tooltip="11.2 Color and value functions">
             <w:r>
               <w:rPr>
                 <w:rStyle w:val="Verzeichnissprung"/>
@@ -1935,7 +1955,7 @@
             </w:tabs>
             <w:rPr/>
           </w:pPr>
-          <w:hyperlink w:anchor="__RefHeading___Toc5540_2050494536" w:tooltip="11.3 Rule and document methods">
+          <w:hyperlink w:anchor="__RefHeading___Toc5598_1316669795" w:tooltip="11.3 Rule and document methods">
             <w:r>
               <w:rPr>
                 <w:rStyle w:val="Verzeichnissprung"/>
@@ -1955,7 +1975,7 @@
             </w:tabs>
             <w:rPr/>
           </w:pPr>
-          <w:hyperlink w:anchor="__RefHeading___Toc5542_2050494536" w:tooltip="11.4 Sprite()">
+          <w:hyperlink w:anchor="__RefHeading___Toc5600_1316669795" w:tooltip="11.4 Sprite()">
             <w:r>
               <w:rPr>
                 <w:rStyle w:val="Verzeichnissprung"/>
@@ -1975,7 +1995,7 @@
             </w:tabs>
             <w:rPr/>
           </w:pPr>
-          <w:hyperlink w:anchor="__RefHeading___Toc5544_2050494536" w:tooltip="11.5 Cursor()">
+          <w:hyperlink w:anchor="__RefHeading___Toc5602_1316669795" w:tooltip="11.5 Cursor()">
             <w:r>
               <w:rPr>
                 <w:rStyle w:val="Verzeichnissprung"/>
@@ -1995,7 +2015,7 @@
             </w:tabs>
             <w:rPr/>
           </w:pPr>
-          <w:hyperlink w:anchor="__RefHeading___Toc5546_2050494536" w:tooltip="11.6 DataUri()">
+          <w:hyperlink w:anchor="__RefHeading___Toc5604_1316669795" w:tooltip="11.6 DataUri()">
             <w:r>
               <w:rPr>
                 <w:rStyle w:val="Verzeichnissprung"/>
@@ -2015,7 +2035,7 @@
             </w:tabs>
             <w:rPr/>
           </w:pPr>
-          <w:hyperlink w:anchor="__RefHeading___Toc5548_2050494536" w:tooltip="11.7 Helper functions and the this binding">
+          <w:hyperlink w:anchor="__RefHeading___Toc5606_1316669795" w:tooltip="11.7 Helper functions and the this binding">
             <w:r>
               <w:rPr>
                 <w:rStyle w:val="Verzeichnissprung"/>
@@ -2035,7 +2055,7 @@
             </w:tabs>
             <w:rPr/>
           </w:pPr>
-          <w:hyperlink w:anchor="__RefHeading___Toc5550_2050494536" w:tooltip="11.8 afterWork hooks">
+          <w:hyperlink w:anchor="__RefHeading___Toc5608_1316669795" w:tooltip="11.8 afterWork hooks">
             <w:r>
               <w:rPr>
                 <w:rStyle w:val="Verzeichnissprung"/>
@@ -2055,7 +2075,7 @@
             </w:tabs>
             <w:rPr/>
           </w:pPr>
-          <w:hyperlink w:anchor="__RefHeading___Toc5552_2050494536" w:tooltip="12 Working with colors">
+          <w:hyperlink w:anchor="__RefHeading___Toc5610_1316669795" w:tooltip="12 Working with colors">
             <w:r>
               <w:rPr>
                 <w:rStyle w:val="Verzeichnissprung"/>
@@ -2075,7 +2095,7 @@
             </w:tabs>
             <w:rPr/>
           </w:pPr>
-          <w:hyperlink w:anchor="__RefHeading___Toc5554_2050494536" w:tooltip="12.1 Defining colors">
+          <w:hyperlink w:anchor="__RefHeading___Toc5612_1316669795" w:tooltip="12.1 Defining colors">
             <w:r>
               <w:rPr>
                 <w:rStyle w:val="Verzeichnissprung"/>
@@ -2095,7 +2115,7 @@
             </w:tabs>
             <w:rPr/>
           </w:pPr>
-          <w:hyperlink w:anchor="__RefHeading___Toc5556_2050494536" w:tooltip="12.2 Alpha values">
+          <w:hyperlink w:anchor="__RefHeading___Toc5614_1316669795" w:tooltip="12.2 Alpha values">
             <w:r>
               <w:rPr>
                 <w:rStyle w:val="Verzeichnissprung"/>
@@ -2115,7 +2135,7 @@
             </w:tabs>
             <w:rPr/>
           </w:pPr>
-          <w:hyperlink w:anchor="__RefHeading___Toc5558_2050494536" w:tooltip="12.3 Color computations">
+          <w:hyperlink w:anchor="__RefHeading___Toc5616_1316669795" w:tooltip="12.3 Color computations">
             <w:r>
               <w:rPr>
                 <w:rStyle w:val="Verzeichnissprung"/>
@@ -2135,7 +2155,7 @@
             </w:tabs>
             <w:rPr/>
           </w:pPr>
-          <w:hyperlink w:anchor="__RefHeading___Toc5560_2050494536" w:tooltip="13 Node API">
+          <w:hyperlink w:anchor="__RefHeading___Toc5618_1316669795" w:tooltip="13 Node API">
             <w:r>
               <w:rPr>
                 <w:rStyle w:val="Verzeichnissprung"/>
@@ -2155,7 +2175,7 @@
             </w:tabs>
             <w:rPr/>
           </w:pPr>
-          <w:hyperlink w:anchor="__RefHeading___Toc5562_2050494536" w:tooltip="13.1 Version history API (RELEASES.json)">
+          <w:hyperlink w:anchor="__RefHeading___Toc5620_1316669795" w:tooltip="13.1 Version history API (RELEASES.json)">
             <w:r>
               <w:rPr>
                 <w:rStyle w:val="Verzeichnissprung"/>
@@ -2175,7 +2195,7 @@
             </w:tabs>
             <w:rPr/>
           </w:pPr>
-          <w:hyperlink w:anchor="__RefHeading___Toc5564_2050494536" w:tooltip="14 Error diagnostics">
+          <w:hyperlink w:anchor="__RefHeading___Toc5622_1316669795" w:tooltip="14 Error diagnostics">
             <w:r>
               <w:rPr>
                 <w:rStyle w:val="Verzeichnissprung"/>
@@ -2195,7 +2215,7 @@
             </w:tabs>
             <w:rPr/>
           </w:pPr>
-          <w:hyperlink w:anchor="__RefHeading___Toc5566_2050494536" w:tooltip="15 Migrating from µCSS™">
+          <w:hyperlink w:anchor="__RefHeading___Toc5624_1316669795" w:tooltip="15 Migrating from µCSS™">
             <w:r>
               <w:rPr>
                 <w:rStyle w:val="Verzeichnissprung"/>
@@ -2215,7 +2235,7 @@
             </w:tabs>
             <w:rPr/>
           </w:pPr>
-          <w:hyperlink w:anchor="__RefHeading___Toc5568_2050494536" w:tooltip="16 Version history">
+          <w:hyperlink w:anchor="__RefHeading___Toc5626_1316669795" w:tooltip="16 Version history">
             <w:r>
               <w:rPr>
                 <w:rStyle w:val="Verzeichnissprung"/>
@@ -2235,7 +2255,7 @@
             </w:tabs>
             <w:rPr/>
           </w:pPr>
-          <w:hyperlink w:anchor="__RefHeading___Toc5570_2050494536" w:tooltip="17 Legal">
+          <w:hyperlink w:anchor="__RefHeading___Toc5628_1316669795" w:tooltip="17 Legal">
             <w:r>
               <w:rPr>
                 <w:rStyle w:val="Verzeichnissprung"/>
@@ -2255,7 +2275,7 @@
             </w:tabs>
             <w:rPr/>
           </w:pPr>
-          <w:hyperlink w:anchor="__RefHeading___Toc5572_2050494536" w:tooltip="17.1 MIT license (original text)">
+          <w:hyperlink w:anchor="__RefHeading___Toc5630_1316669795" w:tooltip="17.1 MIT license (original text)">
             <w:r>
               <w:rPr>
                 <w:rStyle w:val="Verzeichnissprung"/>
@@ -2275,7 +2295,7 @@
             </w:tabs>
             <w:rPr/>
           </w:pPr>
-          <w:hyperlink w:anchor="__RefHeading___Toc5574_2050494536" w:tooltip="17.2 Trademarks">
+          <w:hyperlink w:anchor="__RefHeading___Toc5632_1316669795" w:tooltip="17.2 Trademarks">
             <w:r>
               <w:rPr>
                 <w:rStyle w:val="Verzeichnissprung"/>
@@ -2295,7 +2315,7 @@
             </w:tabs>
             <w:rPr/>
           </w:pPr>
-          <w:hyperlink w:anchor="__RefHeading___Toc5576_2050494536" w:tooltip="17.3 Third-party libraries">
+          <w:hyperlink w:anchor="__RefHeading___Toc5634_1316669795" w:tooltip="17.3 Third-party libraries">
             <w:r>
               <w:rPr>
                 <w:rStyle w:val="Verzeichnissprung"/>
@@ -2346,7 +2366,7 @@
         <w:outlineLvl w:val="0"/>
         <w:rPr/>
       </w:pPr>
-      <w:bookmarkStart w:id="0" w:name="__RefHeading___Toc5368_2050494536"/>
+      <w:bookmarkStart w:id="0" w:name="__RefHeading___Toc5424_1316669795"/>
       <w:bookmarkEnd w:id="0"/>
       <w:r>
         <w:rPr/>
@@ -2829,7 +2849,7 @@
         <w:outlineLvl w:val="1"/>
         <w:rPr/>
       </w:pPr>
-      <w:bookmarkStart w:id="1" w:name="__RefHeading___Toc5370_2050494536"/>
+      <w:bookmarkStart w:id="1" w:name="__RefHeading___Toc5426_1316669795"/>
       <w:bookmarkEnd w:id="1"/>
       <w:r>
         <w:rPr/>
@@ -2845,7 +2865,7 @@
       </w:pPr>
       <w:r>
         <w:rPr/>
-        <w:t>This edition covers µCSS 2.5.17, µPS 1.3.6, µFT 0.1.6 and µAU 0.1.8.</w:t>
+        <w:t>This edition covers µCSS 2.5.18, µPS 1.3.6, µFT 0.2.0 and µAU 0.1.8.</w:t>
       </w:r>
     </w:p>
     <w:p>
@@ -2962,7 +2982,7 @@
         <w:outlineLvl w:val="1"/>
         <w:rPr/>
       </w:pPr>
-      <w:bookmarkStart w:id="2" w:name="__RefHeading___Toc5372_2050494536"/>
+      <w:bookmarkStart w:id="2" w:name="__RefHeading___Toc5428_1316669795"/>
       <w:bookmarkEnd w:id="2"/>
       <w:r>
         <w:rPr/>
@@ -3061,7 +3081,7 @@
         <w:outlineLvl w:val="1"/>
         <w:rPr/>
       </w:pPr>
-      <w:bookmarkStart w:id="3" w:name="__RefHeading___Toc5374_2050494536"/>
+      <w:bookmarkStart w:id="3" w:name="__RefHeading___Toc5430_1316669795"/>
       <w:bookmarkEnd w:id="3"/>
       <w:r>
         <w:rPr/>
@@ -4031,7 +4051,7 @@
         <w:outlineLvl w:val="2"/>
         <w:rPr/>
       </w:pPr>
-      <w:bookmarkStart w:id="4" w:name="__RefHeading___Toc5376_2050494536"/>
+      <w:bookmarkStart w:id="4" w:name="__RefHeading___Toc5432_1316669795"/>
       <w:bookmarkEnd w:id="4"/>
       <w:r>
         <w:rPr/>
@@ -4271,7 +4291,7 @@
         <w:outlineLvl w:val="1"/>
         <w:rPr/>
       </w:pPr>
-      <w:bookmarkStart w:id="5" w:name="__RefHeading___Toc5378_2050494536"/>
+      <w:bookmarkStart w:id="5" w:name="__RefHeading___Toc5434_1316669795"/>
       <w:bookmarkEnd w:id="5"/>
       <w:r>
         <w:rPr/>
@@ -4920,7 +4940,7 @@
         <w:outlineLvl w:val="0"/>
         <w:rPr/>
       </w:pPr>
-      <w:bookmarkStart w:id="6" w:name="__RefHeading___Toc5380_2050494536"/>
+      <w:bookmarkStart w:id="6" w:name="__RefHeading___Toc5436_1316669795"/>
       <w:bookmarkEnd w:id="6"/>
       <w:r>
         <w:rPr/>
@@ -5246,7 +5266,7 @@
         <w:outlineLvl w:val="0"/>
         <w:rPr/>
       </w:pPr>
-      <w:bookmarkStart w:id="7" w:name="__RefHeading___Toc5382_2050494536"/>
+      <w:bookmarkStart w:id="7" w:name="__RefHeading___Toc5438_1316669795"/>
       <w:bookmarkEnd w:id="7"/>
       <w:r>
         <w:rPr/>
@@ -5276,7 +5296,7 @@
         <w:outlineLvl w:val="1"/>
         <w:rPr/>
       </w:pPr>
-      <w:bookmarkStart w:id="8" w:name="__RefHeading___Toc5384_2050494536"/>
+      <w:bookmarkStart w:id="8" w:name="__RefHeading___Toc5440_1316669795"/>
       <w:bookmarkEnd w:id="8"/>
       <w:r>
         <w:rPr/>
@@ -5933,7 +5953,7 @@
         <w:outlineLvl w:val="1"/>
         <w:rPr/>
       </w:pPr>
-      <w:bookmarkStart w:id="9" w:name="__RefHeading___Toc5386_2050494536"/>
+      <w:bookmarkStart w:id="9" w:name="__RefHeading___Toc5442_1316669795"/>
       <w:bookmarkEnd w:id="9"/>
       <w:r>
         <w:rPr/>
@@ -6311,7 +6331,7 @@
         <w:outlineLvl w:val="1"/>
         <w:rPr/>
       </w:pPr>
-      <w:bookmarkStart w:id="10" w:name="__RefHeading___Toc5388_2050494536"/>
+      <w:bookmarkStart w:id="10" w:name="__RefHeading___Toc5444_1316669795"/>
       <w:bookmarkEnd w:id="10"/>
       <w:r>
         <w:rPr/>
@@ -6629,7 +6649,7 @@
         <w:outlineLvl w:val="1"/>
         <w:rPr/>
       </w:pPr>
-      <w:bookmarkStart w:id="11" w:name="__RefHeading___Toc5390_2050494536"/>
+      <w:bookmarkStart w:id="11" w:name="__RefHeading___Toc5446_1316669795"/>
       <w:bookmarkEnd w:id="11"/>
       <w:r>
         <w:rPr/>
@@ -7261,7 +7281,7 @@
         <w:outlineLvl w:val="1"/>
         <w:rPr/>
       </w:pPr>
-      <w:bookmarkStart w:id="12" w:name="__RefHeading___Toc5392_2050494536"/>
+      <w:bookmarkStart w:id="12" w:name="__RefHeading___Toc5448_1316669795"/>
       <w:bookmarkEnd w:id="12"/>
       <w:r>
         <w:rPr/>
@@ -8388,7 +8408,7 @@
         <w:outlineLvl w:val="1"/>
         <w:rPr/>
       </w:pPr>
-      <w:bookmarkStart w:id="13" w:name="__RefHeading___Toc5394_2050494536"/>
+      <w:bookmarkStart w:id="13" w:name="__RefHeading___Toc5450_1316669795"/>
       <w:bookmarkEnd w:id="13"/>
       <w:r>
         <w:rPr/>
@@ -8564,7 +8584,7 @@
         <w:outlineLvl w:val="1"/>
         <w:rPr/>
       </w:pPr>
-      <w:bookmarkStart w:id="14" w:name="__RefHeading___Toc5396_2050494536"/>
+      <w:bookmarkStart w:id="14" w:name="__RefHeading___Toc5452_1316669795"/>
       <w:bookmarkEnd w:id="14"/>
       <w:r>
         <w:rPr/>
@@ -8929,7 +8949,7 @@
         <w:outlineLvl w:val="1"/>
         <w:rPr/>
       </w:pPr>
-      <w:bookmarkStart w:id="15" w:name="__RefHeading___Toc5398_2050494536"/>
+      <w:bookmarkStart w:id="15" w:name="__RefHeading___Toc5454_1316669795"/>
       <w:bookmarkEnd w:id="15"/>
       <w:r>
         <w:rPr/>
@@ -9148,7 +9168,7 @@
         <w:outlineLvl w:val="2"/>
         <w:rPr/>
       </w:pPr>
-      <w:bookmarkStart w:id="16" w:name="__RefHeading___Toc5400_2050494536"/>
+      <w:bookmarkStart w:id="16" w:name="__RefHeading___Toc5456_1316669795"/>
       <w:bookmarkEnd w:id="16"/>
       <w:r>
         <w:rPr/>
@@ -10017,7 +10037,7 @@
         <w:outlineLvl w:val="0"/>
         <w:rPr/>
       </w:pPr>
-      <w:bookmarkStart w:id="17" w:name="__RefHeading___Toc5402_2050494536"/>
+      <w:bookmarkStart w:id="17" w:name="__RefHeading___Toc5458_1316669795"/>
       <w:bookmarkEnd w:id="17"/>
       <w:r>
         <w:rPr/>
@@ -10212,7 +10232,7 @@
         <w:outlineLvl w:val="1"/>
         <w:rPr/>
       </w:pPr>
-      <w:bookmarkStart w:id="18" w:name="__RefHeading___Toc5404_2050494536"/>
+      <w:bookmarkStart w:id="18" w:name="__RefHeading___Toc5460_1316669795"/>
       <w:bookmarkEnd w:id="18"/>
       <w:r>
         <w:rPr/>
@@ -11524,7 +11544,7 @@
         <w:outlineLvl w:val="1"/>
         <w:rPr/>
       </w:pPr>
-      <w:bookmarkStart w:id="19" w:name="__RefHeading___Toc5406_2050494536"/>
+      <w:bookmarkStart w:id="19" w:name="__RefHeading___Toc5462_1316669795"/>
       <w:bookmarkEnd w:id="19"/>
       <w:r>
         <w:rPr/>
@@ -12672,7 +12692,7 @@
         <w:outlineLvl w:val="2"/>
         <w:rPr/>
       </w:pPr>
-      <w:bookmarkStart w:id="20" w:name="__RefHeading___Toc5408_2050494536"/>
+      <w:bookmarkStart w:id="20" w:name="__RefHeading___Toc5464_1316669795"/>
       <w:bookmarkEnd w:id="20"/>
       <w:r>
         <w:rPr/>
@@ -12911,7 +12931,7 @@
         <w:outlineLvl w:val="1"/>
         <w:rPr/>
       </w:pPr>
-      <w:bookmarkStart w:id="21" w:name="__RefHeading___Toc5410_2050494536"/>
+      <w:bookmarkStart w:id="21" w:name="__RefHeading___Toc5466_1316669795"/>
       <w:bookmarkEnd w:id="21"/>
       <w:r>
         <w:rPr/>
@@ -13537,7 +13557,7 @@
         <w:outlineLvl w:val="1"/>
         <w:rPr/>
       </w:pPr>
-      <w:bookmarkStart w:id="22" w:name="__RefHeading___Toc5412_2050494536"/>
+      <w:bookmarkStart w:id="22" w:name="__RefHeading___Toc5468_1316669795"/>
       <w:bookmarkEnd w:id="22"/>
       <w:r>
         <w:rPr/>
@@ -13602,7 +13622,7 @@
         <w:outlineLvl w:val="1"/>
         <w:rPr/>
       </w:pPr>
-      <w:bookmarkStart w:id="23" w:name="__RefHeading___Toc5414_2050494536"/>
+      <w:bookmarkStart w:id="23" w:name="__RefHeading___Toc5470_1316669795"/>
       <w:bookmarkEnd w:id="23"/>
       <w:r>
         <w:rPr/>
@@ -14011,7 +14031,7 @@
         <w:outlineLvl w:val="2"/>
         <w:rPr/>
       </w:pPr>
-      <w:bookmarkStart w:id="24" w:name="__RefHeading___Toc5416_2050494536"/>
+      <w:bookmarkStart w:id="24" w:name="__RefHeading___Toc5472_1316669795"/>
       <w:bookmarkEnd w:id="24"/>
       <w:r>
         <w:rPr/>
@@ -14309,7 +14329,7 @@
         <w:outlineLvl w:val="2"/>
         <w:rPr/>
       </w:pPr>
-      <w:bookmarkStart w:id="25" w:name="__RefHeading___Toc5418_2050494536"/>
+      <w:bookmarkStart w:id="25" w:name="__RefHeading___Toc5474_1316669795"/>
       <w:bookmarkEnd w:id="25"/>
       <w:r>
         <w:rPr/>
@@ -14473,7 +14493,7 @@
         <w:outlineLvl w:val="1"/>
         <w:rPr/>
       </w:pPr>
-      <w:bookmarkStart w:id="26" w:name="__RefHeading___Toc5420_2050494536"/>
+      <w:bookmarkStart w:id="26" w:name="__RefHeading___Toc5476_1316669795"/>
       <w:bookmarkEnd w:id="26"/>
       <w:r>
         <w:rPr/>
@@ -15407,7 +15427,7 @@
         <w:outlineLvl w:val="1"/>
         <w:rPr/>
       </w:pPr>
-      <w:bookmarkStart w:id="27" w:name="__RefHeading___Toc5422_2050494536"/>
+      <w:bookmarkStart w:id="27" w:name="__RefHeading___Toc5478_1316669795"/>
       <w:bookmarkEnd w:id="27"/>
       <w:r>
         <w:rPr/>
@@ -15459,7 +15479,7 @@
         <w:outlineLvl w:val="2"/>
         <w:rPr/>
       </w:pPr>
-      <w:bookmarkStart w:id="28" w:name="__RefHeading___Toc5424_2050494536"/>
+      <w:bookmarkStart w:id="28" w:name="__RefHeading___Toc5480_1316669795"/>
       <w:bookmarkEnd w:id="28"/>
       <w:r>
         <w:rPr/>
@@ -15782,7 +15802,7 @@
         <w:outlineLvl w:val="2"/>
         <w:rPr/>
       </w:pPr>
-      <w:bookmarkStart w:id="29" w:name="__RefHeading___Toc5426_2050494536"/>
+      <w:bookmarkStart w:id="29" w:name="__RefHeading___Toc5482_1316669795"/>
       <w:bookmarkEnd w:id="29"/>
       <w:r>
         <w:rPr/>
@@ -16423,7 +16443,7 @@
         <w:outlineLvl w:val="2"/>
         <w:rPr/>
       </w:pPr>
-      <w:bookmarkStart w:id="30" w:name="__RefHeading___Toc5428_2050494536"/>
+      <w:bookmarkStart w:id="30" w:name="__RefHeading___Toc5484_1316669795"/>
       <w:bookmarkEnd w:id="30"/>
       <w:r>
         <w:rPr/>
@@ -16897,7 +16917,7 @@
         <w:outlineLvl w:val="2"/>
         <w:rPr/>
       </w:pPr>
-      <w:bookmarkStart w:id="31" w:name="__RefHeading___Toc5430_2050494536"/>
+      <w:bookmarkStart w:id="31" w:name="__RefHeading___Toc5486_1316669795"/>
       <w:bookmarkEnd w:id="31"/>
       <w:r>
         <w:rPr/>
@@ -17272,7 +17292,7 @@
         <w:outlineLvl w:val="2"/>
         <w:rPr/>
       </w:pPr>
-      <w:bookmarkStart w:id="32" w:name="__RefHeading___Toc5432_2050494536"/>
+      <w:bookmarkStart w:id="32" w:name="__RefHeading___Toc5488_1316669795"/>
       <w:bookmarkEnd w:id="32"/>
       <w:r>
         <w:rPr/>
@@ -17663,7 +17683,7 @@
         <w:outlineLvl w:val="2"/>
         <w:rPr/>
       </w:pPr>
-      <w:bookmarkStart w:id="33" w:name="__RefHeading___Toc5434_2050494536"/>
+      <w:bookmarkStart w:id="33" w:name="__RefHeading___Toc5490_1316669795"/>
       <w:bookmarkEnd w:id="33"/>
       <w:r>
         <w:rPr/>
@@ -18036,7 +18056,7 @@
         <w:outlineLvl w:val="1"/>
         <w:rPr/>
       </w:pPr>
-      <w:bookmarkStart w:id="34" w:name="__RefHeading___Toc5436_2050494536"/>
+      <w:bookmarkStart w:id="34" w:name="__RefHeading___Toc5492_1316669795"/>
       <w:bookmarkEnd w:id="34"/>
       <w:r>
         <w:rPr/>
@@ -19068,7 +19088,7 @@
         <w:outlineLvl w:val="1"/>
         <w:rPr/>
       </w:pPr>
-      <w:bookmarkStart w:id="35" w:name="__RefHeading___Toc5438_2050494536"/>
+      <w:bookmarkStart w:id="35" w:name="__RefHeading___Toc5494_1316669795"/>
       <w:bookmarkEnd w:id="35"/>
       <w:r>
         <w:rPr/>
@@ -20262,7 +20282,7 @@
         <w:outlineLvl w:val="1"/>
         <w:rPr/>
       </w:pPr>
-      <w:bookmarkStart w:id="36" w:name="__RefHeading___Toc5440_2050494536"/>
+      <w:bookmarkStart w:id="36" w:name="__RefHeading___Toc5496_1316669795"/>
       <w:bookmarkEnd w:id="36"/>
       <w:r>
         <w:rPr/>
@@ -20391,7 +20411,7 @@
         <w:outlineLvl w:val="2"/>
         <w:rPr/>
       </w:pPr>
-      <w:bookmarkStart w:id="37" w:name="__RefHeading___Toc5442_2050494536"/>
+      <w:bookmarkStart w:id="37" w:name="__RefHeading___Toc5498_1316669795"/>
       <w:bookmarkEnd w:id="37"/>
       <w:r>
         <w:rPr/>
@@ -23001,7 +23021,7 @@
         <w:outlineLvl w:val="2"/>
         <w:rPr/>
       </w:pPr>
-      <w:bookmarkStart w:id="38" w:name="__RefHeading___Toc5444_2050494536"/>
+      <w:bookmarkStart w:id="38" w:name="__RefHeading___Toc5500_1316669795"/>
       <w:bookmarkEnd w:id="38"/>
       <w:r>
         <w:rPr/>
@@ -23469,7 +23489,7 @@
         <w:outlineLvl w:val="2"/>
         <w:rPr/>
       </w:pPr>
-      <w:bookmarkStart w:id="39" w:name="__RefHeading___Toc5446_2050494536"/>
+      <w:bookmarkStart w:id="39" w:name="__RefHeading___Toc5502_1316669795"/>
       <w:bookmarkEnd w:id="39"/>
       <w:r>
         <w:rPr/>
@@ -23902,7 +23922,7 @@
         <w:outlineLvl w:val="2"/>
         <w:rPr/>
       </w:pPr>
-      <w:bookmarkStart w:id="40" w:name="__RefHeading___Toc5448_2050494536"/>
+      <w:bookmarkStart w:id="40" w:name="__RefHeading___Toc5504_1316669795"/>
       <w:bookmarkEnd w:id="40"/>
       <w:r>
         <w:rPr/>
@@ -24876,7 +24896,7 @@
         <w:outlineLvl w:val="2"/>
         <w:rPr/>
       </w:pPr>
-      <w:bookmarkStart w:id="41" w:name="__RefHeading___Toc5450_2050494536"/>
+      <w:bookmarkStart w:id="41" w:name="__RefHeading___Toc5506_1316669795"/>
       <w:bookmarkEnd w:id="41"/>
       <w:r>
         <w:rPr/>
@@ -24979,7 +24999,7 @@
         <w:outlineLvl w:val="1"/>
         <w:rPr/>
       </w:pPr>
-      <w:bookmarkStart w:id="42" w:name="__RefHeading___Toc5452_2050494536"/>
+      <w:bookmarkStart w:id="42" w:name="__RefHeading___Toc5508_1316669795"/>
       <w:bookmarkEnd w:id="42"/>
       <w:r>
         <w:rPr/>
@@ -25281,7 +25301,7 @@
         <w:outlineLvl w:val="2"/>
         <w:rPr/>
       </w:pPr>
-      <w:bookmarkStart w:id="43" w:name="__RefHeading___Toc5454_2050494536"/>
+      <w:bookmarkStart w:id="43" w:name="__RefHeading___Toc5510_1316669795"/>
       <w:bookmarkEnd w:id="43"/>
       <w:r>
         <w:rPr/>
@@ -25532,7 +25552,7 @@
         <w:outlineLvl w:val="0"/>
         <w:rPr/>
       </w:pPr>
-      <w:bookmarkStart w:id="44" w:name="__RefHeading___Toc5456_2050494536"/>
+      <w:bookmarkStart w:id="44" w:name="__RefHeading___Toc5512_1316669795"/>
       <w:bookmarkEnd w:id="44"/>
       <w:r>
         <w:rPr/>
@@ -25678,7 +25698,7 @@
         <w:outlineLvl w:val="1"/>
         <w:rPr/>
       </w:pPr>
-      <w:bookmarkStart w:id="45" w:name="__RefHeading___Toc5458_2050494536"/>
+      <w:bookmarkStart w:id="45" w:name="__RefHeading___Toc5514_1316669795"/>
       <w:bookmarkEnd w:id="45"/>
       <w:r>
         <w:rPr/>
@@ -25959,7 +25979,7 @@
         <w:outlineLvl w:val="1"/>
         <w:rPr/>
       </w:pPr>
-      <w:bookmarkStart w:id="46" w:name="__RefHeading___Toc5460_2050494536"/>
+      <w:bookmarkStart w:id="46" w:name="__RefHeading___Toc5516_1316669795"/>
       <w:bookmarkEnd w:id="46"/>
       <w:r>
         <w:rPr/>
@@ -26992,7 +27012,7 @@
         <w:outlineLvl w:val="2"/>
         <w:rPr/>
       </w:pPr>
-      <w:bookmarkStart w:id="47" w:name="__RefHeading___Toc5462_2050494536"/>
+      <w:bookmarkStart w:id="47" w:name="__RefHeading___Toc5518_1316669795"/>
       <w:bookmarkEnd w:id="47"/>
       <w:r>
         <w:rPr/>
@@ -27057,7 +27077,7 @@
         <w:outlineLvl w:val="2"/>
         <w:rPr/>
       </w:pPr>
-      <w:bookmarkStart w:id="48" w:name="__RefHeading___Toc5464_2050494536"/>
+      <w:bookmarkStart w:id="48" w:name="__RefHeading___Toc5520_1316669795"/>
       <w:bookmarkEnd w:id="48"/>
       <w:r>
         <w:rPr/>
@@ -27151,7 +27171,7 @@
         <w:outlineLvl w:val="2"/>
         <w:rPr/>
       </w:pPr>
-      <w:bookmarkStart w:id="49" w:name="__RefHeading___Toc5466_2050494536"/>
+      <w:bookmarkStart w:id="49" w:name="__RefHeading___Toc5522_1316669795"/>
       <w:bookmarkEnd w:id="49"/>
       <w:r>
         <w:rPr/>
@@ -27218,7 +27238,7 @@
         <w:outlineLvl w:val="1"/>
         <w:rPr/>
       </w:pPr>
-      <w:bookmarkStart w:id="50" w:name="__RefHeading___Toc5468_2050494536"/>
+      <w:bookmarkStart w:id="50" w:name="__RefHeading___Toc5524_1316669795"/>
       <w:bookmarkEnd w:id="50"/>
       <w:r>
         <w:rPr/>
@@ -27554,7 +27574,7 @@
         <w:outlineLvl w:val="2"/>
         <w:rPr/>
       </w:pPr>
-      <w:bookmarkStart w:id="51" w:name="__RefHeading___Toc5470_2050494536"/>
+      <w:bookmarkStart w:id="51" w:name="__RefHeading___Toc5526_1316669795"/>
       <w:bookmarkEnd w:id="51"/>
       <w:r>
         <w:rPr/>
@@ -28247,7 +28267,7 @@
         <w:outlineLvl w:val="0"/>
         <w:rPr/>
       </w:pPr>
-      <w:bookmarkStart w:id="52" w:name="__RefHeading___Toc5472_2050494536"/>
+      <w:bookmarkStart w:id="52" w:name="__RefHeading___Toc5528_1316669795"/>
       <w:bookmarkEnd w:id="52"/>
       <w:r>
         <w:rPr/>
@@ -28294,7 +28314,31 @@
       </w:r>
       <w:r>
         <w:rPr/>
-        <w:t xml:space="preserve"> from SVG glyphs — automated like IcoMoon, without Adobe/IcoMoon. Output: font files (SVG/TTF/EOT/WOFF/WOFF2), CSS classes, IcoMoon-compatible JSON, HTML overview.</w:t>
+        <w:t xml:space="preserve"> from SVG glyphs — automated like IcoMoon, without Adobe/IcoMoon — and packages </w:t>
+      </w:r>
+      <w:r>
+        <w:rPr>
+          <w:b/>
+          <w:bCs/>
+        </w:rPr>
+        <w:t>existing webfonts</w:t>
+      </w:r>
+      <w:r>
+        <w:rPr/>
+        <w:t>, including modern OpenType color fonts and emoji fonts. Output: font files (SVG/TTF/EOT/WOFF/WOFF2), CSS (</w:t>
+      </w:r>
+      <w:r>
+        <w:rPr>
+          <w:rFonts w:eastAsia="Consolas" w:cs="Consolas" w:ascii="Consolas" w:hAnsi="Consolas"/>
+          <w:sz w:val="18"/>
+          <w:szCs w:val="18"/>
+          <w:shd w:fill="F2F2F2" w:val="clear"/>
+        </w:rPr>
+        <w:t>@font-face</w:t>
+      </w:r>
+      <w:r>
+        <w:rPr/>
+        <w:t xml:space="preserve"> and icon classes), IcoMoon-compatible JSON (icons), HTML overview.</w:t>
       </w:r>
     </w:p>
     <w:p>
@@ -28369,7 +28413,31 @@
       </w:r>
       <w:r>
         <w:rPr/>
-        <w:t>.</w:t>
+        <w:t xml:space="preserve">. The SVG icon path stays </w:t>
+      </w:r>
+      <w:r>
+        <w:rPr>
+          <w:b/>
+          <w:bCs/>
+        </w:rPr>
+        <w:t>monochrome</w:t>
+      </w:r>
+      <w:r>
+        <w:rPr/>
+        <w:t xml:space="preserve">. Color information is preserved when </w:t>
+      </w:r>
+      <w:r>
+        <w:rPr>
+          <w:rFonts w:eastAsia="Consolas" w:cs="Consolas" w:ascii="Consolas" w:hAnsi="Consolas"/>
+          <w:sz w:val="18"/>
+          <w:szCs w:val="18"/>
+          <w:shd w:fill="F2F2F2" w:val="clear"/>
+        </w:rPr>
+        <w:t>src</w:t>
+      </w:r>
+      <w:r>
+        <w:rPr/>
+        <w:t xml:space="preserve"> is an existing TTF/OTF/WOFF/WOFF2 file.</w:t>
       </w:r>
     </w:p>
     <w:p>
@@ -28383,7 +28451,7 @@
         <w:outlineLvl w:val="1"/>
         <w:rPr/>
       </w:pPr>
-      <w:bookmarkStart w:id="53" w:name="__RefHeading___Toc5474_2050494536"/>
+      <w:bookmarkStart w:id="53" w:name="__RefHeading___Toc5530_1316669795"/>
       <w:bookmarkEnd w:id="53"/>
       <w:r>
         <w:rPr/>
@@ -28537,7 +28605,7 @@
         <w:outlineLvl w:val="1"/>
         <w:rPr/>
       </w:pPr>
-      <w:bookmarkStart w:id="54" w:name="__RefHeading___Toc5476_2050494536"/>
+      <w:bookmarkStart w:id="54" w:name="__RefHeading___Toc5532_1316669795"/>
       <w:bookmarkEnd w:id="54"/>
       <w:r>
         <w:rPr/>
@@ -29104,7 +29172,18 @@
             </w:pPr>
             <w:r>
               <w:rPr/>
-              <w:t>Font name, SVG tree, target</w:t>
+              <w:t xml:space="preserve">Font name, SVG tree </w:t>
+            </w:r>
+            <w:r>
+              <w:rPr>
+                <w:b/>
+                <w:bCs/>
+              </w:rPr>
+              <w:t>or</w:t>
+            </w:r>
+            <w:r>
+              <w:rPr/>
+              <w:t xml:space="preserve"> a single TTF/OTF/WOFF/WOFF2 file, target</w:t>
             </w:r>
           </w:p>
         </w:tc>
@@ -29987,7 +30066,7 @@
         <w:outlineLvl w:val="1"/>
         <w:rPr/>
       </w:pPr>
-      <w:bookmarkStart w:id="55" w:name="__RefHeading___Toc5478_2050494536"/>
+      <w:bookmarkStart w:id="55" w:name="__RefHeading___Toc5534_1316669795"/>
       <w:bookmarkEnd w:id="55"/>
       <w:r>
         <w:rPr/>
@@ -30210,6 +30289,19 @@
                 <w:szCs w:val="18"/>
                 <w:shd w:fill="F2F2F2" w:val="clear"/>
               </w:rPr>
+              <w:t>ConvertFontFormats</w:t>
+            </w:r>
+            <w:r>
+              <w:rPr/>
+              <w:t xml:space="preserve">, </w:t>
+            </w:r>
+            <w:r>
+              <w:rPr>
+                <w:rFonts w:eastAsia="Consolas" w:cs="Consolas" w:ascii="Consolas" w:hAnsi="Consolas"/>
+                <w:sz w:val="18"/>
+                <w:szCs w:val="18"/>
+                <w:shd w:fill="F2F2F2" w:val="clear"/>
+              </w:rPr>
               <w:t>BuildFontCss</w:t>
             </w:r>
             <w:r>
@@ -30223,7 +30315,59 @@
                 <w:szCs w:val="18"/>
                 <w:shd w:fill="F2F2F2" w:val="clear"/>
               </w:rPr>
-              <w:t>BuildIcoMoonJson</w:t>
+              <w:t>BuildWebfontCss</w:t>
+            </w:r>
+          </w:p>
+        </w:tc>
+        <w:tc>
+          <w:tcPr>
+            <w:tcW w:w="4514" w:type="dxa"/>
+            <w:tcBorders>
+              <w:top w:val="single" w:sz="4" w:space="0" w:color="999999"/>
+              <w:start w:val="single" w:sz="4" w:space="0" w:color="999999"/>
+              <w:bottom w:val="single" w:sz="4" w:space="0" w:color="999999"/>
+              <w:end w:val="single" w:sz="4" w:space="0" w:color="999999"/>
+            </w:tcBorders>
+          </w:tcPr>
+          <w:p>
+            <w:pPr>
+              <w:pStyle w:val="Normal"/>
+              <w:spacing w:before="40" w:after="40"/>
+              <w:rPr/>
+            </w:pPr>
+            <w:r>
+              <w:rPr/>
+              <w:t>individual build steps</w:t>
+            </w:r>
+          </w:p>
+        </w:tc>
+      </w:tr>
+      <w:tr>
+        <w:trPr/>
+        <w:tc>
+          <w:tcPr>
+            <w:tcW w:w="4512" w:type="dxa"/>
+            <w:tcBorders>
+              <w:top w:val="single" w:sz="4" w:space="0" w:color="999999"/>
+              <w:start w:val="single" w:sz="4" w:space="0" w:color="999999"/>
+              <w:bottom w:val="single" w:sz="4" w:space="0" w:color="999999"/>
+              <w:end w:val="single" w:sz="4" w:space="0" w:color="999999"/>
+            </w:tcBorders>
+          </w:tcPr>
+          <w:p>
+            <w:pPr>
+              <w:pStyle w:val="Normal"/>
+              <w:spacing w:before="40" w:after="40"/>
+              <w:rPr/>
+            </w:pPr>
+            <w:r>
+              <w:rPr>
+                <w:rFonts w:eastAsia="Consolas" w:cs="Consolas" w:ascii="Consolas" w:hAnsi="Consolas"/>
+                <w:sz w:val="18"/>
+                <w:szCs w:val="18"/>
+                <w:shd w:fill="F2F2F2" w:val="clear"/>
+              </w:rPr>
+              <w:t>InspectFont</w:t>
             </w:r>
             <w:r>
               <w:rPr/>
@@ -30236,7 +30380,7 @@
                 <w:szCs w:val="18"/>
                 <w:shd w:fill="F2F2F2" w:val="clear"/>
               </w:rPr>
-              <w:t>BuildOverviewHtml</w:t>
+              <w:t>DetectColorFont</w:t>
             </w:r>
           </w:p>
         </w:tc>
@@ -30258,7 +30402,7 @@
             </w:pPr>
             <w:r>
               <w:rPr/>
-              <w:t>individual build steps</w:t>
+              <w:t>color-table detection</w:t>
             </w:r>
           </w:p>
         </w:tc>
@@ -30350,11 +30494,11 @@
         <w:outlineLvl w:val="1"/>
         <w:rPr/>
       </w:pPr>
-      <w:bookmarkStart w:id="56" w:name="__RefHeading___Toc5480_2050494536"/>
+      <w:bookmarkStart w:id="56" w:name="__RefHeading___Toc5536_1316669795"/>
       <w:bookmarkEnd w:id="56"/>
       <w:r>
         <w:rPr/>
-        <w:t>6.4 µCSS™ integration</w:t>
+        <w:t>6.4 Color fonts and emoji fonts</w:t>
       </w:r>
     </w:p>
     <w:p>
@@ -30365,10 +30509,291 @@
         <w:rPr/>
       </w:pPr>
       <w:r>
+        <w:rPr/>
+        <w:t xml:space="preserve">Point </w:t>
+      </w:r>
+      <w:r>
+        <w:rPr>
+          <w:rFonts w:eastAsia="Consolas" w:cs="Consolas" w:ascii="Consolas" w:hAnsi="Consolas"/>
+          <w:sz w:val="18"/>
+          <w:szCs w:val="18"/>
+          <w:shd w:fill="F2F2F2" w:val="clear"/>
+        </w:rPr>
+        <w:t>src</w:t>
+      </w:r>
+      <w:r>
+        <w:rPr/>
+        <w:t xml:space="preserve"> at a color font file instead of an SVG directory — same </w:t>
+      </w:r>
+      <w:r>
+        <w:rPr>
+          <w:rFonts w:eastAsia="Consolas" w:cs="Consolas" w:ascii="Consolas" w:hAnsi="Consolas"/>
+          <w:sz w:val="18"/>
+          <w:szCs w:val="18"/>
+          <w:shd w:fill="F2F2F2" w:val="clear"/>
+        </w:rPr>
+        <w:t>FontGenerator.Create</w:t>
+      </w:r>
+      <w:r>
+        <w:rPr/>
+        <w:t xml:space="preserve"> call. µFT detects COLR/CPAL (v0 and v1), SVG-in-OpenType, CBDT/CBLC and sbix, wraps TTF/OTF as WOFF/WOFF2 </w:t>
+      </w:r>
+      <w:r>
         <w:rPr>
           <w:b/>
           <w:bCs/>
         </w:rPr>
+        <w:t>without dropping those tables</w:t>
+      </w:r>
+      <w:r>
+        <w:rPr/>
+        <w:t xml:space="preserve">, and emits a standard </w:t>
+      </w:r>
+      <w:r>
+        <w:rPr>
+          <w:rFonts w:eastAsia="Consolas" w:cs="Consolas" w:ascii="Consolas" w:hAnsi="Consolas"/>
+          <w:sz w:val="18"/>
+          <w:szCs w:val="18"/>
+          <w:shd w:fill="F2F2F2" w:val="clear"/>
+        </w:rPr>
+        <w:t>@font-face</w:t>
+      </w:r>
+      <w:r>
+        <w:rPr/>
+        <w:t xml:space="preserve"> (no icon classes).</w:t>
+      </w:r>
+    </w:p>
+    <w:p>
+      <w:pPr>
+        <w:pStyle w:val="Normal"/>
+        <w:shd w:val="clear" w:fill="F2F2F2"/>
+        <w:spacing w:before="0" w:after="0"/>
+        <w:rPr/>
+      </w:pPr>
+      <w:r>
+        <w:rPr>
+          <w:rFonts w:eastAsia="Consolas" w:cs="Consolas" w:ascii="Consolas" w:hAnsi="Consolas"/>
+          <w:sz w:val="18"/>
+          <w:szCs w:val="18"/>
+        </w:rPr>
+        <w:t>await FontGenerator.Create({</w:t>
+      </w:r>
+    </w:p>
+    <w:p>
+      <w:pPr>
+        <w:pStyle w:val="Normal"/>
+        <w:shd w:val="clear" w:fill="F2F2F2"/>
+        <w:spacing w:before="0" w:after="0"/>
+        <w:rPr/>
+      </w:pPr>
+      <w:r>
+        <w:rPr>
+          <w:rFonts w:eastAsia="Consolas" w:cs="Consolas" w:ascii="Consolas" w:hAnsi="Consolas"/>
+          <w:sz w:val="18"/>
+          <w:szCs w:val="18"/>
+        </w:rPr>
+        <w:t xml:space="preserve">    </w:t>
+      </w:r>
+      <w:r>
+        <w:rPr>
+          <w:rFonts w:eastAsia="Consolas" w:cs="Consolas" w:ascii="Consolas" w:hAnsi="Consolas"/>
+          <w:sz w:val="18"/>
+          <w:szCs w:val="18"/>
+        </w:rPr>
+        <w:t>fontName: "ChatEmoji",</w:t>
+      </w:r>
+    </w:p>
+    <w:p>
+      <w:pPr>
+        <w:pStyle w:val="Normal"/>
+        <w:shd w:val="clear" w:fill="F2F2F2"/>
+        <w:spacing w:before="0" w:after="0"/>
+        <w:rPr/>
+      </w:pPr>
+      <w:r>
+        <w:rPr>
+          <w:rFonts w:eastAsia="Consolas" w:cs="Consolas" w:ascii="Consolas" w:hAnsi="Consolas"/>
+          <w:sz w:val="18"/>
+          <w:szCs w:val="18"/>
+        </w:rPr>
+        <w:t xml:space="preserve">    </w:t>
+      </w:r>
+      <w:r>
+        <w:rPr>
+          <w:rFonts w:eastAsia="Consolas" w:cs="Consolas" w:ascii="Consolas" w:hAnsi="Consolas"/>
+          <w:sz w:val="18"/>
+          <w:szCs w:val="18"/>
+        </w:rPr>
+        <w:t>src: "vendor/NotoColorEmoji-Regular.ttf",</w:t>
+      </w:r>
+    </w:p>
+    <w:p>
+      <w:pPr>
+        <w:pStyle w:val="Normal"/>
+        <w:shd w:val="clear" w:fill="F2F2F2"/>
+        <w:spacing w:before="0" w:after="0"/>
+        <w:rPr/>
+      </w:pPr>
+      <w:r>
+        <w:rPr>
+          <w:rFonts w:eastAsia="Consolas" w:cs="Consolas" w:ascii="Consolas" w:hAnsi="Consolas"/>
+          <w:sz w:val="18"/>
+          <w:szCs w:val="18"/>
+        </w:rPr>
+        <w:t xml:space="preserve">    </w:t>
+      </w:r>
+      <w:r>
+        <w:rPr>
+          <w:rFonts w:eastAsia="Consolas" w:cs="Consolas" w:ascii="Consolas" w:hAnsi="Consolas"/>
+          <w:sz w:val="18"/>
+          <w:szCs w:val="18"/>
+        </w:rPr>
+        <w:t>outputDir: "dev/media/final/fonts"</w:t>
+      </w:r>
+    </w:p>
+    <w:p>
+      <w:pPr>
+        <w:pStyle w:val="Normal"/>
+        <w:shd w:val="clear" w:fill="F2F2F2"/>
+        <w:spacing w:before="0" w:after="160"/>
+        <w:rPr/>
+      </w:pPr>
+      <w:r>
+        <w:rPr>
+          <w:rFonts w:eastAsia="Consolas" w:cs="Consolas" w:ascii="Consolas" w:hAnsi="Consolas"/>
+          <w:sz w:val="18"/>
+          <w:szCs w:val="18"/>
+        </w:rPr>
+        <w:t>});</w:t>
+      </w:r>
+    </w:p>
+    <w:p>
+      <w:pPr>
+        <w:pStyle w:val="Normal"/>
+        <w:shd w:val="clear" w:fill="F2F2F2"/>
+        <w:spacing w:before="0" w:after="0"/>
+        <w:rPr/>
+      </w:pPr>
+      <w:r>
+        <w:rPr>
+          <w:rFonts w:eastAsia="Consolas" w:cs="Consolas" w:ascii="Consolas" w:hAnsi="Consolas"/>
+          <w:sz w:val="18"/>
+          <w:szCs w:val="18"/>
+        </w:rPr>
+        <w:t>body { font-family: ChatEmoji, system-ui, sans-serif; }</w:t>
+      </w:r>
+    </w:p>
+    <w:p>
+      <w:pPr>
+        <w:pStyle w:val="Normal"/>
+        <w:shd w:val="clear" w:fill="F2F2F2"/>
+        <w:spacing w:before="0" w:after="160"/>
+        <w:rPr/>
+      </w:pPr>
+      <w:r>
+        <w:rPr>
+          <w:rFonts w:eastAsia="Consolas" w:cs="Consolas" w:ascii="Consolas" w:hAnsi="Consolas"/>
+          <w:sz w:val="18"/>
+          <w:szCs w:val="18"/>
+        </w:rPr>
+        <w:t>/* Optional palette: font-palette / @font-palette-values — µFT does not rewrite CPAL. */</w:t>
+      </w:r>
+    </w:p>
+    <w:p>
+      <w:pPr>
+        <w:pStyle w:val="Normal"/>
+        <w:shd w:val="clear" w:fill="F2F2F2"/>
+        <w:spacing w:before="0" w:after="160"/>
+        <w:rPr/>
+      </w:pPr>
+      <w:r>
+        <w:rPr>
+          <w:rFonts w:eastAsia="Consolas" w:cs="Consolas" w:ascii="Consolas" w:hAnsi="Consolas"/>
+          <w:sz w:val="18"/>
+          <w:szCs w:val="18"/>
+        </w:rPr>
+        <w:t>&lt;p&gt;Hello 😀 🎉&lt;/p&gt;</w:t>
+      </w:r>
+    </w:p>
+    <w:p>
+      <w:pPr>
+        <w:pStyle w:val="Normal"/>
+        <w:spacing w:before="0" w:after="120"/>
+        <w:jc w:val="both"/>
+        <w:rPr/>
+      </w:pPr>
+      <w:r>
+        <w:rPr/>
+        <w:t xml:space="preserve">Color rendering depends on the font, the browser and the OS. µFT does </w:t>
+      </w:r>
+      <w:r>
+        <w:rPr>
+          <w:b/>
+          <w:bCs/>
+        </w:rPr>
+        <w:t>not</w:t>
+      </w:r>
+      <w:r>
+        <w:rPr/>
+        <w:t xml:space="preserve"> generate emoji animation. EOT and legacy SVG fonts are skipped for color sources (they cannot carry color tables). Subsetting is not implemented; the full font is packaged so COLR layer glyphs stay intact. Details and the detected/preserved/converted matrix: </w:t>
+      </w:r>
+      <w:r>
+        <w:rPr>
+          <w:rFonts w:eastAsia="Consolas" w:cs="Consolas" w:ascii="Consolas" w:hAnsi="Consolas"/>
+          <w:sz w:val="18"/>
+          <w:szCs w:val="18"/>
+          <w:shd w:fill="F2F2F2" w:val="clear"/>
+        </w:rPr>
+        <w:t>gulp-mu-ft</w:t>
+      </w:r>
+      <w:r>
+        <w:rPr/>
+        <w:t xml:space="preserve"> README, section *Color Fonts*. Example: </w:t>
+      </w:r>
+      <w:r>
+        <w:rPr>
+          <w:rFonts w:eastAsia="Consolas" w:cs="Consolas" w:ascii="Consolas" w:hAnsi="Consolas"/>
+          <w:sz w:val="18"/>
+          <w:szCs w:val="18"/>
+          <w:shd w:fill="F2F2F2" w:val="clear"/>
+        </w:rPr>
+        <w:t>gulp-mu-ft/examples/color-font/</w:t>
+      </w:r>
+      <w:r>
+        <w:rPr/>
+        <w:t>.</w:t>
+      </w:r>
+    </w:p>
+    <w:p>
+      <w:pPr>
+        <w:pStyle w:val="Heading2"/>
+        <w:numPr>
+          <w:ilvl w:val="0"/>
+          <w:numId w:val="0"/>
+        </w:numPr>
+        <w:spacing w:before="240" w:after="120"/>
+        <w:outlineLvl w:val="1"/>
+        <w:rPr/>
+      </w:pPr>
+      <w:bookmarkStart w:id="57" w:name="__RefHeading___Toc5538_1316669795"/>
+      <w:bookmarkEnd w:id="57"/>
+      <w:r>
+        <w:rPr/>
+        <w:t>6.5 µCSS™ integration</w:t>
+      </w:r>
+    </w:p>
+    <w:p>
+      <w:pPr>
+        <w:pStyle w:val="Normal"/>
+        <w:spacing w:before="0" w:after="120"/>
+        <w:jc w:val="both"/>
+        <w:rPr/>
+      </w:pPr>
+      <w:r>
+        <w:rPr>
+          <w:b/>
+          <w:bCs/>
+        </w:rPr>
         <w:t>Manifest (planned):</w:t>
       </w:r>
       <w:r>
@@ -30399,7 +30824,7 @@
       </w:r>
       <w:r>
         <w:rPr/>
-        <w:t xml:space="preserve"> (SVG directory), </w:t>
+        <w:t xml:space="preserve"> (SVG directory or color/emoji font file), </w:t>
       </w:r>
       <w:r>
         <w:rPr>
@@ -30646,8 +31071,8 @@
         <w:outlineLvl w:val="0"/>
         <w:rPr/>
       </w:pPr>
-      <w:bookmarkStart w:id="57" w:name="__RefHeading___Toc5482_2050494536"/>
-      <w:bookmarkEnd w:id="57"/>
+      <w:bookmarkStart w:id="58" w:name="__RefHeading___Toc5540_1316669795"/>
+      <w:bookmarkEnd w:id="58"/>
       <w:r>
         <w:rPr/>
         <w:t>7 Vue and component co-location</w:t>
@@ -30775,8 +31200,8 @@
         <w:outlineLvl w:val="1"/>
         <w:rPr/>
       </w:pPr>
-      <w:bookmarkStart w:id="58" w:name="__RefHeading___Toc5484_2050494536"/>
-      <w:bookmarkEnd w:id="58"/>
+      <w:bookmarkStart w:id="59" w:name="__RefHeading___Toc5542_1316669795"/>
+      <w:bookmarkEnd w:id="59"/>
       <w:r>
         <w:rPr/>
         <w:t>7.1 Workflow</w:t>
@@ -31070,8 +31495,8 @@
         <w:outlineLvl w:val="1"/>
         <w:rPr/>
       </w:pPr>
-      <w:bookmarkStart w:id="59" w:name="__RefHeading___Toc5486_2050494536"/>
-      <w:bookmarkEnd w:id="59"/>
+      <w:bookmarkStart w:id="60" w:name="__RefHeading___Toc5544_1316669795"/>
+      <w:bookmarkEnd w:id="60"/>
       <w:r>
         <w:rPr/>
         <w:t>7.2 Namespaces and global state classes</w:t>
@@ -31225,8 +31650,8 @@
         <w:outlineLvl w:val="1"/>
         <w:rPr/>
       </w:pPr>
-      <w:bookmarkStart w:id="60" w:name="__RefHeading___Toc5488_2050494536"/>
-      <w:bookmarkEnd w:id="60"/>
+      <w:bookmarkStart w:id="61" w:name="__RefHeading___Toc5546_1316669795"/>
+      <w:bookmarkEnd w:id="61"/>
       <w:r>
         <w:rPr/>
         <w:t>7.3 Migrating existing Vue SFCs</w:t>
@@ -31471,8 +31896,8 @@
         <w:outlineLvl w:val="0"/>
         <w:rPr/>
       </w:pPr>
-      <w:bookmarkStart w:id="61" w:name="__RefHeading___Toc5490_2050494536"/>
-      <w:bookmarkEnd w:id="61"/>
+      <w:bookmarkStart w:id="62" w:name="__RefHeading___Toc5548_1316669795"/>
+      <w:bookmarkEnd w:id="62"/>
       <w:r>
         <w:rPr/>
         <w:t>8 Core ideas of µCSS™</w:t>
@@ -31489,8 +31914,8 @@
         <w:outlineLvl w:val="1"/>
         <w:rPr/>
       </w:pPr>
-      <w:bookmarkStart w:id="62" w:name="__RefHeading___Toc5492_2050494536"/>
-      <w:bookmarkEnd w:id="62"/>
+      <w:bookmarkStart w:id="63" w:name="__RefHeading___Toc5550_1316669795"/>
+      <w:bookmarkEnd w:id="63"/>
       <w:r>
         <w:rPr/>
         <w:t>8.1 The .µ.css format</w:t>
@@ -31696,8 +32121,8 @@
         <w:outlineLvl w:val="1"/>
         <w:rPr/>
       </w:pPr>
-      <w:bookmarkStart w:id="63" w:name="__RefHeading___Toc5494_2050494536"/>
-      <w:bookmarkEnd w:id="63"/>
+      <w:bookmarkStart w:id="64" w:name="__RefHeading___Toc5552_1316669795"/>
+      <w:bookmarkEnd w:id="64"/>
       <w:r>
         <w:rPr/>
         <w:t>8.2 Value interpolation µ(expression)</w:t>
@@ -31986,8 +32411,8 @@
         <w:outlineLvl w:val="1"/>
         <w:rPr/>
       </w:pPr>
-      <w:bookmarkStart w:id="64" w:name="__RefHeading___Toc5496_2050494536"/>
-      <w:bookmarkEnd w:id="64"/>
+      <w:bookmarkStart w:id="65" w:name="__RefHeading___Toc5554_1316669795"/>
+      <w:bookmarkEnd w:id="65"/>
       <w:r>
         <w:rPr/>
         <w:t>8.3 Directives -µ: expression</w:t>
@@ -32315,8 +32740,8 @@
         <w:outlineLvl w:val="1"/>
         <w:rPr/>
       </w:pPr>
-      <w:bookmarkStart w:id="65" w:name="__RefHeading___Toc5498_2050494536"/>
-      <w:bookmarkEnd w:id="65"/>
+      <w:bookmarkStart w:id="66" w:name="__RefHeading___Toc5556_1316669795"/>
+      <w:bookmarkEnd w:id="66"/>
       <w:r>
         <w:rPr/>
         <w:t>8.4 The skin manifest</w:t>
@@ -32987,8 +33412,8 @@
         <w:outlineLvl w:val="1"/>
         <w:rPr/>
       </w:pPr>
-      <w:bookmarkStart w:id="66" w:name="__RefHeading___Toc5500_2050494536"/>
-      <w:bookmarkEnd w:id="66"/>
+      <w:bookmarkStart w:id="67" w:name="__RefHeading___Toc5558_1316669795"/>
+      <w:bookmarkEnd w:id="67"/>
       <w:r>
         <w:rPr/>
         <w:t>8.5 JavaScript without substitute characters</w:t>
@@ -33194,8 +33619,8 @@
         <w:outlineLvl w:val="0"/>
         <w:rPr/>
       </w:pPr>
-      <w:bookmarkStart w:id="67" w:name="__RefHeading___Toc5502_2050494536"/>
-      <w:bookmarkEnd w:id="67"/>
+      <w:bookmarkStart w:id="68" w:name="__RefHeading___Toc5560_1316669795"/>
+      <w:bookmarkEnd w:id="68"/>
       <w:r>
         <w:rPr/>
         <w:t>9 Build process and Gulp integration</w:t>
@@ -33237,8 +33662,8 @@
         <w:outlineLvl w:val="1"/>
         <w:rPr/>
       </w:pPr>
-      <w:bookmarkStart w:id="68" w:name="__RefHeading___Toc5504_2050494536"/>
-      <w:bookmarkEnd w:id="68"/>
+      <w:bookmarkStart w:id="69" w:name="__RefHeading___Toc5562_1316669795"/>
+      <w:bookmarkEnd w:id="69"/>
       <w:r>
         <w:rPr/>
         <w:t>9.1 Directory conventions</w:t>
@@ -33637,8 +34062,8 @@
         <w:outlineLvl w:val="1"/>
         <w:rPr/>
       </w:pPr>
-      <w:bookmarkStart w:id="69" w:name="__RefHeading___Toc5506_2050494536"/>
-      <w:bookmarkEnd w:id="69"/>
+      <w:bookmarkStart w:id="70" w:name="__RefHeading___Toc5564_1316669795"/>
+      <w:bookmarkEnd w:id="70"/>
       <w:r>
         <w:rPr/>
         <w:t>9.2 Compilation flow</w:t>
@@ -33888,8 +34313,8 @@
         <w:outlineLvl w:val="1"/>
         <w:rPr/>
       </w:pPr>
-      <w:bookmarkStart w:id="70" w:name="__RefHeading___Toc5508_2050494536"/>
-      <w:bookmarkEnd w:id="70"/>
+      <w:bookmarkStart w:id="71" w:name="__RefHeading___Toc5566_1316669795"/>
+      <w:bookmarkEnd w:id="71"/>
       <w:r>
         <w:rPr/>
         <w:t>9.3 Incremental build and cache</w:t>
@@ -34144,8 +34569,8 @@
         <w:outlineLvl w:val="1"/>
         <w:rPr/>
       </w:pPr>
-      <w:bookmarkStart w:id="71" w:name="__RefHeading___Toc5510_2050494536"/>
-      <w:bookmarkEnd w:id="71"/>
+      <w:bookmarkStart w:id="72" w:name="__RefHeading___Toc5568_1316669795"/>
+      <w:bookmarkEnd w:id="72"/>
       <w:r>
         <w:rPr/>
         <w:t>9.4 Gulp tasks and watch</w:t>
@@ -34594,8 +35019,8 @@
         <w:outlineLvl w:val="0"/>
         <w:rPr/>
       </w:pPr>
-      <w:bookmarkStart w:id="72" w:name="__RefHeading___Toc5512_2050494536"/>
-      <w:bookmarkEnd w:id="72"/>
+      <w:bookmarkStart w:id="73" w:name="__RefHeading___Toc5570_1316669795"/>
+      <w:bookmarkEnd w:id="73"/>
       <w:r>
         <w:rPr/>
         <w:t>10 Manifest reference (DefineSkin)</w:t>
@@ -34633,8 +35058,8 @@
         <w:outlineLvl w:val="1"/>
         <w:rPr/>
       </w:pPr>
-      <w:bookmarkStart w:id="73" w:name="__RefHeading___Toc5514_2050494536"/>
-      <w:bookmarkEnd w:id="73"/>
+      <w:bookmarkStart w:id="74" w:name="__RefHeading___Toc5572_1316669795"/>
+      <w:bookmarkEnd w:id="74"/>
       <w:r>
         <w:rPr/>
         <w:t>10.1 vars</w:t>
@@ -34731,8 +35156,8 @@
         <w:outlineLvl w:val="1"/>
         <w:rPr/>
       </w:pPr>
-      <w:bookmarkStart w:id="74" w:name="__RefHeading___Toc5516_2050494536"/>
-      <w:bookmarkEnd w:id="74"/>
+      <w:bookmarkStart w:id="75" w:name="__RefHeading___Toc5574_1316669795"/>
+      <w:bookmarkEnd w:id="75"/>
       <w:r>
         <w:rPr/>
         <w:t>10.2 helpers</w:t>
@@ -34904,8 +35329,8 @@
         <w:outlineLvl w:val="1"/>
         <w:rPr/>
       </w:pPr>
-      <w:bookmarkStart w:id="75" w:name="__RefHeading___Toc5518_2050494536"/>
-      <w:bookmarkEnd w:id="75"/>
+      <w:bookmarkStart w:id="76" w:name="__RefHeading___Toc5576_1316669795"/>
+      <w:bookmarkEnd w:id="76"/>
       <w:r>
         <w:rPr/>
         <w:t>10.3 cursors</w:t>
@@ -35521,8 +35946,8 @@
         <w:outlineLvl w:val="1"/>
         <w:rPr/>
       </w:pPr>
-      <w:bookmarkStart w:id="76" w:name="__RefHeading___Toc5520_2050494536"/>
-      <w:bookmarkEnd w:id="76"/>
+      <w:bookmarkStart w:id="77" w:name="__RefHeading___Toc5578_1316669795"/>
+      <w:bookmarkEnd w:id="77"/>
       <w:r>
         <w:rPr/>
         <w:t>10.4 media</w:t>
@@ -36545,8 +36970,8 @@
         <w:outlineLvl w:val="1"/>
         <w:rPr/>
       </w:pPr>
-      <w:bookmarkStart w:id="77" w:name="__RefHeading___Toc5522_2050494536"/>
-      <w:bookmarkEnd w:id="77"/>
+      <w:bookmarkStart w:id="78" w:name="__RefHeading___Toc5580_1316669795"/>
+      <w:bookmarkEnd w:id="78"/>
       <w:r>
         <w:rPr/>
         <w:t>10.5 imageFormat</w:t>
@@ -36911,8 +37336,8 @@
         <w:outlineLvl w:val="1"/>
         <w:rPr/>
       </w:pPr>
-      <w:bookmarkStart w:id="78" w:name="__RefHeading___Toc5524_2050494536"/>
-      <w:bookmarkEnd w:id="78"/>
+      <w:bookmarkStart w:id="79" w:name="__RefHeading___Toc5582_1316669795"/>
+      <w:bookmarkEnd w:id="79"/>
       <w:r>
         <w:rPr/>
         <w:t>10.6 sprites</w:t>
@@ -38099,8 +38524,8 @@
         <w:outlineLvl w:val="1"/>
         <w:rPr/>
       </w:pPr>
-      <w:bookmarkStart w:id="79" w:name="__RefHeading___Toc5526_2050494536"/>
-      <w:bookmarkEnd w:id="79"/>
+      <w:bookmarkStart w:id="80" w:name="__RefHeading___Toc5584_1316669795"/>
+      <w:bookmarkEnd w:id="80"/>
       <w:r>
         <w:rPr/>
         <w:t>10.7 minify</w:t>
@@ -38661,8 +39086,8 @@
         <w:outlineLvl w:val="1"/>
         <w:rPr/>
       </w:pPr>
-      <w:bookmarkStart w:id="80" w:name="__RefHeading___Toc5528_2050494536"/>
-      <w:bookmarkEnd w:id="80"/>
+      <w:bookmarkStart w:id="81" w:name="__RefHeading___Toc5586_1316669795"/>
+      <w:bookmarkEnd w:id="81"/>
       <w:r>
         <w:rPr/>
         <w:t>10.8 sounds</w:t>
@@ -39501,8 +39926,8 @@
         <w:outlineLvl w:val="1"/>
         <w:rPr/>
       </w:pPr>
-      <w:bookmarkStart w:id="81" w:name="__RefHeading___Toc5530_2050494536"/>
-      <w:bookmarkEnd w:id="81"/>
+      <w:bookmarkStart w:id="82" w:name="__RefHeading___Toc5588_1316669795"/>
+      <w:bookmarkEnd w:id="82"/>
       <w:r>
         <w:rPr/>
         <w:t>10.9 font</w:t>
@@ -40157,7 +40582,18 @@
             </w:pPr>
             <w:r>
               <w:rPr/>
-              <w:t>Source directory of SVG glyphs (recursive), relative to project root</w:t>
+              <w:t xml:space="preserve">Source directory of SVG glyphs (recursive) </w:t>
+            </w:r>
+            <w:r>
+              <w:rPr>
+                <w:b/>
+                <w:bCs/>
+              </w:rPr>
+              <w:t>or</w:t>
+            </w:r>
+            <w:r>
+              <w:rPr/>
+              <w:t xml:space="preserve"> a TTF/OTF/WOFF/WOFF2 color/emoji font file, relative to project root</w:t>
             </w:r>
           </w:p>
         </w:tc>
@@ -40978,8 +41414,8 @@
         <w:outlineLvl w:val="1"/>
         <w:rPr/>
       </w:pPr>
-      <w:bookmarkStart w:id="82" w:name="__RefHeading___Toc5532_2050494536"/>
-      <w:bookmarkEnd w:id="82"/>
+      <w:bookmarkStart w:id="83" w:name="__RefHeading___Toc5590_1316669795"/>
+      <w:bookmarkEnd w:id="83"/>
       <w:r>
         <w:rPr/>
         <w:t>10.10 files</w:t>
@@ -41142,8 +41578,8 @@
         <w:outlineLvl w:val="0"/>
         <w:rPr/>
       </w:pPr>
-      <w:bookmarkStart w:id="83" w:name="__RefHeading___Toc5534_2050494536"/>
-      <w:bookmarkEnd w:id="83"/>
+      <w:bookmarkStart w:id="84" w:name="__RefHeading___Toc5592_1316669795"/>
+      <w:bookmarkEnd w:id="84"/>
       <w:r>
         <w:rPr/>
         <w:t>11 µ evaluation context (reference)</w:t>
@@ -41211,8 +41647,8 @@
         <w:outlineLvl w:val="1"/>
         <w:rPr/>
       </w:pPr>
-      <w:bookmarkStart w:id="84" w:name="__RefHeading___Toc5536_2050494536"/>
-      <w:bookmarkEnd w:id="84"/>
+      <w:bookmarkStart w:id="85" w:name="__RefHeading___Toc5594_1316669795"/>
+      <w:bookmarkEnd w:id="85"/>
       <w:r>
         <w:rPr/>
         <w:t>11.1 The $ object</w:t>
@@ -41292,8 +41728,8 @@
         <w:outlineLvl w:val="1"/>
         <w:rPr/>
       </w:pPr>
-      <w:bookmarkStart w:id="85" w:name="__RefHeading___Toc5538_2050494536"/>
-      <w:bookmarkEnd w:id="85"/>
+      <w:bookmarkStart w:id="86" w:name="__RefHeading___Toc5596_1316669795"/>
+      <w:bookmarkEnd w:id="86"/>
       <w:r>
         <w:rPr/>
         <w:t>11.2 Color and value functions</w:t>
@@ -41902,8 +42338,8 @@
         <w:outlineLvl w:val="1"/>
         <w:rPr/>
       </w:pPr>
-      <w:bookmarkStart w:id="86" w:name="__RefHeading___Toc5540_2050494536"/>
-      <w:bookmarkEnd w:id="86"/>
+      <w:bookmarkStart w:id="87" w:name="__RefHeading___Toc5598_1316669795"/>
+      <w:bookmarkEnd w:id="87"/>
       <w:r>
         <w:rPr/>
         <w:t>11.3 Rule and document methods</w:t>
@@ -42485,8 +42921,8 @@
         <w:outlineLvl w:val="1"/>
         <w:rPr/>
       </w:pPr>
-      <w:bookmarkStart w:id="87" w:name="__RefHeading___Toc5542_2050494536"/>
-      <w:bookmarkEnd w:id="87"/>
+      <w:bookmarkStart w:id="88" w:name="__RefHeading___Toc5600_1316669795"/>
+      <w:bookmarkEnd w:id="88"/>
       <w:r>
         <w:rPr/>
         <w:t>11.4 Sprite()</w:t>
@@ -43266,8 +43702,8 @@
         <w:outlineLvl w:val="1"/>
         <w:rPr/>
       </w:pPr>
-      <w:bookmarkStart w:id="88" w:name="__RefHeading___Toc5544_2050494536"/>
-      <w:bookmarkEnd w:id="88"/>
+      <w:bookmarkStart w:id="89" w:name="__RefHeading___Toc5602_1316669795"/>
+      <w:bookmarkEnd w:id="89"/>
       <w:r>
         <w:rPr/>
         <w:t>11.5 Cursor()</w:t>
@@ -43361,8 +43797,8 @@
         <w:outlineLvl w:val="1"/>
         <w:rPr/>
       </w:pPr>
-      <w:bookmarkStart w:id="89" w:name="__RefHeading___Toc5546_2050494536"/>
-      <w:bookmarkEnd w:id="89"/>
+      <w:bookmarkStart w:id="90" w:name="__RefHeading___Toc5604_1316669795"/>
+      <w:bookmarkEnd w:id="90"/>
       <w:r>
         <w:rPr/>
         <w:t>11.6 DataUri()</w:t>
@@ -43519,8 +43955,8 @@
         <w:outlineLvl w:val="1"/>
         <w:rPr/>
       </w:pPr>
-      <w:bookmarkStart w:id="90" w:name="__RefHeading___Toc5548_2050494536"/>
-      <w:bookmarkEnd w:id="90"/>
+      <w:bookmarkStart w:id="91" w:name="__RefHeading___Toc5606_1316669795"/>
+      <w:bookmarkEnd w:id="91"/>
       <w:r>
         <w:rPr/>
         <w:t>11.7 Helper functions and the this binding</w:t>
@@ -43983,8 +44419,8 @@
         <w:outlineLvl w:val="1"/>
         <w:rPr/>
       </w:pPr>
-      <w:bookmarkStart w:id="91" w:name="__RefHeading___Toc5550_2050494536"/>
-      <w:bookmarkEnd w:id="91"/>
+      <w:bookmarkStart w:id="92" w:name="__RefHeading___Toc5608_1316669795"/>
+      <w:bookmarkEnd w:id="92"/>
       <w:r>
         <w:rPr/>
         <w:t>11.8 afterWork hooks</w:t>
@@ -44521,8 +44957,8 @@
         <w:outlineLvl w:val="0"/>
         <w:rPr/>
       </w:pPr>
-      <w:bookmarkStart w:id="92" w:name="__RefHeading___Toc5552_2050494536"/>
-      <w:bookmarkEnd w:id="92"/>
+      <w:bookmarkStart w:id="93" w:name="__RefHeading___Toc5610_1316669795"/>
+      <w:bookmarkEnd w:id="93"/>
       <w:r>
         <w:rPr/>
         <w:t>12 Working with colors</w:t>
@@ -44539,8 +44975,8 @@
         <w:outlineLvl w:val="1"/>
         <w:rPr/>
       </w:pPr>
-      <w:bookmarkStart w:id="93" w:name="__RefHeading___Toc5554_2050494536"/>
-      <w:bookmarkEnd w:id="93"/>
+      <w:bookmarkStart w:id="94" w:name="__RefHeading___Toc5612_1316669795"/>
+      <w:bookmarkEnd w:id="94"/>
       <w:r>
         <w:rPr/>
         <w:t>12.1 Defining colors</w:t>
@@ -44960,8 +45396,8 @@
         <w:outlineLvl w:val="1"/>
         <w:rPr/>
       </w:pPr>
-      <w:bookmarkStart w:id="94" w:name="__RefHeading___Toc5556_2050494536"/>
-      <w:bookmarkEnd w:id="94"/>
+      <w:bookmarkStart w:id="95" w:name="__RefHeading___Toc5614_1316669795"/>
+      <w:bookmarkEnd w:id="95"/>
       <w:r>
         <w:rPr/>
         <w:t>12.2 Alpha values</w:t>
@@ -45243,8 +45679,8 @@
         <w:outlineLvl w:val="1"/>
         <w:rPr/>
       </w:pPr>
-      <w:bookmarkStart w:id="95" w:name="__RefHeading___Toc5558_2050494536"/>
-      <w:bookmarkEnd w:id="95"/>
+      <w:bookmarkStart w:id="96" w:name="__RefHeading___Toc5616_1316669795"/>
+      <w:bookmarkEnd w:id="96"/>
       <w:r>
         <w:rPr/>
         <w:t>12.3 Color computations</w:t>
@@ -45496,8 +45932,8 @@
         <w:outlineLvl w:val="0"/>
         <w:rPr/>
       </w:pPr>
-      <w:bookmarkStart w:id="96" w:name="__RefHeading___Toc5560_2050494536"/>
-      <w:bookmarkEnd w:id="96"/>
+      <w:bookmarkStart w:id="97" w:name="__RefHeading___Toc5618_1316669795"/>
+      <w:bookmarkEnd w:id="97"/>
       <w:r>
         <w:rPr/>
         <w:t>13 Node API</w:t>
@@ -46827,8 +47263,8 @@
         <w:outlineLvl w:val="1"/>
         <w:rPr/>
       </w:pPr>
-      <w:bookmarkStart w:id="97" w:name="__RefHeading___Toc5562_2050494536"/>
-      <w:bookmarkEnd w:id="97"/>
+      <w:bookmarkStart w:id="98" w:name="__RefHeading___Toc5620_1316669795"/>
+      <w:bookmarkEnd w:id="98"/>
       <w:r>
         <w:rPr/>
         <w:t>13.1 Version history API (RELEASES.json)</w:t>
@@ -47578,8 +48014,8 @@
         <w:outlineLvl w:val="0"/>
         <w:rPr/>
       </w:pPr>
-      <w:bookmarkStart w:id="98" w:name="__RefHeading___Toc5564_2050494536"/>
-      <w:bookmarkEnd w:id="98"/>
+      <w:bookmarkStart w:id="99" w:name="__RefHeading___Toc5622_1316669795"/>
+      <w:bookmarkEnd w:id="99"/>
       <w:r>
         <w:rPr/>
         <w:t>14 Error diagnostics</w:t>
@@ -48094,8 +48530,8 @@
         <w:outlineLvl w:val="0"/>
         <w:rPr/>
       </w:pPr>
-      <w:bookmarkStart w:id="99" w:name="__RefHeading___Toc5566_2050494536"/>
-      <w:bookmarkEnd w:id="99"/>
+      <w:bookmarkStart w:id="100" w:name="__RefHeading___Toc5624_1316669795"/>
+      <w:bookmarkEnd w:id="100"/>
       <w:r>
         <w:rPr/>
         <w:t>15 Migrating from µCSS™</w:t>
@@ -49317,8 +49753,8 @@
         <w:outlineLvl w:val="0"/>
         <w:rPr/>
       </w:pPr>
-      <w:bookmarkStart w:id="100" w:name="__RefHeading___Toc5568_2050494536"/>
-      <w:bookmarkEnd w:id="100"/>
+      <w:bookmarkStart w:id="101" w:name="__RefHeading___Toc5626_1316669795"/>
+      <w:bookmarkEnd w:id="101"/>
       <w:r>
         <w:rPr/>
         <w:t>16 Version history</w:t>
@@ -51304,6 +51740,86 @@
           </w:p>
         </w:tc>
       </w:tr>
+      <w:tr>
+        <w:trPr/>
+        <w:tc>
+          <w:tcPr>
+            <w:tcW w:w="3008" w:type="dxa"/>
+            <w:tcBorders>
+              <w:top w:val="single" w:sz="4" w:space="0" w:color="999999"/>
+              <w:start w:val="single" w:sz="4" w:space="0" w:color="999999"/>
+              <w:bottom w:val="single" w:sz="4" w:space="0" w:color="999999"/>
+              <w:end w:val="single" w:sz="4" w:space="0" w:color="999999"/>
+            </w:tcBorders>
+          </w:tcPr>
+          <w:p>
+            <w:pPr>
+              <w:pStyle w:val="Normal"/>
+              <w:spacing w:before="40" w:after="40"/>
+              <w:rPr/>
+            </w:pPr>
+            <w:r>
+              <w:rPr/>
+              <w:t>2026-09</w:t>
+            </w:r>
+          </w:p>
+        </w:tc>
+        <w:tc>
+          <w:tcPr>
+            <w:tcW w:w="3009" w:type="dxa"/>
+            <w:tcBorders>
+              <w:top w:val="single" w:sz="4" w:space="0" w:color="999999"/>
+              <w:start w:val="single" w:sz="4" w:space="0" w:color="999999"/>
+              <w:bottom w:val="single" w:sz="4" w:space="0" w:color="999999"/>
+              <w:end w:val="single" w:sz="4" w:space="0" w:color="999999"/>
+            </w:tcBorders>
+          </w:tcPr>
+          <w:p>
+            <w:pPr>
+              <w:pStyle w:val="Normal"/>
+              <w:spacing w:before="40" w:after="40"/>
+              <w:rPr/>
+            </w:pPr>
+            <w:r>
+              <w:rPr/>
+              <w:t>2.5.18</w:t>
+            </w:r>
+          </w:p>
+        </w:tc>
+        <w:tc>
+          <w:tcPr>
+            <w:tcW w:w="3009" w:type="dxa"/>
+            <w:tcBorders>
+              <w:top w:val="single" w:sz="4" w:space="0" w:color="999999"/>
+              <w:start w:val="single" w:sz="4" w:space="0" w:color="999999"/>
+              <w:bottom w:val="single" w:sz="4" w:space="0" w:color="999999"/>
+              <w:end w:val="single" w:sz="4" w:space="0" w:color="999999"/>
+            </w:tcBorders>
+          </w:tcPr>
+          <w:p>
+            <w:pPr>
+              <w:pStyle w:val="Normal"/>
+              <w:spacing w:before="40" w:after="40"/>
+              <w:rPr/>
+            </w:pPr>
+            <w:r>
+              <w:rPr/>
+              <w:t xml:space="preserve">Manual *microFT*: OpenType color fonts and emoji fonts (COLR/CPAL v0/v1, SVG-in-OpenType, CBDT/CBLC, sbix). </w:t>
+            </w:r>
+            <w:r>
+              <w:rPr>
+                <w:b/>
+                <w:bCs/>
+              </w:rPr>
+              <w:t>µFT</w:t>
+            </w:r>
+            <w:r>
+              <w:rPr/>
+              <w:t xml:space="preserve"> 0.2.0 packages existing TTF/OTF/WOFF/WOFF2 files without dropping color tables.</w:t>
+            </w:r>
+          </w:p>
+        </w:tc>
+      </w:tr>
     </w:tbl>
     <w:p>
       <w:pPr>
@@ -51329,8 +51845,8 @@
         <w:outlineLvl w:val="0"/>
         <w:rPr/>
       </w:pPr>
-      <w:bookmarkStart w:id="101" w:name="__RefHeading___Toc5570_2050494536"/>
-      <w:bookmarkEnd w:id="101"/>
+      <w:bookmarkStart w:id="102" w:name="__RefHeading___Toc5628_1316669795"/>
+      <w:bookmarkEnd w:id="102"/>
       <w:r>
         <w:rPr/>
         <w:t>17 Legal</w:t>
@@ -51371,8 +51887,8 @@
         <w:outlineLvl w:val="1"/>
         <w:rPr/>
       </w:pPr>
-      <w:bookmarkStart w:id="102" w:name="__RefHeading___Toc5572_2050494536"/>
-      <w:bookmarkEnd w:id="102"/>
+      <w:bookmarkStart w:id="103" w:name="__RefHeading___Toc5630_1316669795"/>
+      <w:bookmarkEnd w:id="103"/>
       <w:r>
         <w:rPr/>
         <w:t>17.1 MIT license (original text)</w:t>
@@ -51425,8 +51941,8 @@
         <w:outlineLvl w:val="1"/>
         <w:rPr/>
       </w:pPr>
-      <w:bookmarkStart w:id="103" w:name="__RefHeading___Toc5574_2050494536"/>
-      <w:bookmarkEnd w:id="103"/>
+      <w:bookmarkStart w:id="104" w:name="__RefHeading___Toc5632_1316669795"/>
+      <w:bookmarkEnd w:id="104"/>
       <w:r>
         <w:rPr/>
         <w:t>17.2 Trademarks</w:t>
@@ -51455,8 +51971,8 @@
         <w:outlineLvl w:val="1"/>
         <w:rPr/>
       </w:pPr>
-      <w:bookmarkStart w:id="104" w:name="__RefHeading___Toc5576_2050494536"/>
-      <w:bookmarkEnd w:id="104"/>
+      <w:bookmarkStart w:id="105" w:name="__RefHeading___Toc5634_1316669795"/>
+      <w:bookmarkEnd w:id="105"/>
       <w:r>
         <w:rPr/>
         <w:t>17.3 Third-party libraries</w:t>

--- a/gulp-mu-css/docs/microCSS-en.docx
+++ b/gulp-mu-css/docs/microCSS-en.docx
@@ -136,7 +136,7 @@
           <w:sz w:val="24"/>
           <w:szCs w:val="24"/>
         </w:rPr>
-        <w:t>Version 2.5.18</w:t>
+        <w:t>Version 2.5.19</w:t>
       </w:r>
     </w:p>
     <w:p>
@@ -151,7 +151,7 @@
           <w:sz w:val="24"/>
           <w:szCs w:val="24"/>
         </w:rPr>
-        <w:t>2026-09-24</w:t>
+        <w:t>2026-10-01</w:t>
       </w:r>
     </w:p>
     <w:p>
@@ -215,7 +215,7 @@
             </w:rPr>
             <w:fldChar w:fldCharType="separate"/>
           </w:r>
-          <w:hyperlink w:anchor="__RefHeading___Toc5424_1316669795" w:tooltip="1 Introduction">
+          <w:hyperlink w:anchor="__RefHeading___Toc5470_3443169773" w:tooltip="1 Introduction">
             <w:r>
               <w:rPr>
                 <w:rStyle w:val="Verzeichnissprung"/>
@@ -235,7 +235,7 @@
             </w:tabs>
             <w:rPr/>
           </w:pPr>
-          <w:hyperlink w:anchor="__RefHeading___Toc5426_1316669795" w:tooltip="1.1 Package versions and µGulp ready">
+          <w:hyperlink w:anchor="__RefHeading___Toc5472_3443169773" w:tooltip="1.1 Package versions and µGulp ready">
             <w:r>
               <w:rPr>
                 <w:rStyle w:val="Verzeichnissprung"/>
@@ -255,12 +255,12 @@
             </w:tabs>
             <w:rPr/>
           </w:pPr>
-          <w:hyperlink w:anchor="__RefHeading___Toc5428_1316669795" w:tooltip="1.2 Tooling and cost">
+          <w:hyperlink w:anchor="__RefHeading___Toc5474_3443169773" w:tooltip="1.2 Use cases: interactive editors vs. headless pipeline">
             <w:r>
               <w:rPr>
                 <w:rStyle w:val="Verzeichnissprung"/>
               </w:rPr>
-              <w:t>1.2 Tooling and cost</w:t>
+              <w:t>1.2 Use cases: interactive editors vs. headless pipeline</w:t>
               <w:tab/>
               <w:t>6</w:t>
             </w:r>
@@ -275,14 +275,14 @@
             </w:tabs>
             <w:rPr/>
           </w:pPr>
-          <w:hyperlink w:anchor="__RefHeading___Toc5430_1316669795" w:tooltip="1.3 Draft workflow (authoring + watch)">
+          <w:hyperlink w:anchor="__RefHeading___Toc5476_3443169773" w:tooltip="1.3 Draft workflow (authoring + watch)">
             <w:r>
               <w:rPr>
                 <w:rStyle w:val="Verzeichnissprung"/>
               </w:rPr>
               <w:t>1.3 Draft workflow (authoring + watch)</w:t>
               <w:tab/>
-              <w:t>6</w:t>
+              <w:t>7</w:t>
             </w:r>
           </w:hyperlink>
         </w:p>
@@ -295,7 +295,7 @@
             </w:tabs>
             <w:rPr/>
           </w:pPr>
-          <w:hyperlink w:anchor="__RefHeading___Toc5432_1316669795" w:tooltip="1.3.1 Photopea (browser, optional)">
+          <w:hyperlink w:anchor="__RefHeading___Toc5478_3443169773" w:tooltip="1.3.1 Photopea (browser, optional)">
             <w:r>
               <w:rPr>
                 <w:rStyle w:val="Verzeichnissprung"/>
@@ -315,7 +315,7 @@
             </w:tabs>
             <w:rPr/>
           </w:pPr>
-          <w:hyperlink w:anchor="__RefHeading___Toc5434_1316669795" w:tooltip="1.4 Context: Why µCSS™?">
+          <w:hyperlink w:anchor="__RefHeading___Toc5480_3443169773" w:tooltip="1.4 Context: Why µCSS™?">
             <w:r>
               <w:rPr>
                 <w:rStyle w:val="Verzeichnissprung"/>
@@ -335,7 +335,7 @@
             </w:tabs>
             <w:rPr/>
           </w:pPr>
-          <w:hyperlink w:anchor="__RefHeading___Toc5436_1316669795" w:tooltip="2 Installation and getting started">
+          <w:hyperlink w:anchor="__RefHeading___Toc5482_3443169773" w:tooltip="2 Installation and getting started">
             <w:r>
               <w:rPr>
                 <w:rStyle w:val="Verzeichnissprung"/>
@@ -355,7 +355,7 @@
             </w:tabs>
             <w:rPr/>
           </w:pPr>
-          <w:hyperlink w:anchor="__RefHeading___Toc5438_1316669795" w:tooltip="3 Use cases">
+          <w:hyperlink w:anchor="__RefHeading___Toc5484_3443169773" w:tooltip="3 Use cases">
             <w:r>
               <w:rPr>
                 <w:rStyle w:val="Verzeichnissprung"/>
@@ -375,7 +375,7 @@
             </w:tabs>
             <w:rPr/>
           </w:pPr>
-          <w:hyperlink w:anchor="__RefHeading___Toc5440_1316669795" w:tooltip="3.1 Named properties (variables)">
+          <w:hyperlink w:anchor="__RefHeading___Toc5486_3443169773" w:tooltip="3.1 Named properties (variables)">
             <w:r>
               <w:rPr>
                 <w:rStyle w:val="Verzeichnissprung"/>
@@ -395,7 +395,7 @@
             </w:tabs>
             <w:rPr/>
           </w:pPr>
-          <w:hyperlink w:anchor="__RefHeading___Toc5442_1316669795" w:tooltip="3.2 Calculations and expressions">
+          <w:hyperlink w:anchor="__RefHeading___Toc5488_3443169773" w:tooltip="3.2 Calculations and expressions">
             <w:r>
               <w:rPr>
                 <w:rStyle w:val="Verzeichnissprung"/>
@@ -415,7 +415,7 @@
             </w:tabs>
             <w:rPr/>
           </w:pPr>
-          <w:hyperlink w:anchor="__RefHeading___Toc5444_1316669795" w:tooltip="3.3 Multiple layouts via skin manifests">
+          <w:hyperlink w:anchor="__RefHeading___Toc5490_3443169773" w:tooltip="3.3 Multiple layouts via skin manifests">
             <w:r>
               <w:rPr>
                 <w:rStyle w:val="Verzeichnissprung"/>
@@ -435,7 +435,7 @@
             </w:tabs>
             <w:rPr/>
           </w:pPr>
-          <w:hyperlink w:anchor="__RefHeading___Toc5446_1316669795" w:tooltip="3.4 Automatic sprite generation">
+          <w:hyperlink w:anchor="__RefHeading___Toc5492_3443169773" w:tooltip="3.4 Automatic sprite generation">
             <w:r>
               <w:rPr>
                 <w:rStyle w:val="Verzeichnissprung"/>
@@ -455,7 +455,7 @@
             </w:tabs>
             <w:rPr/>
           </w:pPr>
-          <w:hyperlink w:anchor="__RefHeading___Toc5448_1316669795" w:tooltip="3.5 Inlining images (DataUri)">
+          <w:hyperlink w:anchor="__RefHeading___Toc5494_3443169773" w:tooltip="3.5 Inlining images (DataUri)">
             <w:r>
               <w:rPr>
                 <w:rStyle w:val="Verzeichnissprung"/>
@@ -475,7 +475,7 @@
             </w:tabs>
             <w:rPr/>
           </w:pPr>
-          <w:hyperlink w:anchor="__RefHeading___Toc5450_1316669795" w:tooltip="3.6 Preloading images (preload)">
+          <w:hyperlink w:anchor="__RefHeading___Toc5496_3443169773" w:tooltip="3.6 Preloading images (preload)">
             <w:r>
               <w:rPr>
                 <w:rStyle w:val="Verzeichnissprung"/>
@@ -495,7 +495,7 @@
             </w:tabs>
             <w:rPr/>
           </w:pPr>
-          <w:hyperlink w:anchor="__RefHeading___Toc5452_1316669795" w:tooltip="3.7 Cursors with hotspot and fallback">
+          <w:hyperlink w:anchor="__RefHeading___Toc5498_3443169773" w:tooltip="3.7 Cursors with hotspot and fallback">
             <w:r>
               <w:rPr>
                 <w:rStyle w:val="Verzeichnissprung"/>
@@ -515,7 +515,7 @@
             </w:tabs>
             <w:rPr/>
           </w:pPr>
-          <w:hyperlink w:anchor="__RefHeading___Toc5454_1316669795" w:tooltip="3.8 Automatic image generation (media steps)">
+          <w:hyperlink w:anchor="__RefHeading___Toc5500_3443169773" w:tooltip="3.8 Automatic image generation (media steps)">
             <w:r>
               <w:rPr>
                 <w:rStyle w:val="Verzeichnissprung"/>
@@ -535,7 +535,7 @@
             </w:tabs>
             <w:rPr/>
           </w:pPr>
-          <w:hyperlink w:anchor="__RefHeading___Toc5456_1316669795" w:tooltip="3.8.1 Custom media steps (plugins)">
+          <w:hyperlink w:anchor="__RefHeading___Toc5502_3443169773" w:tooltip="3.8.1 Custom media steps (plugins)">
             <w:r>
               <w:rPr>
                 <w:rStyle w:val="Verzeichnissprung"/>
@@ -555,7 +555,7 @@
             </w:tabs>
             <w:rPr/>
           </w:pPr>
-          <w:hyperlink w:anchor="__RefHeading___Toc5458_1316669795" w:tooltip="4 microPS (µPS) — image generators">
+          <w:hyperlink w:anchor="__RefHeading___Toc5504_3443169773" w:tooltip="4 microPS (µPS) — image generators">
             <w:r>
               <w:rPr>
                 <w:rStyle w:val="Verzeichnissprung"/>
@@ -575,7 +575,7 @@
             </w:tabs>
             <w:rPr/>
           </w:pPr>
-          <w:hyperlink w:anchor="__RefHeading___Toc5460_1316669795" w:tooltip="4.1 API overview">
+          <w:hyperlink w:anchor="__RefHeading___Toc5506_3443169773" w:tooltip="4.1 API overview">
             <w:r>
               <w:rPr>
                 <w:rStyle w:val="Verzeichnissprung"/>
@@ -595,7 +595,7 @@
             </w:tabs>
             <w:rPr/>
           </w:pPr>
-          <w:hyperlink w:anchor="__RefHeading___Toc5462_1316669795" w:tooltip="4.2 ButtonAndIconCreator">
+          <w:hyperlink w:anchor="__RefHeading___Toc5508_3443169773" w:tooltip="4.2 ButtonAndIconCreator">
             <w:r>
               <w:rPr>
                 <w:rStyle w:val="Verzeichnissprung"/>
@@ -615,7 +615,7 @@
             </w:tabs>
             <w:rPr/>
           </w:pPr>
-          <w:hyperlink w:anchor="__RefHeading___Toc5464_1316669795" w:tooltip="4.2.1 CreateByTopLayerSets — one image per group">
+          <w:hyperlink w:anchor="__RefHeading___Toc5510_3443169773" w:tooltip="4.2.1 CreateByTopLayerSets — one image per group">
             <w:r>
               <w:rPr>
                 <w:rStyle w:val="Verzeichnissprung"/>
@@ -635,14 +635,14 @@
             </w:tabs>
             <w:rPr/>
           </w:pPr>
-          <w:hyperlink w:anchor="__RefHeading___Toc5466_1316669795" w:tooltip="4.3 AppIconMaker">
+          <w:hyperlink w:anchor="__RefHeading___Toc5512_3443169773" w:tooltip="4.3 AppIconMaker">
             <w:r>
               <w:rPr>
                 <w:rStyle w:val="Verzeichnissprung"/>
               </w:rPr>
               <w:t>4.3 AppIconMaker</w:t>
               <w:tab/>
-              <w:t>18</w:t>
+              <w:t>19</w:t>
             </w:r>
           </w:hyperlink>
         </w:p>
@@ -655,7 +655,7 @@
             </w:tabs>
             <w:rPr/>
           </w:pPr>
-          <w:hyperlink w:anchor="__RefHeading___Toc5468_1316669795" w:tooltip="4.4 SpriteAtlas and TileSheet">
+          <w:hyperlink w:anchor="__RefHeading___Toc5514_3443169773" w:tooltip="4.4 SpriteAtlas and TileSheet">
             <w:r>
               <w:rPr>
                 <w:rStyle w:val="Verzeichnissprung"/>
@@ -675,7 +675,7 @@
             </w:tabs>
             <w:rPr/>
           </w:pPr>
-          <w:hyperlink w:anchor="__RefHeading___Toc5470_1316669795" w:tooltip="4.5 SequenceStrip and DSD format">
+          <w:hyperlink w:anchor="__RefHeading___Toc5516_3443169773" w:tooltip="4.5 SequenceStrip and DSD format">
             <w:r>
               <w:rPr>
                 <w:rStyle w:val="Verzeichnissprung"/>
@@ -695,7 +695,7 @@
             </w:tabs>
             <w:rPr/>
           </w:pPr>
-          <w:hyperlink w:anchor="__RefHeading___Toc5472_1316669795" w:tooltip="4.5.1 Authoring DSD (`CreateDsdFromImages`)">
+          <w:hyperlink w:anchor="__RefHeading___Toc5518_3443169773" w:tooltip="4.5.1 Authoring DSD (`CreateDsdFromImages`)">
             <w:r>
               <w:rPr>
                 <w:rStyle w:val="Verzeichnissprung"/>
@@ -715,7 +715,7 @@
             </w:tabs>
             <w:rPr/>
           </w:pPr>
-          <w:hyperlink w:anchor="__RefHeading___Toc5474_1316669795" w:tooltip="4.5.2 PSD sequence groups">
+          <w:hyperlink w:anchor="__RefHeading___Toc5520_3443169773" w:tooltip="4.5.2 PSD sequence groups">
             <w:r>
               <w:rPr>
                 <w:rStyle w:val="Verzeichnissprung"/>
@@ -735,7 +735,7 @@
             </w:tabs>
             <w:rPr/>
           </w:pPr>
-          <w:hyperlink w:anchor="__RefHeading___Toc5476_1316669795" w:tooltip="4.6 Raster model, I/O and canvas size">
+          <w:hyperlink w:anchor="__RefHeading___Toc5522_3443169773" w:tooltip="4.6 Raster model, I/O and canvas size">
             <w:r>
               <w:rPr>
                 <w:rStyle w:val="Verzeichnissprung"/>
@@ -755,7 +755,7 @@
             </w:tabs>
             <w:rPr/>
           </w:pPr>
-          <w:hyperlink w:anchor="__RefHeading___Toc5478_1316669795" w:tooltip="4.7 Adjustments and masks">
+          <w:hyperlink w:anchor="__RefHeading___Toc5524_3443169773" w:tooltip="4.7 Adjustments and masks">
             <w:r>
               <w:rPr>
                 <w:rStyle w:val="Verzeichnissprung"/>
@@ -775,7 +775,7 @@
             </w:tabs>
             <w:rPr/>
           </w:pPr>
-          <w:hyperlink w:anchor="__RefHeading___Toc5480_1316669795" w:tooltip="4.7.1 Masks">
+          <w:hyperlink w:anchor="__RefHeading___Toc5526_3443169773" w:tooltip="4.7.1 Masks">
             <w:r>
               <w:rPr>
                 <w:rStyle w:val="Verzeichnissprung"/>
@@ -795,7 +795,7 @@
             </w:tabs>
             <w:rPr/>
           </w:pPr>
-          <w:hyperlink w:anchor="__RefHeading___Toc5482_1316669795" w:tooltip="4.7.2 Selection engine">
+          <w:hyperlink w:anchor="__RefHeading___Toc5528_3443169773" w:tooltip="4.7.2 Selection engine">
             <w:r>
               <w:rPr>
                 <w:rStyle w:val="Verzeichnissprung"/>
@@ -815,7 +815,7 @@
             </w:tabs>
             <w:rPr/>
           </w:pPr>
-          <w:hyperlink w:anchor="__RefHeading___Toc5484_1316669795" w:tooltip="4.7.3 ApplyGamma">
+          <w:hyperlink w:anchor="__RefHeading___Toc5530_3443169773" w:tooltip="4.7.3 ApplyGamma">
             <w:r>
               <w:rPr>
                 <w:rStyle w:val="Verzeichnissprung"/>
@@ -835,7 +835,7 @@
             </w:tabs>
             <w:rPr/>
           </w:pPr>
-          <w:hyperlink w:anchor="__RefHeading___Toc5486_1316669795" w:tooltip="4.7.4 ApplyBrightnessContrast">
+          <w:hyperlink w:anchor="__RefHeading___Toc5532_3443169773" w:tooltip="4.7.4 ApplyBrightnessContrast">
             <w:r>
               <w:rPr>
                 <w:rStyle w:val="Verzeichnissprung"/>
@@ -855,7 +855,7 @@
             </w:tabs>
             <w:rPr/>
           </w:pPr>
-          <w:hyperlink w:anchor="__RefHeading___Toc5488_1316669795" w:tooltip="4.7.5 ApplyHueSaturation">
+          <w:hyperlink w:anchor="__RefHeading___Toc5534_3443169773" w:tooltip="4.7.5 ApplyHueSaturation">
             <w:r>
               <w:rPr>
                 <w:rStyle w:val="Verzeichnissprung"/>
@@ -875,7 +875,7 @@
             </w:tabs>
             <w:rPr/>
           </w:pPr>
-          <w:hyperlink w:anchor="__RefHeading___Toc5490_1316669795" w:tooltip="4.7.6 ApplyAdjustmentStack">
+          <w:hyperlink w:anchor="__RefHeading___Toc5536_3443169773" w:tooltip="4.7.6 ApplyAdjustmentStack">
             <w:r>
               <w:rPr>
                 <w:rStyle w:val="Verzeichnissprung"/>
@@ -895,7 +895,7 @@
             </w:tabs>
             <w:rPr/>
           </w:pPr>
-          <w:hyperlink w:anchor="__RefHeading___Toc5492_1316669795" w:tooltip="4.8 Raster transforms">
+          <w:hyperlink w:anchor="__RefHeading___Toc5538_3443169773" w:tooltip="4.8 Raster transforms">
             <w:r>
               <w:rPr>
                 <w:rStyle w:val="Verzeichnissprung"/>
@@ -915,7 +915,7 @@
             </w:tabs>
             <w:rPr/>
           </w:pPr>
-          <w:hyperlink w:anchor="__RefHeading___Toc5494_1316669795" w:tooltip="4.9 ExtendScript entry point (`MuPsDoc`)">
+          <w:hyperlink w:anchor="__RefHeading___Toc5540_3443169773" w:tooltip="4.9 ExtendScript entry point (`MuPsDoc`)">
             <w:r>
               <w:rPr>
                 <w:rStyle w:val="Verzeichnissprung"/>
@@ -935,7 +935,7 @@
             </w:tabs>
             <w:rPr/>
           </w:pPr>
-          <w:hyperlink w:anchor="__RefHeading___Toc5496_1316669795" w:tooltip="4.10 PSD compositor and layer compositing">
+          <w:hyperlink w:anchor="__RefHeading___Toc5542_3443169773" w:tooltip="4.10 PSD compositor and layer compositing">
             <w:r>
               <w:rPr>
                 <w:rStyle w:val="Verzeichnissprung"/>
@@ -955,7 +955,7 @@
             </w:tabs>
             <w:rPr/>
           </w:pPr>
-          <w:hyperlink w:anchor="__RefHeading___Toc5498_1316669795" w:tooltip="4.10.1 Reproduced layer effects (layer styles)">
+          <w:hyperlink w:anchor="__RefHeading___Toc5544_3443169773" w:tooltip="4.10.1 Reproduced layer effects (layer styles)">
             <w:r>
               <w:rPr>
                 <w:rStyle w:val="Verzeichnissprung"/>
@@ -975,7 +975,7 @@
             </w:tabs>
             <w:rPr/>
           </w:pPr>
-          <w:hyperlink w:anchor="__RefHeading___Toc5500_1316669795" w:tooltip="4.10.2 Style transfer (ButtonAndIconCreator) vs. layer links">
+          <w:hyperlink w:anchor="__RefHeading___Toc5546_3443169773" w:tooltip="4.10.2 Style transfer (ButtonAndIconCreator) vs. layer links">
             <w:r>
               <w:rPr>
                 <w:rStyle w:val="Verzeichnissprung"/>
@@ -995,7 +995,7 @@
             </w:tabs>
             <w:rPr/>
           </w:pPr>
-          <w:hyperlink w:anchor="__RefHeading___Toc5502_1316669795" w:tooltip="4.10.3 Opacity model (three independent controls)">
+          <w:hyperlink w:anchor="__RefHeading___Toc5548_3443169773" w:tooltip="4.10.3 Opacity model (three independent controls)">
             <w:r>
               <w:rPr>
                 <w:rStyle w:val="Verzeichnissprung"/>
@@ -1015,7 +1015,7 @@
             </w:tabs>
             <w:rPr/>
           </w:pPr>
-          <w:hyperlink w:anchor="__RefHeading___Toc5504_1316669795" w:tooltip="4.10.4 Reference PSD and Adobe ground truth">
+          <w:hyperlink w:anchor="__RefHeading___Toc5550_3443169773" w:tooltip="4.10.4 Reference PSD and Adobe ground truth">
             <w:r>
               <w:rPr>
                 <w:rStyle w:val="Verzeichnissprung"/>
@@ -1035,7 +1035,7 @@
             </w:tabs>
             <w:rPr/>
           </w:pPr>
-          <w:hyperlink w:anchor="__RefHeading___Toc5506_1316669795" w:tooltip="4.10.5 Tools (µPS development)">
+          <w:hyperlink w:anchor="__RefHeading___Toc5552_3443169773" w:tooltip="4.10.5 Tools (µPS development)">
             <w:r>
               <w:rPr>
                 <w:rStyle w:val="Verzeichnissprung"/>
@@ -1055,7 +1055,7 @@
             </w:tabs>
             <w:rPr/>
           </w:pPr>
-          <w:hyperlink w:anchor="__RefHeading___Toc5508_1316669795" w:tooltip="4.11 Draft workflow (authoring + watch)">
+          <w:hyperlink w:anchor="__RefHeading___Toc5554_3443169773" w:tooltip="4.11 Draft workflow (authoring + watch)">
             <w:r>
               <w:rPr>
                 <w:rStyle w:val="Verzeichnissprung"/>
@@ -1075,7 +1075,7 @@
             </w:tabs>
             <w:rPr/>
           </w:pPr>
-          <w:hyperlink w:anchor="__RefHeading___Toc5510_1316669795" w:tooltip="4.11.1 Intermediate steps raw → final (`outputBase`)">
+          <w:hyperlink w:anchor="__RefHeading___Toc5556_3443169773" w:tooltip="4.11.1 Intermediate steps raw → final (`outputBase`)">
             <w:r>
               <w:rPr>
                 <w:rStyle w:val="Verzeichnissprung"/>
@@ -1095,7 +1095,7 @@
             </w:tabs>
             <w:rPr/>
           </w:pPr>
-          <w:hyperlink w:anchor="__RefHeading___Toc5512_1316669795" w:tooltip="5 microAU (µAU) — sound atlas">
+          <w:hyperlink w:anchor="__RefHeading___Toc5558_3443169773" w:tooltip="5 microAU (µAU) — sound atlas">
             <w:r>
               <w:rPr>
                 <w:rStyle w:val="Verzeichnissprung"/>
@@ -1115,7 +1115,7 @@
             </w:tabs>
             <w:rPr/>
           </w:pPr>
-          <w:hyperlink w:anchor="__RefHeading___Toc5514_1316669795" w:tooltip="5.1 API overview">
+          <w:hyperlink w:anchor="__RefHeading___Toc5560_3443169773" w:tooltip="5.1 API overview">
             <w:r>
               <w:rPr>
                 <w:rStyle w:val="Verzeichnissprung"/>
@@ -1135,7 +1135,7 @@
             </w:tabs>
             <w:rPr/>
           </w:pPr>
-          <w:hyperlink w:anchor="__RefHeading___Toc5516_1316669795" w:tooltip="5.2 SoundAtlasMaker">
+          <w:hyperlink w:anchor="__RefHeading___Toc5562_3443169773" w:tooltip="5.2 SoundAtlasMaker">
             <w:r>
               <w:rPr>
                 <w:rStyle w:val="Verzeichnissprung"/>
@@ -1155,7 +1155,7 @@
             </w:tabs>
             <w:rPr/>
           </w:pPr>
-          <w:hyperlink w:anchor="__RefHeading___Toc5518_1316669795" w:tooltip="5.2.1 Loop points in file names">
+          <w:hyperlink w:anchor="__RefHeading___Toc5564_3443169773" w:tooltip="5.2.1 Loop points in file names">
             <w:r>
               <w:rPr>
                 <w:rStyle w:val="Verzeichnissprung"/>
@@ -1175,7 +1175,7 @@
             </w:tabs>
             <w:rPr/>
           </w:pPr>
-          <w:hyperlink w:anchor="__RefHeading___Toc5520_1316669795" w:tooltip="5.2.2 JSON format">
+          <w:hyperlink w:anchor="__RefHeading___Toc5566_3443169773" w:tooltip="5.2.2 JSON format">
             <w:r>
               <w:rPr>
                 <w:rStyle w:val="Verzeichnissprung"/>
@@ -1195,7 +1195,7 @@
             </w:tabs>
             <w:rPr/>
           </w:pPr>
-          <w:hyperlink w:anchor="__RefHeading___Toc5522_1316669795" w:tooltip="5.2.3 MP3 inputs">
+          <w:hyperlink w:anchor="__RefHeading___Toc5568_3443169773" w:tooltip="5.2.3 MP3 inputs">
             <w:r>
               <w:rPr>
                 <w:rStyle w:val="Verzeichnissprung"/>
@@ -1215,7 +1215,7 @@
             </w:tabs>
             <w:rPr/>
           </w:pPr>
-          <w:hyperlink w:anchor="__RefHeading___Toc5524_1316669795" w:tooltip="5.3 µCSS™ integration (manifest `sounds`)">
+          <w:hyperlink w:anchor="__RefHeading___Toc5570_3443169773" w:tooltip="5.3 µCSS™ integration (manifest `sounds`)">
             <w:r>
               <w:rPr>
                 <w:rStyle w:val="Verzeichnissprung"/>
@@ -1235,7 +1235,7 @@
             </w:tabs>
             <w:rPr/>
           </w:pPr>
-          <w:hyperlink w:anchor="__RefHeading___Toc5526_1316669795" w:tooltip="5.3.1 Planned: CSS sounds, auto-wiring &amp; handler overrides">
+          <w:hyperlink w:anchor="__RefHeading___Toc5572_3443169773" w:tooltip="5.3.1 Planned: CSS sounds, auto-wiring &amp; handler overrides">
             <w:r>
               <w:rPr>
                 <w:rStyle w:val="Verzeichnissprung"/>
@@ -1255,7 +1255,7 @@
             </w:tabs>
             <w:rPr/>
           </w:pPr>
-          <w:hyperlink w:anchor="__RefHeading___Toc5528_1316669795" w:tooltip="6 microFT (µFT) — icon font">
+          <w:hyperlink w:anchor="__RefHeading___Toc5574_3443169773" w:tooltip="6 microFT (µFT) — icon font">
             <w:r>
               <w:rPr>
                 <w:rStyle w:val="Verzeichnissprung"/>
@@ -1275,7 +1275,7 @@
             </w:tabs>
             <w:rPr/>
           </w:pPr>
-          <w:hyperlink w:anchor="__RefHeading___Toc5530_1316669795" w:tooltip="6.1 Glyph naming">
+          <w:hyperlink w:anchor="__RefHeading___Toc5576_3443169773" w:tooltip="6.1 Glyph naming">
             <w:r>
               <w:rPr>
                 <w:rStyle w:val="Verzeichnissprung"/>
@@ -1295,7 +1295,7 @@
             </w:tabs>
             <w:rPr/>
           </w:pPr>
-          <w:hyperlink w:anchor="__RefHeading___Toc5532_1316669795" w:tooltip="6.2 FontGenerator">
+          <w:hyperlink w:anchor="__RefHeading___Toc5578_3443169773" w:tooltip="6.2 FontGenerator">
             <w:r>
               <w:rPr>
                 <w:rStyle w:val="Verzeichnissprung"/>
@@ -1315,7 +1315,7 @@
             </w:tabs>
             <w:rPr/>
           </w:pPr>
-          <w:hyperlink w:anchor="__RefHeading___Toc5534_1316669795" w:tooltip="6.3 API building blocks">
+          <w:hyperlink w:anchor="__RefHeading___Toc5580_3443169773" w:tooltip="6.3 API building blocks">
             <w:r>
               <w:rPr>
                 <w:rStyle w:val="Verzeichnissprung"/>
@@ -1335,7 +1335,7 @@
             </w:tabs>
             <w:rPr/>
           </w:pPr>
-          <w:hyperlink w:anchor="__RefHeading___Toc5536_1316669795" w:tooltip="6.4 Color fonts and emoji fonts">
+          <w:hyperlink w:anchor="__RefHeading___Toc5582_3443169773" w:tooltip="6.4 Color fonts and emoji fonts">
             <w:r>
               <w:rPr>
                 <w:rStyle w:val="Verzeichnissprung"/>
@@ -1355,7 +1355,7 @@
             </w:tabs>
             <w:rPr/>
           </w:pPr>
-          <w:hyperlink w:anchor="__RefHeading___Toc5538_1316669795" w:tooltip="6.5 µCSS™ integration">
+          <w:hyperlink w:anchor="__RefHeading___Toc5584_3443169773" w:tooltip="6.5 µCSS™ integration">
             <w:r>
               <w:rPr>
                 <w:rStyle w:val="Verzeichnissprung"/>
@@ -1375,7 +1375,7 @@
             </w:tabs>
             <w:rPr/>
           </w:pPr>
-          <w:hyperlink w:anchor="__RefHeading___Toc5540_1316669795" w:tooltip="7 Vue and component co-location">
+          <w:hyperlink w:anchor="__RefHeading___Toc5586_3443169773" w:tooltip="7 Vue and component co-location">
             <w:r>
               <w:rPr>
                 <w:rStyle w:val="Verzeichnissprung"/>
@@ -1395,7 +1395,7 @@
             </w:tabs>
             <w:rPr/>
           </w:pPr>
-          <w:hyperlink w:anchor="__RefHeading___Toc5542_1316669795" w:tooltip="7.1 Workflow">
+          <w:hyperlink w:anchor="__RefHeading___Toc5588_3443169773" w:tooltip="7.1 Workflow">
             <w:r>
               <w:rPr>
                 <w:rStyle w:val="Verzeichnissprung"/>
@@ -1415,7 +1415,7 @@
             </w:tabs>
             <w:rPr/>
           </w:pPr>
-          <w:hyperlink w:anchor="__RefHeading___Toc5544_1316669795" w:tooltip="7.2 Namespaces and global state classes">
+          <w:hyperlink w:anchor="__RefHeading___Toc5590_3443169773" w:tooltip="7.2 Namespaces and global state classes">
             <w:r>
               <w:rPr>
                 <w:rStyle w:val="Verzeichnissprung"/>
@@ -1435,7 +1435,7 @@
             </w:tabs>
             <w:rPr/>
           </w:pPr>
-          <w:hyperlink w:anchor="__RefHeading___Toc5546_1316669795" w:tooltip="7.3 Migrating existing Vue SFCs">
+          <w:hyperlink w:anchor="__RefHeading___Toc5592_3443169773" w:tooltip="7.3 Migrating existing Vue SFCs">
             <w:r>
               <w:rPr>
                 <w:rStyle w:val="Verzeichnissprung"/>
@@ -1455,7 +1455,7 @@
             </w:tabs>
             <w:rPr/>
           </w:pPr>
-          <w:hyperlink w:anchor="__RefHeading___Toc5548_1316669795" w:tooltip="8 Core ideas of µCSS™">
+          <w:hyperlink w:anchor="__RefHeading___Toc5594_3443169773" w:tooltip="8 Core ideas of µCSS™">
             <w:r>
               <w:rPr>
                 <w:rStyle w:val="Verzeichnissprung"/>
@@ -1475,7 +1475,7 @@
             </w:tabs>
             <w:rPr/>
           </w:pPr>
-          <w:hyperlink w:anchor="__RefHeading___Toc5550_1316669795" w:tooltip="8.1 The .µ.css format">
+          <w:hyperlink w:anchor="__RefHeading___Toc5596_3443169773" w:tooltip="8.1 The .µ.css format">
             <w:r>
               <w:rPr>
                 <w:rStyle w:val="Verzeichnissprung"/>
@@ -1495,7 +1495,7 @@
             </w:tabs>
             <w:rPr/>
           </w:pPr>
-          <w:hyperlink w:anchor="__RefHeading___Toc5552_1316669795" w:tooltip="8.2 Value interpolation µ(expression)">
+          <w:hyperlink w:anchor="__RefHeading___Toc5598_3443169773" w:tooltip="8.2 Value interpolation µ(expression)">
             <w:r>
               <w:rPr>
                 <w:rStyle w:val="Verzeichnissprung"/>
@@ -1515,7 +1515,7 @@
             </w:tabs>
             <w:rPr/>
           </w:pPr>
-          <w:hyperlink w:anchor="__RefHeading___Toc5554_1316669795" w:tooltip="8.3 Directives -µ: expression">
+          <w:hyperlink w:anchor="__RefHeading___Toc5600_3443169773" w:tooltip="8.3 Directives -µ: expression">
             <w:r>
               <w:rPr>
                 <w:rStyle w:val="Verzeichnissprung"/>
@@ -1535,7 +1535,7 @@
             </w:tabs>
             <w:rPr/>
           </w:pPr>
-          <w:hyperlink w:anchor="__RefHeading___Toc5556_1316669795" w:tooltip="8.4 The skin manifest">
+          <w:hyperlink w:anchor="__RefHeading___Toc5602_3443169773" w:tooltip="8.4 The skin manifest">
             <w:r>
               <w:rPr>
                 <w:rStyle w:val="Verzeichnissprung"/>
@@ -1555,7 +1555,7 @@
             </w:tabs>
             <w:rPr/>
           </w:pPr>
-          <w:hyperlink w:anchor="__RefHeading___Toc5558_1316669795" w:tooltip="8.5 JavaScript without substitute characters">
+          <w:hyperlink w:anchor="__RefHeading___Toc5604_3443169773" w:tooltip="8.5 JavaScript without substitute characters">
             <w:r>
               <w:rPr>
                 <w:rStyle w:val="Verzeichnissprung"/>
@@ -1575,7 +1575,7 @@
             </w:tabs>
             <w:rPr/>
           </w:pPr>
-          <w:hyperlink w:anchor="__RefHeading___Toc5560_1316669795" w:tooltip="9 Build process and Gulp integration">
+          <w:hyperlink w:anchor="__RefHeading___Toc5606_3443169773" w:tooltip="9 Build process and Gulp integration">
             <w:r>
               <w:rPr>
                 <w:rStyle w:val="Verzeichnissprung"/>
@@ -1595,7 +1595,7 @@
             </w:tabs>
             <w:rPr/>
           </w:pPr>
-          <w:hyperlink w:anchor="__RefHeading___Toc5562_1316669795" w:tooltip="9.1 Directory conventions">
+          <w:hyperlink w:anchor="__RefHeading___Toc5608_3443169773" w:tooltip="9.1 Directory conventions">
             <w:r>
               <w:rPr>
                 <w:rStyle w:val="Verzeichnissprung"/>
@@ -1615,7 +1615,7 @@
             </w:tabs>
             <w:rPr/>
           </w:pPr>
-          <w:hyperlink w:anchor="__RefHeading___Toc5564_1316669795" w:tooltip="9.2 Compilation flow">
+          <w:hyperlink w:anchor="__RefHeading___Toc5610_3443169773" w:tooltip="9.2 Compilation flow">
             <w:r>
               <w:rPr>
                 <w:rStyle w:val="Verzeichnissprung"/>
@@ -1635,7 +1635,7 @@
             </w:tabs>
             <w:rPr/>
           </w:pPr>
-          <w:hyperlink w:anchor="__RefHeading___Toc5566_1316669795" w:tooltip="9.3 Incremental build and cache">
+          <w:hyperlink w:anchor="__RefHeading___Toc5612_3443169773" w:tooltip="9.3 Incremental build and cache">
             <w:r>
               <w:rPr>
                 <w:rStyle w:val="Verzeichnissprung"/>
@@ -1655,7 +1655,7 @@
             </w:tabs>
             <w:rPr/>
           </w:pPr>
-          <w:hyperlink w:anchor="__RefHeading___Toc5568_1316669795" w:tooltip="9.4 Gulp tasks and watch">
+          <w:hyperlink w:anchor="__RefHeading___Toc5614_3443169773" w:tooltip="9.4 Gulp tasks and watch">
             <w:r>
               <w:rPr>
                 <w:rStyle w:val="Verzeichnissprung"/>
@@ -1675,7 +1675,7 @@
             </w:tabs>
             <w:rPr/>
           </w:pPr>
-          <w:hyperlink w:anchor="__RefHeading___Toc5570_1316669795" w:tooltip="10 Manifest reference (DefineSkin)">
+          <w:hyperlink w:anchor="__RefHeading___Toc5616_3443169773" w:tooltip="10 Manifest reference (DefineSkin)">
             <w:r>
               <w:rPr>
                 <w:rStyle w:val="Verzeichnissprung"/>
@@ -1695,7 +1695,7 @@
             </w:tabs>
             <w:rPr/>
           </w:pPr>
-          <w:hyperlink w:anchor="__RefHeading___Toc5572_1316669795" w:tooltip="10.1 vars">
+          <w:hyperlink w:anchor="__RefHeading___Toc5618_3443169773" w:tooltip="10.1 vars">
             <w:r>
               <w:rPr>
                 <w:rStyle w:val="Verzeichnissprung"/>
@@ -1715,7 +1715,7 @@
             </w:tabs>
             <w:rPr/>
           </w:pPr>
-          <w:hyperlink w:anchor="__RefHeading___Toc5574_1316669795" w:tooltip="10.2 helpers">
+          <w:hyperlink w:anchor="__RefHeading___Toc5620_3443169773" w:tooltip="10.2 helpers">
             <w:r>
               <w:rPr>
                 <w:rStyle w:val="Verzeichnissprung"/>
@@ -1735,7 +1735,7 @@
             </w:tabs>
             <w:rPr/>
           </w:pPr>
-          <w:hyperlink w:anchor="__RefHeading___Toc5576_1316669795" w:tooltip="10.3 cursors">
+          <w:hyperlink w:anchor="__RefHeading___Toc5622_3443169773" w:tooltip="10.3 cursors">
             <w:r>
               <w:rPr>
                 <w:rStyle w:val="Verzeichnissprung"/>
@@ -1755,7 +1755,7 @@
             </w:tabs>
             <w:rPr/>
           </w:pPr>
-          <w:hyperlink w:anchor="__RefHeading___Toc5578_1316669795" w:tooltip="10.4 media">
+          <w:hyperlink w:anchor="__RefHeading___Toc5624_3443169773" w:tooltip="10.4 media">
             <w:r>
               <w:rPr>
                 <w:rStyle w:val="Verzeichnissprung"/>
@@ -1775,7 +1775,7 @@
             </w:tabs>
             <w:rPr/>
           </w:pPr>
-          <w:hyperlink w:anchor="__RefHeading___Toc5580_1316669795" w:tooltip="10.5 imageFormat">
+          <w:hyperlink w:anchor="__RefHeading___Toc5626_3443169773" w:tooltip="10.5 imageFormat">
             <w:r>
               <w:rPr>
                 <w:rStyle w:val="Verzeichnissprung"/>
@@ -1795,7 +1795,7 @@
             </w:tabs>
             <w:rPr/>
           </w:pPr>
-          <w:hyperlink w:anchor="__RefHeading___Toc5582_1316669795" w:tooltip="10.6 sprites">
+          <w:hyperlink w:anchor="__RefHeading___Toc5628_3443169773" w:tooltip="10.6 sprites">
             <w:r>
               <w:rPr>
                 <w:rStyle w:val="Verzeichnissprung"/>
@@ -1815,7 +1815,7 @@
             </w:tabs>
             <w:rPr/>
           </w:pPr>
-          <w:hyperlink w:anchor="__RefHeading___Toc5584_1316669795" w:tooltip="10.7 minify">
+          <w:hyperlink w:anchor="__RefHeading___Toc5630_3443169773" w:tooltip="10.7 minify">
             <w:r>
               <w:rPr>
                 <w:rStyle w:val="Verzeichnissprung"/>
@@ -1835,7 +1835,7 @@
             </w:tabs>
             <w:rPr/>
           </w:pPr>
-          <w:hyperlink w:anchor="__RefHeading___Toc5586_1316669795" w:tooltip="10.8 sounds">
+          <w:hyperlink w:anchor="__RefHeading___Toc5632_3443169773" w:tooltip="10.8 sounds">
             <w:r>
               <w:rPr>
                 <w:rStyle w:val="Verzeichnissprung"/>
@@ -1855,7 +1855,7 @@
             </w:tabs>
             <w:rPr/>
           </w:pPr>
-          <w:hyperlink w:anchor="__RefHeading___Toc5588_1316669795" w:tooltip="10.9 font">
+          <w:hyperlink w:anchor="__RefHeading___Toc5634_3443169773" w:tooltip="10.9 font">
             <w:r>
               <w:rPr>
                 <w:rStyle w:val="Verzeichnissprung"/>
@@ -1875,7 +1875,7 @@
             </w:tabs>
             <w:rPr/>
           </w:pPr>
-          <w:hyperlink w:anchor="__RefHeading___Toc5590_1316669795" w:tooltip="10.10 files">
+          <w:hyperlink w:anchor="__RefHeading___Toc5636_3443169773" w:tooltip="10.10 files">
             <w:r>
               <w:rPr>
                 <w:rStyle w:val="Verzeichnissprung"/>
@@ -1895,7 +1895,7 @@
             </w:tabs>
             <w:rPr/>
           </w:pPr>
-          <w:hyperlink w:anchor="__RefHeading___Toc5592_1316669795" w:tooltip="11 µ evaluation context (reference)">
+          <w:hyperlink w:anchor="__RefHeading___Toc5638_3443169773" w:tooltip="11 µ evaluation context (reference)">
             <w:r>
               <w:rPr>
                 <w:rStyle w:val="Verzeichnissprung"/>
@@ -1915,7 +1915,7 @@
             </w:tabs>
             <w:rPr/>
           </w:pPr>
-          <w:hyperlink w:anchor="__RefHeading___Toc5594_1316669795" w:tooltip="11.1 The $ object">
+          <w:hyperlink w:anchor="__RefHeading___Toc5640_3443169773" w:tooltip="11.1 The $ object">
             <w:r>
               <w:rPr>
                 <w:rStyle w:val="Verzeichnissprung"/>
@@ -1935,7 +1935,7 @@
             </w:tabs>
             <w:rPr/>
           </w:pPr>
-          <w:hyperlink w:anchor="__RefHeading___Toc5596_1316669795" w:tooltip="11.2 Color and value functions">
+          <w:hyperlink w:anchor="__RefHeading___Toc5642_3443169773" w:tooltip="11.2 Color and value functions">
             <w:r>
               <w:rPr>
                 <w:rStyle w:val="Verzeichnissprung"/>
@@ -1955,7 +1955,7 @@
             </w:tabs>
             <w:rPr/>
           </w:pPr>
-          <w:hyperlink w:anchor="__RefHeading___Toc5598_1316669795" w:tooltip="11.3 Rule and document methods">
+          <w:hyperlink w:anchor="__RefHeading___Toc5644_3443169773" w:tooltip="11.3 Rule and document methods">
             <w:r>
               <w:rPr>
                 <w:rStyle w:val="Verzeichnissprung"/>
@@ -1975,7 +1975,7 @@
             </w:tabs>
             <w:rPr/>
           </w:pPr>
-          <w:hyperlink w:anchor="__RefHeading___Toc5600_1316669795" w:tooltip="11.4 Sprite()">
+          <w:hyperlink w:anchor="__RefHeading___Toc5646_3443169773" w:tooltip="11.4 Sprite()">
             <w:r>
               <w:rPr>
                 <w:rStyle w:val="Verzeichnissprung"/>
@@ -1995,7 +1995,7 @@
             </w:tabs>
             <w:rPr/>
           </w:pPr>
-          <w:hyperlink w:anchor="__RefHeading___Toc5602_1316669795" w:tooltip="11.5 Cursor()">
+          <w:hyperlink w:anchor="__RefHeading___Toc5648_3443169773" w:tooltip="11.5 Cursor()">
             <w:r>
               <w:rPr>
                 <w:rStyle w:val="Verzeichnissprung"/>
@@ -2015,7 +2015,7 @@
             </w:tabs>
             <w:rPr/>
           </w:pPr>
-          <w:hyperlink w:anchor="__RefHeading___Toc5604_1316669795" w:tooltip="11.6 DataUri()">
+          <w:hyperlink w:anchor="__RefHeading___Toc5650_3443169773" w:tooltip="11.6 DataUri()">
             <w:r>
               <w:rPr>
                 <w:rStyle w:val="Verzeichnissprung"/>
@@ -2035,7 +2035,7 @@
             </w:tabs>
             <w:rPr/>
           </w:pPr>
-          <w:hyperlink w:anchor="__RefHeading___Toc5606_1316669795" w:tooltip="11.7 Helper functions and the this binding">
+          <w:hyperlink w:anchor="__RefHeading___Toc5652_3443169773" w:tooltip="11.7 Helper functions and the this binding">
             <w:r>
               <w:rPr>
                 <w:rStyle w:val="Verzeichnissprung"/>
@@ -2055,7 +2055,7 @@
             </w:tabs>
             <w:rPr/>
           </w:pPr>
-          <w:hyperlink w:anchor="__RefHeading___Toc5608_1316669795" w:tooltip="11.8 afterWork hooks">
+          <w:hyperlink w:anchor="__RefHeading___Toc5654_3443169773" w:tooltip="11.8 afterWork hooks">
             <w:r>
               <w:rPr>
                 <w:rStyle w:val="Verzeichnissprung"/>
@@ -2075,7 +2075,7 @@
             </w:tabs>
             <w:rPr/>
           </w:pPr>
-          <w:hyperlink w:anchor="__RefHeading___Toc5610_1316669795" w:tooltip="12 Working with colors">
+          <w:hyperlink w:anchor="__RefHeading___Toc5656_3443169773" w:tooltip="12 Working with colors">
             <w:r>
               <w:rPr>
                 <w:rStyle w:val="Verzeichnissprung"/>
@@ -2095,7 +2095,7 @@
             </w:tabs>
             <w:rPr/>
           </w:pPr>
-          <w:hyperlink w:anchor="__RefHeading___Toc5612_1316669795" w:tooltip="12.1 Defining colors">
+          <w:hyperlink w:anchor="__RefHeading___Toc5658_3443169773" w:tooltip="12.1 Defining colors">
             <w:r>
               <w:rPr>
                 <w:rStyle w:val="Verzeichnissprung"/>
@@ -2115,7 +2115,7 @@
             </w:tabs>
             <w:rPr/>
           </w:pPr>
-          <w:hyperlink w:anchor="__RefHeading___Toc5614_1316669795" w:tooltip="12.2 Alpha values">
+          <w:hyperlink w:anchor="__RefHeading___Toc5660_3443169773" w:tooltip="12.2 Alpha values">
             <w:r>
               <w:rPr>
                 <w:rStyle w:val="Verzeichnissprung"/>
@@ -2135,7 +2135,7 @@
             </w:tabs>
             <w:rPr/>
           </w:pPr>
-          <w:hyperlink w:anchor="__RefHeading___Toc5616_1316669795" w:tooltip="12.3 Color computations">
+          <w:hyperlink w:anchor="__RefHeading___Toc5662_3443169773" w:tooltip="12.3 Color computations">
             <w:r>
               <w:rPr>
                 <w:rStyle w:val="Verzeichnissprung"/>
@@ -2155,7 +2155,7 @@
             </w:tabs>
             <w:rPr/>
           </w:pPr>
-          <w:hyperlink w:anchor="__RefHeading___Toc5618_1316669795" w:tooltip="13 Node API">
+          <w:hyperlink w:anchor="__RefHeading___Toc5664_3443169773" w:tooltip="13 Node API">
             <w:r>
               <w:rPr>
                 <w:rStyle w:val="Verzeichnissprung"/>
@@ -2175,7 +2175,7 @@
             </w:tabs>
             <w:rPr/>
           </w:pPr>
-          <w:hyperlink w:anchor="__RefHeading___Toc5620_1316669795" w:tooltip="13.1 Version history API (RELEASES.json)">
+          <w:hyperlink w:anchor="__RefHeading___Toc5666_3443169773" w:tooltip="13.1 Version history API (RELEASES.json)">
             <w:r>
               <w:rPr>
                 <w:rStyle w:val="Verzeichnissprung"/>
@@ -2195,7 +2195,7 @@
             </w:tabs>
             <w:rPr/>
           </w:pPr>
-          <w:hyperlink w:anchor="__RefHeading___Toc5622_1316669795" w:tooltip="14 Error diagnostics">
+          <w:hyperlink w:anchor="__RefHeading___Toc5668_3443169773" w:tooltip="14 Error diagnostics">
             <w:r>
               <w:rPr>
                 <w:rStyle w:val="Verzeichnissprung"/>
@@ -2215,7 +2215,7 @@
             </w:tabs>
             <w:rPr/>
           </w:pPr>
-          <w:hyperlink w:anchor="__RefHeading___Toc5624_1316669795" w:tooltip="15 Migrating from µCSS™">
+          <w:hyperlink w:anchor="__RefHeading___Toc5670_3443169773" w:tooltip="15 Migrating from µCSS™">
             <w:r>
               <w:rPr>
                 <w:rStyle w:val="Verzeichnissprung"/>
@@ -2235,7 +2235,7 @@
             </w:tabs>
             <w:rPr/>
           </w:pPr>
-          <w:hyperlink w:anchor="__RefHeading___Toc5626_1316669795" w:tooltip="16 Version history">
+          <w:hyperlink w:anchor="__RefHeading___Toc5672_3443169773" w:tooltip="16 Version history">
             <w:r>
               <w:rPr>
                 <w:rStyle w:val="Verzeichnissprung"/>
@@ -2255,7 +2255,7 @@
             </w:tabs>
             <w:rPr/>
           </w:pPr>
-          <w:hyperlink w:anchor="__RefHeading___Toc5628_1316669795" w:tooltip="17 Legal">
+          <w:hyperlink w:anchor="__RefHeading___Toc5674_3443169773" w:tooltip="17 Legal">
             <w:r>
               <w:rPr>
                 <w:rStyle w:val="Verzeichnissprung"/>
@@ -2275,7 +2275,7 @@
             </w:tabs>
             <w:rPr/>
           </w:pPr>
-          <w:hyperlink w:anchor="__RefHeading___Toc5630_1316669795" w:tooltip="17.1 MIT license (original text)">
+          <w:hyperlink w:anchor="__RefHeading___Toc5676_3443169773" w:tooltip="17.1 MIT license (original text)">
             <w:r>
               <w:rPr>
                 <w:rStyle w:val="Verzeichnissprung"/>
@@ -2295,7 +2295,7 @@
             </w:tabs>
             <w:rPr/>
           </w:pPr>
-          <w:hyperlink w:anchor="__RefHeading___Toc5632_1316669795" w:tooltip="17.2 Trademarks">
+          <w:hyperlink w:anchor="__RefHeading___Toc5678_3443169773" w:tooltip="17.2 Trademarks">
             <w:r>
               <w:rPr>
                 <w:rStyle w:val="Verzeichnissprung"/>
@@ -2315,7 +2315,7 @@
             </w:tabs>
             <w:rPr/>
           </w:pPr>
-          <w:hyperlink w:anchor="__RefHeading___Toc5634_1316669795" w:tooltip="17.3 Third-party libraries">
+          <w:hyperlink w:anchor="__RefHeading___Toc5680_3443169773" w:tooltip="17.3 Third-party libraries">
             <w:r>
               <w:rPr>
                 <w:rStyle w:val="Verzeichnissprung"/>
@@ -2366,7 +2366,7 @@
         <w:outlineLvl w:val="0"/>
         <w:rPr/>
       </w:pPr>
-      <w:bookmarkStart w:id="0" w:name="__RefHeading___Toc5424_1316669795"/>
+      <w:bookmarkStart w:id="0" w:name="__RefHeading___Toc5470_3443169773"/>
       <w:bookmarkEnd w:id="0"/>
       <w:r>
         <w:rPr/>
@@ -2449,7 +2449,18 @@
       </w:pPr>
       <w:r>
         <w:rPr/>
-        <w:t>µCSS™ is a Node module for processing CSS files and generating web graphics. This manual describes version 2 — the Node-based successor of µCSS™ 1, introduced in 2013 as an Adobe Photoshop script: from enhanced source stylesheets (</w:t>
+        <w:t xml:space="preserve">µCSS™ is a </w:t>
+      </w:r>
+      <w:r>
+        <w:rPr>
+          <w:b/>
+          <w:bCs/>
+        </w:rPr>
+        <w:t>headless CSS and image-processing toolchain for automated Node/Gulp pipelines</w:t>
+      </w:r>
+      <w:r>
+        <w:rPr/>
+        <w:t>. This manual describes version 2 — the Node successor of µCSS™ 1, introduced in 2013 as an Adobe Photoshop script. From enhanced source stylesheets (</w:t>
       </w:r>
       <w:r>
         <w:rPr>
@@ -2462,7 +2473,7 @@
       </w:r>
       <w:r>
         <w:rPr/>
-        <w:t>) and the media sources (e.g. PSD drafts), Gulp produces the finished skin files — standard CSS plus all required images, sprites, cursors, fonts and sounds. Image generation is handled by the sibling module µPS; sound atlases and icon fonts by µAU and µFT — each in its own chapter (*microPS*, *microAU*, *microFT*).</w:t>
+        <w:t>) and the media sources (e.g. PSD drafts), Gulp produces the finished skin files — standard CSS plus all required images, sprites, cursors, fonts and sounds — without starting a desktop editor. Image generation is handled by the sibling module µPS; sound atlases and icon fonts by µAU and µFT — each in its own chapter (*microPS*, *microAU*, *microFT*).</w:t>
       </w:r>
     </w:p>
     <w:p>
@@ -2835,7 +2846,18 @@
       </w:pPr>
       <w:r>
         <w:rPr/>
-        <w:t>Unlike µCSS™ 1, version 2 runs entirely in Node.js (version 18 and up) and needs neither Photoshop nor any other Adobe product. The build is driven via Gulp or directly through the Node API.</w:t>
+        <w:t xml:space="preserve">Unlike µCSS™ 1, version 2 runs entirely in Node.js (version 18 and up). The </w:t>
+      </w:r>
+      <w:r>
+        <w:rPr>
+          <w:b/>
+          <w:bCs/>
+        </w:rPr>
+        <w:t>build</w:t>
+      </w:r>
+      <w:r>
+        <w:rPr/>
+        <w:t xml:space="preserve"> needs neither Photoshop nor any other desktop imaging application. Interactive authoring of PSD drafts stays in the editor of your choice. The build is driven via Gulp or directly through the Node API.</w:t>
       </w:r>
     </w:p>
     <w:p>
@@ -2849,7 +2871,7 @@
         <w:outlineLvl w:val="1"/>
         <w:rPr/>
       </w:pPr>
-      <w:bookmarkStart w:id="1" w:name="__RefHeading___Toc5426_1316669795"/>
+      <w:bookmarkStart w:id="1" w:name="__RefHeading___Toc5472_3443169773"/>
       <w:bookmarkEnd w:id="1"/>
       <w:r>
         <w:rPr/>
@@ -2865,7 +2887,7 @@
       </w:pPr>
       <w:r>
         <w:rPr/>
-        <w:t>This edition covers µCSS 2.5.18, µPS 1.3.6, µFT 0.2.0 and µAU 0.1.8.</w:t>
+        <w:t>This edition covers µCSS 2.5.19, µPS 1.3.6, µFT 0.2.0 and µAU 0.1.8.</w:t>
       </w:r>
     </w:p>
     <w:p>
@@ -2982,11 +3004,11 @@
         <w:outlineLvl w:val="1"/>
         <w:rPr/>
       </w:pPr>
-      <w:bookmarkStart w:id="2" w:name="__RefHeading___Toc5428_1316669795"/>
+      <w:bookmarkStart w:id="2" w:name="__RefHeading___Toc5474_3443169773"/>
       <w:bookmarkEnd w:id="2"/>
       <w:r>
         <w:rPr/>
-        <w:t>1.2 Tooling and cost</w:t>
+        <w:t>1.2 Use cases: interactive editors vs. headless pipeline</w:t>
       </w:r>
     </w:p>
     <w:p>
@@ -2997,19 +3019,11 @@
         <w:rPr/>
       </w:pPr>
       <w:r>
-        <w:rPr/>
-        <w:t xml:space="preserve">Version 2 needs </w:t>
-      </w:r>
-      <w:r>
         <w:rPr>
           <w:b/>
           <w:bCs/>
         </w:rPr>
-        <w:t>no Adobe subscription</w:t>
-      </w:r>
-      <w:r>
-        <w:rPr/>
-        <w:t xml:space="preserve"> for the build: sprites, cursors and PSD rendering run headless via Node and µPS.</w:t>
+        <w:t>No manual steps? Skip the editor.</w:t>
       </w:r>
     </w:p>
     <w:p>
@@ -3021,53 +3035,346 @@
       </w:pPr>
       <w:r>
         <w:rPr/>
-        <w:t xml:space="preserve">If you edit layered PSD sources yourself, pick any editor — the build is identical. </w:t>
-      </w:r>
+        <w:t>The dividing line is not which editor you own, and not raw speed. It is whether the workflow needs a human during processing:</w:t>
+      </w:r>
+    </w:p>
+    <w:tbl>
+      <w:tblPr>
+        <w:tblW w:w="5000" w:type="pct"/>
+        <w:jc w:val="start"/>
+        <w:tblInd w:w="0" w:type="dxa"/>
+        <w:tblLayout w:type="fixed"/>
+        <w:tblCellMar>
+          <w:top w:w="0" w:type="dxa"/>
+          <w:start w:w="80" w:type="dxa"/>
+          <w:bottom w:w="0" w:type="dxa"/>
+          <w:end w:w="80" w:type="dxa"/>
+        </w:tblCellMar>
+      </w:tblPr>
+      <w:tblGrid>
+        <w:gridCol w:w="4512"/>
+        <w:gridCol w:w="4514"/>
+      </w:tblGrid>
+      <w:tr>
+        <w:trPr>
+          <w:tblHeader w:val="true"/>
+        </w:trPr>
+        <w:tc>
+          <w:tcPr>
+            <w:tcW w:w="4512" w:type="dxa"/>
+            <w:tcBorders>
+              <w:top w:val="single" w:sz="4" w:space="0" w:color="999999"/>
+              <w:start w:val="single" w:sz="4" w:space="0" w:color="999999"/>
+              <w:bottom w:val="single" w:sz="4" w:space="0" w:color="999999"/>
+              <w:end w:val="single" w:sz="4" w:space="0" w:color="999999"/>
+            </w:tcBorders>
+            <w:shd w:fill="DDE6EE" w:val="clear"/>
+          </w:tcPr>
+          <w:p>
+            <w:pPr>
+              <w:pStyle w:val="Normal"/>
+              <w:spacing w:before="40" w:after="40"/>
+              <w:rPr/>
+            </w:pPr>
+            <w:r>
+              <w:rPr>
+                <w:b/>
+                <w:bCs/>
+              </w:rPr>
+              <w:t>Question during processing</w:t>
+            </w:r>
+          </w:p>
+        </w:tc>
+        <w:tc>
+          <w:tcPr>
+            <w:tcW w:w="4514" w:type="dxa"/>
+            <w:tcBorders>
+              <w:top w:val="single" w:sz="4" w:space="0" w:color="999999"/>
+              <w:start w:val="single" w:sz="4" w:space="0" w:color="999999"/>
+              <w:bottom w:val="single" w:sz="4" w:space="0" w:color="999999"/>
+              <w:end w:val="single" w:sz="4" w:space="0" w:color="999999"/>
+            </w:tcBorders>
+            <w:shd w:fill="DDE6EE" w:val="clear"/>
+          </w:tcPr>
+          <w:p>
+            <w:pPr>
+              <w:pStyle w:val="Normal"/>
+              <w:spacing w:before="40" w:after="40"/>
+              <w:rPr/>
+            </w:pPr>
+            <w:r>
+              <w:rPr>
+                <w:b/>
+                <w:bCs/>
+              </w:rPr>
+              <w:t>Use</w:t>
+            </w:r>
+          </w:p>
+        </w:tc>
+      </w:tr>
+      <w:tr>
+        <w:trPr/>
+        <w:tc>
+          <w:tcPr>
+            <w:tcW w:w="4512" w:type="dxa"/>
+            <w:tcBorders>
+              <w:top w:val="single" w:sz="4" w:space="0" w:color="999999"/>
+              <w:start w:val="single" w:sz="4" w:space="0" w:color="999999"/>
+              <w:bottom w:val="single" w:sz="4" w:space="0" w:color="999999"/>
+              <w:end w:val="single" w:sz="4" w:space="0" w:color="999999"/>
+            </w:tcBorders>
+          </w:tcPr>
+          <w:p>
+            <w:pPr>
+              <w:pStyle w:val="Normal"/>
+              <w:spacing w:before="40" w:after="40"/>
+              <w:rPr/>
+            </w:pPr>
+            <w:r>
+              <w:rPr/>
+              <w:t>Someone must judge, retouch or decide</w:t>
+            </w:r>
+          </w:p>
+        </w:tc>
+        <w:tc>
+          <w:tcPr>
+            <w:tcW w:w="4514" w:type="dxa"/>
+            <w:tcBorders>
+              <w:top w:val="single" w:sz="4" w:space="0" w:color="999999"/>
+              <w:start w:val="single" w:sz="4" w:space="0" w:color="999999"/>
+              <w:bottom w:val="single" w:sz="4" w:space="0" w:color="999999"/>
+              <w:end w:val="single" w:sz="4" w:space="0" w:color="999999"/>
+            </w:tcBorders>
+          </w:tcPr>
+          <w:p>
+            <w:pPr>
+              <w:pStyle w:val="Normal"/>
+              <w:spacing w:before="40" w:after="40"/>
+              <w:rPr/>
+            </w:pPr>
+            <w:r>
+              <w:rPr/>
+              <w:t>Interactive editor or editor scripting</w:t>
+            </w:r>
+          </w:p>
+        </w:tc>
+      </w:tr>
+      <w:tr>
+        <w:trPr/>
+        <w:tc>
+          <w:tcPr>
+            <w:tcW w:w="4512" w:type="dxa"/>
+            <w:tcBorders>
+              <w:top w:val="single" w:sz="4" w:space="0" w:color="999999"/>
+              <w:start w:val="single" w:sz="4" w:space="0" w:color="999999"/>
+              <w:bottom w:val="single" w:sz="4" w:space="0" w:color="999999"/>
+              <w:end w:val="single" w:sz="4" w:space="0" w:color="999999"/>
+            </w:tcBorders>
+          </w:tcPr>
+          <w:p>
+            <w:pPr>
+              <w:pStyle w:val="Normal"/>
+              <w:spacing w:before="40" w:after="40"/>
+              <w:rPr/>
+            </w:pPr>
+            <w:r>
+              <w:rPr/>
+              <w:t>Input → output with no manual steps</w:t>
+            </w:r>
+          </w:p>
+        </w:tc>
+        <w:tc>
+          <w:tcPr>
+            <w:tcW w:w="4514" w:type="dxa"/>
+            <w:tcBorders>
+              <w:top w:val="single" w:sz="4" w:space="0" w:color="999999"/>
+              <w:start w:val="single" w:sz="4" w:space="0" w:color="999999"/>
+              <w:bottom w:val="single" w:sz="4" w:space="0" w:color="999999"/>
+              <w:end w:val="single" w:sz="4" w:space="0" w:color="999999"/>
+            </w:tcBorders>
+          </w:tcPr>
+          <w:p>
+            <w:pPr>
+              <w:pStyle w:val="Normal"/>
+              <w:spacing w:before="40" w:after="40"/>
+              <w:rPr/>
+            </w:pPr>
+            <w:r>
+              <w:rPr/>
+              <w:t>µCSS™</w:t>
+            </w:r>
+          </w:p>
+        </w:tc>
+      </w:tr>
+    </w:tbl>
+    <w:p>
+      <w:pPr>
+        <w:pStyle w:val="Normal"/>
+        <w:spacing w:before="0" w:after="60"/>
+        <w:rPr/>
+      </w:pPr>
+      <w:r>
+        <w:rPr/>
+      </w:r>
+    </w:p>
+    <w:p>
+      <w:pPr>
+        <w:pStyle w:val="Normal"/>
+        <w:spacing w:before="0" w:after="120"/>
+        <w:jc w:val="both"/>
+        <w:rPr/>
+      </w:pPr>
+      <w:r>
+        <w:rPr/>
+        <w:t>If your image-processing workflow requires no human interaction between input and output, it probably doesn't require a desktop image editor either. µCSS™ is built for exactly these fully automated workflows. It is not a replacement for Photoshop, Photon Studio or other desktop editors.</w:t>
+      </w:r>
+    </w:p>
+    <w:p>
+      <w:pPr>
+        <w:pStyle w:val="Normal"/>
+        <w:spacing w:before="0" w:after="120"/>
+        <w:jc w:val="both"/>
+        <w:rPr/>
+      </w:pPr>
+      <w:r>
+        <w:rPr/>
+        <w:t>Three layers:</w:t>
+      </w:r>
+    </w:p>
+    <w:p>
+      <w:pPr>
+        <w:pStyle w:val="Normal"/>
+        <w:spacing w:before="0" w:after="60"/>
+        <w:ind w:start="360"/>
+        <w:rPr/>
+      </w:pPr>
       <w:r>
         <w:rPr>
           <w:b/>
           <w:bCs/>
         </w:rPr>
-        <w:t>Affinity</w:t>
-      </w:r>
-      <w:r>
-        <w:rPr/>
-        <w:t xml:space="preserve"> and </w:t>
-      </w:r>
+        <w:t>1. Interactive editing</w:t>
+      </w:r>
+      <w:r>
+        <w:rPr/>
+        <w:t xml:space="preserve"> — Adobe Photoshop, Affinity, Photon Studio, Photopea: visual work, manual decisions and intermediate steps.</w:t>
+      </w:r>
+    </w:p>
+    <w:p>
+      <w:pPr>
+        <w:pStyle w:val="Normal"/>
+        <w:spacing w:before="0" w:after="60"/>
+        <w:ind w:start="360"/>
+        <w:rPr/>
+      </w:pPr>
       <w:r>
         <w:rPr>
           <w:b/>
           <w:bCs/>
         </w:rPr>
-        <w:t>Photopea</w:t>
-      </w:r>
-      <w:r>
-        <w:rPr/>
-        <w:t xml:space="preserve"> are common no-/low-cost options; </w:t>
+        <w:t>2. Editor scripting</w:t>
+      </w:r>
+      <w:r>
+        <w:rPr/>
+        <w:t xml:space="preserve"> — automation *inside* a desktop editor (ExtendScript, actions, and similar). Still bound to that application, its document model and typically its GUI and startup. Photon Studio is a recent interactive editor; a public scripting API is </w:t>
       </w:r>
       <w:r>
         <w:rPr>
           <w:b/>
           <w:bCs/>
         </w:rPr>
+        <w:t>not</w:t>
+      </w:r>
+      <w:r>
+        <w:rPr/>
+        <w:t xml:space="preserve"> documented in this project and is </w:t>
+      </w:r>
+      <w:r>
+        <w:rPr>
+          <w:b/>
+          <w:bCs/>
+        </w:rPr>
+        <w:t>not</w:t>
+      </w:r>
+      <w:r>
+        <w:rPr/>
+        <w:t xml:space="preserve"> integrated. If one appears later, Photon Studio plus scripting remains *editor-based* automation.</w:t>
+      </w:r>
+    </w:p>
+    <w:p>
+      <w:pPr>
+        <w:pStyle w:val="Normal"/>
+        <w:spacing w:before="0" w:after="60"/>
+        <w:ind w:start="360"/>
+        <w:rPr/>
+      </w:pPr>
+      <w:r>
+        <w:rPr>
+          <w:b/>
+          <w:bCs/>
+        </w:rPr>
+        <w:t>3. Headless pipeline (µCSS™ / µPS)</w:t>
+      </w:r>
+      <w:r>
+        <w:rPr/>
+        <w:t xml:space="preserve"> — fully automatic processing in Node/Gulp: no GUI, no desktop application, no manual intermediate steps. Native fit for batch work and CI/CD.</w:t>
+      </w:r>
+    </w:p>
+    <w:p>
+      <w:pPr>
+        <w:pStyle w:val="Normal"/>
+        <w:spacing w:before="0" w:after="120"/>
+        <w:jc w:val="both"/>
+        <w:rPr/>
+      </w:pPr>
+      <w:r>
+        <w:rPr/>
+        <w:t>The tools can overlap in capability; they address different workflow kinds. Performance is a consequence of that architecture: fully automated workflow → no editor required → no editor startup/UI/application overhead → potentially substantially faster processing. This manual does not include comparative editor benchmarks.</w:t>
+      </w:r>
+    </w:p>
+    <w:p>
+      <w:pPr>
+        <w:pStyle w:val="Normal"/>
+        <w:spacing w:before="0" w:after="120"/>
+        <w:jc w:val="both"/>
+        <w:rPr/>
+      </w:pPr>
+      <w:r>
+        <w:rPr/>
+        <w:t xml:space="preserve">Layered PSD drafts are authored in any editor that writes PSD. </w:t>
+      </w:r>
+      <w:r>
+        <w:rPr>
+          <w:b/>
+          <w:bCs/>
+        </w:rPr>
+        <w:t>Affinity</w:t>
+      </w:r>
+      <w:r>
+        <w:rPr/>
+        <w:t xml:space="preserve">, </w:t>
+      </w:r>
+      <w:r>
+        <w:rPr>
+          <w:b/>
+          <w:bCs/>
+        </w:rPr>
+        <w:t>Photopea</w:t>
+      </w:r>
+      <w:r>
+        <w:rPr/>
+        <w:t xml:space="preserve"> and </w:t>
+      </w:r>
+      <w:r>
+        <w:rPr>
+          <w:b/>
+          <w:bCs/>
+        </w:rPr>
         <w:t>Adobe Photoshop</w:t>
       </w:r>
       <w:r>
         <w:rPr/>
-        <w:t xml:space="preserve"> works too if </w:t>
-      </w:r>
-      <w:r>
-        <w:rPr>
-          <w:rFonts w:eastAsia="Consolas" w:cs="Consolas" w:ascii="Consolas" w:hAnsi="Consolas"/>
-          <w:sz w:val="18"/>
-          <w:szCs w:val="18"/>
-          <w:shd w:fill="F2F2F2" w:val="clear"/>
-        </w:rPr>
-        <w:t>.psd</w:t>
-      </w:r>
-      <w:r>
-        <w:rPr/>
-        <w:t xml:space="preserve"> is associated with it or you pass the executable path. Save as PSD; µPS reads the same layer structure. With µCSS™ 1, compilation and bitmap generation both depended on a licensed desktop imaging app — recurring cost that drops away for many teams.</w:t>
+        <w:t xml:space="preserve"> are common choices; Photon Studio may be used for interactive work the same way. Save as PSD; µPS reads the same layer structure. Compilation and rendering stay in Node.</w:t>
       </w:r>
     </w:p>
     <w:p>
@@ -3081,7 +3388,7 @@
         <w:outlineLvl w:val="1"/>
         <w:rPr/>
       </w:pPr>
-      <w:bookmarkStart w:id="3" w:name="__RefHeading___Toc5430_1316669795"/>
+      <w:bookmarkStart w:id="3" w:name="__RefHeading___Toc5476_3443169773"/>
       <w:bookmarkEnd w:id="3"/>
       <w:r>
         <w:rPr/>
@@ -3652,7 +3959,7 @@
             </w:pPr>
             <w:r>
               <w:rPr/>
-              <w:t>Your editor (Affinity, Photoshop, Photopea, …)</w:t>
+              <w:t>Your editor (Affinity, Photoshop, Photopea, Photon Studio, …)</w:t>
             </w:r>
           </w:p>
         </w:tc>
@@ -4051,7 +4358,7 @@
         <w:outlineLvl w:val="2"/>
         <w:rPr/>
       </w:pPr>
-      <w:bookmarkStart w:id="4" w:name="__RefHeading___Toc5432_1316669795"/>
+      <w:bookmarkStart w:id="4" w:name="__RefHeading___Toc5478_3443169773"/>
       <w:bookmarkEnd w:id="4"/>
       <w:r>
         <w:rPr/>
@@ -4291,7 +4598,7 @@
         <w:outlineLvl w:val="1"/>
         <w:rPr/>
       </w:pPr>
-      <w:bookmarkStart w:id="5" w:name="__RefHeading___Toc5434_1316669795"/>
+      <w:bookmarkStart w:id="5" w:name="__RefHeading___Toc5480_3443169773"/>
       <w:bookmarkEnd w:id="5"/>
       <w:r>
         <w:rPr/>
@@ -4940,7 +5247,7 @@
         <w:outlineLvl w:val="0"/>
         <w:rPr/>
       </w:pPr>
-      <w:bookmarkStart w:id="6" w:name="__RefHeading___Toc5436_1316669795"/>
+      <w:bookmarkStart w:id="6" w:name="__RefHeading___Toc5482_3443169773"/>
       <w:bookmarkEnd w:id="6"/>
       <w:r>
         <w:rPr/>
@@ -5266,7 +5573,7 @@
         <w:outlineLvl w:val="0"/>
         <w:rPr/>
       </w:pPr>
-      <w:bookmarkStart w:id="7" w:name="__RefHeading___Toc5438_1316669795"/>
+      <w:bookmarkStart w:id="7" w:name="__RefHeading___Toc5484_3443169773"/>
       <w:bookmarkEnd w:id="7"/>
       <w:r>
         <w:rPr/>
@@ -5296,7 +5603,7 @@
         <w:outlineLvl w:val="1"/>
         <w:rPr/>
       </w:pPr>
-      <w:bookmarkStart w:id="8" w:name="__RefHeading___Toc5440_1316669795"/>
+      <w:bookmarkStart w:id="8" w:name="__RefHeading___Toc5486_3443169773"/>
       <w:bookmarkEnd w:id="8"/>
       <w:r>
         <w:rPr/>
@@ -5953,7 +6260,7 @@
         <w:outlineLvl w:val="1"/>
         <w:rPr/>
       </w:pPr>
-      <w:bookmarkStart w:id="9" w:name="__RefHeading___Toc5442_1316669795"/>
+      <w:bookmarkStart w:id="9" w:name="__RefHeading___Toc5488_3443169773"/>
       <w:bookmarkEnd w:id="9"/>
       <w:r>
         <w:rPr/>
@@ -6331,7 +6638,7 @@
         <w:outlineLvl w:val="1"/>
         <w:rPr/>
       </w:pPr>
-      <w:bookmarkStart w:id="10" w:name="__RefHeading___Toc5444_1316669795"/>
+      <w:bookmarkStart w:id="10" w:name="__RefHeading___Toc5490_3443169773"/>
       <w:bookmarkEnd w:id="10"/>
       <w:r>
         <w:rPr/>
@@ -6649,7 +6956,7 @@
         <w:outlineLvl w:val="1"/>
         <w:rPr/>
       </w:pPr>
-      <w:bookmarkStart w:id="11" w:name="__RefHeading___Toc5446_1316669795"/>
+      <w:bookmarkStart w:id="11" w:name="__RefHeading___Toc5492_3443169773"/>
       <w:bookmarkEnd w:id="11"/>
       <w:r>
         <w:rPr/>
@@ -7281,7 +7588,7 @@
         <w:outlineLvl w:val="1"/>
         <w:rPr/>
       </w:pPr>
-      <w:bookmarkStart w:id="12" w:name="__RefHeading___Toc5448_1316669795"/>
+      <w:bookmarkStart w:id="12" w:name="__RefHeading___Toc5494_3443169773"/>
       <w:bookmarkEnd w:id="12"/>
       <w:r>
         <w:rPr/>
@@ -8408,7 +8715,7 @@
         <w:outlineLvl w:val="1"/>
         <w:rPr/>
       </w:pPr>
-      <w:bookmarkStart w:id="13" w:name="__RefHeading___Toc5450_1316669795"/>
+      <w:bookmarkStart w:id="13" w:name="__RefHeading___Toc5496_3443169773"/>
       <w:bookmarkEnd w:id="13"/>
       <w:r>
         <w:rPr/>
@@ -8584,7 +8891,7 @@
         <w:outlineLvl w:val="1"/>
         <w:rPr/>
       </w:pPr>
-      <w:bookmarkStart w:id="14" w:name="__RefHeading___Toc5452_1316669795"/>
+      <w:bookmarkStart w:id="14" w:name="__RefHeading___Toc5498_3443169773"/>
       <w:bookmarkEnd w:id="14"/>
       <w:r>
         <w:rPr/>
@@ -8949,7 +9256,7 @@
         <w:outlineLvl w:val="1"/>
         <w:rPr/>
       </w:pPr>
-      <w:bookmarkStart w:id="15" w:name="__RefHeading___Toc5454_1316669795"/>
+      <w:bookmarkStart w:id="15" w:name="__RefHeading___Toc5500_3443169773"/>
       <w:bookmarkEnd w:id="15"/>
       <w:r>
         <w:rPr/>
@@ -9168,7 +9475,7 @@
         <w:outlineLvl w:val="2"/>
         <w:rPr/>
       </w:pPr>
-      <w:bookmarkStart w:id="16" w:name="__RefHeading___Toc5456_1316669795"/>
+      <w:bookmarkStart w:id="16" w:name="__RefHeading___Toc5502_3443169773"/>
       <w:bookmarkEnd w:id="16"/>
       <w:r>
         <w:rPr/>
@@ -10037,7 +10344,7 @@
         <w:outlineLvl w:val="0"/>
         <w:rPr/>
       </w:pPr>
-      <w:bookmarkStart w:id="17" w:name="__RefHeading___Toc5458_1316669795"/>
+      <w:bookmarkStart w:id="17" w:name="__RefHeading___Toc5504_3443169773"/>
       <w:bookmarkEnd w:id="17"/>
       <w:r>
         <w:rPr/>
@@ -10088,115 +10395,115 @@
       </w:r>
       <w:r>
         <w:rPr/>
-        <w:t xml:space="preserve">) handles the image-processing functions of the old Adobe workflow — </w:t>
+        <w:t xml:space="preserve">) is the headless image-processing engine: PNG series and sprite atlases from layered PSD drafts. µCSS™ integrates µPS via </w:t>
+      </w:r>
+      <w:r>
+        <w:rPr>
+          <w:rFonts w:eastAsia="Consolas" w:cs="Consolas" w:ascii="Consolas" w:hAnsi="Consolas"/>
+          <w:sz w:val="18"/>
+          <w:szCs w:val="18"/>
+          <w:shd w:fill="F2F2F2" w:val="clear"/>
+        </w:rPr>
+        <w:t>media</w:t>
+      </w:r>
+      <w:r>
+        <w:rPr/>
+        <w:t xml:space="preserve"> steps and sprite/cursor directives; µPS can also be used </w:t>
       </w:r>
       <w:r>
         <w:rPr>
           <w:b/>
           <w:bCs/>
         </w:rPr>
-        <w:t>without an Adobe dependency</w:t>
-      </w:r>
-      <w:r>
-        <w:rPr/>
-        <w:t xml:space="preserve">. µCSS™ integrates µPS via </w:t>
-      </w:r>
-      <w:r>
-        <w:rPr>
-          <w:rFonts w:eastAsia="Consolas" w:cs="Consolas" w:ascii="Consolas" w:hAnsi="Consolas"/>
-          <w:sz w:val="18"/>
-          <w:szCs w:val="18"/>
-          <w:shd w:fill="F2F2F2" w:val="clear"/>
-        </w:rPr>
-        <w:t>media</w:t>
-      </w:r>
-      <w:r>
-        <w:rPr/>
-        <w:t xml:space="preserve"> steps and sprite/cursor directives; µPS can also be used </w:t>
+        <w:t>standalone</w:t>
+      </w:r>
+      <w:r>
+        <w:rPr/>
+        <w:t xml:space="preserve"> via </w:t>
+      </w:r>
+      <w:r>
+        <w:rPr>
+          <w:rFonts w:eastAsia="Consolas" w:cs="Consolas" w:ascii="Consolas" w:hAnsi="Consolas"/>
+          <w:sz w:val="18"/>
+          <w:szCs w:val="18"/>
+          <w:shd w:fill="F2F2F2" w:val="clear"/>
+        </w:rPr>
+        <w:t>npm install gulp-mu-ps</w:t>
+      </w:r>
+      <w:r>
+        <w:rPr/>
+        <w:t>.</w:t>
+      </w:r>
+    </w:p>
+    <w:p>
+      <w:pPr>
+        <w:pStyle w:val="Normal"/>
+        <w:spacing w:before="0" w:after="120"/>
+        <w:jc w:val="both"/>
+        <w:rPr/>
+      </w:pPr>
+      <w:r>
+        <w:rPr/>
+        <w:t xml:space="preserve">µPS reads PSD sources via </w:t>
+      </w:r>
+      <w:r>
+        <w:rPr>
+          <w:rFonts w:eastAsia="Consolas" w:cs="Consolas" w:ascii="Consolas" w:hAnsi="Consolas"/>
+          <w:sz w:val="18"/>
+          <w:szCs w:val="18"/>
+          <w:shd w:fill="F2F2F2" w:val="clear"/>
+        </w:rPr>
+        <w:t>ag-psd</w:t>
+      </w:r>
+      <w:r>
+        <w:rPr/>
+        <w:t xml:space="preserve">; image processing uses </w:t>
+      </w:r>
+      <w:r>
+        <w:rPr>
+          <w:rFonts w:eastAsia="Consolas" w:cs="Consolas" w:ascii="Consolas" w:hAnsi="Consolas"/>
+          <w:sz w:val="18"/>
+          <w:szCs w:val="18"/>
+          <w:shd w:fill="F2F2F2" w:val="clear"/>
+        </w:rPr>
+        <w:t>sharp</w:t>
+      </w:r>
+      <w:r>
+        <w:rPr/>
+        <w:t xml:space="preserve">. No desktop editor is started for the build. Interactive authoring stays in </w:t>
       </w:r>
       <w:r>
         <w:rPr>
           <w:b/>
           <w:bCs/>
         </w:rPr>
-        <w:t>standalone</w:t>
-      </w:r>
-      <w:r>
-        <w:rPr/>
-        <w:t xml:space="preserve"> via </w:t>
-      </w:r>
-      <w:r>
-        <w:rPr>
-          <w:rFonts w:eastAsia="Consolas" w:cs="Consolas" w:ascii="Consolas" w:hAnsi="Consolas"/>
-          <w:sz w:val="18"/>
-          <w:szCs w:val="18"/>
-          <w:shd w:fill="F2F2F2" w:val="clear"/>
-        </w:rPr>
-        <w:t>npm install gulp-mu-ps</w:t>
-      </w:r>
-      <w:r>
-        <w:rPr/>
-        <w:t>.</w:t>
-      </w:r>
-    </w:p>
-    <w:p>
-      <w:pPr>
-        <w:pStyle w:val="Normal"/>
-        <w:spacing w:before="0" w:after="120"/>
-        <w:jc w:val="both"/>
-        <w:rPr/>
-      </w:pPr>
-      <w:r>
-        <w:rPr/>
-        <w:t xml:space="preserve">µPS reads PSD sources via </w:t>
-      </w:r>
-      <w:r>
-        <w:rPr>
-          <w:rFonts w:eastAsia="Consolas" w:cs="Consolas" w:ascii="Consolas" w:hAnsi="Consolas"/>
-          <w:sz w:val="18"/>
-          <w:szCs w:val="18"/>
-          <w:shd w:fill="F2F2F2" w:val="clear"/>
-        </w:rPr>
-        <w:t>ag-psd</w:t>
-      </w:r>
-      <w:r>
-        <w:rPr/>
-        <w:t xml:space="preserve">; image processing uses </w:t>
-      </w:r>
-      <w:r>
-        <w:rPr>
-          <w:rFonts w:eastAsia="Consolas" w:cs="Consolas" w:ascii="Consolas" w:hAnsi="Consolas"/>
-          <w:sz w:val="18"/>
-          <w:szCs w:val="18"/>
-          <w:shd w:fill="F2F2F2" w:val="clear"/>
-        </w:rPr>
-        <w:t>sharp</w:t>
-      </w:r>
-      <w:r>
-        <w:rPr/>
-        <w:t xml:space="preserve">. Layered drafts are authored in </w:t>
+        <w:t>[Affinity](https://affinity.studio/download)</w:t>
+      </w:r>
+      <w:r>
+        <w:rPr/>
+        <w:t xml:space="preserve">, </w:t>
       </w:r>
       <w:r>
         <w:rPr>
           <w:b/>
           <w:bCs/>
         </w:rPr>
-        <w:t>[Affinity](https://affinity.studio/download)</w:t>
-      </w:r>
-      <w:r>
-        <w:rPr/>
-        <w:t xml:space="preserve"> or </w:t>
+        <w:t>[Photopea](https://www.photopea.com/)</w:t>
+      </w:r>
+      <w:r>
+        <w:rPr/>
+        <w:t xml:space="preserve"> (browser, full PSD), Adobe Photoshop, Photon Studio or another editor. There is </w:t>
       </w:r>
       <w:r>
         <w:rPr>
           <w:b/>
           <w:bCs/>
         </w:rPr>
-        <w:t>[Photopea](https://www.photopea.com/)</w:t>
-      </w:r>
-      <w:r>
-        <w:rPr/>
-        <w:t xml:space="preserve"> (browser, full PSD). The main layer effects are reproduced (drop shadow, gradients, glow, bevel, </w:t>
+        <w:t>no Photon Studio integration</w:t>
+      </w:r>
+      <w:r>
+        <w:rPr/>
+        <w:t xml:space="preserve"> and no assumed public scripting API. The main layer effects are reproduced (drop shadow, gradients, glow, bevel, </w:t>
       </w:r>
       <w:r>
         <w:rPr>
@@ -10232,7 +10539,7 @@
         <w:outlineLvl w:val="1"/>
         <w:rPr/>
       </w:pPr>
-      <w:bookmarkStart w:id="18" w:name="__RefHeading___Toc5460_1316669795"/>
+      <w:bookmarkStart w:id="18" w:name="__RefHeading___Toc5506_3443169773"/>
       <w:bookmarkEnd w:id="18"/>
       <w:r>
         <w:rPr/>
@@ -11544,7 +11851,7 @@
         <w:outlineLvl w:val="1"/>
         <w:rPr/>
       </w:pPr>
-      <w:bookmarkStart w:id="19" w:name="__RefHeading___Toc5462_1316669795"/>
+      <w:bookmarkStart w:id="19" w:name="__RefHeading___Toc5508_3443169773"/>
       <w:bookmarkEnd w:id="19"/>
       <w:r>
         <w:rPr/>
@@ -12692,7 +12999,7 @@
         <w:outlineLvl w:val="2"/>
         <w:rPr/>
       </w:pPr>
-      <w:bookmarkStart w:id="20" w:name="__RefHeading___Toc5464_1316669795"/>
+      <w:bookmarkStart w:id="20" w:name="__RefHeading___Toc5510_3443169773"/>
       <w:bookmarkEnd w:id="20"/>
       <w:r>
         <w:rPr/>
@@ -12931,7 +13238,7 @@
         <w:outlineLvl w:val="1"/>
         <w:rPr/>
       </w:pPr>
-      <w:bookmarkStart w:id="21" w:name="__RefHeading___Toc5466_1316669795"/>
+      <w:bookmarkStart w:id="21" w:name="__RefHeading___Toc5512_3443169773"/>
       <w:bookmarkEnd w:id="21"/>
       <w:r>
         <w:rPr/>
@@ -13557,7 +13864,7 @@
         <w:outlineLvl w:val="1"/>
         <w:rPr/>
       </w:pPr>
-      <w:bookmarkStart w:id="22" w:name="__RefHeading___Toc5468_1316669795"/>
+      <w:bookmarkStart w:id="22" w:name="__RefHeading___Toc5514_3443169773"/>
       <w:bookmarkEnd w:id="22"/>
       <w:r>
         <w:rPr/>
@@ -13622,7 +13929,7 @@
         <w:outlineLvl w:val="1"/>
         <w:rPr/>
       </w:pPr>
-      <w:bookmarkStart w:id="23" w:name="__RefHeading___Toc5470_1316669795"/>
+      <w:bookmarkStart w:id="23" w:name="__RefHeading___Toc5516_3443169773"/>
       <w:bookmarkEnd w:id="23"/>
       <w:r>
         <w:rPr/>
@@ -14031,7 +14338,7 @@
         <w:outlineLvl w:val="2"/>
         <w:rPr/>
       </w:pPr>
-      <w:bookmarkStart w:id="24" w:name="__RefHeading___Toc5472_1316669795"/>
+      <w:bookmarkStart w:id="24" w:name="__RefHeading___Toc5518_3443169773"/>
       <w:bookmarkEnd w:id="24"/>
       <w:r>
         <w:rPr/>
@@ -14329,7 +14636,7 @@
         <w:outlineLvl w:val="2"/>
         <w:rPr/>
       </w:pPr>
-      <w:bookmarkStart w:id="25" w:name="__RefHeading___Toc5474_1316669795"/>
+      <w:bookmarkStart w:id="25" w:name="__RefHeading___Toc5520_3443169773"/>
       <w:bookmarkEnd w:id="25"/>
       <w:r>
         <w:rPr/>
@@ -14493,7 +14800,7 @@
         <w:outlineLvl w:val="1"/>
         <w:rPr/>
       </w:pPr>
-      <w:bookmarkStart w:id="26" w:name="__RefHeading___Toc5476_1316669795"/>
+      <w:bookmarkStart w:id="26" w:name="__RefHeading___Toc5522_3443169773"/>
       <w:bookmarkEnd w:id="26"/>
       <w:r>
         <w:rPr/>
@@ -15427,7 +15734,7 @@
         <w:outlineLvl w:val="1"/>
         <w:rPr/>
       </w:pPr>
-      <w:bookmarkStart w:id="27" w:name="__RefHeading___Toc5478_1316669795"/>
+      <w:bookmarkStart w:id="27" w:name="__RefHeading___Toc5524_3443169773"/>
       <w:bookmarkEnd w:id="27"/>
       <w:r>
         <w:rPr/>
@@ -15479,7 +15786,7 @@
         <w:outlineLvl w:val="2"/>
         <w:rPr/>
       </w:pPr>
-      <w:bookmarkStart w:id="28" w:name="__RefHeading___Toc5480_1316669795"/>
+      <w:bookmarkStart w:id="28" w:name="__RefHeading___Toc5526_3443169773"/>
       <w:bookmarkEnd w:id="28"/>
       <w:r>
         <w:rPr/>
@@ -15802,7 +16109,7 @@
         <w:outlineLvl w:val="2"/>
         <w:rPr/>
       </w:pPr>
-      <w:bookmarkStart w:id="29" w:name="__RefHeading___Toc5482_1316669795"/>
+      <w:bookmarkStart w:id="29" w:name="__RefHeading___Toc5528_3443169773"/>
       <w:bookmarkEnd w:id="29"/>
       <w:r>
         <w:rPr/>
@@ -16443,7 +16750,7 @@
         <w:outlineLvl w:val="2"/>
         <w:rPr/>
       </w:pPr>
-      <w:bookmarkStart w:id="30" w:name="__RefHeading___Toc5484_1316669795"/>
+      <w:bookmarkStart w:id="30" w:name="__RefHeading___Toc5530_3443169773"/>
       <w:bookmarkEnd w:id="30"/>
       <w:r>
         <w:rPr/>
@@ -16917,7 +17224,7 @@
         <w:outlineLvl w:val="2"/>
         <w:rPr/>
       </w:pPr>
-      <w:bookmarkStart w:id="31" w:name="__RefHeading___Toc5486_1316669795"/>
+      <w:bookmarkStart w:id="31" w:name="__RefHeading___Toc5532_3443169773"/>
       <w:bookmarkEnd w:id="31"/>
       <w:r>
         <w:rPr/>
@@ -17292,7 +17599,7 @@
         <w:outlineLvl w:val="2"/>
         <w:rPr/>
       </w:pPr>
-      <w:bookmarkStart w:id="32" w:name="__RefHeading___Toc5488_1316669795"/>
+      <w:bookmarkStart w:id="32" w:name="__RefHeading___Toc5534_3443169773"/>
       <w:bookmarkEnd w:id="32"/>
       <w:r>
         <w:rPr/>
@@ -17683,7 +17990,7 @@
         <w:outlineLvl w:val="2"/>
         <w:rPr/>
       </w:pPr>
-      <w:bookmarkStart w:id="33" w:name="__RefHeading___Toc5490_1316669795"/>
+      <w:bookmarkStart w:id="33" w:name="__RefHeading___Toc5536_3443169773"/>
       <w:bookmarkEnd w:id="33"/>
       <w:r>
         <w:rPr/>
@@ -18056,7 +18363,7 @@
         <w:outlineLvl w:val="1"/>
         <w:rPr/>
       </w:pPr>
-      <w:bookmarkStart w:id="34" w:name="__RefHeading___Toc5492_1316669795"/>
+      <w:bookmarkStart w:id="34" w:name="__RefHeading___Toc5538_3443169773"/>
       <w:bookmarkEnd w:id="34"/>
       <w:r>
         <w:rPr/>
@@ -19088,7 +19395,7 @@
         <w:outlineLvl w:val="1"/>
         <w:rPr/>
       </w:pPr>
-      <w:bookmarkStart w:id="35" w:name="__RefHeading___Toc5494_1316669795"/>
+      <w:bookmarkStart w:id="35" w:name="__RefHeading___Toc5540_3443169773"/>
       <w:bookmarkEnd w:id="35"/>
       <w:r>
         <w:rPr/>
@@ -20282,7 +20589,7 @@
         <w:outlineLvl w:val="1"/>
         <w:rPr/>
       </w:pPr>
-      <w:bookmarkStart w:id="36" w:name="__RefHeading___Toc5496_1316669795"/>
+      <w:bookmarkStart w:id="36" w:name="__RefHeading___Toc5542_3443169773"/>
       <w:bookmarkEnd w:id="36"/>
       <w:r>
         <w:rPr/>
@@ -20411,7 +20718,7 @@
         <w:outlineLvl w:val="2"/>
         <w:rPr/>
       </w:pPr>
-      <w:bookmarkStart w:id="37" w:name="__RefHeading___Toc5498_1316669795"/>
+      <w:bookmarkStart w:id="37" w:name="__RefHeading___Toc5544_3443169773"/>
       <w:bookmarkEnd w:id="37"/>
       <w:r>
         <w:rPr/>
@@ -23021,7 +23328,7 @@
         <w:outlineLvl w:val="2"/>
         <w:rPr/>
       </w:pPr>
-      <w:bookmarkStart w:id="38" w:name="__RefHeading___Toc5500_1316669795"/>
+      <w:bookmarkStart w:id="38" w:name="__RefHeading___Toc5546_3443169773"/>
       <w:bookmarkEnd w:id="38"/>
       <w:r>
         <w:rPr/>
@@ -23489,7 +23796,7 @@
         <w:outlineLvl w:val="2"/>
         <w:rPr/>
       </w:pPr>
-      <w:bookmarkStart w:id="39" w:name="__RefHeading___Toc5502_1316669795"/>
+      <w:bookmarkStart w:id="39" w:name="__RefHeading___Toc5548_3443169773"/>
       <w:bookmarkEnd w:id="39"/>
       <w:r>
         <w:rPr/>
@@ -23922,7 +24229,7 @@
         <w:outlineLvl w:val="2"/>
         <w:rPr/>
       </w:pPr>
-      <w:bookmarkStart w:id="40" w:name="__RefHeading___Toc5504_1316669795"/>
+      <w:bookmarkStart w:id="40" w:name="__RefHeading___Toc5550_3443169773"/>
       <w:bookmarkEnd w:id="40"/>
       <w:r>
         <w:rPr/>
@@ -24896,7 +25203,7 @@
         <w:outlineLvl w:val="2"/>
         <w:rPr/>
       </w:pPr>
-      <w:bookmarkStart w:id="41" w:name="__RefHeading___Toc5506_1316669795"/>
+      <w:bookmarkStart w:id="41" w:name="__RefHeading___Toc5552_3443169773"/>
       <w:bookmarkEnd w:id="41"/>
       <w:r>
         <w:rPr/>
@@ -24999,7 +25306,7 @@
         <w:outlineLvl w:val="1"/>
         <w:rPr/>
       </w:pPr>
-      <w:bookmarkStart w:id="42" w:name="__RefHeading___Toc5508_1316669795"/>
+      <w:bookmarkStart w:id="42" w:name="__RefHeading___Toc5554_3443169773"/>
       <w:bookmarkEnd w:id="42"/>
       <w:r>
         <w:rPr/>
@@ -25301,7 +25608,7 @@
         <w:outlineLvl w:val="2"/>
         <w:rPr/>
       </w:pPr>
-      <w:bookmarkStart w:id="43" w:name="__RefHeading___Toc5510_1316669795"/>
+      <w:bookmarkStart w:id="43" w:name="__RefHeading___Toc5556_3443169773"/>
       <w:bookmarkEnd w:id="43"/>
       <w:r>
         <w:rPr/>
@@ -25552,7 +25859,7 @@
         <w:outlineLvl w:val="0"/>
         <w:rPr/>
       </w:pPr>
-      <w:bookmarkStart w:id="44" w:name="__RefHeading___Toc5512_1316669795"/>
+      <w:bookmarkStart w:id="44" w:name="__RefHeading___Toc5558_3443169773"/>
       <w:bookmarkEnd w:id="44"/>
       <w:r>
         <w:rPr/>
@@ -25698,7 +26005,7 @@
         <w:outlineLvl w:val="1"/>
         <w:rPr/>
       </w:pPr>
-      <w:bookmarkStart w:id="45" w:name="__RefHeading___Toc5514_1316669795"/>
+      <w:bookmarkStart w:id="45" w:name="__RefHeading___Toc5560_3443169773"/>
       <w:bookmarkEnd w:id="45"/>
       <w:r>
         <w:rPr/>
@@ -25979,7 +26286,7 @@
         <w:outlineLvl w:val="1"/>
         <w:rPr/>
       </w:pPr>
-      <w:bookmarkStart w:id="46" w:name="__RefHeading___Toc5516_1316669795"/>
+      <w:bookmarkStart w:id="46" w:name="__RefHeading___Toc5562_3443169773"/>
       <w:bookmarkEnd w:id="46"/>
       <w:r>
         <w:rPr/>
@@ -27012,7 +27319,7 @@
         <w:outlineLvl w:val="2"/>
         <w:rPr/>
       </w:pPr>
-      <w:bookmarkStart w:id="47" w:name="__RefHeading___Toc5518_1316669795"/>
+      <w:bookmarkStart w:id="47" w:name="__RefHeading___Toc5564_3443169773"/>
       <w:bookmarkEnd w:id="47"/>
       <w:r>
         <w:rPr/>
@@ -27077,7 +27384,7 @@
         <w:outlineLvl w:val="2"/>
         <w:rPr/>
       </w:pPr>
-      <w:bookmarkStart w:id="48" w:name="__RefHeading___Toc5520_1316669795"/>
+      <w:bookmarkStart w:id="48" w:name="__RefHeading___Toc5566_3443169773"/>
       <w:bookmarkEnd w:id="48"/>
       <w:r>
         <w:rPr/>
@@ -27171,7 +27478,7 @@
         <w:outlineLvl w:val="2"/>
         <w:rPr/>
       </w:pPr>
-      <w:bookmarkStart w:id="49" w:name="__RefHeading___Toc5522_1316669795"/>
+      <w:bookmarkStart w:id="49" w:name="__RefHeading___Toc5568_3443169773"/>
       <w:bookmarkEnd w:id="49"/>
       <w:r>
         <w:rPr/>
@@ -27238,7 +27545,7 @@
         <w:outlineLvl w:val="1"/>
         <w:rPr/>
       </w:pPr>
-      <w:bookmarkStart w:id="50" w:name="__RefHeading___Toc5524_1316669795"/>
+      <w:bookmarkStart w:id="50" w:name="__RefHeading___Toc5570_3443169773"/>
       <w:bookmarkEnd w:id="50"/>
       <w:r>
         <w:rPr/>
@@ -27574,7 +27881,7 @@
         <w:outlineLvl w:val="2"/>
         <w:rPr/>
       </w:pPr>
-      <w:bookmarkStart w:id="51" w:name="__RefHeading___Toc5526_1316669795"/>
+      <w:bookmarkStart w:id="51" w:name="__RefHeading___Toc5572_3443169773"/>
       <w:bookmarkEnd w:id="51"/>
       <w:r>
         <w:rPr/>
@@ -28267,7 +28574,7 @@
         <w:outlineLvl w:val="0"/>
         <w:rPr/>
       </w:pPr>
-      <w:bookmarkStart w:id="52" w:name="__RefHeading___Toc5528_1316669795"/>
+      <w:bookmarkStart w:id="52" w:name="__RefHeading___Toc5574_3443169773"/>
       <w:bookmarkEnd w:id="52"/>
       <w:r>
         <w:rPr/>
@@ -28314,7 +28621,7 @@
       </w:r>
       <w:r>
         <w:rPr/>
-        <w:t xml:space="preserve"> from SVG glyphs — automated like IcoMoon, without Adobe/IcoMoon — and packages </w:t>
+        <w:t xml:space="preserve"> from SVG glyphs — automated like IcoMoon, without a desktop font app or IcoMoon — and packages </w:t>
       </w:r>
       <w:r>
         <w:rPr>
@@ -28451,7 +28758,7 @@
         <w:outlineLvl w:val="1"/>
         <w:rPr/>
       </w:pPr>
-      <w:bookmarkStart w:id="53" w:name="__RefHeading___Toc5530_1316669795"/>
+      <w:bookmarkStart w:id="53" w:name="__RefHeading___Toc5576_3443169773"/>
       <w:bookmarkEnd w:id="53"/>
       <w:r>
         <w:rPr/>
@@ -28605,7 +28912,7 @@
         <w:outlineLvl w:val="1"/>
         <w:rPr/>
       </w:pPr>
-      <w:bookmarkStart w:id="54" w:name="__RefHeading___Toc5532_1316669795"/>
+      <w:bookmarkStart w:id="54" w:name="__RefHeading___Toc5578_3443169773"/>
       <w:bookmarkEnd w:id="54"/>
       <w:r>
         <w:rPr/>
@@ -30066,7 +30373,7 @@
         <w:outlineLvl w:val="1"/>
         <w:rPr/>
       </w:pPr>
-      <w:bookmarkStart w:id="55" w:name="__RefHeading___Toc5534_1316669795"/>
+      <w:bookmarkStart w:id="55" w:name="__RefHeading___Toc5580_3443169773"/>
       <w:bookmarkEnd w:id="55"/>
       <w:r>
         <w:rPr/>
@@ -30494,7 +30801,7 @@
         <w:outlineLvl w:val="1"/>
         <w:rPr/>
       </w:pPr>
-      <w:bookmarkStart w:id="56" w:name="__RefHeading___Toc5536_1316669795"/>
+      <w:bookmarkStart w:id="56" w:name="__RefHeading___Toc5582_3443169773"/>
       <w:bookmarkEnd w:id="56"/>
       <w:r>
         <w:rPr/>
@@ -30775,7 +31082,7 @@
         <w:outlineLvl w:val="1"/>
         <w:rPr/>
       </w:pPr>
-      <w:bookmarkStart w:id="57" w:name="__RefHeading___Toc5538_1316669795"/>
+      <w:bookmarkStart w:id="57" w:name="__RefHeading___Toc5584_3443169773"/>
       <w:bookmarkEnd w:id="57"/>
       <w:r>
         <w:rPr/>
@@ -31071,7 +31378,7 @@
         <w:outlineLvl w:val="0"/>
         <w:rPr/>
       </w:pPr>
-      <w:bookmarkStart w:id="58" w:name="__RefHeading___Toc5540_1316669795"/>
+      <w:bookmarkStart w:id="58" w:name="__RefHeading___Toc5586_3443169773"/>
       <w:bookmarkEnd w:id="58"/>
       <w:r>
         <w:rPr/>
@@ -31200,7 +31507,7 @@
         <w:outlineLvl w:val="1"/>
         <w:rPr/>
       </w:pPr>
-      <w:bookmarkStart w:id="59" w:name="__RefHeading___Toc5542_1316669795"/>
+      <w:bookmarkStart w:id="59" w:name="__RefHeading___Toc5588_3443169773"/>
       <w:bookmarkEnd w:id="59"/>
       <w:r>
         <w:rPr/>
@@ -31495,7 +31802,7 @@
         <w:outlineLvl w:val="1"/>
         <w:rPr/>
       </w:pPr>
-      <w:bookmarkStart w:id="60" w:name="__RefHeading___Toc5544_1316669795"/>
+      <w:bookmarkStart w:id="60" w:name="__RefHeading___Toc5590_3443169773"/>
       <w:bookmarkEnd w:id="60"/>
       <w:r>
         <w:rPr/>
@@ -31650,7 +31957,7 @@
         <w:outlineLvl w:val="1"/>
         <w:rPr/>
       </w:pPr>
-      <w:bookmarkStart w:id="61" w:name="__RefHeading___Toc5546_1316669795"/>
+      <w:bookmarkStart w:id="61" w:name="__RefHeading___Toc5592_3443169773"/>
       <w:bookmarkEnd w:id="61"/>
       <w:r>
         <w:rPr/>
@@ -31896,7 +32203,7 @@
         <w:outlineLvl w:val="0"/>
         <w:rPr/>
       </w:pPr>
-      <w:bookmarkStart w:id="62" w:name="__RefHeading___Toc5548_1316669795"/>
+      <w:bookmarkStart w:id="62" w:name="__RefHeading___Toc5594_3443169773"/>
       <w:bookmarkEnd w:id="62"/>
       <w:r>
         <w:rPr/>
@@ -31914,7 +32221,7 @@
         <w:outlineLvl w:val="1"/>
         <w:rPr/>
       </w:pPr>
-      <w:bookmarkStart w:id="63" w:name="__RefHeading___Toc5550_1316669795"/>
+      <w:bookmarkStart w:id="63" w:name="__RefHeading___Toc5596_3443169773"/>
       <w:bookmarkEnd w:id="63"/>
       <w:r>
         <w:rPr/>
@@ -32121,7 +32428,7 @@
         <w:outlineLvl w:val="1"/>
         <w:rPr/>
       </w:pPr>
-      <w:bookmarkStart w:id="64" w:name="__RefHeading___Toc5552_1316669795"/>
+      <w:bookmarkStart w:id="64" w:name="__RefHeading___Toc5598_3443169773"/>
       <w:bookmarkEnd w:id="64"/>
       <w:r>
         <w:rPr/>
@@ -32411,7 +32718,7 @@
         <w:outlineLvl w:val="1"/>
         <w:rPr/>
       </w:pPr>
-      <w:bookmarkStart w:id="65" w:name="__RefHeading___Toc5554_1316669795"/>
+      <w:bookmarkStart w:id="65" w:name="__RefHeading___Toc5600_3443169773"/>
       <w:bookmarkEnd w:id="65"/>
       <w:r>
         <w:rPr/>
@@ -32740,7 +33047,7 @@
         <w:outlineLvl w:val="1"/>
         <w:rPr/>
       </w:pPr>
-      <w:bookmarkStart w:id="66" w:name="__RefHeading___Toc5556_1316669795"/>
+      <w:bookmarkStart w:id="66" w:name="__RefHeading___Toc5602_3443169773"/>
       <w:bookmarkEnd w:id="66"/>
       <w:r>
         <w:rPr/>
@@ -33412,7 +33719,7 @@
         <w:outlineLvl w:val="1"/>
         <w:rPr/>
       </w:pPr>
-      <w:bookmarkStart w:id="67" w:name="__RefHeading___Toc5558_1316669795"/>
+      <w:bookmarkStart w:id="67" w:name="__RefHeading___Toc5604_3443169773"/>
       <w:bookmarkEnd w:id="67"/>
       <w:r>
         <w:rPr/>
@@ -33619,7 +33926,7 @@
         <w:outlineLvl w:val="0"/>
         <w:rPr/>
       </w:pPr>
-      <w:bookmarkStart w:id="68" w:name="__RefHeading___Toc5560_1316669795"/>
+      <w:bookmarkStart w:id="68" w:name="__RefHeading___Toc5606_3443169773"/>
       <w:bookmarkEnd w:id="68"/>
       <w:r>
         <w:rPr/>
@@ -33662,7 +33969,7 @@
         <w:outlineLvl w:val="1"/>
         <w:rPr/>
       </w:pPr>
-      <w:bookmarkStart w:id="69" w:name="__RefHeading___Toc5562_1316669795"/>
+      <w:bookmarkStart w:id="69" w:name="__RefHeading___Toc5608_3443169773"/>
       <w:bookmarkEnd w:id="69"/>
       <w:r>
         <w:rPr/>
@@ -34062,7 +34369,7 @@
         <w:outlineLvl w:val="1"/>
         <w:rPr/>
       </w:pPr>
-      <w:bookmarkStart w:id="70" w:name="__RefHeading___Toc5564_1316669795"/>
+      <w:bookmarkStart w:id="70" w:name="__RefHeading___Toc5610_3443169773"/>
       <w:bookmarkEnd w:id="70"/>
       <w:r>
         <w:rPr/>
@@ -34313,7 +34620,7 @@
         <w:outlineLvl w:val="1"/>
         <w:rPr/>
       </w:pPr>
-      <w:bookmarkStart w:id="71" w:name="__RefHeading___Toc5566_1316669795"/>
+      <w:bookmarkStart w:id="71" w:name="__RefHeading___Toc5612_3443169773"/>
       <w:bookmarkEnd w:id="71"/>
       <w:r>
         <w:rPr/>
@@ -34569,7 +34876,7 @@
         <w:outlineLvl w:val="1"/>
         <w:rPr/>
       </w:pPr>
-      <w:bookmarkStart w:id="72" w:name="__RefHeading___Toc5568_1316669795"/>
+      <w:bookmarkStart w:id="72" w:name="__RefHeading___Toc5614_3443169773"/>
       <w:bookmarkEnd w:id="72"/>
       <w:r>
         <w:rPr/>
@@ -35019,7 +35326,7 @@
         <w:outlineLvl w:val="0"/>
         <w:rPr/>
       </w:pPr>
-      <w:bookmarkStart w:id="73" w:name="__RefHeading___Toc5570_1316669795"/>
+      <w:bookmarkStart w:id="73" w:name="__RefHeading___Toc5616_3443169773"/>
       <w:bookmarkEnd w:id="73"/>
       <w:r>
         <w:rPr/>
@@ -35058,7 +35365,7 @@
         <w:outlineLvl w:val="1"/>
         <w:rPr/>
       </w:pPr>
-      <w:bookmarkStart w:id="74" w:name="__RefHeading___Toc5572_1316669795"/>
+      <w:bookmarkStart w:id="74" w:name="__RefHeading___Toc5618_3443169773"/>
       <w:bookmarkEnd w:id="74"/>
       <w:r>
         <w:rPr/>
@@ -35156,7 +35463,7 @@
         <w:outlineLvl w:val="1"/>
         <w:rPr/>
       </w:pPr>
-      <w:bookmarkStart w:id="75" w:name="__RefHeading___Toc5574_1316669795"/>
+      <w:bookmarkStart w:id="75" w:name="__RefHeading___Toc5620_3443169773"/>
       <w:bookmarkEnd w:id="75"/>
       <w:r>
         <w:rPr/>
@@ -35329,7 +35636,7 @@
         <w:outlineLvl w:val="1"/>
         <w:rPr/>
       </w:pPr>
-      <w:bookmarkStart w:id="76" w:name="__RefHeading___Toc5576_1316669795"/>
+      <w:bookmarkStart w:id="76" w:name="__RefHeading___Toc5622_3443169773"/>
       <w:bookmarkEnd w:id="76"/>
       <w:r>
         <w:rPr/>
@@ -35946,7 +36253,7 @@
         <w:outlineLvl w:val="1"/>
         <w:rPr/>
       </w:pPr>
-      <w:bookmarkStart w:id="77" w:name="__RefHeading___Toc5578_1316669795"/>
+      <w:bookmarkStart w:id="77" w:name="__RefHeading___Toc5624_3443169773"/>
       <w:bookmarkEnd w:id="77"/>
       <w:r>
         <w:rPr/>
@@ -36970,7 +37277,7 @@
         <w:outlineLvl w:val="1"/>
         <w:rPr/>
       </w:pPr>
-      <w:bookmarkStart w:id="78" w:name="__RefHeading___Toc5580_1316669795"/>
+      <w:bookmarkStart w:id="78" w:name="__RefHeading___Toc5626_3443169773"/>
       <w:bookmarkEnd w:id="78"/>
       <w:r>
         <w:rPr/>
@@ -37336,7 +37643,7 @@
         <w:outlineLvl w:val="1"/>
         <w:rPr/>
       </w:pPr>
-      <w:bookmarkStart w:id="79" w:name="__RefHeading___Toc5582_1316669795"/>
+      <w:bookmarkStart w:id="79" w:name="__RefHeading___Toc5628_3443169773"/>
       <w:bookmarkEnd w:id="79"/>
       <w:r>
         <w:rPr/>
@@ -38524,7 +38831,7 @@
         <w:outlineLvl w:val="1"/>
         <w:rPr/>
       </w:pPr>
-      <w:bookmarkStart w:id="80" w:name="__RefHeading___Toc5584_1316669795"/>
+      <w:bookmarkStart w:id="80" w:name="__RefHeading___Toc5630_3443169773"/>
       <w:bookmarkEnd w:id="80"/>
       <w:r>
         <w:rPr/>
@@ -39086,7 +39393,7 @@
         <w:outlineLvl w:val="1"/>
         <w:rPr/>
       </w:pPr>
-      <w:bookmarkStart w:id="81" w:name="__RefHeading___Toc5586_1316669795"/>
+      <w:bookmarkStart w:id="81" w:name="__RefHeading___Toc5632_3443169773"/>
       <w:bookmarkEnd w:id="81"/>
       <w:r>
         <w:rPr/>
@@ -39926,7 +40233,7 @@
         <w:outlineLvl w:val="1"/>
         <w:rPr/>
       </w:pPr>
-      <w:bookmarkStart w:id="82" w:name="__RefHeading___Toc5588_1316669795"/>
+      <w:bookmarkStart w:id="82" w:name="__RefHeading___Toc5634_3443169773"/>
       <w:bookmarkEnd w:id="82"/>
       <w:r>
         <w:rPr/>
@@ -41414,7 +41721,7 @@
         <w:outlineLvl w:val="1"/>
         <w:rPr/>
       </w:pPr>
-      <w:bookmarkStart w:id="83" w:name="__RefHeading___Toc5590_1316669795"/>
+      <w:bookmarkStart w:id="83" w:name="__RefHeading___Toc5636_3443169773"/>
       <w:bookmarkEnd w:id="83"/>
       <w:r>
         <w:rPr/>
@@ -41578,7 +41885,7 @@
         <w:outlineLvl w:val="0"/>
         <w:rPr/>
       </w:pPr>
-      <w:bookmarkStart w:id="84" w:name="__RefHeading___Toc5592_1316669795"/>
+      <w:bookmarkStart w:id="84" w:name="__RefHeading___Toc5638_3443169773"/>
       <w:bookmarkEnd w:id="84"/>
       <w:r>
         <w:rPr/>
@@ -41647,7 +41954,7 @@
         <w:outlineLvl w:val="1"/>
         <w:rPr/>
       </w:pPr>
-      <w:bookmarkStart w:id="85" w:name="__RefHeading___Toc5594_1316669795"/>
+      <w:bookmarkStart w:id="85" w:name="__RefHeading___Toc5640_3443169773"/>
       <w:bookmarkEnd w:id="85"/>
       <w:r>
         <w:rPr/>
@@ -41728,7 +42035,7 @@
         <w:outlineLvl w:val="1"/>
         <w:rPr/>
       </w:pPr>
-      <w:bookmarkStart w:id="86" w:name="__RefHeading___Toc5596_1316669795"/>
+      <w:bookmarkStart w:id="86" w:name="__RefHeading___Toc5642_3443169773"/>
       <w:bookmarkEnd w:id="86"/>
       <w:r>
         <w:rPr/>
@@ -42338,7 +42645,7 @@
         <w:outlineLvl w:val="1"/>
         <w:rPr/>
       </w:pPr>
-      <w:bookmarkStart w:id="87" w:name="__RefHeading___Toc5598_1316669795"/>
+      <w:bookmarkStart w:id="87" w:name="__RefHeading___Toc5644_3443169773"/>
       <w:bookmarkEnd w:id="87"/>
       <w:r>
         <w:rPr/>
@@ -42921,7 +43228,7 @@
         <w:outlineLvl w:val="1"/>
         <w:rPr/>
       </w:pPr>
-      <w:bookmarkStart w:id="88" w:name="__RefHeading___Toc5600_1316669795"/>
+      <w:bookmarkStart w:id="88" w:name="__RefHeading___Toc5646_3443169773"/>
       <w:bookmarkEnd w:id="88"/>
       <w:r>
         <w:rPr/>
@@ -43702,7 +44009,7 @@
         <w:outlineLvl w:val="1"/>
         <w:rPr/>
       </w:pPr>
-      <w:bookmarkStart w:id="89" w:name="__RefHeading___Toc5602_1316669795"/>
+      <w:bookmarkStart w:id="89" w:name="__RefHeading___Toc5648_3443169773"/>
       <w:bookmarkEnd w:id="89"/>
       <w:r>
         <w:rPr/>
@@ -43797,7 +44104,7 @@
         <w:outlineLvl w:val="1"/>
         <w:rPr/>
       </w:pPr>
-      <w:bookmarkStart w:id="90" w:name="__RefHeading___Toc5604_1316669795"/>
+      <w:bookmarkStart w:id="90" w:name="__RefHeading___Toc5650_3443169773"/>
       <w:bookmarkEnd w:id="90"/>
       <w:r>
         <w:rPr/>
@@ -43955,7 +44262,7 @@
         <w:outlineLvl w:val="1"/>
         <w:rPr/>
       </w:pPr>
-      <w:bookmarkStart w:id="91" w:name="__RefHeading___Toc5606_1316669795"/>
+      <w:bookmarkStart w:id="91" w:name="__RefHeading___Toc5652_3443169773"/>
       <w:bookmarkEnd w:id="91"/>
       <w:r>
         <w:rPr/>
@@ -44419,7 +44726,7 @@
         <w:outlineLvl w:val="1"/>
         <w:rPr/>
       </w:pPr>
-      <w:bookmarkStart w:id="92" w:name="__RefHeading___Toc5608_1316669795"/>
+      <w:bookmarkStart w:id="92" w:name="__RefHeading___Toc5654_3443169773"/>
       <w:bookmarkEnd w:id="92"/>
       <w:r>
         <w:rPr/>
@@ -44957,7 +45264,7 @@
         <w:outlineLvl w:val="0"/>
         <w:rPr/>
       </w:pPr>
-      <w:bookmarkStart w:id="93" w:name="__RefHeading___Toc5610_1316669795"/>
+      <w:bookmarkStart w:id="93" w:name="__RefHeading___Toc5656_3443169773"/>
       <w:bookmarkEnd w:id="93"/>
       <w:r>
         <w:rPr/>
@@ -44975,7 +45282,7 @@
         <w:outlineLvl w:val="1"/>
         <w:rPr/>
       </w:pPr>
-      <w:bookmarkStart w:id="94" w:name="__RefHeading___Toc5612_1316669795"/>
+      <w:bookmarkStart w:id="94" w:name="__RefHeading___Toc5658_3443169773"/>
       <w:bookmarkEnd w:id="94"/>
       <w:r>
         <w:rPr/>
@@ -45396,7 +45703,7 @@
         <w:outlineLvl w:val="1"/>
         <w:rPr/>
       </w:pPr>
-      <w:bookmarkStart w:id="95" w:name="__RefHeading___Toc5614_1316669795"/>
+      <w:bookmarkStart w:id="95" w:name="__RefHeading___Toc5660_3443169773"/>
       <w:bookmarkEnd w:id="95"/>
       <w:r>
         <w:rPr/>
@@ -45679,7 +45986,7 @@
         <w:outlineLvl w:val="1"/>
         <w:rPr/>
       </w:pPr>
-      <w:bookmarkStart w:id="96" w:name="__RefHeading___Toc5616_1316669795"/>
+      <w:bookmarkStart w:id="96" w:name="__RefHeading___Toc5662_3443169773"/>
       <w:bookmarkEnd w:id="96"/>
       <w:r>
         <w:rPr/>
@@ -45932,7 +46239,7 @@
         <w:outlineLvl w:val="0"/>
         <w:rPr/>
       </w:pPr>
-      <w:bookmarkStart w:id="97" w:name="__RefHeading___Toc5618_1316669795"/>
+      <w:bookmarkStart w:id="97" w:name="__RefHeading___Toc5664_3443169773"/>
       <w:bookmarkEnd w:id="97"/>
       <w:r>
         <w:rPr/>
@@ -47263,7 +47570,7 @@
         <w:outlineLvl w:val="1"/>
         <w:rPr/>
       </w:pPr>
-      <w:bookmarkStart w:id="98" w:name="__RefHeading___Toc5620_1316669795"/>
+      <w:bookmarkStart w:id="98" w:name="__RefHeading___Toc5666_3443169773"/>
       <w:bookmarkEnd w:id="98"/>
       <w:r>
         <w:rPr/>
@@ -48014,7 +48321,7 @@
         <w:outlineLvl w:val="0"/>
         <w:rPr/>
       </w:pPr>
-      <w:bookmarkStart w:id="99" w:name="__RefHeading___Toc5622_1316669795"/>
+      <w:bookmarkStart w:id="99" w:name="__RefHeading___Toc5668_3443169773"/>
       <w:bookmarkEnd w:id="99"/>
       <w:r>
         <w:rPr/>
@@ -48530,7 +48837,7 @@
         <w:outlineLvl w:val="0"/>
         <w:rPr/>
       </w:pPr>
-      <w:bookmarkStart w:id="100" w:name="__RefHeading___Toc5624_1316669795"/>
+      <w:bookmarkStart w:id="100" w:name="__RefHeading___Toc5670_3443169773"/>
       <w:bookmarkEnd w:id="100"/>
       <w:r>
         <w:rPr/>
@@ -49753,7 +50060,7 @@
         <w:outlineLvl w:val="0"/>
         <w:rPr/>
       </w:pPr>
-      <w:bookmarkStart w:id="101" w:name="__RefHeading___Toc5626_1316669795"/>
+      <w:bookmarkStart w:id="101" w:name="__RefHeading___Toc5672_3443169773"/>
       <w:bookmarkEnd w:id="101"/>
       <w:r>
         <w:rPr/>
@@ -51820,6 +52127,75 @@
           </w:p>
         </w:tc>
       </w:tr>
+      <w:tr>
+        <w:trPr/>
+        <w:tc>
+          <w:tcPr>
+            <w:tcW w:w="3008" w:type="dxa"/>
+            <w:tcBorders>
+              <w:top w:val="single" w:sz="4" w:space="0" w:color="999999"/>
+              <w:start w:val="single" w:sz="4" w:space="0" w:color="999999"/>
+              <w:bottom w:val="single" w:sz="4" w:space="0" w:color="999999"/>
+              <w:end w:val="single" w:sz="4" w:space="0" w:color="999999"/>
+            </w:tcBorders>
+          </w:tcPr>
+          <w:p>
+            <w:pPr>
+              <w:pStyle w:val="Normal"/>
+              <w:spacing w:before="40" w:after="40"/>
+              <w:rPr/>
+            </w:pPr>
+            <w:r>
+              <w:rPr/>
+              <w:t>2026-10</w:t>
+            </w:r>
+          </w:p>
+        </w:tc>
+        <w:tc>
+          <w:tcPr>
+            <w:tcW w:w="3009" w:type="dxa"/>
+            <w:tcBorders>
+              <w:top w:val="single" w:sz="4" w:space="0" w:color="999999"/>
+              <w:start w:val="single" w:sz="4" w:space="0" w:color="999999"/>
+              <w:bottom w:val="single" w:sz="4" w:space="0" w:color="999999"/>
+              <w:end w:val="single" w:sz="4" w:space="0" w:color="999999"/>
+            </w:tcBorders>
+          </w:tcPr>
+          <w:p>
+            <w:pPr>
+              <w:pStyle w:val="Normal"/>
+              <w:spacing w:before="40" w:after="40"/>
+              <w:rPr/>
+            </w:pPr>
+            <w:r>
+              <w:rPr/>
+              <w:t>2.5.19</w:t>
+            </w:r>
+          </w:p>
+        </w:tc>
+        <w:tc>
+          <w:tcPr>
+            <w:tcW w:w="3009" w:type="dxa"/>
+            <w:tcBorders>
+              <w:top w:val="single" w:sz="4" w:space="0" w:color="999999"/>
+              <w:start w:val="single" w:sz="4" w:space="0" w:color="999999"/>
+              <w:bottom w:val="single" w:sz="4" w:space="0" w:color="999999"/>
+              <w:end w:val="single" w:sz="4" w:space="0" w:color="999999"/>
+            </w:tcBorders>
+          </w:tcPr>
+          <w:p>
+            <w:pPr>
+              <w:pStyle w:val="Normal"/>
+              <w:spacing w:before="40" w:after="40"/>
+              <w:rPr/>
+            </w:pPr>
+            <w:r>
+              <w:rPr/>
+              <w:t>Docs/READMEs: µCSS as the fully automated (no-manual-steps) pipeline versus interactive editors and editor scripting; Photon Studio mentioned without assumed scripting API or integration.</w:t>
+            </w:r>
+          </w:p>
+        </w:tc>
+      </w:tr>
     </w:tbl>
     <w:p>
       <w:pPr>
@@ -51845,7 +52221,7 @@
         <w:outlineLvl w:val="0"/>
         <w:rPr/>
       </w:pPr>
-      <w:bookmarkStart w:id="102" w:name="__RefHeading___Toc5628_1316669795"/>
+      <w:bookmarkStart w:id="102" w:name="__RefHeading___Toc5674_3443169773"/>
       <w:bookmarkEnd w:id="102"/>
       <w:r>
         <w:rPr/>
@@ -51887,7 +52263,7 @@
         <w:outlineLvl w:val="1"/>
         <w:rPr/>
       </w:pPr>
-      <w:bookmarkStart w:id="103" w:name="__RefHeading___Toc5630_1316669795"/>
+      <w:bookmarkStart w:id="103" w:name="__RefHeading___Toc5676_3443169773"/>
       <w:bookmarkEnd w:id="103"/>
       <w:r>
         <w:rPr/>
@@ -51941,7 +52317,7 @@
         <w:outlineLvl w:val="1"/>
         <w:rPr/>
       </w:pPr>
-      <w:bookmarkStart w:id="104" w:name="__RefHeading___Toc5632_1316669795"/>
+      <w:bookmarkStart w:id="104" w:name="__RefHeading___Toc5678_3443169773"/>
       <w:bookmarkEnd w:id="104"/>
       <w:r>
         <w:rPr/>
@@ -51957,7 +52333,7 @@
       </w:pPr>
       <w:r>
         <w:rPr/>
-        <w:t>Photoshop is a registered trademark of Adobe Inc.; Affinity Photo is a trademark of Serif (Europe) Ltd. Photopea is an independent online photo editor ([photopea.com](https://www.photopea.com/)). Names and products are mentioned for information only and do not constitute any misuse of the respective trade names or trademarks.</w:t>
+        <w:t>Photoshop is a registered trademark of Adobe Inc.; Affinity Photo is a trademark of Serif (Europe) Ltd. Photopea is an independent online photo editor ([photopea.com](https://www.photopea.com/)). Photon Studio is mentioned as a desktop image editor for identification only. Names and products are mentioned for information only and do not constitute any misuse of the respective trade names or trademarks.</w:t>
       </w:r>
     </w:p>
     <w:p>
@@ -51971,7 +52347,7 @@
         <w:outlineLvl w:val="1"/>
         <w:rPr/>
       </w:pPr>
-      <w:bookmarkStart w:id="105" w:name="__RefHeading___Toc5634_1316669795"/>
+      <w:bookmarkStart w:id="105" w:name="__RefHeading___Toc5680_3443169773"/>
       <w:bookmarkEnd w:id="105"/>
       <w:r>
         <w:rPr/>

--- a/gulp-mu-css/docs/microCSS-en.docx
+++ b/gulp-mu-css/docs/microCSS-en.docx
@@ -136,7 +136,7 @@
           <w:sz w:val="24"/>
           <w:szCs w:val="24"/>
         </w:rPr>
-        <w:t>Version 2.5.19</w:t>
+        <w:t>Version 2.5.20</w:t>
       </w:r>
     </w:p>
     <w:p>
@@ -215,7 +215,7 @@
             </w:rPr>
             <w:fldChar w:fldCharType="separate"/>
           </w:r>
-          <w:hyperlink w:anchor="__RefHeading___Toc5470_3443169773" w:tooltip="1 Introduction">
+          <w:hyperlink w:anchor="__RefHeading___Toc5479_586857771" w:tooltip="1 Introduction">
             <w:r>
               <w:rPr>
                 <w:rStyle w:val="Verzeichnissprung"/>
@@ -235,7 +235,7 @@
             </w:tabs>
             <w:rPr/>
           </w:pPr>
-          <w:hyperlink w:anchor="__RefHeading___Toc5472_3443169773" w:tooltip="1.1 Package versions and µGulp ready">
+          <w:hyperlink w:anchor="__RefHeading___Toc5481_586857771" w:tooltip="1.1 Package versions and µGulp ready">
             <w:r>
               <w:rPr>
                 <w:rStyle w:val="Verzeichnissprung"/>
@@ -255,7 +255,7 @@
             </w:tabs>
             <w:rPr/>
           </w:pPr>
-          <w:hyperlink w:anchor="__RefHeading___Toc5474_3443169773" w:tooltip="1.2 Use cases: interactive editors vs. headless pipeline">
+          <w:hyperlink w:anchor="__RefHeading___Toc5483_586857771" w:tooltip="1.2 Use cases: interactive editors vs. headless pipeline">
             <w:r>
               <w:rPr>
                 <w:rStyle w:val="Verzeichnissprung"/>
@@ -275,7 +275,7 @@
             </w:tabs>
             <w:rPr/>
           </w:pPr>
-          <w:hyperlink w:anchor="__RefHeading___Toc5476_3443169773" w:tooltip="1.3 Draft workflow (authoring + watch)">
+          <w:hyperlink w:anchor="__RefHeading___Toc5485_586857771" w:tooltip="1.3 Draft workflow (authoring + watch)">
             <w:r>
               <w:rPr>
                 <w:rStyle w:val="Verzeichnissprung"/>
@@ -295,7 +295,7 @@
             </w:tabs>
             <w:rPr/>
           </w:pPr>
-          <w:hyperlink w:anchor="__RefHeading___Toc5478_3443169773" w:tooltip="1.3.1 Photopea (browser, optional)">
+          <w:hyperlink w:anchor="__RefHeading___Toc5487_586857771" w:tooltip="1.3.1 Photopea (browser, optional)">
             <w:r>
               <w:rPr>
                 <w:rStyle w:val="Verzeichnissprung"/>
@@ -315,7 +315,7 @@
             </w:tabs>
             <w:rPr/>
           </w:pPr>
-          <w:hyperlink w:anchor="__RefHeading___Toc5480_3443169773" w:tooltip="1.4 Context: Why µCSS™?">
+          <w:hyperlink w:anchor="__RefHeading___Toc5489_586857771" w:tooltip="1.4 Context: Why µCSS™?">
             <w:r>
               <w:rPr>
                 <w:rStyle w:val="Verzeichnissprung"/>
@@ -335,7 +335,7 @@
             </w:tabs>
             <w:rPr/>
           </w:pPr>
-          <w:hyperlink w:anchor="__RefHeading___Toc5482_3443169773" w:tooltip="2 Installation and getting started">
+          <w:hyperlink w:anchor="__RefHeading___Toc5491_586857771" w:tooltip="2 Installation and getting started">
             <w:r>
               <w:rPr>
                 <w:rStyle w:val="Verzeichnissprung"/>
@@ -355,7 +355,7 @@
             </w:tabs>
             <w:rPr/>
           </w:pPr>
-          <w:hyperlink w:anchor="__RefHeading___Toc5484_3443169773" w:tooltip="3 Use cases">
+          <w:hyperlink w:anchor="__RefHeading___Toc5493_586857771" w:tooltip="3 Use cases">
             <w:r>
               <w:rPr>
                 <w:rStyle w:val="Verzeichnissprung"/>
@@ -375,7 +375,7 @@
             </w:tabs>
             <w:rPr/>
           </w:pPr>
-          <w:hyperlink w:anchor="__RefHeading___Toc5486_3443169773" w:tooltip="3.1 Named properties (variables)">
+          <w:hyperlink w:anchor="__RefHeading___Toc5495_586857771" w:tooltip="3.1 Named properties (variables)">
             <w:r>
               <w:rPr>
                 <w:rStyle w:val="Verzeichnissprung"/>
@@ -395,7 +395,7 @@
             </w:tabs>
             <w:rPr/>
           </w:pPr>
-          <w:hyperlink w:anchor="__RefHeading___Toc5488_3443169773" w:tooltip="3.2 Calculations and expressions">
+          <w:hyperlink w:anchor="__RefHeading___Toc5497_586857771" w:tooltip="3.2 Calculations and expressions">
             <w:r>
               <w:rPr>
                 <w:rStyle w:val="Verzeichnissprung"/>
@@ -415,7 +415,7 @@
             </w:tabs>
             <w:rPr/>
           </w:pPr>
-          <w:hyperlink w:anchor="__RefHeading___Toc5490_3443169773" w:tooltip="3.3 Multiple layouts via skin manifests">
+          <w:hyperlink w:anchor="__RefHeading___Toc5499_586857771" w:tooltip="3.3 Multiple layouts via skin manifests">
             <w:r>
               <w:rPr>
                 <w:rStyle w:val="Verzeichnissprung"/>
@@ -435,7 +435,7 @@
             </w:tabs>
             <w:rPr/>
           </w:pPr>
-          <w:hyperlink w:anchor="__RefHeading___Toc5492_3443169773" w:tooltip="3.4 Automatic sprite generation">
+          <w:hyperlink w:anchor="__RefHeading___Toc5501_586857771" w:tooltip="3.4 Automatic sprite generation">
             <w:r>
               <w:rPr>
                 <w:rStyle w:val="Verzeichnissprung"/>
@@ -455,7 +455,7 @@
             </w:tabs>
             <w:rPr/>
           </w:pPr>
-          <w:hyperlink w:anchor="__RefHeading___Toc5494_3443169773" w:tooltip="3.5 Inlining images (DataUri)">
+          <w:hyperlink w:anchor="__RefHeading___Toc5503_586857771" w:tooltip="3.5 Inlining images (DataUri)">
             <w:r>
               <w:rPr>
                 <w:rStyle w:val="Verzeichnissprung"/>
@@ -475,7 +475,7 @@
             </w:tabs>
             <w:rPr/>
           </w:pPr>
-          <w:hyperlink w:anchor="__RefHeading___Toc5496_3443169773" w:tooltip="3.6 Preloading images (preload)">
+          <w:hyperlink w:anchor="__RefHeading___Toc5505_586857771" w:tooltip="3.6 Preloading images (preload)">
             <w:r>
               <w:rPr>
                 <w:rStyle w:val="Verzeichnissprung"/>
@@ -495,7 +495,7 @@
             </w:tabs>
             <w:rPr/>
           </w:pPr>
-          <w:hyperlink w:anchor="__RefHeading___Toc5498_3443169773" w:tooltip="3.7 Cursors with hotspot and fallback">
+          <w:hyperlink w:anchor="__RefHeading___Toc5507_586857771" w:tooltip="3.7 Cursors with hotspot and fallback">
             <w:r>
               <w:rPr>
                 <w:rStyle w:val="Verzeichnissprung"/>
@@ -515,7 +515,7 @@
             </w:tabs>
             <w:rPr/>
           </w:pPr>
-          <w:hyperlink w:anchor="__RefHeading___Toc5500_3443169773" w:tooltip="3.8 Automatic image generation (media steps)">
+          <w:hyperlink w:anchor="__RefHeading___Toc5509_586857771" w:tooltip="3.8 Automatic image generation (media steps)">
             <w:r>
               <w:rPr>
                 <w:rStyle w:val="Verzeichnissprung"/>
@@ -535,7 +535,7 @@
             </w:tabs>
             <w:rPr/>
           </w:pPr>
-          <w:hyperlink w:anchor="__RefHeading___Toc5502_3443169773" w:tooltip="3.8.1 Custom media steps (plugins)">
+          <w:hyperlink w:anchor="__RefHeading___Toc5511_586857771" w:tooltip="3.8.1 Custom media steps (plugins)">
             <w:r>
               <w:rPr>
                 <w:rStyle w:val="Verzeichnissprung"/>
@@ -555,7 +555,7 @@
             </w:tabs>
             <w:rPr/>
           </w:pPr>
-          <w:hyperlink w:anchor="__RefHeading___Toc5504_3443169773" w:tooltip="4 microPS (µPS) — image generators">
+          <w:hyperlink w:anchor="__RefHeading___Toc5513_586857771" w:tooltip="4 microPS (µPS) — image generators">
             <w:r>
               <w:rPr>
                 <w:rStyle w:val="Verzeichnissprung"/>
@@ -575,7 +575,7 @@
             </w:tabs>
             <w:rPr/>
           </w:pPr>
-          <w:hyperlink w:anchor="__RefHeading___Toc5506_3443169773" w:tooltip="4.1 API overview">
+          <w:hyperlink w:anchor="__RefHeading___Toc5515_586857771" w:tooltip="4.1 API overview">
             <w:r>
               <w:rPr>
                 <w:rStyle w:val="Verzeichnissprung"/>
@@ -595,7 +595,7 @@
             </w:tabs>
             <w:rPr/>
           </w:pPr>
-          <w:hyperlink w:anchor="__RefHeading___Toc5508_3443169773" w:tooltip="4.2 ButtonAndIconCreator">
+          <w:hyperlink w:anchor="__RefHeading___Toc5517_586857771" w:tooltip="4.2 ButtonAndIconCreator">
             <w:r>
               <w:rPr>
                 <w:rStyle w:val="Verzeichnissprung"/>
@@ -615,7 +615,7 @@
             </w:tabs>
             <w:rPr/>
           </w:pPr>
-          <w:hyperlink w:anchor="__RefHeading___Toc5510_3443169773" w:tooltip="4.2.1 CreateByTopLayerSets — one image per group">
+          <w:hyperlink w:anchor="__RefHeading___Toc5519_586857771" w:tooltip="4.2.1 CreateByTopLayerSets — one image per group">
             <w:r>
               <w:rPr>
                 <w:rStyle w:val="Verzeichnissprung"/>
@@ -635,7 +635,7 @@
             </w:tabs>
             <w:rPr/>
           </w:pPr>
-          <w:hyperlink w:anchor="__RefHeading___Toc5512_3443169773" w:tooltip="4.3 AppIconMaker">
+          <w:hyperlink w:anchor="__RefHeading___Toc5521_586857771" w:tooltip="4.3 AppIconMaker">
             <w:r>
               <w:rPr>
                 <w:rStyle w:val="Verzeichnissprung"/>
@@ -655,7 +655,7 @@
             </w:tabs>
             <w:rPr/>
           </w:pPr>
-          <w:hyperlink w:anchor="__RefHeading___Toc5514_3443169773" w:tooltip="4.4 SpriteAtlas and TileSheet">
+          <w:hyperlink w:anchor="__RefHeading___Toc5523_586857771" w:tooltip="4.4 SpriteAtlas and TileSheet">
             <w:r>
               <w:rPr>
                 <w:rStyle w:val="Verzeichnissprung"/>
@@ -675,7 +675,7 @@
             </w:tabs>
             <w:rPr/>
           </w:pPr>
-          <w:hyperlink w:anchor="__RefHeading___Toc5516_3443169773" w:tooltip="4.5 SequenceStrip and DSD format">
+          <w:hyperlink w:anchor="__RefHeading___Toc5525_586857771" w:tooltip="4.5 SequenceStrip and DSD format">
             <w:r>
               <w:rPr>
                 <w:rStyle w:val="Verzeichnissprung"/>
@@ -695,7 +695,7 @@
             </w:tabs>
             <w:rPr/>
           </w:pPr>
-          <w:hyperlink w:anchor="__RefHeading___Toc5518_3443169773" w:tooltip="4.5.1 Authoring DSD (`CreateDsdFromImages`)">
+          <w:hyperlink w:anchor="__RefHeading___Toc5527_586857771" w:tooltip="4.5.1 Authoring DSD (`CreateDsdFromImages`)">
             <w:r>
               <w:rPr>
                 <w:rStyle w:val="Verzeichnissprung"/>
@@ -715,7 +715,7 @@
             </w:tabs>
             <w:rPr/>
           </w:pPr>
-          <w:hyperlink w:anchor="__RefHeading___Toc5520_3443169773" w:tooltip="4.5.2 PSD sequence groups">
+          <w:hyperlink w:anchor="__RefHeading___Toc5529_586857771" w:tooltip="4.5.2 PSD sequence groups">
             <w:r>
               <w:rPr>
                 <w:rStyle w:val="Verzeichnissprung"/>
@@ -735,7 +735,7 @@
             </w:tabs>
             <w:rPr/>
           </w:pPr>
-          <w:hyperlink w:anchor="__RefHeading___Toc5522_3443169773" w:tooltip="4.6 Raster model, I/O and canvas size">
+          <w:hyperlink w:anchor="__RefHeading___Toc5531_586857771" w:tooltip="4.6 Raster model, I/O and canvas size">
             <w:r>
               <w:rPr>
                 <w:rStyle w:val="Verzeichnissprung"/>
@@ -755,7 +755,7 @@
             </w:tabs>
             <w:rPr/>
           </w:pPr>
-          <w:hyperlink w:anchor="__RefHeading___Toc5524_3443169773" w:tooltip="4.7 Adjustments and masks">
+          <w:hyperlink w:anchor="__RefHeading___Toc5533_586857771" w:tooltip="4.7 Adjustments and masks">
             <w:r>
               <w:rPr>
                 <w:rStyle w:val="Verzeichnissprung"/>
@@ -775,7 +775,7 @@
             </w:tabs>
             <w:rPr/>
           </w:pPr>
-          <w:hyperlink w:anchor="__RefHeading___Toc5526_3443169773" w:tooltip="4.7.1 Masks">
+          <w:hyperlink w:anchor="__RefHeading___Toc5535_586857771" w:tooltip="4.7.1 Masks">
             <w:r>
               <w:rPr>
                 <w:rStyle w:val="Verzeichnissprung"/>
@@ -795,7 +795,7 @@
             </w:tabs>
             <w:rPr/>
           </w:pPr>
-          <w:hyperlink w:anchor="__RefHeading___Toc5528_3443169773" w:tooltip="4.7.2 Selection engine">
+          <w:hyperlink w:anchor="__RefHeading___Toc5537_586857771" w:tooltip="4.7.2 Selection engine">
             <w:r>
               <w:rPr>
                 <w:rStyle w:val="Verzeichnissprung"/>
@@ -815,7 +815,7 @@
             </w:tabs>
             <w:rPr/>
           </w:pPr>
-          <w:hyperlink w:anchor="__RefHeading___Toc5530_3443169773" w:tooltip="4.7.3 ApplyGamma">
+          <w:hyperlink w:anchor="__RefHeading___Toc5539_586857771" w:tooltip="4.7.3 ApplyGamma">
             <w:r>
               <w:rPr>
                 <w:rStyle w:val="Verzeichnissprung"/>
@@ -835,7 +835,7 @@
             </w:tabs>
             <w:rPr/>
           </w:pPr>
-          <w:hyperlink w:anchor="__RefHeading___Toc5532_3443169773" w:tooltip="4.7.4 ApplyBrightnessContrast">
+          <w:hyperlink w:anchor="__RefHeading___Toc5541_586857771" w:tooltip="4.7.4 ApplyBrightnessContrast">
             <w:r>
               <w:rPr>
                 <w:rStyle w:val="Verzeichnissprung"/>
@@ -855,7 +855,7 @@
             </w:tabs>
             <w:rPr/>
           </w:pPr>
-          <w:hyperlink w:anchor="__RefHeading___Toc5534_3443169773" w:tooltip="4.7.5 ApplyHueSaturation">
+          <w:hyperlink w:anchor="__RefHeading___Toc5543_586857771" w:tooltip="4.7.5 ApplyHueSaturation">
             <w:r>
               <w:rPr>
                 <w:rStyle w:val="Verzeichnissprung"/>
@@ -875,7 +875,7 @@
             </w:tabs>
             <w:rPr/>
           </w:pPr>
-          <w:hyperlink w:anchor="__RefHeading___Toc5536_3443169773" w:tooltip="4.7.6 ApplyAdjustmentStack">
+          <w:hyperlink w:anchor="__RefHeading___Toc5545_586857771" w:tooltip="4.7.6 ApplyAdjustmentStack">
             <w:r>
               <w:rPr>
                 <w:rStyle w:val="Verzeichnissprung"/>
@@ -895,7 +895,7 @@
             </w:tabs>
             <w:rPr/>
           </w:pPr>
-          <w:hyperlink w:anchor="__RefHeading___Toc5538_3443169773" w:tooltip="4.8 Raster transforms">
+          <w:hyperlink w:anchor="__RefHeading___Toc5547_586857771" w:tooltip="4.8 Raster transforms">
             <w:r>
               <w:rPr>
                 <w:rStyle w:val="Verzeichnissprung"/>
@@ -915,7 +915,7 @@
             </w:tabs>
             <w:rPr/>
           </w:pPr>
-          <w:hyperlink w:anchor="__RefHeading___Toc5540_3443169773" w:tooltip="4.9 ExtendScript entry point (`MuPsDoc`)">
+          <w:hyperlink w:anchor="__RefHeading___Toc5549_586857771" w:tooltip="4.9 ExtendScript entry point (`MuPsDoc`)">
             <w:r>
               <w:rPr>
                 <w:rStyle w:val="Verzeichnissprung"/>
@@ -935,7 +935,7 @@
             </w:tabs>
             <w:rPr/>
           </w:pPr>
-          <w:hyperlink w:anchor="__RefHeading___Toc5542_3443169773" w:tooltip="4.10 PSD compositor and layer compositing">
+          <w:hyperlink w:anchor="__RefHeading___Toc5551_586857771" w:tooltip="4.10 PSD compositor and layer compositing">
             <w:r>
               <w:rPr>
                 <w:rStyle w:val="Verzeichnissprung"/>
@@ -955,7 +955,7 @@
             </w:tabs>
             <w:rPr/>
           </w:pPr>
-          <w:hyperlink w:anchor="__RefHeading___Toc5544_3443169773" w:tooltip="4.10.1 Reproduced layer effects (layer styles)">
+          <w:hyperlink w:anchor="__RefHeading___Toc5553_586857771" w:tooltip="4.10.1 Reproduced layer effects (layer styles)">
             <w:r>
               <w:rPr>
                 <w:rStyle w:val="Verzeichnissprung"/>
@@ -975,7 +975,7 @@
             </w:tabs>
             <w:rPr/>
           </w:pPr>
-          <w:hyperlink w:anchor="__RefHeading___Toc5546_3443169773" w:tooltip="4.10.2 Style transfer (ButtonAndIconCreator) vs. layer links">
+          <w:hyperlink w:anchor="__RefHeading___Toc5555_586857771" w:tooltip="4.10.2 Style transfer (ButtonAndIconCreator) vs. layer links">
             <w:r>
               <w:rPr>
                 <w:rStyle w:val="Verzeichnissprung"/>
@@ -995,7 +995,7 @@
             </w:tabs>
             <w:rPr/>
           </w:pPr>
-          <w:hyperlink w:anchor="__RefHeading___Toc5548_3443169773" w:tooltip="4.10.3 Opacity model (three independent controls)">
+          <w:hyperlink w:anchor="__RefHeading___Toc5557_586857771" w:tooltip="4.10.3 Opacity model (three independent controls)">
             <w:r>
               <w:rPr>
                 <w:rStyle w:val="Verzeichnissprung"/>
@@ -1015,7 +1015,7 @@
             </w:tabs>
             <w:rPr/>
           </w:pPr>
-          <w:hyperlink w:anchor="__RefHeading___Toc5550_3443169773" w:tooltip="4.10.4 Reference PSD and Adobe ground truth">
+          <w:hyperlink w:anchor="__RefHeading___Toc5559_586857771" w:tooltip="4.10.4 Reference PSD and Adobe ground truth">
             <w:r>
               <w:rPr>
                 <w:rStyle w:val="Verzeichnissprung"/>
@@ -1035,7 +1035,7 @@
             </w:tabs>
             <w:rPr/>
           </w:pPr>
-          <w:hyperlink w:anchor="__RefHeading___Toc5552_3443169773" w:tooltip="4.10.5 Tools (µPS development)">
+          <w:hyperlink w:anchor="__RefHeading___Toc5561_586857771" w:tooltip="4.10.5 Tools (µPS development)">
             <w:r>
               <w:rPr>
                 <w:rStyle w:val="Verzeichnissprung"/>
@@ -1055,7 +1055,7 @@
             </w:tabs>
             <w:rPr/>
           </w:pPr>
-          <w:hyperlink w:anchor="__RefHeading___Toc5554_3443169773" w:tooltip="4.11 Draft workflow (authoring + watch)">
+          <w:hyperlink w:anchor="__RefHeading___Toc5563_586857771" w:tooltip="4.11 Draft workflow (authoring + watch)">
             <w:r>
               <w:rPr>
                 <w:rStyle w:val="Verzeichnissprung"/>
@@ -1075,7 +1075,7 @@
             </w:tabs>
             <w:rPr/>
           </w:pPr>
-          <w:hyperlink w:anchor="__RefHeading___Toc5556_3443169773" w:tooltip="4.11.1 Intermediate steps raw → final (`outputBase`)">
+          <w:hyperlink w:anchor="__RefHeading___Toc5565_586857771" w:tooltip="4.11.1 Intermediate steps raw → final (`outputBase`)">
             <w:r>
               <w:rPr>
                 <w:rStyle w:val="Verzeichnissprung"/>
@@ -1095,7 +1095,7 @@
             </w:tabs>
             <w:rPr/>
           </w:pPr>
-          <w:hyperlink w:anchor="__RefHeading___Toc5558_3443169773" w:tooltip="5 microAU (µAU) — sound atlas">
+          <w:hyperlink w:anchor="__RefHeading___Toc5567_586857771" w:tooltip="5 microAU (µAU) — sound atlas">
             <w:r>
               <w:rPr>
                 <w:rStyle w:val="Verzeichnissprung"/>
@@ -1115,7 +1115,7 @@
             </w:tabs>
             <w:rPr/>
           </w:pPr>
-          <w:hyperlink w:anchor="__RefHeading___Toc5560_3443169773" w:tooltip="5.1 API overview">
+          <w:hyperlink w:anchor="__RefHeading___Toc5569_586857771" w:tooltip="5.1 API overview">
             <w:r>
               <w:rPr>
                 <w:rStyle w:val="Verzeichnissprung"/>
@@ -1135,7 +1135,7 @@
             </w:tabs>
             <w:rPr/>
           </w:pPr>
-          <w:hyperlink w:anchor="__RefHeading___Toc5562_3443169773" w:tooltip="5.2 SoundAtlasMaker">
+          <w:hyperlink w:anchor="__RefHeading___Toc5571_586857771" w:tooltip="5.2 SoundAtlasMaker">
             <w:r>
               <w:rPr>
                 <w:rStyle w:val="Verzeichnissprung"/>
@@ -1155,7 +1155,7 @@
             </w:tabs>
             <w:rPr/>
           </w:pPr>
-          <w:hyperlink w:anchor="__RefHeading___Toc5564_3443169773" w:tooltip="5.2.1 Loop points in file names">
+          <w:hyperlink w:anchor="__RefHeading___Toc5573_586857771" w:tooltip="5.2.1 Loop points in file names">
             <w:r>
               <w:rPr>
                 <w:rStyle w:val="Verzeichnissprung"/>
@@ -1175,7 +1175,7 @@
             </w:tabs>
             <w:rPr/>
           </w:pPr>
-          <w:hyperlink w:anchor="__RefHeading___Toc5566_3443169773" w:tooltip="5.2.2 JSON format">
+          <w:hyperlink w:anchor="__RefHeading___Toc5575_586857771" w:tooltip="5.2.2 JSON format">
             <w:r>
               <w:rPr>
                 <w:rStyle w:val="Verzeichnissprung"/>
@@ -1195,7 +1195,7 @@
             </w:tabs>
             <w:rPr/>
           </w:pPr>
-          <w:hyperlink w:anchor="__RefHeading___Toc5568_3443169773" w:tooltip="5.2.3 MP3 inputs">
+          <w:hyperlink w:anchor="__RefHeading___Toc5577_586857771" w:tooltip="5.2.3 MP3 inputs">
             <w:r>
               <w:rPr>
                 <w:rStyle w:val="Verzeichnissprung"/>
@@ -1215,7 +1215,7 @@
             </w:tabs>
             <w:rPr/>
           </w:pPr>
-          <w:hyperlink w:anchor="__RefHeading___Toc5570_3443169773" w:tooltip="5.3 µCSS™ integration (manifest `sounds`)">
+          <w:hyperlink w:anchor="__RefHeading___Toc5579_586857771" w:tooltip="5.3 µCSS™ integration (manifest `sounds`)">
             <w:r>
               <w:rPr>
                 <w:rStyle w:val="Verzeichnissprung"/>
@@ -1235,7 +1235,7 @@
             </w:tabs>
             <w:rPr/>
           </w:pPr>
-          <w:hyperlink w:anchor="__RefHeading___Toc5572_3443169773" w:tooltip="5.3.1 Planned: CSS sounds, auto-wiring &amp; handler overrides">
+          <w:hyperlink w:anchor="__RefHeading___Toc5581_586857771" w:tooltip="5.3.1 Planned: CSS sounds, auto-wiring &amp; handler overrides">
             <w:r>
               <w:rPr>
                 <w:rStyle w:val="Verzeichnissprung"/>
@@ -1255,7 +1255,7 @@
             </w:tabs>
             <w:rPr/>
           </w:pPr>
-          <w:hyperlink w:anchor="__RefHeading___Toc5574_3443169773" w:tooltip="6 microFT (µFT) — icon font">
+          <w:hyperlink w:anchor="__RefHeading___Toc5583_586857771" w:tooltip="6 microFT (µFT) — icon font">
             <w:r>
               <w:rPr>
                 <w:rStyle w:val="Verzeichnissprung"/>
@@ -1275,7 +1275,7 @@
             </w:tabs>
             <w:rPr/>
           </w:pPr>
-          <w:hyperlink w:anchor="__RefHeading___Toc5576_3443169773" w:tooltip="6.1 Glyph naming">
+          <w:hyperlink w:anchor="__RefHeading___Toc5585_586857771" w:tooltip="6.1 Glyph naming">
             <w:r>
               <w:rPr>
                 <w:rStyle w:val="Verzeichnissprung"/>
@@ -1295,7 +1295,7 @@
             </w:tabs>
             <w:rPr/>
           </w:pPr>
-          <w:hyperlink w:anchor="__RefHeading___Toc5578_3443169773" w:tooltip="6.2 FontGenerator">
+          <w:hyperlink w:anchor="__RefHeading___Toc5587_586857771" w:tooltip="6.2 FontGenerator">
             <w:r>
               <w:rPr>
                 <w:rStyle w:val="Verzeichnissprung"/>
@@ -1315,7 +1315,7 @@
             </w:tabs>
             <w:rPr/>
           </w:pPr>
-          <w:hyperlink w:anchor="__RefHeading___Toc5580_3443169773" w:tooltip="6.3 API building blocks">
+          <w:hyperlink w:anchor="__RefHeading___Toc5589_586857771" w:tooltip="6.3 API building blocks">
             <w:r>
               <w:rPr>
                 <w:rStyle w:val="Verzeichnissprung"/>
@@ -1335,7 +1335,7 @@
             </w:tabs>
             <w:rPr/>
           </w:pPr>
-          <w:hyperlink w:anchor="__RefHeading___Toc5582_3443169773" w:tooltip="6.4 Color fonts and emoji fonts">
+          <w:hyperlink w:anchor="__RefHeading___Toc5591_586857771" w:tooltip="6.4 Color fonts and emoji fonts">
             <w:r>
               <w:rPr>
                 <w:rStyle w:val="Verzeichnissprung"/>
@@ -1355,7 +1355,7 @@
             </w:tabs>
             <w:rPr/>
           </w:pPr>
-          <w:hyperlink w:anchor="__RefHeading___Toc5584_3443169773" w:tooltip="6.5 µCSS™ integration">
+          <w:hyperlink w:anchor="__RefHeading___Toc5593_586857771" w:tooltip="6.5 µCSS™ integration">
             <w:r>
               <w:rPr>
                 <w:rStyle w:val="Verzeichnissprung"/>
@@ -1375,7 +1375,7 @@
             </w:tabs>
             <w:rPr/>
           </w:pPr>
-          <w:hyperlink w:anchor="__RefHeading___Toc5586_3443169773" w:tooltip="7 Vue and component co-location">
+          <w:hyperlink w:anchor="__RefHeading___Toc5595_586857771" w:tooltip="7 Vue and component co-location">
             <w:r>
               <w:rPr>
                 <w:rStyle w:val="Verzeichnissprung"/>
@@ -1395,7 +1395,7 @@
             </w:tabs>
             <w:rPr/>
           </w:pPr>
-          <w:hyperlink w:anchor="__RefHeading___Toc5588_3443169773" w:tooltip="7.1 Workflow">
+          <w:hyperlink w:anchor="__RefHeading___Toc5597_586857771" w:tooltip="7.1 Workflow">
             <w:r>
               <w:rPr>
                 <w:rStyle w:val="Verzeichnissprung"/>
@@ -1415,7 +1415,7 @@
             </w:tabs>
             <w:rPr/>
           </w:pPr>
-          <w:hyperlink w:anchor="__RefHeading___Toc5590_3443169773" w:tooltip="7.2 Namespaces and global state classes">
+          <w:hyperlink w:anchor="__RefHeading___Toc5599_586857771" w:tooltip="7.2 Namespaces and global state classes">
             <w:r>
               <w:rPr>
                 <w:rStyle w:val="Verzeichnissprung"/>
@@ -1435,7 +1435,7 @@
             </w:tabs>
             <w:rPr/>
           </w:pPr>
-          <w:hyperlink w:anchor="__RefHeading___Toc5592_3443169773" w:tooltip="7.3 Migrating existing Vue SFCs">
+          <w:hyperlink w:anchor="__RefHeading___Toc5601_586857771" w:tooltip="7.3 Migrating existing Vue SFCs">
             <w:r>
               <w:rPr>
                 <w:rStyle w:val="Verzeichnissprung"/>
@@ -1455,7 +1455,7 @@
             </w:tabs>
             <w:rPr/>
           </w:pPr>
-          <w:hyperlink w:anchor="__RefHeading___Toc5594_3443169773" w:tooltip="8 Core ideas of µCSS™">
+          <w:hyperlink w:anchor="__RefHeading___Toc5603_586857771" w:tooltip="8 Core ideas of µCSS™">
             <w:r>
               <w:rPr>
                 <w:rStyle w:val="Verzeichnissprung"/>
@@ -1475,7 +1475,7 @@
             </w:tabs>
             <w:rPr/>
           </w:pPr>
-          <w:hyperlink w:anchor="__RefHeading___Toc5596_3443169773" w:tooltip="8.1 The .µ.css format">
+          <w:hyperlink w:anchor="__RefHeading___Toc5605_586857771" w:tooltip="8.1 The .µ.css format">
             <w:r>
               <w:rPr>
                 <w:rStyle w:val="Verzeichnissprung"/>
@@ -1495,7 +1495,7 @@
             </w:tabs>
             <w:rPr/>
           </w:pPr>
-          <w:hyperlink w:anchor="__RefHeading___Toc5598_3443169773" w:tooltip="8.2 Value interpolation µ(expression)">
+          <w:hyperlink w:anchor="__RefHeading___Toc5607_586857771" w:tooltip="8.2 Value interpolation µ(expression)">
             <w:r>
               <w:rPr>
                 <w:rStyle w:val="Verzeichnissprung"/>
@@ -1515,7 +1515,7 @@
             </w:tabs>
             <w:rPr/>
           </w:pPr>
-          <w:hyperlink w:anchor="__RefHeading___Toc5600_3443169773" w:tooltip="8.3 Directives -µ: expression">
+          <w:hyperlink w:anchor="__RefHeading___Toc5609_586857771" w:tooltip="8.3 Directives -µ: expression">
             <w:r>
               <w:rPr>
                 <w:rStyle w:val="Verzeichnissprung"/>
@@ -1535,7 +1535,7 @@
             </w:tabs>
             <w:rPr/>
           </w:pPr>
-          <w:hyperlink w:anchor="__RefHeading___Toc5602_3443169773" w:tooltip="8.4 The skin manifest">
+          <w:hyperlink w:anchor="__RefHeading___Toc5611_586857771" w:tooltip="8.4 The skin manifest">
             <w:r>
               <w:rPr>
                 <w:rStyle w:val="Verzeichnissprung"/>
@@ -1555,7 +1555,7 @@
             </w:tabs>
             <w:rPr/>
           </w:pPr>
-          <w:hyperlink w:anchor="__RefHeading___Toc5604_3443169773" w:tooltip="8.5 JavaScript without substitute characters">
+          <w:hyperlink w:anchor="__RefHeading___Toc5613_586857771" w:tooltip="8.5 JavaScript without substitute characters">
             <w:r>
               <w:rPr>
                 <w:rStyle w:val="Verzeichnissprung"/>
@@ -1575,7 +1575,7 @@
             </w:tabs>
             <w:rPr/>
           </w:pPr>
-          <w:hyperlink w:anchor="__RefHeading___Toc5606_3443169773" w:tooltip="9 Build process and Gulp integration">
+          <w:hyperlink w:anchor="__RefHeading___Toc5615_586857771" w:tooltip="9 Build process and Gulp integration">
             <w:r>
               <w:rPr>
                 <w:rStyle w:val="Verzeichnissprung"/>
@@ -1595,7 +1595,7 @@
             </w:tabs>
             <w:rPr/>
           </w:pPr>
-          <w:hyperlink w:anchor="__RefHeading___Toc5608_3443169773" w:tooltip="9.1 Directory conventions">
+          <w:hyperlink w:anchor="__RefHeading___Toc5617_586857771" w:tooltip="9.1 Directory conventions">
             <w:r>
               <w:rPr>
                 <w:rStyle w:val="Verzeichnissprung"/>
@@ -1615,7 +1615,7 @@
             </w:tabs>
             <w:rPr/>
           </w:pPr>
-          <w:hyperlink w:anchor="__RefHeading___Toc5610_3443169773" w:tooltip="9.2 Compilation flow">
+          <w:hyperlink w:anchor="__RefHeading___Toc5619_586857771" w:tooltip="9.2 Compilation flow">
             <w:r>
               <w:rPr>
                 <w:rStyle w:val="Verzeichnissprung"/>
@@ -1635,7 +1635,7 @@
             </w:tabs>
             <w:rPr/>
           </w:pPr>
-          <w:hyperlink w:anchor="__RefHeading___Toc5612_3443169773" w:tooltip="9.3 Incremental build and cache">
+          <w:hyperlink w:anchor="__RefHeading___Toc5621_586857771" w:tooltip="9.3 Incremental build and cache">
             <w:r>
               <w:rPr>
                 <w:rStyle w:val="Verzeichnissprung"/>
@@ -1655,7 +1655,7 @@
             </w:tabs>
             <w:rPr/>
           </w:pPr>
-          <w:hyperlink w:anchor="__RefHeading___Toc5614_3443169773" w:tooltip="9.4 Gulp tasks and watch">
+          <w:hyperlink w:anchor="__RefHeading___Toc5623_586857771" w:tooltip="9.4 Gulp tasks and watch">
             <w:r>
               <w:rPr>
                 <w:rStyle w:val="Verzeichnissprung"/>
@@ -1675,7 +1675,7 @@
             </w:tabs>
             <w:rPr/>
           </w:pPr>
-          <w:hyperlink w:anchor="__RefHeading___Toc5616_3443169773" w:tooltip="10 Manifest reference (DefineSkin)">
+          <w:hyperlink w:anchor="__RefHeading___Toc5625_586857771" w:tooltip="10 Manifest reference (DefineSkin)">
             <w:r>
               <w:rPr>
                 <w:rStyle w:val="Verzeichnissprung"/>
@@ -1695,7 +1695,7 @@
             </w:tabs>
             <w:rPr/>
           </w:pPr>
-          <w:hyperlink w:anchor="__RefHeading___Toc5618_3443169773" w:tooltip="10.1 vars">
+          <w:hyperlink w:anchor="__RefHeading___Toc5627_586857771" w:tooltip="10.1 vars">
             <w:r>
               <w:rPr>
                 <w:rStyle w:val="Verzeichnissprung"/>
@@ -1715,7 +1715,7 @@
             </w:tabs>
             <w:rPr/>
           </w:pPr>
-          <w:hyperlink w:anchor="__RefHeading___Toc5620_3443169773" w:tooltip="10.2 helpers">
+          <w:hyperlink w:anchor="__RefHeading___Toc5629_586857771" w:tooltip="10.2 helpers">
             <w:r>
               <w:rPr>
                 <w:rStyle w:val="Verzeichnissprung"/>
@@ -1735,7 +1735,7 @@
             </w:tabs>
             <w:rPr/>
           </w:pPr>
-          <w:hyperlink w:anchor="__RefHeading___Toc5622_3443169773" w:tooltip="10.3 cursors">
+          <w:hyperlink w:anchor="__RefHeading___Toc5631_586857771" w:tooltip="10.3 cursors">
             <w:r>
               <w:rPr>
                 <w:rStyle w:val="Verzeichnissprung"/>
@@ -1755,7 +1755,7 @@
             </w:tabs>
             <w:rPr/>
           </w:pPr>
-          <w:hyperlink w:anchor="__RefHeading___Toc5624_3443169773" w:tooltip="10.4 media">
+          <w:hyperlink w:anchor="__RefHeading___Toc5633_586857771" w:tooltip="10.4 media">
             <w:r>
               <w:rPr>
                 <w:rStyle w:val="Verzeichnissprung"/>
@@ -1775,7 +1775,7 @@
             </w:tabs>
             <w:rPr/>
           </w:pPr>
-          <w:hyperlink w:anchor="__RefHeading___Toc5626_3443169773" w:tooltip="10.5 imageFormat">
+          <w:hyperlink w:anchor="__RefHeading___Toc5635_586857771" w:tooltip="10.5 imageFormat">
             <w:r>
               <w:rPr>
                 <w:rStyle w:val="Verzeichnissprung"/>
@@ -1795,7 +1795,7 @@
             </w:tabs>
             <w:rPr/>
           </w:pPr>
-          <w:hyperlink w:anchor="__RefHeading___Toc5628_3443169773" w:tooltip="10.6 sprites">
+          <w:hyperlink w:anchor="__RefHeading___Toc5637_586857771" w:tooltip="10.6 sprites">
             <w:r>
               <w:rPr>
                 <w:rStyle w:val="Verzeichnissprung"/>
@@ -1815,7 +1815,7 @@
             </w:tabs>
             <w:rPr/>
           </w:pPr>
-          <w:hyperlink w:anchor="__RefHeading___Toc5630_3443169773" w:tooltip="10.7 minify">
+          <w:hyperlink w:anchor="__RefHeading___Toc5639_586857771" w:tooltip="10.7 minify">
             <w:r>
               <w:rPr>
                 <w:rStyle w:val="Verzeichnissprung"/>
@@ -1835,7 +1835,7 @@
             </w:tabs>
             <w:rPr/>
           </w:pPr>
-          <w:hyperlink w:anchor="__RefHeading___Toc5632_3443169773" w:tooltip="10.8 sounds">
+          <w:hyperlink w:anchor="__RefHeading___Toc5641_586857771" w:tooltip="10.8 sounds">
             <w:r>
               <w:rPr>
                 <w:rStyle w:val="Verzeichnissprung"/>
@@ -1855,7 +1855,7 @@
             </w:tabs>
             <w:rPr/>
           </w:pPr>
-          <w:hyperlink w:anchor="__RefHeading___Toc5634_3443169773" w:tooltip="10.9 font">
+          <w:hyperlink w:anchor="__RefHeading___Toc5643_586857771" w:tooltip="10.9 font">
             <w:r>
               <w:rPr>
                 <w:rStyle w:val="Verzeichnissprung"/>
@@ -1875,7 +1875,7 @@
             </w:tabs>
             <w:rPr/>
           </w:pPr>
-          <w:hyperlink w:anchor="__RefHeading___Toc5636_3443169773" w:tooltip="10.10 files">
+          <w:hyperlink w:anchor="__RefHeading___Toc5645_586857771" w:tooltip="10.10 files">
             <w:r>
               <w:rPr>
                 <w:rStyle w:val="Verzeichnissprung"/>
@@ -1895,7 +1895,7 @@
             </w:tabs>
             <w:rPr/>
           </w:pPr>
-          <w:hyperlink w:anchor="__RefHeading___Toc5638_3443169773" w:tooltip="11 µ evaluation context (reference)">
+          <w:hyperlink w:anchor="__RefHeading___Toc5647_586857771" w:tooltip="11 µ evaluation context (reference)">
             <w:r>
               <w:rPr>
                 <w:rStyle w:val="Verzeichnissprung"/>
@@ -1915,7 +1915,7 @@
             </w:tabs>
             <w:rPr/>
           </w:pPr>
-          <w:hyperlink w:anchor="__RefHeading___Toc5640_3443169773" w:tooltip="11.1 The $ object">
+          <w:hyperlink w:anchor="__RefHeading___Toc5649_586857771" w:tooltip="11.1 The $ object">
             <w:r>
               <w:rPr>
                 <w:rStyle w:val="Verzeichnissprung"/>
@@ -1935,7 +1935,7 @@
             </w:tabs>
             <w:rPr/>
           </w:pPr>
-          <w:hyperlink w:anchor="__RefHeading___Toc5642_3443169773" w:tooltip="11.2 Color and value functions">
+          <w:hyperlink w:anchor="__RefHeading___Toc5651_586857771" w:tooltip="11.2 Color and value functions">
             <w:r>
               <w:rPr>
                 <w:rStyle w:val="Verzeichnissprung"/>
@@ -1955,7 +1955,7 @@
             </w:tabs>
             <w:rPr/>
           </w:pPr>
-          <w:hyperlink w:anchor="__RefHeading___Toc5644_3443169773" w:tooltip="11.3 Rule and document methods">
+          <w:hyperlink w:anchor="__RefHeading___Toc5653_586857771" w:tooltip="11.3 Rule and document methods">
             <w:r>
               <w:rPr>
                 <w:rStyle w:val="Verzeichnissprung"/>
@@ -1975,7 +1975,7 @@
             </w:tabs>
             <w:rPr/>
           </w:pPr>
-          <w:hyperlink w:anchor="__RefHeading___Toc5646_3443169773" w:tooltip="11.4 Sprite()">
+          <w:hyperlink w:anchor="__RefHeading___Toc5655_586857771" w:tooltip="11.4 Sprite()">
             <w:r>
               <w:rPr>
                 <w:rStyle w:val="Verzeichnissprung"/>
@@ -1995,7 +1995,7 @@
             </w:tabs>
             <w:rPr/>
           </w:pPr>
-          <w:hyperlink w:anchor="__RefHeading___Toc5648_3443169773" w:tooltip="11.5 Cursor()">
+          <w:hyperlink w:anchor="__RefHeading___Toc5657_586857771" w:tooltip="11.5 Cursor()">
             <w:r>
               <w:rPr>
                 <w:rStyle w:val="Verzeichnissprung"/>
@@ -2015,7 +2015,7 @@
             </w:tabs>
             <w:rPr/>
           </w:pPr>
-          <w:hyperlink w:anchor="__RefHeading___Toc5650_3443169773" w:tooltip="11.6 DataUri()">
+          <w:hyperlink w:anchor="__RefHeading___Toc5659_586857771" w:tooltip="11.6 DataUri()">
             <w:r>
               <w:rPr>
                 <w:rStyle w:val="Verzeichnissprung"/>
@@ -2035,7 +2035,7 @@
             </w:tabs>
             <w:rPr/>
           </w:pPr>
-          <w:hyperlink w:anchor="__RefHeading___Toc5652_3443169773" w:tooltip="11.7 Helper functions and the this binding">
+          <w:hyperlink w:anchor="__RefHeading___Toc5661_586857771" w:tooltip="11.7 Helper functions and the this binding">
             <w:r>
               <w:rPr>
                 <w:rStyle w:val="Verzeichnissprung"/>
@@ -2055,7 +2055,7 @@
             </w:tabs>
             <w:rPr/>
           </w:pPr>
-          <w:hyperlink w:anchor="__RefHeading___Toc5654_3443169773" w:tooltip="11.8 afterWork hooks">
+          <w:hyperlink w:anchor="__RefHeading___Toc5663_586857771" w:tooltip="11.8 afterWork hooks">
             <w:r>
               <w:rPr>
                 <w:rStyle w:val="Verzeichnissprung"/>
@@ -2075,7 +2075,7 @@
             </w:tabs>
             <w:rPr/>
           </w:pPr>
-          <w:hyperlink w:anchor="__RefHeading___Toc5656_3443169773" w:tooltip="12 Working with colors">
+          <w:hyperlink w:anchor="__RefHeading___Toc5665_586857771" w:tooltip="12 Working with colors">
             <w:r>
               <w:rPr>
                 <w:rStyle w:val="Verzeichnissprung"/>
@@ -2095,7 +2095,7 @@
             </w:tabs>
             <w:rPr/>
           </w:pPr>
-          <w:hyperlink w:anchor="__RefHeading___Toc5658_3443169773" w:tooltip="12.1 Defining colors">
+          <w:hyperlink w:anchor="__RefHeading___Toc5667_586857771" w:tooltip="12.1 Defining colors">
             <w:r>
               <w:rPr>
                 <w:rStyle w:val="Verzeichnissprung"/>
@@ -2115,7 +2115,7 @@
             </w:tabs>
             <w:rPr/>
           </w:pPr>
-          <w:hyperlink w:anchor="__RefHeading___Toc5660_3443169773" w:tooltip="12.2 Alpha values">
+          <w:hyperlink w:anchor="__RefHeading___Toc5669_586857771" w:tooltip="12.2 Alpha values">
             <w:r>
               <w:rPr>
                 <w:rStyle w:val="Verzeichnissprung"/>
@@ -2135,7 +2135,7 @@
             </w:tabs>
             <w:rPr/>
           </w:pPr>
-          <w:hyperlink w:anchor="__RefHeading___Toc5662_3443169773" w:tooltip="12.3 Color computations">
+          <w:hyperlink w:anchor="__RefHeading___Toc5671_586857771" w:tooltip="12.3 Color computations">
             <w:r>
               <w:rPr>
                 <w:rStyle w:val="Verzeichnissprung"/>
@@ -2155,7 +2155,7 @@
             </w:tabs>
             <w:rPr/>
           </w:pPr>
-          <w:hyperlink w:anchor="__RefHeading___Toc5664_3443169773" w:tooltip="13 Node API">
+          <w:hyperlink w:anchor="__RefHeading___Toc5673_586857771" w:tooltip="13 Node API">
             <w:r>
               <w:rPr>
                 <w:rStyle w:val="Verzeichnissprung"/>
@@ -2175,7 +2175,7 @@
             </w:tabs>
             <w:rPr/>
           </w:pPr>
-          <w:hyperlink w:anchor="__RefHeading___Toc5666_3443169773" w:tooltip="13.1 Version history API (RELEASES.json)">
+          <w:hyperlink w:anchor="__RefHeading___Toc5675_586857771" w:tooltip="13.1 Version history API (RELEASES.json)">
             <w:r>
               <w:rPr>
                 <w:rStyle w:val="Verzeichnissprung"/>
@@ -2195,7 +2195,7 @@
             </w:tabs>
             <w:rPr/>
           </w:pPr>
-          <w:hyperlink w:anchor="__RefHeading___Toc5668_3443169773" w:tooltip="14 Error diagnostics">
+          <w:hyperlink w:anchor="__RefHeading___Toc5677_586857771" w:tooltip="14 Error diagnostics">
             <w:r>
               <w:rPr>
                 <w:rStyle w:val="Verzeichnissprung"/>
@@ -2215,7 +2215,7 @@
             </w:tabs>
             <w:rPr/>
           </w:pPr>
-          <w:hyperlink w:anchor="__RefHeading___Toc5670_3443169773" w:tooltip="15 Migrating from µCSS™">
+          <w:hyperlink w:anchor="__RefHeading___Toc5679_586857771" w:tooltip="15 Migrating from µCSS™">
             <w:r>
               <w:rPr>
                 <w:rStyle w:val="Verzeichnissprung"/>
@@ -2235,7 +2235,7 @@
             </w:tabs>
             <w:rPr/>
           </w:pPr>
-          <w:hyperlink w:anchor="__RefHeading___Toc5672_3443169773" w:tooltip="16 Version history">
+          <w:hyperlink w:anchor="__RefHeading___Toc5681_586857771" w:tooltip="16 Version history">
             <w:r>
               <w:rPr>
                 <w:rStyle w:val="Verzeichnissprung"/>
@@ -2255,7 +2255,7 @@
             </w:tabs>
             <w:rPr/>
           </w:pPr>
-          <w:hyperlink w:anchor="__RefHeading___Toc5674_3443169773" w:tooltip="17 Legal">
+          <w:hyperlink w:anchor="__RefHeading___Toc5683_586857771" w:tooltip="17 Legal">
             <w:r>
               <w:rPr>
                 <w:rStyle w:val="Verzeichnissprung"/>
@@ -2275,7 +2275,7 @@
             </w:tabs>
             <w:rPr/>
           </w:pPr>
-          <w:hyperlink w:anchor="__RefHeading___Toc5676_3443169773" w:tooltip="17.1 MIT license (original text)">
+          <w:hyperlink w:anchor="__RefHeading___Toc5685_586857771" w:tooltip="17.1 MIT license (original text)">
             <w:r>
               <w:rPr>
                 <w:rStyle w:val="Verzeichnissprung"/>
@@ -2295,7 +2295,7 @@
             </w:tabs>
             <w:rPr/>
           </w:pPr>
-          <w:hyperlink w:anchor="__RefHeading___Toc5678_3443169773" w:tooltip="17.2 Trademarks">
+          <w:hyperlink w:anchor="__RefHeading___Toc5687_586857771" w:tooltip="17.2 Trademarks">
             <w:r>
               <w:rPr>
                 <w:rStyle w:val="Verzeichnissprung"/>
@@ -2315,7 +2315,7 @@
             </w:tabs>
             <w:rPr/>
           </w:pPr>
-          <w:hyperlink w:anchor="__RefHeading___Toc5680_3443169773" w:tooltip="17.3 Third-party libraries">
+          <w:hyperlink w:anchor="__RefHeading___Toc5689_586857771" w:tooltip="17.3 Third-party libraries">
             <w:r>
               <w:rPr>
                 <w:rStyle w:val="Verzeichnissprung"/>
@@ -2366,7 +2366,7 @@
         <w:outlineLvl w:val="0"/>
         <w:rPr/>
       </w:pPr>
-      <w:bookmarkStart w:id="0" w:name="__RefHeading___Toc5470_3443169773"/>
+      <w:bookmarkStart w:id="0" w:name="__RefHeading___Toc5479_586857771"/>
       <w:bookmarkEnd w:id="0"/>
       <w:r>
         <w:rPr/>
@@ -2871,7 +2871,7 @@
         <w:outlineLvl w:val="1"/>
         <w:rPr/>
       </w:pPr>
-      <w:bookmarkStart w:id="1" w:name="__RefHeading___Toc5472_3443169773"/>
+      <w:bookmarkStart w:id="1" w:name="__RefHeading___Toc5481_586857771"/>
       <w:bookmarkEnd w:id="1"/>
       <w:r>
         <w:rPr/>
@@ -2887,7 +2887,7 @@
       </w:pPr>
       <w:r>
         <w:rPr/>
-        <w:t>This edition covers µCSS 2.5.19, µPS 1.3.6, µFT 0.2.0 and µAU 0.1.8.</w:t>
+        <w:t>This edition covers µCSS 2.5.20, µPS 1.3.6, µFT 0.2.0 and µAU 0.1.8.</w:t>
       </w:r>
     </w:p>
     <w:p>
@@ -3004,7 +3004,7 @@
         <w:outlineLvl w:val="1"/>
         <w:rPr/>
       </w:pPr>
-      <w:bookmarkStart w:id="2" w:name="__RefHeading___Toc5474_3443169773"/>
+      <w:bookmarkStart w:id="2" w:name="__RefHeading___Toc5483_586857771"/>
       <w:bookmarkEnd w:id="2"/>
       <w:r>
         <w:rPr/>
@@ -3257,7 +3257,7 @@
       </w:r>
       <w:r>
         <w:rPr/>
-        <w:t xml:space="preserve"> — Adobe Photoshop, Affinity, Photon Studio, Photopea: visual work, manual decisions and intermediate steps.</w:t>
+        <w:t xml:space="preserve"> — Adobe Photoshop, [Affinity](https://affinity.studio/download), [Photon Studio](https://tenzen.studio/photon/), [Photopea](https://www.photopea.com/): visual work, manual decisions and intermediate steps.</w:t>
       </w:r>
     </w:p>
     <w:p>
@@ -3388,7 +3388,7 @@
         <w:outlineLvl w:val="1"/>
         <w:rPr/>
       </w:pPr>
-      <w:bookmarkStart w:id="3" w:name="__RefHeading___Toc5476_3443169773"/>
+      <w:bookmarkStart w:id="3" w:name="__RefHeading___Toc5485_586857771"/>
       <w:bookmarkEnd w:id="3"/>
       <w:r>
         <w:rPr/>
@@ -4358,7 +4358,7 @@
         <w:outlineLvl w:val="2"/>
         <w:rPr/>
       </w:pPr>
-      <w:bookmarkStart w:id="4" w:name="__RefHeading___Toc5478_3443169773"/>
+      <w:bookmarkStart w:id="4" w:name="__RefHeading___Toc5487_586857771"/>
       <w:bookmarkEnd w:id="4"/>
       <w:r>
         <w:rPr/>
@@ -4598,7 +4598,7 @@
         <w:outlineLvl w:val="1"/>
         <w:rPr/>
       </w:pPr>
-      <w:bookmarkStart w:id="5" w:name="__RefHeading___Toc5480_3443169773"/>
+      <w:bookmarkStart w:id="5" w:name="__RefHeading___Toc5489_586857771"/>
       <w:bookmarkEnd w:id="5"/>
       <w:r>
         <w:rPr/>
@@ -5247,7 +5247,7 @@
         <w:outlineLvl w:val="0"/>
         <w:rPr/>
       </w:pPr>
-      <w:bookmarkStart w:id="6" w:name="__RefHeading___Toc5482_3443169773"/>
+      <w:bookmarkStart w:id="6" w:name="__RefHeading___Toc5491_586857771"/>
       <w:bookmarkEnd w:id="6"/>
       <w:r>
         <w:rPr/>
@@ -5573,7 +5573,7 @@
         <w:outlineLvl w:val="0"/>
         <w:rPr/>
       </w:pPr>
-      <w:bookmarkStart w:id="7" w:name="__RefHeading___Toc5484_3443169773"/>
+      <w:bookmarkStart w:id="7" w:name="__RefHeading___Toc5493_586857771"/>
       <w:bookmarkEnd w:id="7"/>
       <w:r>
         <w:rPr/>
@@ -5603,7 +5603,7 @@
         <w:outlineLvl w:val="1"/>
         <w:rPr/>
       </w:pPr>
-      <w:bookmarkStart w:id="8" w:name="__RefHeading___Toc5486_3443169773"/>
+      <w:bookmarkStart w:id="8" w:name="__RefHeading___Toc5495_586857771"/>
       <w:bookmarkEnd w:id="8"/>
       <w:r>
         <w:rPr/>
@@ -6260,7 +6260,7 @@
         <w:outlineLvl w:val="1"/>
         <w:rPr/>
       </w:pPr>
-      <w:bookmarkStart w:id="9" w:name="__RefHeading___Toc5488_3443169773"/>
+      <w:bookmarkStart w:id="9" w:name="__RefHeading___Toc5497_586857771"/>
       <w:bookmarkEnd w:id="9"/>
       <w:r>
         <w:rPr/>
@@ -6638,7 +6638,7 @@
         <w:outlineLvl w:val="1"/>
         <w:rPr/>
       </w:pPr>
-      <w:bookmarkStart w:id="10" w:name="__RefHeading___Toc5490_3443169773"/>
+      <w:bookmarkStart w:id="10" w:name="__RefHeading___Toc5499_586857771"/>
       <w:bookmarkEnd w:id="10"/>
       <w:r>
         <w:rPr/>
@@ -6956,7 +6956,7 @@
         <w:outlineLvl w:val="1"/>
         <w:rPr/>
       </w:pPr>
-      <w:bookmarkStart w:id="11" w:name="__RefHeading___Toc5492_3443169773"/>
+      <w:bookmarkStart w:id="11" w:name="__RefHeading___Toc5501_586857771"/>
       <w:bookmarkEnd w:id="11"/>
       <w:r>
         <w:rPr/>
@@ -7588,7 +7588,7 @@
         <w:outlineLvl w:val="1"/>
         <w:rPr/>
       </w:pPr>
-      <w:bookmarkStart w:id="12" w:name="__RefHeading___Toc5494_3443169773"/>
+      <w:bookmarkStart w:id="12" w:name="__RefHeading___Toc5503_586857771"/>
       <w:bookmarkEnd w:id="12"/>
       <w:r>
         <w:rPr/>
@@ -8715,7 +8715,7 @@
         <w:outlineLvl w:val="1"/>
         <w:rPr/>
       </w:pPr>
-      <w:bookmarkStart w:id="13" w:name="__RefHeading___Toc5496_3443169773"/>
+      <w:bookmarkStart w:id="13" w:name="__RefHeading___Toc5505_586857771"/>
       <w:bookmarkEnd w:id="13"/>
       <w:r>
         <w:rPr/>
@@ -8891,7 +8891,7 @@
         <w:outlineLvl w:val="1"/>
         <w:rPr/>
       </w:pPr>
-      <w:bookmarkStart w:id="14" w:name="__RefHeading___Toc5498_3443169773"/>
+      <w:bookmarkStart w:id="14" w:name="__RefHeading___Toc5507_586857771"/>
       <w:bookmarkEnd w:id="14"/>
       <w:r>
         <w:rPr/>
@@ -9256,7 +9256,7 @@
         <w:outlineLvl w:val="1"/>
         <w:rPr/>
       </w:pPr>
-      <w:bookmarkStart w:id="15" w:name="__RefHeading___Toc5500_3443169773"/>
+      <w:bookmarkStart w:id="15" w:name="__RefHeading___Toc5509_586857771"/>
       <w:bookmarkEnd w:id="15"/>
       <w:r>
         <w:rPr/>
@@ -9475,7 +9475,7 @@
         <w:outlineLvl w:val="2"/>
         <w:rPr/>
       </w:pPr>
-      <w:bookmarkStart w:id="16" w:name="__RefHeading___Toc5502_3443169773"/>
+      <w:bookmarkStart w:id="16" w:name="__RefHeading___Toc5511_586857771"/>
       <w:bookmarkEnd w:id="16"/>
       <w:r>
         <w:rPr/>
@@ -10344,7 +10344,7 @@
         <w:outlineLvl w:val="0"/>
         <w:rPr/>
       </w:pPr>
-      <w:bookmarkStart w:id="17" w:name="__RefHeading___Toc5504_3443169773"/>
+      <w:bookmarkStart w:id="17" w:name="__RefHeading___Toc5513_586857771"/>
       <w:bookmarkEnd w:id="17"/>
       <w:r>
         <w:rPr/>
@@ -10539,7 +10539,7 @@
         <w:outlineLvl w:val="1"/>
         <w:rPr/>
       </w:pPr>
-      <w:bookmarkStart w:id="18" w:name="__RefHeading___Toc5506_3443169773"/>
+      <w:bookmarkStart w:id="18" w:name="__RefHeading___Toc5515_586857771"/>
       <w:bookmarkEnd w:id="18"/>
       <w:r>
         <w:rPr/>
@@ -11851,7 +11851,7 @@
         <w:outlineLvl w:val="1"/>
         <w:rPr/>
       </w:pPr>
-      <w:bookmarkStart w:id="19" w:name="__RefHeading___Toc5508_3443169773"/>
+      <w:bookmarkStart w:id="19" w:name="__RefHeading___Toc5517_586857771"/>
       <w:bookmarkEnd w:id="19"/>
       <w:r>
         <w:rPr/>
@@ -12999,7 +12999,7 @@
         <w:outlineLvl w:val="2"/>
         <w:rPr/>
       </w:pPr>
-      <w:bookmarkStart w:id="20" w:name="__RefHeading___Toc5510_3443169773"/>
+      <w:bookmarkStart w:id="20" w:name="__RefHeading___Toc5519_586857771"/>
       <w:bookmarkEnd w:id="20"/>
       <w:r>
         <w:rPr/>
@@ -13238,7 +13238,7 @@
         <w:outlineLvl w:val="1"/>
         <w:rPr/>
       </w:pPr>
-      <w:bookmarkStart w:id="21" w:name="__RefHeading___Toc5512_3443169773"/>
+      <w:bookmarkStart w:id="21" w:name="__RefHeading___Toc5521_586857771"/>
       <w:bookmarkEnd w:id="21"/>
       <w:r>
         <w:rPr/>
@@ -13864,7 +13864,7 @@
         <w:outlineLvl w:val="1"/>
         <w:rPr/>
       </w:pPr>
-      <w:bookmarkStart w:id="22" w:name="__RefHeading___Toc5514_3443169773"/>
+      <w:bookmarkStart w:id="22" w:name="__RefHeading___Toc5523_586857771"/>
       <w:bookmarkEnd w:id="22"/>
       <w:r>
         <w:rPr/>
@@ -13929,7 +13929,7 @@
         <w:outlineLvl w:val="1"/>
         <w:rPr/>
       </w:pPr>
-      <w:bookmarkStart w:id="23" w:name="__RefHeading___Toc5516_3443169773"/>
+      <w:bookmarkStart w:id="23" w:name="__RefHeading___Toc5525_586857771"/>
       <w:bookmarkEnd w:id="23"/>
       <w:r>
         <w:rPr/>
@@ -14338,7 +14338,7 @@
         <w:outlineLvl w:val="2"/>
         <w:rPr/>
       </w:pPr>
-      <w:bookmarkStart w:id="24" w:name="__RefHeading___Toc5518_3443169773"/>
+      <w:bookmarkStart w:id="24" w:name="__RefHeading___Toc5527_586857771"/>
       <w:bookmarkEnd w:id="24"/>
       <w:r>
         <w:rPr/>
@@ -14636,7 +14636,7 @@
         <w:outlineLvl w:val="2"/>
         <w:rPr/>
       </w:pPr>
-      <w:bookmarkStart w:id="25" w:name="__RefHeading___Toc5520_3443169773"/>
+      <w:bookmarkStart w:id="25" w:name="__RefHeading___Toc5529_586857771"/>
       <w:bookmarkEnd w:id="25"/>
       <w:r>
         <w:rPr/>
@@ -14800,7 +14800,7 @@
         <w:outlineLvl w:val="1"/>
         <w:rPr/>
       </w:pPr>
-      <w:bookmarkStart w:id="26" w:name="__RefHeading___Toc5522_3443169773"/>
+      <w:bookmarkStart w:id="26" w:name="__RefHeading___Toc5531_586857771"/>
       <w:bookmarkEnd w:id="26"/>
       <w:r>
         <w:rPr/>
@@ -15734,7 +15734,7 @@
         <w:outlineLvl w:val="1"/>
         <w:rPr/>
       </w:pPr>
-      <w:bookmarkStart w:id="27" w:name="__RefHeading___Toc5524_3443169773"/>
+      <w:bookmarkStart w:id="27" w:name="__RefHeading___Toc5533_586857771"/>
       <w:bookmarkEnd w:id="27"/>
       <w:r>
         <w:rPr/>
@@ -15786,7 +15786,7 @@
         <w:outlineLvl w:val="2"/>
         <w:rPr/>
       </w:pPr>
-      <w:bookmarkStart w:id="28" w:name="__RefHeading___Toc5526_3443169773"/>
+      <w:bookmarkStart w:id="28" w:name="__RefHeading___Toc5535_586857771"/>
       <w:bookmarkEnd w:id="28"/>
       <w:r>
         <w:rPr/>
@@ -16109,7 +16109,7 @@
         <w:outlineLvl w:val="2"/>
         <w:rPr/>
       </w:pPr>
-      <w:bookmarkStart w:id="29" w:name="__RefHeading___Toc5528_3443169773"/>
+      <w:bookmarkStart w:id="29" w:name="__RefHeading___Toc5537_586857771"/>
       <w:bookmarkEnd w:id="29"/>
       <w:r>
         <w:rPr/>
@@ -16750,7 +16750,7 @@
         <w:outlineLvl w:val="2"/>
         <w:rPr/>
       </w:pPr>
-      <w:bookmarkStart w:id="30" w:name="__RefHeading___Toc5530_3443169773"/>
+      <w:bookmarkStart w:id="30" w:name="__RefHeading___Toc5539_586857771"/>
       <w:bookmarkEnd w:id="30"/>
       <w:r>
         <w:rPr/>
@@ -17224,7 +17224,7 @@
         <w:outlineLvl w:val="2"/>
         <w:rPr/>
       </w:pPr>
-      <w:bookmarkStart w:id="31" w:name="__RefHeading___Toc5532_3443169773"/>
+      <w:bookmarkStart w:id="31" w:name="__RefHeading___Toc5541_586857771"/>
       <w:bookmarkEnd w:id="31"/>
       <w:r>
         <w:rPr/>
@@ -17599,7 +17599,7 @@
         <w:outlineLvl w:val="2"/>
         <w:rPr/>
       </w:pPr>
-      <w:bookmarkStart w:id="32" w:name="__RefHeading___Toc5534_3443169773"/>
+      <w:bookmarkStart w:id="32" w:name="__RefHeading___Toc5543_586857771"/>
       <w:bookmarkEnd w:id="32"/>
       <w:r>
         <w:rPr/>
@@ -17990,7 +17990,7 @@
         <w:outlineLvl w:val="2"/>
         <w:rPr/>
       </w:pPr>
-      <w:bookmarkStart w:id="33" w:name="__RefHeading___Toc5536_3443169773"/>
+      <w:bookmarkStart w:id="33" w:name="__RefHeading___Toc5545_586857771"/>
       <w:bookmarkEnd w:id="33"/>
       <w:r>
         <w:rPr/>
@@ -18363,7 +18363,7 @@
         <w:outlineLvl w:val="1"/>
         <w:rPr/>
       </w:pPr>
-      <w:bookmarkStart w:id="34" w:name="__RefHeading___Toc5538_3443169773"/>
+      <w:bookmarkStart w:id="34" w:name="__RefHeading___Toc5547_586857771"/>
       <w:bookmarkEnd w:id="34"/>
       <w:r>
         <w:rPr/>
@@ -19395,7 +19395,7 @@
         <w:outlineLvl w:val="1"/>
         <w:rPr/>
       </w:pPr>
-      <w:bookmarkStart w:id="35" w:name="__RefHeading___Toc5540_3443169773"/>
+      <w:bookmarkStart w:id="35" w:name="__RefHeading___Toc5549_586857771"/>
       <w:bookmarkEnd w:id="35"/>
       <w:r>
         <w:rPr/>
@@ -20589,7 +20589,7 @@
         <w:outlineLvl w:val="1"/>
         <w:rPr/>
       </w:pPr>
-      <w:bookmarkStart w:id="36" w:name="__RefHeading___Toc5542_3443169773"/>
+      <w:bookmarkStart w:id="36" w:name="__RefHeading___Toc5551_586857771"/>
       <w:bookmarkEnd w:id="36"/>
       <w:r>
         <w:rPr/>
@@ -20718,7 +20718,7 @@
         <w:outlineLvl w:val="2"/>
         <w:rPr/>
       </w:pPr>
-      <w:bookmarkStart w:id="37" w:name="__RefHeading___Toc5544_3443169773"/>
+      <w:bookmarkStart w:id="37" w:name="__RefHeading___Toc5553_586857771"/>
       <w:bookmarkEnd w:id="37"/>
       <w:r>
         <w:rPr/>
@@ -23328,7 +23328,7 @@
         <w:outlineLvl w:val="2"/>
         <w:rPr/>
       </w:pPr>
-      <w:bookmarkStart w:id="38" w:name="__RefHeading___Toc5546_3443169773"/>
+      <w:bookmarkStart w:id="38" w:name="__RefHeading___Toc5555_586857771"/>
       <w:bookmarkEnd w:id="38"/>
       <w:r>
         <w:rPr/>
@@ -23796,7 +23796,7 @@
         <w:outlineLvl w:val="2"/>
         <w:rPr/>
       </w:pPr>
-      <w:bookmarkStart w:id="39" w:name="__RefHeading___Toc5548_3443169773"/>
+      <w:bookmarkStart w:id="39" w:name="__RefHeading___Toc5557_586857771"/>
       <w:bookmarkEnd w:id="39"/>
       <w:r>
         <w:rPr/>
@@ -24229,7 +24229,7 @@
         <w:outlineLvl w:val="2"/>
         <w:rPr/>
       </w:pPr>
-      <w:bookmarkStart w:id="40" w:name="__RefHeading___Toc5550_3443169773"/>
+      <w:bookmarkStart w:id="40" w:name="__RefHeading___Toc5559_586857771"/>
       <w:bookmarkEnd w:id="40"/>
       <w:r>
         <w:rPr/>
@@ -25203,7 +25203,7 @@
         <w:outlineLvl w:val="2"/>
         <w:rPr/>
       </w:pPr>
-      <w:bookmarkStart w:id="41" w:name="__RefHeading___Toc5552_3443169773"/>
+      <w:bookmarkStart w:id="41" w:name="__RefHeading___Toc5561_586857771"/>
       <w:bookmarkEnd w:id="41"/>
       <w:r>
         <w:rPr/>
@@ -25306,7 +25306,7 @@
         <w:outlineLvl w:val="1"/>
         <w:rPr/>
       </w:pPr>
-      <w:bookmarkStart w:id="42" w:name="__RefHeading___Toc5554_3443169773"/>
+      <w:bookmarkStart w:id="42" w:name="__RefHeading___Toc5563_586857771"/>
       <w:bookmarkEnd w:id="42"/>
       <w:r>
         <w:rPr/>
@@ -25608,7 +25608,7 @@
         <w:outlineLvl w:val="2"/>
         <w:rPr/>
       </w:pPr>
-      <w:bookmarkStart w:id="43" w:name="__RefHeading___Toc5556_3443169773"/>
+      <w:bookmarkStart w:id="43" w:name="__RefHeading___Toc5565_586857771"/>
       <w:bookmarkEnd w:id="43"/>
       <w:r>
         <w:rPr/>
@@ -25859,7 +25859,7 @@
         <w:outlineLvl w:val="0"/>
         <w:rPr/>
       </w:pPr>
-      <w:bookmarkStart w:id="44" w:name="__RefHeading___Toc5558_3443169773"/>
+      <w:bookmarkStart w:id="44" w:name="__RefHeading___Toc5567_586857771"/>
       <w:bookmarkEnd w:id="44"/>
       <w:r>
         <w:rPr/>
@@ -26005,7 +26005,7 @@
         <w:outlineLvl w:val="1"/>
         <w:rPr/>
       </w:pPr>
-      <w:bookmarkStart w:id="45" w:name="__RefHeading___Toc5560_3443169773"/>
+      <w:bookmarkStart w:id="45" w:name="__RefHeading___Toc5569_586857771"/>
       <w:bookmarkEnd w:id="45"/>
       <w:r>
         <w:rPr/>
@@ -26286,7 +26286,7 @@
         <w:outlineLvl w:val="1"/>
         <w:rPr/>
       </w:pPr>
-      <w:bookmarkStart w:id="46" w:name="__RefHeading___Toc5562_3443169773"/>
+      <w:bookmarkStart w:id="46" w:name="__RefHeading___Toc5571_586857771"/>
       <w:bookmarkEnd w:id="46"/>
       <w:r>
         <w:rPr/>
@@ -27319,7 +27319,7 @@
         <w:outlineLvl w:val="2"/>
         <w:rPr/>
       </w:pPr>
-      <w:bookmarkStart w:id="47" w:name="__RefHeading___Toc5564_3443169773"/>
+      <w:bookmarkStart w:id="47" w:name="__RefHeading___Toc5573_586857771"/>
       <w:bookmarkEnd w:id="47"/>
       <w:r>
         <w:rPr/>
@@ -27384,7 +27384,7 @@
         <w:outlineLvl w:val="2"/>
         <w:rPr/>
       </w:pPr>
-      <w:bookmarkStart w:id="48" w:name="__RefHeading___Toc5566_3443169773"/>
+      <w:bookmarkStart w:id="48" w:name="__RefHeading___Toc5575_586857771"/>
       <w:bookmarkEnd w:id="48"/>
       <w:r>
         <w:rPr/>
@@ -27478,7 +27478,7 @@
         <w:outlineLvl w:val="2"/>
         <w:rPr/>
       </w:pPr>
-      <w:bookmarkStart w:id="49" w:name="__RefHeading___Toc5568_3443169773"/>
+      <w:bookmarkStart w:id="49" w:name="__RefHeading___Toc5577_586857771"/>
       <w:bookmarkEnd w:id="49"/>
       <w:r>
         <w:rPr/>
@@ -27545,7 +27545,7 @@
         <w:outlineLvl w:val="1"/>
         <w:rPr/>
       </w:pPr>
-      <w:bookmarkStart w:id="50" w:name="__RefHeading___Toc5570_3443169773"/>
+      <w:bookmarkStart w:id="50" w:name="__RefHeading___Toc5579_586857771"/>
       <w:bookmarkEnd w:id="50"/>
       <w:r>
         <w:rPr/>
@@ -27881,7 +27881,7 @@
         <w:outlineLvl w:val="2"/>
         <w:rPr/>
       </w:pPr>
-      <w:bookmarkStart w:id="51" w:name="__RefHeading___Toc5572_3443169773"/>
+      <w:bookmarkStart w:id="51" w:name="__RefHeading___Toc5581_586857771"/>
       <w:bookmarkEnd w:id="51"/>
       <w:r>
         <w:rPr/>
@@ -28574,7 +28574,7 @@
         <w:outlineLvl w:val="0"/>
         <w:rPr/>
       </w:pPr>
-      <w:bookmarkStart w:id="52" w:name="__RefHeading___Toc5574_3443169773"/>
+      <w:bookmarkStart w:id="52" w:name="__RefHeading___Toc5583_586857771"/>
       <w:bookmarkEnd w:id="52"/>
       <w:r>
         <w:rPr/>
@@ -28758,7 +28758,7 @@
         <w:outlineLvl w:val="1"/>
         <w:rPr/>
       </w:pPr>
-      <w:bookmarkStart w:id="53" w:name="__RefHeading___Toc5576_3443169773"/>
+      <w:bookmarkStart w:id="53" w:name="__RefHeading___Toc5585_586857771"/>
       <w:bookmarkEnd w:id="53"/>
       <w:r>
         <w:rPr/>
@@ -28912,7 +28912,7 @@
         <w:outlineLvl w:val="1"/>
         <w:rPr/>
       </w:pPr>
-      <w:bookmarkStart w:id="54" w:name="__RefHeading___Toc5578_3443169773"/>
+      <w:bookmarkStart w:id="54" w:name="__RefHeading___Toc5587_586857771"/>
       <w:bookmarkEnd w:id="54"/>
       <w:r>
         <w:rPr/>
@@ -30373,7 +30373,7 @@
         <w:outlineLvl w:val="1"/>
         <w:rPr/>
       </w:pPr>
-      <w:bookmarkStart w:id="55" w:name="__RefHeading___Toc5580_3443169773"/>
+      <w:bookmarkStart w:id="55" w:name="__RefHeading___Toc5589_586857771"/>
       <w:bookmarkEnd w:id="55"/>
       <w:r>
         <w:rPr/>
@@ -30801,7 +30801,7 @@
         <w:outlineLvl w:val="1"/>
         <w:rPr/>
       </w:pPr>
-      <w:bookmarkStart w:id="56" w:name="__RefHeading___Toc5582_3443169773"/>
+      <w:bookmarkStart w:id="56" w:name="__RefHeading___Toc5591_586857771"/>
       <w:bookmarkEnd w:id="56"/>
       <w:r>
         <w:rPr/>
@@ -31082,7 +31082,7 @@
         <w:outlineLvl w:val="1"/>
         <w:rPr/>
       </w:pPr>
-      <w:bookmarkStart w:id="57" w:name="__RefHeading___Toc5584_3443169773"/>
+      <w:bookmarkStart w:id="57" w:name="__RefHeading___Toc5593_586857771"/>
       <w:bookmarkEnd w:id="57"/>
       <w:r>
         <w:rPr/>
@@ -31378,7 +31378,7 @@
         <w:outlineLvl w:val="0"/>
         <w:rPr/>
       </w:pPr>
-      <w:bookmarkStart w:id="58" w:name="__RefHeading___Toc5586_3443169773"/>
+      <w:bookmarkStart w:id="58" w:name="__RefHeading___Toc5595_586857771"/>
       <w:bookmarkEnd w:id="58"/>
       <w:r>
         <w:rPr/>
@@ -31507,7 +31507,7 @@
         <w:outlineLvl w:val="1"/>
         <w:rPr/>
       </w:pPr>
-      <w:bookmarkStart w:id="59" w:name="__RefHeading___Toc5588_3443169773"/>
+      <w:bookmarkStart w:id="59" w:name="__RefHeading___Toc5597_586857771"/>
       <w:bookmarkEnd w:id="59"/>
       <w:r>
         <w:rPr/>
@@ -31802,7 +31802,7 @@
         <w:outlineLvl w:val="1"/>
         <w:rPr/>
       </w:pPr>
-      <w:bookmarkStart w:id="60" w:name="__RefHeading___Toc5590_3443169773"/>
+      <w:bookmarkStart w:id="60" w:name="__RefHeading___Toc5599_586857771"/>
       <w:bookmarkEnd w:id="60"/>
       <w:r>
         <w:rPr/>
@@ -31957,7 +31957,7 @@
         <w:outlineLvl w:val="1"/>
         <w:rPr/>
       </w:pPr>
-      <w:bookmarkStart w:id="61" w:name="__RefHeading___Toc5592_3443169773"/>
+      <w:bookmarkStart w:id="61" w:name="__RefHeading___Toc5601_586857771"/>
       <w:bookmarkEnd w:id="61"/>
       <w:r>
         <w:rPr/>
@@ -32203,7 +32203,7 @@
         <w:outlineLvl w:val="0"/>
         <w:rPr/>
       </w:pPr>
-      <w:bookmarkStart w:id="62" w:name="__RefHeading___Toc5594_3443169773"/>
+      <w:bookmarkStart w:id="62" w:name="__RefHeading___Toc5603_586857771"/>
       <w:bookmarkEnd w:id="62"/>
       <w:r>
         <w:rPr/>
@@ -32221,7 +32221,7 @@
         <w:outlineLvl w:val="1"/>
         <w:rPr/>
       </w:pPr>
-      <w:bookmarkStart w:id="63" w:name="__RefHeading___Toc5596_3443169773"/>
+      <w:bookmarkStart w:id="63" w:name="__RefHeading___Toc5605_586857771"/>
       <w:bookmarkEnd w:id="63"/>
       <w:r>
         <w:rPr/>
@@ -32428,7 +32428,7 @@
         <w:outlineLvl w:val="1"/>
         <w:rPr/>
       </w:pPr>
-      <w:bookmarkStart w:id="64" w:name="__RefHeading___Toc5598_3443169773"/>
+      <w:bookmarkStart w:id="64" w:name="__RefHeading___Toc5607_586857771"/>
       <w:bookmarkEnd w:id="64"/>
       <w:r>
         <w:rPr/>
@@ -32718,7 +32718,7 @@
         <w:outlineLvl w:val="1"/>
         <w:rPr/>
       </w:pPr>
-      <w:bookmarkStart w:id="65" w:name="__RefHeading___Toc5600_3443169773"/>
+      <w:bookmarkStart w:id="65" w:name="__RefHeading___Toc5609_586857771"/>
       <w:bookmarkEnd w:id="65"/>
       <w:r>
         <w:rPr/>
@@ -33047,7 +33047,7 @@
         <w:outlineLvl w:val="1"/>
         <w:rPr/>
       </w:pPr>
-      <w:bookmarkStart w:id="66" w:name="__RefHeading___Toc5602_3443169773"/>
+      <w:bookmarkStart w:id="66" w:name="__RefHeading___Toc5611_586857771"/>
       <w:bookmarkEnd w:id="66"/>
       <w:r>
         <w:rPr/>
@@ -33719,7 +33719,7 @@
         <w:outlineLvl w:val="1"/>
         <w:rPr/>
       </w:pPr>
-      <w:bookmarkStart w:id="67" w:name="__RefHeading___Toc5604_3443169773"/>
+      <w:bookmarkStart w:id="67" w:name="__RefHeading___Toc5613_586857771"/>
       <w:bookmarkEnd w:id="67"/>
       <w:r>
         <w:rPr/>
@@ -33926,7 +33926,7 @@
         <w:outlineLvl w:val="0"/>
         <w:rPr/>
       </w:pPr>
-      <w:bookmarkStart w:id="68" w:name="__RefHeading___Toc5606_3443169773"/>
+      <w:bookmarkStart w:id="68" w:name="__RefHeading___Toc5615_586857771"/>
       <w:bookmarkEnd w:id="68"/>
       <w:r>
         <w:rPr/>
@@ -33969,7 +33969,7 @@
         <w:outlineLvl w:val="1"/>
         <w:rPr/>
       </w:pPr>
-      <w:bookmarkStart w:id="69" w:name="__RefHeading___Toc5608_3443169773"/>
+      <w:bookmarkStart w:id="69" w:name="__RefHeading___Toc5617_586857771"/>
       <w:bookmarkEnd w:id="69"/>
       <w:r>
         <w:rPr/>
@@ -34369,7 +34369,7 @@
         <w:outlineLvl w:val="1"/>
         <w:rPr/>
       </w:pPr>
-      <w:bookmarkStart w:id="70" w:name="__RefHeading___Toc5610_3443169773"/>
+      <w:bookmarkStart w:id="70" w:name="__RefHeading___Toc5619_586857771"/>
       <w:bookmarkEnd w:id="70"/>
       <w:r>
         <w:rPr/>
@@ -34620,7 +34620,7 @@
         <w:outlineLvl w:val="1"/>
         <w:rPr/>
       </w:pPr>
-      <w:bookmarkStart w:id="71" w:name="__RefHeading___Toc5612_3443169773"/>
+      <w:bookmarkStart w:id="71" w:name="__RefHeading___Toc5621_586857771"/>
       <w:bookmarkEnd w:id="71"/>
       <w:r>
         <w:rPr/>
@@ -34876,7 +34876,7 @@
         <w:outlineLvl w:val="1"/>
         <w:rPr/>
       </w:pPr>
-      <w:bookmarkStart w:id="72" w:name="__RefHeading___Toc5614_3443169773"/>
+      <w:bookmarkStart w:id="72" w:name="__RefHeading___Toc5623_586857771"/>
       <w:bookmarkEnd w:id="72"/>
       <w:r>
         <w:rPr/>
@@ -35326,7 +35326,7 @@
         <w:outlineLvl w:val="0"/>
         <w:rPr/>
       </w:pPr>
-      <w:bookmarkStart w:id="73" w:name="__RefHeading___Toc5616_3443169773"/>
+      <w:bookmarkStart w:id="73" w:name="__RefHeading___Toc5625_586857771"/>
       <w:bookmarkEnd w:id="73"/>
       <w:r>
         <w:rPr/>
@@ -35365,7 +35365,7 @@
         <w:outlineLvl w:val="1"/>
         <w:rPr/>
       </w:pPr>
-      <w:bookmarkStart w:id="74" w:name="__RefHeading___Toc5618_3443169773"/>
+      <w:bookmarkStart w:id="74" w:name="__RefHeading___Toc5627_586857771"/>
       <w:bookmarkEnd w:id="74"/>
       <w:r>
         <w:rPr/>
@@ -35463,7 +35463,7 @@
         <w:outlineLvl w:val="1"/>
         <w:rPr/>
       </w:pPr>
-      <w:bookmarkStart w:id="75" w:name="__RefHeading___Toc5620_3443169773"/>
+      <w:bookmarkStart w:id="75" w:name="__RefHeading___Toc5629_586857771"/>
       <w:bookmarkEnd w:id="75"/>
       <w:r>
         <w:rPr/>
@@ -35636,7 +35636,7 @@
         <w:outlineLvl w:val="1"/>
         <w:rPr/>
       </w:pPr>
-      <w:bookmarkStart w:id="76" w:name="__RefHeading___Toc5622_3443169773"/>
+      <w:bookmarkStart w:id="76" w:name="__RefHeading___Toc5631_586857771"/>
       <w:bookmarkEnd w:id="76"/>
       <w:r>
         <w:rPr/>
@@ -36253,7 +36253,7 @@
         <w:outlineLvl w:val="1"/>
         <w:rPr/>
       </w:pPr>
-      <w:bookmarkStart w:id="77" w:name="__RefHeading___Toc5624_3443169773"/>
+      <w:bookmarkStart w:id="77" w:name="__RefHeading___Toc5633_586857771"/>
       <w:bookmarkEnd w:id="77"/>
       <w:r>
         <w:rPr/>
@@ -37277,7 +37277,7 @@
         <w:outlineLvl w:val="1"/>
         <w:rPr/>
       </w:pPr>
-      <w:bookmarkStart w:id="78" w:name="__RefHeading___Toc5626_3443169773"/>
+      <w:bookmarkStart w:id="78" w:name="__RefHeading___Toc5635_586857771"/>
       <w:bookmarkEnd w:id="78"/>
       <w:r>
         <w:rPr/>
@@ -37643,7 +37643,7 @@
         <w:outlineLvl w:val="1"/>
         <w:rPr/>
       </w:pPr>
-      <w:bookmarkStart w:id="79" w:name="__RefHeading___Toc5628_3443169773"/>
+      <w:bookmarkStart w:id="79" w:name="__RefHeading___Toc5637_586857771"/>
       <w:bookmarkEnd w:id="79"/>
       <w:r>
         <w:rPr/>
@@ -38831,7 +38831,7 @@
         <w:outlineLvl w:val="1"/>
         <w:rPr/>
       </w:pPr>
-      <w:bookmarkStart w:id="80" w:name="__RefHeading___Toc5630_3443169773"/>
+      <w:bookmarkStart w:id="80" w:name="__RefHeading___Toc5639_586857771"/>
       <w:bookmarkEnd w:id="80"/>
       <w:r>
         <w:rPr/>
@@ -39393,7 +39393,7 @@
         <w:outlineLvl w:val="1"/>
         <w:rPr/>
       </w:pPr>
-      <w:bookmarkStart w:id="81" w:name="__RefHeading___Toc5632_3443169773"/>
+      <w:bookmarkStart w:id="81" w:name="__RefHeading___Toc5641_586857771"/>
       <w:bookmarkEnd w:id="81"/>
       <w:r>
         <w:rPr/>
@@ -40233,7 +40233,7 @@
         <w:outlineLvl w:val="1"/>
         <w:rPr/>
       </w:pPr>
-      <w:bookmarkStart w:id="82" w:name="__RefHeading___Toc5634_3443169773"/>
+      <w:bookmarkStart w:id="82" w:name="__RefHeading___Toc5643_586857771"/>
       <w:bookmarkEnd w:id="82"/>
       <w:r>
         <w:rPr/>
@@ -41721,7 +41721,7 @@
         <w:outlineLvl w:val="1"/>
         <w:rPr/>
       </w:pPr>
-      <w:bookmarkStart w:id="83" w:name="__RefHeading___Toc5636_3443169773"/>
+      <w:bookmarkStart w:id="83" w:name="__RefHeading___Toc5645_586857771"/>
       <w:bookmarkEnd w:id="83"/>
       <w:r>
         <w:rPr/>
@@ -41885,7 +41885,7 @@
         <w:outlineLvl w:val="0"/>
         <w:rPr/>
       </w:pPr>
-      <w:bookmarkStart w:id="84" w:name="__RefHeading___Toc5638_3443169773"/>
+      <w:bookmarkStart w:id="84" w:name="__RefHeading___Toc5647_586857771"/>
       <w:bookmarkEnd w:id="84"/>
       <w:r>
         <w:rPr/>
@@ -41954,7 +41954,7 @@
         <w:outlineLvl w:val="1"/>
         <w:rPr/>
       </w:pPr>
-      <w:bookmarkStart w:id="85" w:name="__RefHeading___Toc5640_3443169773"/>
+      <w:bookmarkStart w:id="85" w:name="__RefHeading___Toc5649_586857771"/>
       <w:bookmarkEnd w:id="85"/>
       <w:r>
         <w:rPr/>
@@ -42035,7 +42035,7 @@
         <w:outlineLvl w:val="1"/>
         <w:rPr/>
       </w:pPr>
-      <w:bookmarkStart w:id="86" w:name="__RefHeading___Toc5642_3443169773"/>
+      <w:bookmarkStart w:id="86" w:name="__RefHeading___Toc5651_586857771"/>
       <w:bookmarkEnd w:id="86"/>
       <w:r>
         <w:rPr/>
@@ -42645,7 +42645,7 @@
         <w:outlineLvl w:val="1"/>
         <w:rPr/>
       </w:pPr>
-      <w:bookmarkStart w:id="87" w:name="__RefHeading___Toc5644_3443169773"/>
+      <w:bookmarkStart w:id="87" w:name="__RefHeading___Toc5653_586857771"/>
       <w:bookmarkEnd w:id="87"/>
       <w:r>
         <w:rPr/>
@@ -43228,7 +43228,7 @@
         <w:outlineLvl w:val="1"/>
         <w:rPr/>
       </w:pPr>
-      <w:bookmarkStart w:id="88" w:name="__RefHeading___Toc5646_3443169773"/>
+      <w:bookmarkStart w:id="88" w:name="__RefHeading___Toc5655_586857771"/>
       <w:bookmarkEnd w:id="88"/>
       <w:r>
         <w:rPr/>
@@ -44009,7 +44009,7 @@
         <w:outlineLvl w:val="1"/>
         <w:rPr/>
       </w:pPr>
-      <w:bookmarkStart w:id="89" w:name="__RefHeading___Toc5648_3443169773"/>
+      <w:bookmarkStart w:id="89" w:name="__RefHeading___Toc5657_586857771"/>
       <w:bookmarkEnd w:id="89"/>
       <w:r>
         <w:rPr/>
@@ -44104,7 +44104,7 @@
         <w:outlineLvl w:val="1"/>
         <w:rPr/>
       </w:pPr>
-      <w:bookmarkStart w:id="90" w:name="__RefHeading___Toc5650_3443169773"/>
+      <w:bookmarkStart w:id="90" w:name="__RefHeading___Toc5659_586857771"/>
       <w:bookmarkEnd w:id="90"/>
       <w:r>
         <w:rPr/>
@@ -44262,7 +44262,7 @@
         <w:outlineLvl w:val="1"/>
         <w:rPr/>
       </w:pPr>
-      <w:bookmarkStart w:id="91" w:name="__RefHeading___Toc5652_3443169773"/>
+      <w:bookmarkStart w:id="91" w:name="__RefHeading___Toc5661_586857771"/>
       <w:bookmarkEnd w:id="91"/>
       <w:r>
         <w:rPr/>
@@ -44726,7 +44726,7 @@
         <w:outlineLvl w:val="1"/>
         <w:rPr/>
       </w:pPr>
-      <w:bookmarkStart w:id="92" w:name="__RefHeading___Toc5654_3443169773"/>
+      <w:bookmarkStart w:id="92" w:name="__RefHeading___Toc5663_586857771"/>
       <w:bookmarkEnd w:id="92"/>
       <w:r>
         <w:rPr/>
@@ -45264,7 +45264,7 @@
         <w:outlineLvl w:val="0"/>
         <w:rPr/>
       </w:pPr>
-      <w:bookmarkStart w:id="93" w:name="__RefHeading___Toc5656_3443169773"/>
+      <w:bookmarkStart w:id="93" w:name="__RefHeading___Toc5665_586857771"/>
       <w:bookmarkEnd w:id="93"/>
       <w:r>
         <w:rPr/>
@@ -45282,7 +45282,7 @@
         <w:outlineLvl w:val="1"/>
         <w:rPr/>
       </w:pPr>
-      <w:bookmarkStart w:id="94" w:name="__RefHeading___Toc5658_3443169773"/>
+      <w:bookmarkStart w:id="94" w:name="__RefHeading___Toc5667_586857771"/>
       <w:bookmarkEnd w:id="94"/>
       <w:r>
         <w:rPr/>
@@ -45703,7 +45703,7 @@
         <w:outlineLvl w:val="1"/>
         <w:rPr/>
       </w:pPr>
-      <w:bookmarkStart w:id="95" w:name="__RefHeading___Toc5660_3443169773"/>
+      <w:bookmarkStart w:id="95" w:name="__RefHeading___Toc5669_586857771"/>
       <w:bookmarkEnd w:id="95"/>
       <w:r>
         <w:rPr/>
@@ -45986,7 +45986,7 @@
         <w:outlineLvl w:val="1"/>
         <w:rPr/>
       </w:pPr>
-      <w:bookmarkStart w:id="96" w:name="__RefHeading___Toc5662_3443169773"/>
+      <w:bookmarkStart w:id="96" w:name="__RefHeading___Toc5671_586857771"/>
       <w:bookmarkEnd w:id="96"/>
       <w:r>
         <w:rPr/>
@@ -46239,7 +46239,7 @@
         <w:outlineLvl w:val="0"/>
         <w:rPr/>
       </w:pPr>
-      <w:bookmarkStart w:id="97" w:name="__RefHeading___Toc5664_3443169773"/>
+      <w:bookmarkStart w:id="97" w:name="__RefHeading___Toc5673_586857771"/>
       <w:bookmarkEnd w:id="97"/>
       <w:r>
         <w:rPr/>
@@ -47570,7 +47570,7 @@
         <w:outlineLvl w:val="1"/>
         <w:rPr/>
       </w:pPr>
-      <w:bookmarkStart w:id="98" w:name="__RefHeading___Toc5666_3443169773"/>
+      <w:bookmarkStart w:id="98" w:name="__RefHeading___Toc5675_586857771"/>
       <w:bookmarkEnd w:id="98"/>
       <w:r>
         <w:rPr/>
@@ -48321,7 +48321,7 @@
         <w:outlineLvl w:val="0"/>
         <w:rPr/>
       </w:pPr>
-      <w:bookmarkStart w:id="99" w:name="__RefHeading___Toc5668_3443169773"/>
+      <w:bookmarkStart w:id="99" w:name="__RefHeading___Toc5677_586857771"/>
       <w:bookmarkEnd w:id="99"/>
       <w:r>
         <w:rPr/>
@@ -48837,7 +48837,7 @@
         <w:outlineLvl w:val="0"/>
         <w:rPr/>
       </w:pPr>
-      <w:bookmarkStart w:id="100" w:name="__RefHeading___Toc5670_3443169773"/>
+      <w:bookmarkStart w:id="100" w:name="__RefHeading___Toc5679_586857771"/>
       <w:bookmarkEnd w:id="100"/>
       <w:r>
         <w:rPr/>
@@ -50060,7 +50060,7 @@
         <w:outlineLvl w:val="0"/>
         <w:rPr/>
       </w:pPr>
-      <w:bookmarkStart w:id="101" w:name="__RefHeading___Toc5672_3443169773"/>
+      <w:bookmarkStart w:id="101" w:name="__RefHeading___Toc5681_586857771"/>
       <w:bookmarkEnd w:id="101"/>
       <w:r>
         <w:rPr/>
@@ -52196,6 +52196,75 @@
           </w:p>
         </w:tc>
       </w:tr>
+      <w:tr>
+        <w:trPr/>
+        <w:tc>
+          <w:tcPr>
+            <w:tcW w:w="3008" w:type="dxa"/>
+            <w:tcBorders>
+              <w:top w:val="single" w:sz="4" w:space="0" w:color="999999"/>
+              <w:start w:val="single" w:sz="4" w:space="0" w:color="999999"/>
+              <w:bottom w:val="single" w:sz="4" w:space="0" w:color="999999"/>
+              <w:end w:val="single" w:sz="4" w:space="0" w:color="999999"/>
+            </w:tcBorders>
+          </w:tcPr>
+          <w:p>
+            <w:pPr>
+              <w:pStyle w:val="Normal"/>
+              <w:spacing w:before="40" w:after="40"/>
+              <w:rPr/>
+            </w:pPr>
+            <w:r>
+              <w:rPr/>
+              <w:t>2026-10</w:t>
+            </w:r>
+          </w:p>
+        </w:tc>
+        <w:tc>
+          <w:tcPr>
+            <w:tcW w:w="3009" w:type="dxa"/>
+            <w:tcBorders>
+              <w:top w:val="single" w:sz="4" w:space="0" w:color="999999"/>
+              <w:start w:val="single" w:sz="4" w:space="0" w:color="999999"/>
+              <w:bottom w:val="single" w:sz="4" w:space="0" w:color="999999"/>
+              <w:end w:val="single" w:sz="4" w:space="0" w:color="999999"/>
+            </w:tcBorders>
+          </w:tcPr>
+          <w:p>
+            <w:pPr>
+              <w:pStyle w:val="Normal"/>
+              <w:spacing w:before="40" w:after="40"/>
+              <w:rPr/>
+            </w:pPr>
+            <w:r>
+              <w:rPr/>
+              <w:t>2.5.20</w:t>
+            </w:r>
+          </w:p>
+        </w:tc>
+        <w:tc>
+          <w:tcPr>
+            <w:tcW w:w="3009" w:type="dxa"/>
+            <w:tcBorders>
+              <w:top w:val="single" w:sz="4" w:space="0" w:color="999999"/>
+              <w:start w:val="single" w:sz="4" w:space="0" w:color="999999"/>
+              <w:bottom w:val="single" w:sz="4" w:space="0" w:color="999999"/>
+              <w:end w:val="single" w:sz="4" w:space="0" w:color="999999"/>
+            </w:tcBorders>
+          </w:tcPr>
+          <w:p>
+            <w:pPr>
+              <w:pStyle w:val="Normal"/>
+              <w:spacing w:before="40" w:after="40"/>
+              <w:rPr/>
+            </w:pPr>
+            <w:r>
+              <w:rPr/>
+              <w:t>Docs/READMEs: link Photon Studio ([tenzen.studio/photon](https://tenzen.studio/photon/)) in authoring tables and project links.</w:t>
+            </w:r>
+          </w:p>
+        </w:tc>
+      </w:tr>
     </w:tbl>
     <w:p>
       <w:pPr>
@@ -52221,7 +52290,7 @@
         <w:outlineLvl w:val="0"/>
         <w:rPr/>
       </w:pPr>
-      <w:bookmarkStart w:id="102" w:name="__RefHeading___Toc5674_3443169773"/>
+      <w:bookmarkStart w:id="102" w:name="__RefHeading___Toc5683_586857771"/>
       <w:bookmarkEnd w:id="102"/>
       <w:r>
         <w:rPr/>
@@ -52263,7 +52332,7 @@
         <w:outlineLvl w:val="1"/>
         <w:rPr/>
       </w:pPr>
-      <w:bookmarkStart w:id="103" w:name="__RefHeading___Toc5676_3443169773"/>
+      <w:bookmarkStart w:id="103" w:name="__RefHeading___Toc5685_586857771"/>
       <w:bookmarkEnd w:id="103"/>
       <w:r>
         <w:rPr/>
@@ -52317,7 +52386,7 @@
         <w:outlineLvl w:val="1"/>
         <w:rPr/>
       </w:pPr>
-      <w:bookmarkStart w:id="104" w:name="__RefHeading___Toc5678_3443169773"/>
+      <w:bookmarkStart w:id="104" w:name="__RefHeading___Toc5687_586857771"/>
       <w:bookmarkEnd w:id="104"/>
       <w:r>
         <w:rPr/>
@@ -52333,7 +52402,7 @@
       </w:pPr>
       <w:r>
         <w:rPr/>
-        <w:t>Photoshop is a registered trademark of Adobe Inc.; Affinity Photo is a trademark of Serif (Europe) Ltd. Photopea is an independent online photo editor ([photopea.com](https://www.photopea.com/)). Photon Studio is mentioned as a desktop image editor for identification only. Names and products are mentioned for information only and do not constitute any misuse of the respective trade names or trademarks.</w:t>
+        <w:t>Photoshop is a registered trademark of Adobe Inc.; Affinity Photo is a trademark of Serif (Europe) Ltd. Photopea is an independent online photo editor ([photopea.com](https://www.photopea.com/)). Photon Studio is a free desktop image editor by Tenzen Studio ([tenzen.studio/photon](https://tenzen.studio/photon/)). Names and products are mentioned for information only and do not constitute any misuse of the respective trade names or trademarks.</w:t>
       </w:r>
     </w:p>
     <w:p>
@@ -52347,7 +52416,7 @@
         <w:outlineLvl w:val="1"/>
         <w:rPr/>
       </w:pPr>
-      <w:bookmarkStart w:id="105" w:name="__RefHeading___Toc5680_3443169773"/>
+      <w:bookmarkStart w:id="105" w:name="__RefHeading___Toc5689_586857771"/>
       <w:bookmarkEnd w:id="105"/>
       <w:r>
         <w:rPr/>
